--- a/高中物理/高中物理同步/人教版必修3 第13章 电磁感应与电磁波初步·实验卷（1题1条）.docx
+++ b/高中物理/高中物理同步/人教版必修3 第13章 电磁感应与电磁波初步·实验卷（1题1条）.docx
@@ -1,53 +1,126 @@
 
 <file path=word/document.xml><?xml version="1.0" encoding="utf-8"?>
-<w:document xmlns:wpc="http://schemas.microsoft.com/office/word/2010/wordprocessingCanvas" xmlns:cx="http://schemas.microsoft.com/office/drawing/2014/chartex" xmlns:cx1="http://schemas.microsoft.com/office/drawing/2015/9/8/chartex" xmlns:cx2="http://schemas.microsoft.com/office/drawing/2015/10/21/chartex" xmlns:cx3="http://schemas.microsoft.com/office/drawing/2016/5/9/chartex" xmlns:cx4="http://schemas.microsoft.com/office/drawing/2016/5/10/chartex" xmlns:cx5="http://schemas.microsoft.com/office/drawing/2016/5/11/chartex" xmlns:mc="http://schemas.openxmlformats.org/markup-compatibility/2006" xmlns:o="urn:schemas-microsoft-com:office:office" xmlns:r="http://schemas.openxmlformats.org/officeDocument/2006/relationships" xmlns:m="http://schemas.openxmlformats.org/officeDocument/2006/math" xmlns:v="urn:schemas-microsoft-com:vml" xmlns:wp14="http://schemas.microsoft.com/office/word/2010/wordprocessingDrawing" xmlns:wp="http://schemas.openxmlformats.org/drawingml/2006/wordprocessingDrawing" xmlns:w10="urn:schemas-microsoft-com:office:word" xmlns:w="http://schemas.openxmlformats.org/wordprocessingml/2006/main" xmlns:w14="http://schemas.microsoft.com/office/word/2010/wordml" xmlns:w15="http://schemas.microsoft.com/office/word/2012/wordml" xmlns:wne="http://schemas.microsoft.com/office/word/2006/wordml" xmlns:wpg="http://schemas.microsoft.com/office/word/2010/wordprocessingGroup" xmlns:wpi="http://schemas.microsoft.com/office/word/2010/wordprocessingInk" xmlns:wps="http://schemas.microsoft.com/office/word/2010/wordprocessingShape" mc:Ignorable="w14 w15 wp14">
-  <!-- Generated by Aspose.Words for Java 24.11.0 -->
+<w:document xmlns:wpc="http://schemas.microsoft.com/office/word/2010/wordprocessingCanvas" xmlns:cx="http://schemas.microsoft.com/office/drawing/2014/chartex" xmlns:cx1="http://schemas.microsoft.com/office/drawing/2015/9/8/chartex" xmlns:cx2="http://schemas.microsoft.com/office/drawing/2015/10/21/chartex" xmlns:cx3="http://schemas.microsoft.com/office/drawing/2016/5/9/chartex" xmlns:cx4="http://schemas.microsoft.com/office/drawing/2016/5/10/chartex" xmlns:cx5="http://schemas.microsoft.com/office/drawing/2016/5/11/chartex" xmlns:cx6="http://schemas.microsoft.com/office/drawing/2016/5/12/chartex" xmlns:cx7="http://schemas.microsoft.com/office/drawing/2016/5/13/chartex" xmlns:cx8="http://schemas.microsoft.com/office/drawing/2016/5/14/chartex" xmlns:mc="http://schemas.openxmlformats.org/markup-compatibility/2006" xmlns:aink="http://schemas.microsoft.com/office/drawing/2016/ink" xmlns:am3d="http://schemas.microsoft.com/office/drawing/2017/model3d" xmlns:o="urn:schemas-microsoft-com:office:office" xmlns:oel="http://schemas.microsoft.com/office/2019/extlst" xmlns:r="http://schemas.openxmlformats.org/officeDocument/2006/relationships" xmlns:m="http://schemas.openxmlformats.org/officeDocument/2006/math" xmlns:v="urn:schemas-microsoft-com:vml" xmlns:wp14="http://schemas.microsoft.com/office/word/2010/wordprocessingDrawing" xmlns:wp="http://schemas.openxmlformats.org/drawingml/2006/wordprocessingDrawing" xmlns:w10="urn:schemas-microsoft-com:office:word" xmlns:w="http://schemas.openxmlformats.org/wordprocessingml/2006/main" xmlns:w14="http://schemas.microsoft.com/office/word/2010/wordml" xmlns:w15="http://schemas.microsoft.com/office/word/2012/wordml" xmlns:w16cex="http://schemas.microsoft.com/office/word/2018/wordml/cex" xmlns:w16cid="http://schemas.microsoft.com/office/word/2016/wordml/cid" xmlns:w16="http://schemas.microsoft.com/office/word/2018/wordml" xmlns:w16sdtdh="http://schemas.microsoft.com/office/word/2020/wordml/sdtdatahash" xmlns:w16se="http://schemas.microsoft.com/office/word/2015/wordml/symex" xmlns:wpg="http://schemas.microsoft.com/office/word/2010/wordprocessingGroup" xmlns:wpi="http://schemas.microsoft.com/office/word/2010/wordprocessingInk" xmlns:wne="http://schemas.microsoft.com/office/word/2006/wordml" xmlns:wps="http://schemas.microsoft.com/office/word/2010/wordprocessingShape" mc:Ignorable="w14 w15 w16se w16cid w16 w16cex w16sdtdh wp14">
   <w:body>
     <w:p>
       <w:pPr>
-        <w:shd w:val="clear" w:color="auto" w:fill="auto"/>
-        <w:spacing w:line="300" w:lineRule="auto" w:before="0" w:after="0"/>
+        <w:spacing w:line="300" w:lineRule="auto"/>
         <w:jc w:val="left"/>
         <w:rPr>
-          <w:rFonts w:ascii="Times New Roman" w:hAnsi="Times New Roman" w:eastAsia="宋体"/>
-          <w:sz w:val="21"/>
           <w:szCs w:val="21"/>
         </w:rPr>
       </w:pPr>
       <w:r>
         <w:rPr>
-          <w:rFonts w:ascii="Times New Roman" w:hAnsi="Times New Roman" w:eastAsia="宋体"/>
-          <w:b/>
-          <w:sz w:val="21"/>
-          <w:szCs w:val="21"/>
-        </w:rPr>
-        <w:t>人教版必修3 第13章 电磁感应与电磁波初步·实验卷（1题1条）</w:t>
+          <w:b/>
+          <w:szCs w:val="21"/>
+        </w:rPr>
+        <w:t>人教版必修</w:t>
+      </w:r>
+      <w:r>
+        <w:rPr>
+          <w:b/>
+          <w:szCs w:val="21"/>
+        </w:rPr>
+        <w:t xml:space="preserve">3 </w:t>
+      </w:r>
+      <w:r>
+        <w:rPr>
+          <w:b/>
+          <w:szCs w:val="21"/>
+        </w:rPr>
+        <w:t>第</w:t>
+      </w:r>
+      <w:r>
+        <w:rPr>
+          <w:b/>
+          <w:szCs w:val="21"/>
+        </w:rPr>
+        <w:t>13</w:t>
+      </w:r>
+      <w:r>
+        <w:rPr>
+          <w:b/>
+          <w:szCs w:val="21"/>
+        </w:rPr>
+        <w:t>章</w:t>
+      </w:r>
+      <w:r>
+        <w:rPr>
+          <w:b/>
+          <w:szCs w:val="21"/>
+        </w:rPr>
+        <w:t xml:space="preserve"> </w:t>
+      </w:r>
+      <w:r>
+        <w:rPr>
+          <w:b/>
+          <w:szCs w:val="21"/>
+        </w:rPr>
+        <w:t>电磁感应与电磁波初步</w:t>
+      </w:r>
+      <w:r>
+        <w:rPr>
+          <w:b/>
+          <w:szCs w:val="21"/>
+        </w:rPr>
+        <w:t>·</w:t>
+      </w:r>
+      <w:r>
+        <w:rPr>
+          <w:b/>
+          <w:szCs w:val="21"/>
+        </w:rPr>
+        <w:t>实验卷（</w:t>
+      </w:r>
+      <w:r>
+        <w:rPr>
+          <w:b/>
+          <w:szCs w:val="21"/>
+        </w:rPr>
+        <w:t>1</w:t>
+      </w:r>
+      <w:r>
+        <w:rPr>
+          <w:b/>
+          <w:szCs w:val="21"/>
+        </w:rPr>
+        <w:t>题</w:t>
+      </w:r>
+      <w:r>
+        <w:rPr>
+          <w:b/>
+          <w:szCs w:val="21"/>
+        </w:rPr>
+        <w:t>1</w:t>
+      </w:r>
+      <w:r>
+        <w:rPr>
+          <w:b/>
+          <w:szCs w:val="21"/>
+        </w:rPr>
+        <w:t>条）</w:t>
       </w:r>
     </w:p>
     <w:p>
       <w:pPr>
-        <w:shd w:val="clear" w:color="auto" w:fill="auto"/>
-        <w:spacing w:line="300" w:lineRule="auto" w:before="0" w:after="0"/>
+        <w:spacing w:line="300" w:lineRule="auto"/>
         <w:jc w:val="left"/>
         <w:rPr>
-          <w:sz w:val="21"/>
-          <w:rFonts w:ascii="Times New Roman" w:hAnsi="Times New Roman" w:eastAsia="宋体"/>
           <w:szCs w:val="21"/>
         </w:rPr>
       </w:pPr>
       <w:r>
         <w:rPr>
-          <w:rFonts w:ascii="Times New Roman" w:eastAsia="宋体" w:hAnsi="Times New Roman" w:cs="Times New Roman"/>
-          <w:strike w:val="0"/>
+          <w:noProof/>
           <w:kern w:val="0"/>
-          <w:sz w:val="21"/>
-          <w:szCs w:val="21"/>
-          <w:u w:val="none"/>
+          <w:szCs w:val="21"/>
         </w:rPr>
         <w:drawing>
-          <wp:inline>
+          <wp:inline distT="0" distB="0" distL="0" distR="0" wp14:anchorId="18048E0B" wp14:editId="01C9EC67">
             <wp:extent cx="1752600" cy="1790700"/>
-            <wp:docPr id="100063" name="" descr="@@@baf0b9e9-5687-40e9-9d3c-0fcc37e1338b"/>
+            <wp:effectExtent l="0" t="0" r="0" b="0"/>
+            <wp:docPr id="100063" name="图片 100063" descr="@@@baf0b9e9-5687-40e9-9d3c-0fcc37e1338b"/>
             <wp:cNvGraphicFramePr>
               <a:graphicFrameLocks xmlns:a="http://schemas.openxmlformats.org/drawingml/2006/main" noChangeAspect="1"/>
             </wp:cNvGraphicFramePr>
@@ -61,7 +134,7 @@
                     </pic:cNvPicPr>
                   </pic:nvPicPr>
                   <pic:blipFill>
-                    <a:blip r:embed="rId36"/>
+                    <a:blip r:embed="rId7"/>
                     <a:stretch>
                       <a:fillRect/>
                     </a:stretch>
@@ -84,82 +157,73 @@
     </w:p>
     <w:p>
       <w:pPr>
-        <w:rPr>
-          <w:b/>
-          <w:rFonts w:ascii="Times New Roman" w:hAnsi="Times New Roman" w:eastAsia="宋体"/>
-          <w:sz w:val="21"/>
-          <w:szCs w:val="21"/>
-        </w:rPr>
-        <w:spacing w:before="0" w:after="0" w:line="300" w:lineRule="auto"/>
+        <w:spacing w:line="300" w:lineRule="auto"/>
         <w:jc w:val="left"/>
+        <w:rPr>
+          <w:b/>
+          <w:szCs w:val="21"/>
+        </w:rPr>
       </w:pPr>
       <w:r>
         <w:rPr>
-          <w:rFonts w:ascii="Times New Roman" w:hAnsi="Times New Roman" w:eastAsia="宋体"/>
-          <w:b/>
-          <w:sz w:val="21"/>
-          <w:szCs w:val="21"/>
-        </w:rPr>
-        <w:t xml:space="preserve">13.3 电磁感应现象及应用</w:t>
-      </w:r>
-    </w:p>
-    <w:p xmlns:cx6="http://schemas.microsoft.com/office/drawing/2016/5/12/chartex" xmlns:cx7="http://schemas.microsoft.com/office/drawing/2016/5/13/chartex" xmlns:cx8="http://schemas.microsoft.com/office/drawing/2016/5/14/chartex" xmlns:aink="http://schemas.microsoft.com/office/drawing/2016/ink" xmlns:am3d="http://schemas.microsoft.com/office/drawing/2017/model3d" xmlns:oel="http://schemas.microsoft.com/office/2019/extlst" xmlns:w16cex="http://schemas.microsoft.com/office/word/2018/wordml/cex" xmlns:w16cid="http://schemas.microsoft.com/office/word/2016/wordml/cid" xmlns:w16="http://schemas.microsoft.com/office/word/2018/wordml" xmlns:w16sdtdh="http://schemas.microsoft.com/office/word/2020/wordml/sdtdatahash" xmlns:w16se="http://schemas.microsoft.com/office/word/2015/wordml/symex">
+          <w:b/>
+          <w:szCs w:val="21"/>
+        </w:rPr>
+        <w:t xml:space="preserve">13.3 </w:t>
+      </w:r>
+      <w:r>
+        <w:rPr>
+          <w:b/>
+          <w:szCs w:val="21"/>
+        </w:rPr>
+        <w:t>电磁感应现象及应用</w:t>
+      </w:r>
+    </w:p>
+    <w:p>
       <w:pPr>
         <w:snapToGrid w:val="0"/>
-        <w:spacing w:line="300" w:lineRule="auto" w:before="0" w:after="0"/>
+        <w:spacing w:line="300" w:lineRule="auto"/>
         <w:jc w:val="left"/>
         <w:rPr>
-          <w:sz w:val="21"/>
           <w:szCs w:val="21"/>
         </w:rPr>
       </w:pPr>
       <w:r>
         <w:rPr>
-          <w:rFonts w:ascii="Times New Roman" w:hAnsi="Times New Roman" w:eastAsia="宋体" w:cs="Times New Roman"/>
-          <w:sz w:val="21"/>
-          <w:szCs w:val="21"/>
-        </w:rPr>
-        <w:t>22．</w:t>
-      </w:r>
-      <w:r>
-        <w:rPr>
-          <w:rFonts w:ascii="Times New Roman" w:hAnsi="Times New Roman" w:eastAsia="宋体" w:cs="Times New Roman"/>
-          <w:sz w:val="21"/>
-          <w:szCs w:val="21"/>
-        </w:rPr>
-        <w:t>实验：探究感应电流产生的条件</w:t>
-      </w:r>
-    </w:p>
-    <w:p xmlns:cx6="http://schemas.microsoft.com/office/drawing/2016/5/12/chartex" xmlns:cx7="http://schemas.microsoft.com/office/drawing/2016/5/13/chartex" xmlns:cx8="http://schemas.microsoft.com/office/drawing/2016/5/14/chartex" xmlns:aink="http://schemas.microsoft.com/office/drawing/2016/ink" xmlns:am3d="http://schemas.microsoft.com/office/drawing/2017/model3d" xmlns:oel="http://schemas.microsoft.com/office/2019/extlst" xmlns:w16cex="http://schemas.microsoft.com/office/word/2018/wordml/cex" xmlns:w16cid="http://schemas.microsoft.com/office/word/2016/wordml/cid" xmlns:w16="http://schemas.microsoft.com/office/word/2018/wordml" xmlns:w16sdtdh="http://schemas.microsoft.com/office/word/2020/wordml/sdtdatahash" xmlns:w16se="http://schemas.microsoft.com/office/word/2015/wordml/symex">
+          <w:szCs w:val="21"/>
+        </w:rPr>
+        <w:t>22</w:t>
+      </w:r>
+      <w:r>
+        <w:rPr>
+          <w:szCs w:val="21"/>
+        </w:rPr>
+        <w:t>．实验：探究感应电流产生的条件</w:t>
+      </w:r>
+    </w:p>
+    <w:p>
       <w:pPr>
         <w:snapToGrid w:val="0"/>
-        <w:spacing w:line="300" w:lineRule="auto" w:before="0" w:after="0"/>
+        <w:spacing w:line="300" w:lineRule="auto"/>
         <w:jc w:val="left"/>
         <w:rPr>
-          <w:sz w:val="21"/>
           <w:szCs w:val="21"/>
         </w:rPr>
       </w:pPr>
       <w:r>
         <w:rPr>
-          <w:rFonts w:ascii="Times New Roman" w:hAnsi="Times New Roman" w:eastAsia="宋体" w:cs="Times New Roman"/>
-          <w:sz w:val="21"/>
           <w:szCs w:val="21"/>
         </w:rPr>
         <w:t>（</w:t>
       </w:r>
       <w:r>
         <w:rPr>
-          <w:rFonts w:ascii="Times New Roman" w:hAnsi="Times New Roman" w:eastAsia="宋体" w:cs="Times New Roman"/>
-          <w:sz w:val="21"/>
           <w:szCs w:val="21"/>
         </w:rPr>
         <w:t>1</w:t>
       </w:r>
       <w:r>
         <w:rPr>
-          <w:rFonts w:ascii="Times New Roman" w:hAnsi="Times New Roman" w:eastAsia="宋体" w:cs="Times New Roman"/>
-          <w:sz w:val="21"/>
           <w:szCs w:val="21"/>
         </w:rPr>
         <w:t>）实验</w:t>
@@ -167,8 +231,6 @@
       <w:proofErr w:type="gramStart"/>
       <w:r>
         <w:rPr>
-          <w:rFonts w:ascii="Times New Roman" w:hAnsi="Times New Roman" w:eastAsia="宋体" w:cs="Times New Roman"/>
-          <w:sz w:val="21"/>
           <w:szCs w:val="21"/>
         </w:rPr>
         <w:t>一</w:t>
@@ -176,185 +238,132 @@
       <w:proofErr w:type="gramEnd"/>
       <w:r>
         <w:rPr>
-          <w:rFonts w:ascii="Times New Roman" w:hAnsi="Times New Roman" w:eastAsia="宋体" w:cs="Times New Roman"/>
-          <w:sz w:val="21"/>
           <w:szCs w:val="21"/>
         </w:rPr>
         <w:t>：如图所示，导体棒</w:t>
       </w:r>
       <w:r>
         <w:rPr>
-          <w:rFonts w:eastAsia="宋体" w:ascii="Times New Roman" w:hAnsi="Times New Roman" w:cs="Times New Roman"/>
           <w:i/>
-          <w:sz w:val="21"/>
           <w:szCs w:val="21"/>
         </w:rPr>
         <w:t>AB</w:t>
       </w:r>
       <w:r>
         <w:rPr>
-          <w:rFonts w:ascii="Times New Roman" w:hAnsi="Times New Roman" w:eastAsia="宋体" w:cs="Times New Roman"/>
-          <w:sz w:val="21"/>
           <w:szCs w:val="21"/>
         </w:rPr>
         <w:t>做切割磁感线运动时，线路中</w:t>
       </w:r>
       <w:r>
         <w:rPr>
-          <w:rFonts w:eastAsia="宋体" w:ascii="Times New Roman" w:hAnsi="Times New Roman" w:cs="Times New Roman"/>
-          <w:sz w:val="21"/>
-          <w:szCs w:val="21"/>
-        </w:rPr>
-        <w:t/>
-      </w:r>
-      <w:r>
-        <w:rPr>
-          <w:b w:val="1"/>
-          <w:rFonts w:eastAsia="宋体" w:ascii="Times New Roman" w:hAnsi="Times New Roman" w:cs="Times New Roman"/>
+          <w:b/>
+          <w:bCs/>
+          <w:szCs w:val="21"/>
           <w:u w:val="thick"/>
-          <w:sz w:val="21"/>
-          <w:szCs w:val="21"/>
-          <w:bCs w:val="1"/>
-        </w:rPr>
-        <w:t xml:space="preserve">有</w:t>
-      </w:r>
-      <w:r>
-        <w:rPr>
-          <w:rFonts w:ascii="Times New Roman" w:hAnsi="Times New Roman" w:eastAsia="宋体" w:cs="Times New Roman"/>
-          <w:sz w:val="21"/>
+        </w:rPr>
+        <w:t>有</w:t>
+      </w:r>
+      <w:r>
+        <w:rPr>
           <w:szCs w:val="21"/>
         </w:rPr>
         <w:t>电流产生，而导体棒</w:t>
       </w:r>
       <w:r>
         <w:rPr>
-          <w:rFonts w:eastAsia="宋体" w:ascii="Times New Roman" w:hAnsi="Times New Roman" w:cs="Times New Roman"/>
           <w:i/>
-          <w:sz w:val="21"/>
           <w:szCs w:val="21"/>
         </w:rPr>
         <w:t>AB</w:t>
       </w:r>
       <w:r>
         <w:rPr>
-          <w:rFonts w:ascii="Times New Roman" w:hAnsi="Times New Roman" w:eastAsia="宋体" w:cs="Times New Roman"/>
-          <w:sz w:val="21"/>
           <w:szCs w:val="21"/>
         </w:rPr>
         <w:t>顺着磁感线运动时，线路中</w:t>
       </w:r>
       <w:r>
         <w:rPr>
-          <w:rFonts w:eastAsia="宋体" w:ascii="Times New Roman" w:hAnsi="Times New Roman" w:cs="Times New Roman"/>
-          <w:sz w:val="21"/>
-          <w:szCs w:val="21"/>
-        </w:rPr>
-        <w:t/>
-      </w:r>
-      <w:r>
-        <w:rPr>
-          <w:b w:val="1"/>
-          <w:rFonts w:eastAsia="宋体" w:ascii="Times New Roman" w:hAnsi="Times New Roman" w:cs="Times New Roman"/>
+          <w:b/>
+          <w:bCs/>
+          <w:szCs w:val="21"/>
           <w:u w:val="thick"/>
-          <w:sz w:val="21"/>
-          <w:szCs w:val="21"/>
-          <w:bCs w:val="1"/>
-        </w:rPr>
-        <w:t xml:space="preserve">无</w:t>
-      </w:r>
-      <w:r>
-        <w:rPr>
-          <w:rFonts w:ascii="Times New Roman" w:hAnsi="Times New Roman" w:eastAsia="宋体" w:cs="Times New Roman"/>
-          <w:sz w:val="21"/>
+        </w:rPr>
+        <w:t>无</w:t>
+      </w:r>
+      <w:r>
+        <w:rPr>
           <w:szCs w:val="21"/>
         </w:rPr>
         <w:t>电流产生（均选填</w:t>
       </w:r>
       <w:r>
         <w:rPr>
-          <w:rFonts w:ascii="Times New Roman" w:hAnsi="Times New Roman" w:eastAsia="宋体" w:cs="Times New Roman"/>
-          <w:sz w:val="21"/>
           <w:szCs w:val="21"/>
         </w:rPr>
         <w:t>“</w:t>
       </w:r>
       <w:r>
         <w:rPr>
-          <w:rFonts w:ascii="Times New Roman" w:hAnsi="Times New Roman" w:eastAsia="宋体" w:cs="Times New Roman"/>
-          <w:sz w:val="21"/>
           <w:szCs w:val="21"/>
         </w:rPr>
         <w:t>有</w:t>
       </w:r>
       <w:r>
         <w:rPr>
-          <w:rFonts w:ascii="Times New Roman" w:hAnsi="Times New Roman" w:eastAsia="宋体" w:cs="Times New Roman"/>
-          <w:sz w:val="21"/>
           <w:szCs w:val="21"/>
         </w:rPr>
         <w:t>”</w:t>
       </w:r>
       <w:r>
         <w:rPr>
-          <w:rFonts w:ascii="Times New Roman" w:hAnsi="Times New Roman" w:eastAsia="宋体" w:cs="Times New Roman"/>
-          <w:sz w:val="21"/>
           <w:szCs w:val="21"/>
         </w:rPr>
         <w:t>或</w:t>
       </w:r>
       <w:r>
         <w:rPr>
-          <w:rFonts w:ascii="Times New Roman" w:hAnsi="Times New Roman" w:eastAsia="宋体" w:cs="Times New Roman"/>
-          <w:sz w:val="21"/>
           <w:szCs w:val="21"/>
         </w:rPr>
         <w:t>“</w:t>
       </w:r>
       <w:r>
         <w:rPr>
-          <w:rFonts w:ascii="Times New Roman" w:hAnsi="Times New Roman" w:eastAsia="宋体" w:cs="Times New Roman"/>
-          <w:sz w:val="21"/>
           <w:szCs w:val="21"/>
         </w:rPr>
         <w:t>无</w:t>
       </w:r>
       <w:r>
         <w:rPr>
-          <w:rFonts w:ascii="Times New Roman" w:hAnsi="Times New Roman" w:eastAsia="宋体" w:cs="Times New Roman"/>
-          <w:sz w:val="21"/>
           <w:szCs w:val="21"/>
         </w:rPr>
         <w:t>”</w:t>
       </w:r>
       <w:r>
         <w:rPr>
-          <w:rFonts w:ascii="Times New Roman" w:hAnsi="Times New Roman" w:eastAsia="宋体" w:cs="Times New Roman"/>
-          <w:sz w:val="21"/>
           <w:szCs w:val="21"/>
         </w:rPr>
         <w:t>）</w:t>
       </w:r>
     </w:p>
-    <w:p xmlns:cx6="http://schemas.microsoft.com/office/drawing/2016/5/12/chartex" xmlns:cx7="http://schemas.microsoft.com/office/drawing/2016/5/13/chartex" xmlns:cx8="http://schemas.microsoft.com/office/drawing/2016/5/14/chartex" xmlns:aink="http://schemas.microsoft.com/office/drawing/2016/ink" xmlns:am3d="http://schemas.microsoft.com/office/drawing/2017/model3d" xmlns:oel="http://schemas.microsoft.com/office/2019/extlst" xmlns:w16cex="http://schemas.microsoft.com/office/word/2018/wordml/cex" xmlns:w16cid="http://schemas.microsoft.com/office/word/2016/wordml/cid" xmlns:w16="http://schemas.microsoft.com/office/word/2018/wordml" xmlns:w16sdtdh="http://schemas.microsoft.com/office/word/2020/wordml/sdtdatahash" xmlns:w16se="http://schemas.microsoft.com/office/word/2015/wordml/symex">
+    <w:p>
       <w:pPr>
         <w:snapToGrid w:val="0"/>
-        <w:spacing w:line="300" w:lineRule="auto" w:before="0" w:after="0"/>
+        <w:spacing w:line="300" w:lineRule="auto"/>
         <w:jc w:val="left"/>
         <w:rPr>
-          <w:sz w:val="21"/>
           <w:szCs w:val="21"/>
         </w:rPr>
       </w:pPr>
       <w:r>
         <w:rPr>
-          <w:rFonts w:eastAsia="宋体" w:ascii="Times New Roman" w:hAnsi="Times New Roman" w:cs="Times New Roman"/>
           <w:noProof/>
           <w:kern w:val="0"/>
-          <w:sz w:val="21"/>
           <w:szCs w:val="21"/>
         </w:rPr>
         <w:drawing>
-          <wp:inline distT="0" distB="0" distL="0" distR="0" wp14:anchorId="4AB15751" wp14:editId="057DBC7D">
+          <wp:inline distT="0" distB="0" distL="0" distR="0" wp14:anchorId="3A7EEBEF" wp14:editId="322DF25D">
             <wp:extent cx="3291840" cy="1706880"/>
             <wp:effectExtent l="0" t="0" r="3810" b="7620"/>
             <wp:docPr id="100015" name="图片 100015" descr="@@@bd556c39caeb4e2b80056851611f7a89"/>
@@ -371,7 +380,7 @@
                     </pic:cNvPicPr>
                   </pic:nvPicPr>
                   <pic:blipFill>
-                    <a:blip r:embed="rId53"/>
+                    <a:blip r:embed="rId8"/>
                     <a:stretch>
                       <a:fillRect/>
                     </a:stretch>
@@ -393,24 +402,20 @@
       </w:r>
       <w:r>
         <w:rPr>
-          <w:rFonts w:eastAsia="宋体" w:ascii="Times New Roman" w:hAnsi="Times New Roman" w:cs="Times New Roman"/>
           <w:noProof/>
           <w:kern w:val="0"/>
-          <w:sz w:val="21"/>
           <w:szCs w:val="21"/>
         </w:rPr>
         <w:t xml:space="preserve"> </w:t>
       </w:r>
       <w:r>
         <w:rPr>
-          <w:rFonts w:eastAsia="宋体" w:ascii="Times New Roman" w:hAnsi="Times New Roman" w:cs="Times New Roman"/>
           <w:noProof/>
           <w:kern w:val="0"/>
-          <w:sz w:val="21"/>
           <w:szCs w:val="21"/>
         </w:rPr>
         <w:drawing>
-          <wp:inline distT="0" distB="0" distL="0" distR="0" wp14:anchorId="53AD6C43" wp14:editId="3F1F2FEA">
+          <wp:inline distT="0" distB="0" distL="0" distR="0" wp14:anchorId="27B7AFA8" wp14:editId="4CDA79A7">
             <wp:extent cx="2828925" cy="1847850"/>
             <wp:effectExtent l="0" t="0" r="0" b="0"/>
             <wp:docPr id="100017" name="图片 100017" descr="@@@a9bff9e6adb94b33996da8eb361ddf0c"/>
@@ -427,7 +432,7 @@
                     </pic:cNvPicPr>
                   </pic:nvPicPr>
                   <pic:blipFill>
-                    <a:blip r:embed="rId54"/>
+                    <a:blip r:embed="rId9"/>
                     <a:stretch>
                       <a:fillRect/>
                     </a:stretch>
@@ -448,441 +453,312 @@
         </w:drawing>
       </w:r>
     </w:p>
-    <w:p xmlns:cx6="http://schemas.microsoft.com/office/drawing/2016/5/12/chartex" xmlns:cx7="http://schemas.microsoft.com/office/drawing/2016/5/13/chartex" xmlns:cx8="http://schemas.microsoft.com/office/drawing/2016/5/14/chartex" xmlns:aink="http://schemas.microsoft.com/office/drawing/2016/ink" xmlns:am3d="http://schemas.microsoft.com/office/drawing/2017/model3d" xmlns:oel="http://schemas.microsoft.com/office/2019/extlst" xmlns:w16cex="http://schemas.microsoft.com/office/word/2018/wordml/cex" xmlns:w16cid="http://schemas.microsoft.com/office/word/2016/wordml/cid" xmlns:w16="http://schemas.microsoft.com/office/word/2018/wordml" xmlns:w16sdtdh="http://schemas.microsoft.com/office/word/2020/wordml/sdtdatahash" xmlns:w16se="http://schemas.microsoft.com/office/word/2015/wordml/symex">
+    <w:p>
       <w:pPr>
         <w:snapToGrid w:val="0"/>
-        <w:spacing w:line="300" w:lineRule="auto" w:before="0" w:after="0"/>
+        <w:spacing w:line="300" w:lineRule="auto"/>
         <w:jc w:val="left"/>
         <w:rPr>
-          <w:sz w:val="21"/>
           <w:szCs w:val="21"/>
         </w:rPr>
       </w:pPr>
       <w:r>
         <w:rPr>
-          <w:rFonts w:ascii="Times New Roman" w:hAnsi="Times New Roman" w:eastAsia="宋体" w:cs="Times New Roman"/>
-          <w:sz w:val="21"/>
           <w:szCs w:val="21"/>
         </w:rPr>
         <w:t>（</w:t>
       </w:r>
       <w:r>
         <w:rPr>
-          <w:rFonts w:ascii="Times New Roman" w:hAnsi="Times New Roman" w:eastAsia="宋体" w:cs="Times New Roman"/>
-          <w:sz w:val="21"/>
           <w:szCs w:val="21"/>
         </w:rPr>
         <w:t>2</w:t>
       </w:r>
       <w:r>
         <w:rPr>
-          <w:rFonts w:ascii="Times New Roman" w:hAnsi="Times New Roman" w:eastAsia="宋体" w:cs="Times New Roman"/>
-          <w:sz w:val="21"/>
           <w:szCs w:val="21"/>
         </w:rPr>
         <w:t>）实验二：如图所示，当条形磁铁插入或拔出线圈时，线圈中</w:t>
       </w:r>
       <w:r>
         <w:rPr>
-          <w:rFonts w:eastAsia="宋体" w:ascii="Times New Roman" w:hAnsi="Times New Roman" w:cs="Times New Roman"/>
-          <w:sz w:val="21"/>
-          <w:szCs w:val="21"/>
-        </w:rPr>
-        <w:t/>
-      </w:r>
-      <w:r>
-        <w:rPr>
-          <w:b w:val="1"/>
-          <w:rFonts w:eastAsia="宋体" w:ascii="Times New Roman" w:hAnsi="Times New Roman" w:cs="Times New Roman"/>
+          <w:b/>
+          <w:bCs/>
+          <w:szCs w:val="21"/>
           <w:u w:val="thick"/>
-          <w:sz w:val="21"/>
-          <w:szCs w:val="21"/>
-          <w:bCs w:val="1"/>
-        </w:rPr>
-        <w:t xml:space="preserve">有</w:t>
-      </w:r>
-      <w:r>
-        <w:rPr>
-          <w:rFonts w:ascii="Times New Roman" w:hAnsi="Times New Roman" w:eastAsia="宋体" w:cs="Times New Roman"/>
-          <w:sz w:val="21"/>
+        </w:rPr>
+        <w:t>有</w:t>
+      </w:r>
+      <w:r>
+        <w:rPr>
           <w:szCs w:val="21"/>
         </w:rPr>
         <w:t>电流产生，但条形磁铁在线圈中静止不动时，线圈中</w:t>
       </w:r>
       <w:r>
         <w:rPr>
-          <w:rFonts w:eastAsia="宋体" w:ascii="Times New Roman" w:hAnsi="Times New Roman" w:cs="Times New Roman"/>
-          <w:sz w:val="21"/>
-          <w:szCs w:val="21"/>
-        </w:rPr>
-        <w:t/>
-      </w:r>
-      <w:r>
-        <w:rPr>
-          <w:b w:val="1"/>
-          <w:rFonts w:eastAsia="宋体" w:ascii="Times New Roman" w:hAnsi="Times New Roman" w:cs="Times New Roman"/>
+          <w:b/>
+          <w:bCs/>
+          <w:szCs w:val="21"/>
           <w:u w:val="thick"/>
-          <w:sz w:val="21"/>
-          <w:szCs w:val="21"/>
-          <w:bCs w:val="1"/>
-        </w:rPr>
-        <w:t xml:space="preserve">无</w:t>
-      </w:r>
-      <w:r>
-        <w:rPr>
-          <w:rFonts w:ascii="Times New Roman" w:hAnsi="Times New Roman" w:eastAsia="宋体" w:cs="Times New Roman"/>
-          <w:sz w:val="21"/>
+        </w:rPr>
+        <w:t>无</w:t>
+      </w:r>
+      <w:r>
+        <w:rPr>
           <w:szCs w:val="21"/>
         </w:rPr>
         <w:t>电流产生。（均选填</w:t>
       </w:r>
       <w:r>
         <w:rPr>
-          <w:rFonts w:ascii="Times New Roman" w:hAnsi="Times New Roman" w:eastAsia="宋体" w:cs="Times New Roman"/>
-          <w:sz w:val="21"/>
           <w:szCs w:val="21"/>
         </w:rPr>
         <w:t>“</w:t>
       </w:r>
       <w:r>
         <w:rPr>
-          <w:rFonts w:ascii="Times New Roman" w:hAnsi="Times New Roman" w:eastAsia="宋体" w:cs="Times New Roman"/>
-          <w:sz w:val="21"/>
           <w:szCs w:val="21"/>
         </w:rPr>
         <w:t>有</w:t>
       </w:r>
       <w:r>
         <w:rPr>
-          <w:rFonts w:ascii="Times New Roman" w:hAnsi="Times New Roman" w:eastAsia="宋体" w:cs="Times New Roman"/>
-          <w:sz w:val="21"/>
           <w:szCs w:val="21"/>
         </w:rPr>
         <w:t>”</w:t>
       </w:r>
       <w:r>
         <w:rPr>
-          <w:rFonts w:ascii="Times New Roman" w:hAnsi="Times New Roman" w:eastAsia="宋体" w:cs="Times New Roman"/>
-          <w:sz w:val="21"/>
           <w:szCs w:val="21"/>
         </w:rPr>
         <w:t>或</w:t>
       </w:r>
       <w:r>
         <w:rPr>
-          <w:rFonts w:ascii="Times New Roman" w:hAnsi="Times New Roman" w:eastAsia="宋体" w:cs="Times New Roman"/>
-          <w:sz w:val="21"/>
           <w:szCs w:val="21"/>
         </w:rPr>
         <w:t>“</w:t>
       </w:r>
       <w:r>
         <w:rPr>
-          <w:rFonts w:ascii="Times New Roman" w:hAnsi="Times New Roman" w:eastAsia="宋体" w:cs="Times New Roman"/>
-          <w:sz w:val="21"/>
           <w:szCs w:val="21"/>
         </w:rPr>
         <w:t>无</w:t>
       </w:r>
       <w:r>
         <w:rPr>
-          <w:rFonts w:ascii="Times New Roman" w:hAnsi="Times New Roman" w:eastAsia="宋体" w:cs="Times New Roman"/>
-          <w:sz w:val="21"/>
           <w:szCs w:val="21"/>
         </w:rPr>
         <w:t>”</w:t>
       </w:r>
       <w:r>
         <w:rPr>
-          <w:rFonts w:ascii="Times New Roman" w:hAnsi="Times New Roman" w:eastAsia="宋体" w:cs="Times New Roman"/>
-          <w:sz w:val="21"/>
           <w:szCs w:val="21"/>
         </w:rPr>
         <w:t>）</w:t>
       </w:r>
     </w:p>
-    <w:p xmlns:cx6="http://schemas.microsoft.com/office/drawing/2016/5/12/chartex" xmlns:cx7="http://schemas.microsoft.com/office/drawing/2016/5/13/chartex" xmlns:cx8="http://schemas.microsoft.com/office/drawing/2016/5/14/chartex" xmlns:aink="http://schemas.microsoft.com/office/drawing/2016/ink" xmlns:am3d="http://schemas.microsoft.com/office/drawing/2017/model3d" xmlns:oel="http://schemas.microsoft.com/office/2019/extlst" xmlns:w16cex="http://schemas.microsoft.com/office/word/2018/wordml/cex" xmlns:w16cid="http://schemas.microsoft.com/office/word/2016/wordml/cid" xmlns:w16="http://schemas.microsoft.com/office/word/2018/wordml" xmlns:w16sdtdh="http://schemas.microsoft.com/office/word/2020/wordml/sdtdatahash" xmlns:w16se="http://schemas.microsoft.com/office/word/2015/wordml/symex">
+    <w:p>
       <w:pPr>
         <w:snapToGrid w:val="0"/>
-        <w:spacing w:line="300" w:lineRule="auto" w:before="0" w:after="0"/>
+        <w:spacing w:line="300" w:lineRule="auto"/>
         <w:jc w:val="left"/>
         <w:rPr>
-          <w:sz w:val="21"/>
           <w:szCs w:val="21"/>
         </w:rPr>
       </w:pPr>
       <w:r>
         <w:rPr>
-          <w:rFonts w:ascii="Times New Roman" w:hAnsi="Times New Roman" w:eastAsia="宋体" w:cs="Times New Roman"/>
-          <w:sz w:val="21"/>
           <w:szCs w:val="21"/>
         </w:rPr>
         <w:t>（</w:t>
       </w:r>
       <w:r>
         <w:rPr>
-          <w:rFonts w:ascii="Times New Roman" w:hAnsi="Times New Roman" w:eastAsia="宋体" w:cs="Times New Roman"/>
-          <w:sz w:val="21"/>
           <w:szCs w:val="21"/>
         </w:rPr>
         <w:t>3</w:t>
       </w:r>
       <w:r>
         <w:rPr>
-          <w:rFonts w:ascii="Times New Roman" w:hAnsi="Times New Roman" w:eastAsia="宋体" w:cs="Times New Roman"/>
-          <w:sz w:val="21"/>
           <w:szCs w:val="21"/>
         </w:rPr>
         <w:t>）实验三：如图所示，将小螺线管</w:t>
       </w:r>
       <w:r>
         <w:rPr>
-          <w:rFonts w:eastAsia="宋体" w:ascii="Times New Roman" w:hAnsi="Times New Roman" w:cs="Times New Roman"/>
           <w:i/>
-          <w:sz w:val="21"/>
           <w:szCs w:val="21"/>
         </w:rPr>
         <w:t>A</w:t>
       </w:r>
       <w:r>
         <w:rPr>
-          <w:rFonts w:ascii="Times New Roman" w:hAnsi="Times New Roman" w:eastAsia="宋体" w:cs="Times New Roman"/>
-          <w:sz w:val="21"/>
           <w:szCs w:val="21"/>
         </w:rPr>
         <w:t>插入大螺线管</w:t>
       </w:r>
       <w:r>
         <w:rPr>
-          <w:rFonts w:eastAsia="宋体" w:ascii="Times New Roman" w:hAnsi="Times New Roman" w:cs="Times New Roman"/>
           <w:i/>
-          <w:sz w:val="21"/>
           <w:szCs w:val="21"/>
         </w:rPr>
         <w:t>B</w:t>
       </w:r>
       <w:r>
         <w:rPr>
-          <w:rFonts w:ascii="Times New Roman" w:hAnsi="Times New Roman" w:eastAsia="宋体" w:cs="Times New Roman"/>
-          <w:sz w:val="21"/>
           <w:szCs w:val="21"/>
         </w:rPr>
         <w:t>中不动，当开关</w:t>
       </w:r>
       <w:r>
         <w:rPr>
-          <w:rFonts w:ascii="Times New Roman" w:hAnsi="Times New Roman" w:eastAsia="宋体" w:cs="Times New Roman"/>
-          <w:sz w:val="21"/>
           <w:szCs w:val="21"/>
         </w:rPr>
         <w:t>S</w:t>
       </w:r>
       <w:r>
         <w:rPr>
-          <w:rFonts w:ascii="Times New Roman" w:hAnsi="Times New Roman" w:eastAsia="宋体" w:cs="Times New Roman"/>
-          <w:sz w:val="21"/>
           <w:szCs w:val="21"/>
         </w:rPr>
         <w:t>闭合或断开时，电流表中</w:t>
       </w:r>
       <w:r>
         <w:rPr>
-          <w:rFonts w:eastAsia="宋体" w:ascii="Times New Roman" w:hAnsi="Times New Roman" w:cs="Times New Roman"/>
-          <w:sz w:val="21"/>
-          <w:szCs w:val="21"/>
-        </w:rPr>
-        <w:t/>
-      </w:r>
-      <w:r>
-        <w:rPr>
-          <w:b w:val="1"/>
-          <w:rFonts w:eastAsia="宋体" w:ascii="Times New Roman" w:hAnsi="Times New Roman" w:cs="Times New Roman"/>
+          <w:b/>
+          <w:bCs/>
+          <w:szCs w:val="21"/>
           <w:u w:val="thick"/>
-          <w:sz w:val="21"/>
-          <w:szCs w:val="21"/>
-          <w:bCs w:val="1"/>
-        </w:rPr>
-        <w:t xml:space="preserve">有</w:t>
-      </w:r>
-      <w:r>
-        <w:rPr>
-          <w:rFonts w:ascii="Times New Roman" w:hAnsi="Times New Roman" w:eastAsia="宋体" w:cs="Times New Roman"/>
-          <w:sz w:val="21"/>
+        </w:rPr>
+        <w:t>有</w:t>
+      </w:r>
+      <w:r>
+        <w:rPr>
           <w:szCs w:val="21"/>
         </w:rPr>
         <w:t>电流通过；若开关</w:t>
       </w:r>
       <w:r>
         <w:rPr>
-          <w:rFonts w:ascii="Times New Roman" w:hAnsi="Times New Roman" w:eastAsia="宋体" w:cs="Times New Roman"/>
-          <w:sz w:val="21"/>
           <w:szCs w:val="21"/>
         </w:rPr>
         <w:t>S</w:t>
       </w:r>
       <w:r>
         <w:rPr>
-          <w:rFonts w:ascii="Times New Roman" w:hAnsi="Times New Roman" w:eastAsia="宋体" w:cs="Times New Roman"/>
-          <w:sz w:val="21"/>
           <w:szCs w:val="21"/>
         </w:rPr>
         <w:t>一直闭合，当改变滑动变阻器的阻值时，电流表中</w:t>
       </w:r>
       <w:r>
         <w:rPr>
-          <w:rFonts w:eastAsia="宋体" w:ascii="Times New Roman" w:hAnsi="Times New Roman" w:cs="Times New Roman"/>
-          <w:sz w:val="21"/>
-          <w:szCs w:val="21"/>
-        </w:rPr>
-        <w:t/>
-      </w:r>
-      <w:r>
-        <w:rPr>
-          <w:b w:val="1"/>
-          <w:rFonts w:eastAsia="宋体" w:ascii="Times New Roman" w:hAnsi="Times New Roman" w:cs="Times New Roman"/>
+          <w:b/>
+          <w:bCs/>
+          <w:szCs w:val="21"/>
           <w:u w:val="thick"/>
-          <w:sz w:val="21"/>
-          <w:szCs w:val="21"/>
-          <w:bCs w:val="1"/>
-        </w:rPr>
-        <w:t xml:space="preserve">有</w:t>
-      </w:r>
-      <w:r>
-        <w:rPr>
-          <w:rFonts w:ascii="Times New Roman" w:hAnsi="Times New Roman" w:eastAsia="宋体" w:cs="Times New Roman"/>
-          <w:sz w:val="21"/>
+        </w:rPr>
+        <w:t>有</w:t>
+      </w:r>
+      <w:r>
+        <w:rPr>
           <w:szCs w:val="21"/>
         </w:rPr>
         <w:t>电流通过；而开关</w:t>
       </w:r>
       <w:r>
         <w:rPr>
-          <w:rFonts w:ascii="Times New Roman" w:hAnsi="Times New Roman" w:eastAsia="宋体" w:cs="Times New Roman"/>
-          <w:sz w:val="21"/>
           <w:szCs w:val="21"/>
         </w:rPr>
         <w:t>S</w:t>
       </w:r>
       <w:r>
         <w:rPr>
-          <w:rFonts w:ascii="Times New Roman" w:hAnsi="Times New Roman" w:eastAsia="宋体" w:cs="Times New Roman"/>
-          <w:sz w:val="21"/>
           <w:szCs w:val="21"/>
         </w:rPr>
         <w:t>一直闭合，滑动变阻器的滑动触头不动时，电流表中</w:t>
       </w:r>
       <w:r>
         <w:rPr>
-          <w:rFonts w:eastAsia="宋体" w:ascii="Times New Roman" w:hAnsi="Times New Roman" w:cs="Times New Roman"/>
-          <w:sz w:val="21"/>
-          <w:szCs w:val="21"/>
-        </w:rPr>
-        <w:t/>
-      </w:r>
-      <w:r>
-        <w:rPr>
-          <w:b w:val="1"/>
-          <w:rFonts w:eastAsia="宋体" w:ascii="Times New Roman" w:hAnsi="Times New Roman" w:cs="Times New Roman"/>
+          <w:b/>
+          <w:bCs/>
+          <w:szCs w:val="21"/>
           <w:u w:val="thick"/>
-          <w:sz w:val="21"/>
-          <w:szCs w:val="21"/>
-          <w:bCs w:val="1"/>
-        </w:rPr>
-        <w:t xml:space="preserve">无</w:t>
-      </w:r>
-      <w:r>
-        <w:rPr>
-          <w:rFonts w:ascii="Times New Roman" w:hAnsi="Times New Roman" w:eastAsia="宋体" w:cs="Times New Roman"/>
-          <w:sz w:val="21"/>
+        </w:rPr>
+        <w:t>无</w:t>
+      </w:r>
+      <w:r>
+        <w:rPr>
           <w:szCs w:val="21"/>
         </w:rPr>
         <w:t>电流通过。（均选填</w:t>
       </w:r>
       <w:r>
         <w:rPr>
-          <w:rFonts w:ascii="Times New Roman" w:hAnsi="Times New Roman" w:eastAsia="宋体" w:cs="Times New Roman"/>
-          <w:sz w:val="21"/>
           <w:szCs w:val="21"/>
         </w:rPr>
         <w:t>“</w:t>
       </w:r>
       <w:r>
         <w:rPr>
-          <w:rFonts w:ascii="Times New Roman" w:hAnsi="Times New Roman" w:eastAsia="宋体" w:cs="Times New Roman"/>
-          <w:sz w:val="21"/>
           <w:szCs w:val="21"/>
         </w:rPr>
         <w:t>有</w:t>
       </w:r>
       <w:r>
         <w:rPr>
-          <w:rFonts w:ascii="Times New Roman" w:hAnsi="Times New Roman" w:eastAsia="宋体" w:cs="Times New Roman"/>
-          <w:sz w:val="21"/>
           <w:szCs w:val="21"/>
         </w:rPr>
         <w:t>”</w:t>
       </w:r>
       <w:r>
         <w:rPr>
-          <w:rFonts w:ascii="Times New Roman" w:hAnsi="Times New Roman" w:eastAsia="宋体" w:cs="Times New Roman"/>
-          <w:sz w:val="21"/>
           <w:szCs w:val="21"/>
         </w:rPr>
         <w:t>或</w:t>
       </w:r>
       <w:r>
         <w:rPr>
-          <w:rFonts w:ascii="Times New Roman" w:hAnsi="Times New Roman" w:eastAsia="宋体" w:cs="Times New Roman"/>
-          <w:sz w:val="21"/>
           <w:szCs w:val="21"/>
         </w:rPr>
         <w:t>“</w:t>
       </w:r>
       <w:r>
         <w:rPr>
-          <w:rFonts w:ascii="Times New Roman" w:hAnsi="Times New Roman" w:eastAsia="宋体" w:cs="Times New Roman"/>
-          <w:sz w:val="21"/>
           <w:szCs w:val="21"/>
         </w:rPr>
         <w:t>无</w:t>
       </w:r>
       <w:r>
         <w:rPr>
-          <w:rFonts w:ascii="Times New Roman" w:hAnsi="Times New Roman" w:eastAsia="宋体" w:cs="Times New Roman"/>
-          <w:sz w:val="21"/>
           <w:szCs w:val="21"/>
         </w:rPr>
         <w:t>”</w:t>
       </w:r>
       <w:r>
         <w:rPr>
-          <w:rFonts w:ascii="Times New Roman" w:hAnsi="Times New Roman" w:eastAsia="宋体" w:cs="Times New Roman"/>
-          <w:sz w:val="21"/>
           <w:szCs w:val="21"/>
         </w:rPr>
         <w:t>）</w:t>
       </w:r>
     </w:p>
-    <w:p xmlns:cx6="http://schemas.microsoft.com/office/drawing/2016/5/12/chartex" xmlns:cx7="http://schemas.microsoft.com/office/drawing/2016/5/13/chartex" xmlns:cx8="http://schemas.microsoft.com/office/drawing/2016/5/14/chartex" xmlns:aink="http://schemas.microsoft.com/office/drawing/2016/ink" xmlns:am3d="http://schemas.microsoft.com/office/drawing/2017/model3d" xmlns:oel="http://schemas.microsoft.com/office/2019/extlst" xmlns:w16cex="http://schemas.microsoft.com/office/word/2018/wordml/cex" xmlns:w16cid="http://schemas.microsoft.com/office/word/2016/wordml/cid" xmlns:w16="http://schemas.microsoft.com/office/word/2018/wordml" xmlns:w16sdtdh="http://schemas.microsoft.com/office/word/2020/wordml/sdtdatahash" xmlns:w16se="http://schemas.microsoft.com/office/word/2015/wordml/symex">
+    <w:p>
       <w:pPr>
         <w:snapToGrid w:val="0"/>
-        <w:spacing w:line="300" w:lineRule="auto" w:before="0" w:after="0"/>
+        <w:spacing w:line="300" w:lineRule="auto"/>
         <w:jc w:val="left"/>
         <w:rPr>
-          <w:sz w:val="21"/>
           <w:szCs w:val="21"/>
         </w:rPr>
       </w:pPr>
       <w:r>
         <w:rPr>
-          <w:rFonts w:eastAsia="宋体" w:ascii="Times New Roman" w:hAnsi="Times New Roman" w:cs="Times New Roman"/>
           <w:noProof/>
           <w:kern w:val="0"/>
-          <w:sz w:val="21"/>
           <w:szCs w:val="21"/>
         </w:rPr>
         <w:drawing>
-          <wp:inline distT="0" distB="0" distL="0" distR="0" wp14:anchorId="672CA378" wp14:editId="36882A68">
+          <wp:inline distT="0" distB="0" distL="0" distR="0" wp14:anchorId="7479C94A" wp14:editId="7F2C22FA">
             <wp:extent cx="5276800" cy="2825878"/>
             <wp:effectExtent l="0" t="0" r="0" b="0"/>
             <wp:docPr id="100019" name="图片 100019" descr="@@@9935783c0f9b4d9e918229b4c9eff8d0"/>
@@ -899,7 +775,7 @@
                     </pic:cNvPicPr>
                   </pic:nvPicPr>
                   <pic:blipFill>
-                    <a:blip r:embed="rId55"/>
+                    <a:blip r:embed="rId10"/>
                     <a:stretch>
                       <a:fillRect/>
                     </a:stretch>
@@ -920,93 +796,77 @@
         </w:drawing>
       </w:r>
     </w:p>
-    <w:p xmlns:cx6="http://schemas.microsoft.com/office/drawing/2016/5/12/chartex" xmlns:cx7="http://schemas.microsoft.com/office/drawing/2016/5/13/chartex" xmlns:cx8="http://schemas.microsoft.com/office/drawing/2016/5/14/chartex" xmlns:aink="http://schemas.microsoft.com/office/drawing/2016/ink" xmlns:am3d="http://schemas.microsoft.com/office/drawing/2017/model3d" xmlns:oel="http://schemas.microsoft.com/office/2019/extlst" xmlns:w16cex="http://schemas.microsoft.com/office/word/2018/wordml/cex" xmlns:w16cid="http://schemas.microsoft.com/office/word/2016/wordml/cid" xmlns:w16="http://schemas.microsoft.com/office/word/2018/wordml" xmlns:w16sdtdh="http://schemas.microsoft.com/office/word/2020/wordml/sdtdatahash" xmlns:w16se="http://schemas.microsoft.com/office/word/2015/wordml/symex">
+    <w:p>
       <w:pPr>
         <w:snapToGrid w:val="0"/>
-        <w:spacing w:line="300" w:lineRule="auto" w:before="0" w:after="0"/>
+        <w:spacing w:line="300" w:lineRule="auto"/>
         <w:jc w:val="left"/>
         <w:rPr>
-          <w:sz w:val="21"/>
           <w:szCs w:val="21"/>
         </w:rPr>
       </w:pPr>
       <w:r>
         <w:rPr>
-          <w:rFonts w:ascii="Times New Roman" w:hAnsi="Times New Roman" w:eastAsia="宋体" w:cs="Times New Roman"/>
-          <w:sz w:val="21"/>
           <w:szCs w:val="21"/>
         </w:rPr>
         <w:t>（</w:t>
       </w:r>
       <w:r>
         <w:rPr>
-          <w:rFonts w:ascii="Times New Roman" w:hAnsi="Times New Roman" w:eastAsia="宋体" w:cs="Times New Roman"/>
-          <w:sz w:val="21"/>
           <w:szCs w:val="21"/>
         </w:rPr>
         <w:t>4</w:t>
       </w:r>
       <w:r>
         <w:rPr>
-          <w:rFonts w:ascii="Times New Roman" w:hAnsi="Times New Roman" w:eastAsia="宋体" w:cs="Times New Roman"/>
-          <w:sz w:val="21"/>
           <w:szCs w:val="21"/>
         </w:rPr>
         <w:t>）归纳总结：</w:t>
       </w:r>
     </w:p>
-    <w:p xmlns:cx6="http://schemas.microsoft.com/office/drawing/2016/5/12/chartex" xmlns:cx7="http://schemas.microsoft.com/office/drawing/2016/5/13/chartex" xmlns:cx8="http://schemas.microsoft.com/office/drawing/2016/5/14/chartex" xmlns:aink="http://schemas.microsoft.com/office/drawing/2016/ink" xmlns:am3d="http://schemas.microsoft.com/office/drawing/2017/model3d" xmlns:oel="http://schemas.microsoft.com/office/2019/extlst" xmlns:w16cex="http://schemas.microsoft.com/office/word/2018/wordml/cex" xmlns:w16cid="http://schemas.microsoft.com/office/word/2016/wordml/cid" xmlns:w16="http://schemas.microsoft.com/office/word/2018/wordml" xmlns:w16sdtdh="http://schemas.microsoft.com/office/word/2020/wordml/sdtdatahash" xmlns:w16se="http://schemas.microsoft.com/office/word/2015/wordml/symex">
+    <w:p>
       <w:pPr>
         <w:snapToGrid w:val="0"/>
-        <w:spacing w:line="300" w:lineRule="auto" w:before="0" w:after="0"/>
+        <w:spacing w:line="300" w:lineRule="auto"/>
         <w:jc w:val="left"/>
         <w:rPr>
-          <w:sz w:val="21"/>
           <w:szCs w:val="21"/>
         </w:rPr>
       </w:pPr>
       <w:r>
         <w:rPr>
-          <w:rFonts w:ascii="Times New Roman" w:hAnsi="Times New Roman" w:eastAsia="宋体" w:cs="Times New Roman"/>
-          <w:sz w:val="21"/>
           <w:szCs w:val="21"/>
         </w:rPr>
         <w:t>实验一中：导体棒做切割磁感线运动，回路的有效面积发生变化，从而引起了磁通量的变化，产生了感应电流</w:t>
       </w:r>
     </w:p>
-    <w:p xmlns:cx6="http://schemas.microsoft.com/office/drawing/2016/5/12/chartex" xmlns:cx7="http://schemas.microsoft.com/office/drawing/2016/5/13/chartex" xmlns:cx8="http://schemas.microsoft.com/office/drawing/2016/5/14/chartex" xmlns:aink="http://schemas.microsoft.com/office/drawing/2016/ink" xmlns:am3d="http://schemas.microsoft.com/office/drawing/2017/model3d" xmlns:oel="http://schemas.microsoft.com/office/2019/extlst" xmlns:w16cex="http://schemas.microsoft.com/office/word/2018/wordml/cex" xmlns:w16cid="http://schemas.microsoft.com/office/word/2016/wordml/cid" xmlns:w16="http://schemas.microsoft.com/office/word/2018/wordml" xmlns:w16sdtdh="http://schemas.microsoft.com/office/word/2020/wordml/sdtdatahash" xmlns:w16se="http://schemas.microsoft.com/office/word/2015/wordml/symex">
+    <w:p>
       <w:pPr>
         <w:snapToGrid w:val="0"/>
-        <w:spacing w:line="300" w:lineRule="auto" w:before="0" w:after="0"/>
+        <w:spacing w:line="300" w:lineRule="auto"/>
         <w:jc w:val="left"/>
         <w:rPr>
-          <w:sz w:val="21"/>
           <w:szCs w:val="21"/>
         </w:rPr>
       </w:pPr>
       <w:r>
         <w:rPr>
-          <w:rFonts w:ascii="Times New Roman" w:hAnsi="Times New Roman" w:eastAsia="宋体" w:cs="Times New Roman"/>
-          <w:sz w:val="21"/>
           <w:szCs w:val="21"/>
         </w:rPr>
         <w:t>实验二中：磁铁插入或拔出线圈时，线圈中的磁场发生变化，从而引起了磁通量的变化，产生了感应电流</w:t>
       </w:r>
     </w:p>
-    <w:p xmlns:cx6="http://schemas.microsoft.com/office/drawing/2016/5/12/chartex" xmlns:cx7="http://schemas.microsoft.com/office/drawing/2016/5/13/chartex" xmlns:cx8="http://schemas.microsoft.com/office/drawing/2016/5/14/chartex" xmlns:aink="http://schemas.microsoft.com/office/drawing/2016/ink" xmlns:am3d="http://schemas.microsoft.com/office/drawing/2017/model3d" xmlns:oel="http://schemas.microsoft.com/office/2019/extlst" xmlns:w16cex="http://schemas.microsoft.com/office/word/2018/wordml/cex" xmlns:w16cid="http://schemas.microsoft.com/office/word/2016/wordml/cid" xmlns:w16="http://schemas.microsoft.com/office/word/2018/wordml" xmlns:w16sdtdh="http://schemas.microsoft.com/office/word/2020/wordml/sdtdatahash" xmlns:w16se="http://schemas.microsoft.com/office/word/2015/wordml/symex">
+    <w:p>
       <w:pPr>
         <w:snapToGrid w:val="0"/>
-        <w:spacing w:line="300" w:lineRule="auto" w:before="0" w:after="0"/>
+        <w:spacing w:line="300" w:lineRule="auto"/>
         <w:jc w:val="left"/>
         <w:rPr>
-          <w:sz w:val="21"/>
           <w:szCs w:val="21"/>
         </w:rPr>
       </w:pPr>
       <w:r>
         <w:rPr>
-          <w:rFonts w:ascii="Times New Roman" w:hAnsi="Times New Roman" w:eastAsia="宋体" w:cs="Times New Roman"/>
-          <w:sz w:val="21"/>
           <w:szCs w:val="21"/>
         </w:rPr>
         <w:lastRenderedPageBreak/>
@@ -1014,71 +874,56 @@
       </w:r>
       <w:r>
         <w:rPr>
-          <w:rFonts w:eastAsia="宋体" w:ascii="Times New Roman" w:hAnsi="Times New Roman" w:cs="Times New Roman"/>
           <w:i/>
-          <w:sz w:val="21"/>
           <w:szCs w:val="21"/>
         </w:rPr>
         <w:t>A</w:t>
       </w:r>
       <w:r>
         <w:rPr>
-          <w:rFonts w:ascii="Times New Roman" w:hAnsi="Times New Roman" w:eastAsia="宋体" w:cs="Times New Roman"/>
-          <w:sz w:val="21"/>
           <w:szCs w:val="21"/>
         </w:rPr>
         <w:t>中电流变化，从而引起穿过大螺线管</w:t>
       </w:r>
       <w:r>
         <w:rPr>
-          <w:rFonts w:eastAsia="宋体" w:ascii="Times New Roman" w:hAnsi="Times New Roman" w:cs="Times New Roman"/>
           <w:i/>
-          <w:sz w:val="21"/>
           <w:szCs w:val="21"/>
         </w:rPr>
         <w:t>B</w:t>
       </w:r>
       <w:r>
         <w:rPr>
-          <w:rFonts w:ascii="Times New Roman" w:hAnsi="Times New Roman" w:eastAsia="宋体" w:cs="Times New Roman"/>
-          <w:sz w:val="21"/>
           <w:szCs w:val="21"/>
         </w:rPr>
         <w:t>的磁通量变化，产生了感应电流</w:t>
       </w:r>
     </w:p>
-    <w:p xmlns:cx6="http://schemas.microsoft.com/office/drawing/2016/5/12/chartex" xmlns:cx7="http://schemas.microsoft.com/office/drawing/2016/5/13/chartex" xmlns:cx8="http://schemas.microsoft.com/office/drawing/2016/5/14/chartex" xmlns:aink="http://schemas.microsoft.com/office/drawing/2016/ink" xmlns:am3d="http://schemas.microsoft.com/office/drawing/2017/model3d" xmlns:oel="http://schemas.microsoft.com/office/2019/extlst" xmlns:w16cex="http://schemas.microsoft.com/office/word/2018/wordml/cex" xmlns:w16cid="http://schemas.microsoft.com/office/word/2016/wordml/cid" xmlns:w16="http://schemas.microsoft.com/office/word/2018/wordml" xmlns:w16sdtdh="http://schemas.microsoft.com/office/word/2020/wordml/sdtdatahash" xmlns:w16se="http://schemas.microsoft.com/office/word/2015/wordml/symex">
+    <w:p>
       <w:pPr>
         <w:snapToGrid w:val="0"/>
-        <w:spacing w:line="300" w:lineRule="auto" w:before="0" w:after="0"/>
+        <w:spacing w:line="300" w:lineRule="auto"/>
         <w:jc w:val="left"/>
         <w:rPr>
-          <w:sz w:val="21"/>
           <w:szCs w:val="21"/>
         </w:rPr>
       </w:pPr>
       <w:r>
         <w:rPr>
-          <w:rFonts w:ascii="Times New Roman" w:hAnsi="Times New Roman" w:eastAsia="宋体" w:cs="Times New Roman"/>
-          <w:sz w:val="21"/>
           <w:szCs w:val="21"/>
         </w:rPr>
         <w:t>三个实验共同特点是：产生感应电流时闭合回路的</w:t>
       </w:r>
       <w:r>
         <w:rPr>
-          <w:rFonts w:ascii="Times New Roman" w:hAnsi="Times New Roman" w:eastAsia="宋体" w:cs="Times New Roman"/>
           <w:b/>
           <w:bCs/>
-          <w:sz w:val="21"/>
           <w:szCs w:val="21"/>
         </w:rPr>
         <w:t>磁通量</w:t>
       </w:r>
       <w:r>
         <w:rPr>
-          <w:rFonts w:ascii="Times New Roman" w:hAnsi="Times New Roman" w:eastAsia="宋体" w:cs="Times New Roman"/>
-          <w:sz w:val="21"/>
           <w:szCs w:val="21"/>
         </w:rPr>
         <w:t>都发生了变化</w:t>
@@ -1086,28 +931,23 @@
     </w:p>
     <w:p>
       <w:pPr>
-        <w:shd w:val="clear" w:color="auto" w:fill="auto"/>
-        <w:spacing w:line="300" w:lineRule="auto" w:before="0" w:after="0"/>
+        <w:spacing w:line="300" w:lineRule="auto"/>
         <w:jc w:val="left"/>
         <w:rPr>
-          <w:sz w:val="21"/>
-          <w:rFonts w:ascii="Times New Roman" w:hAnsi="Times New Roman" w:eastAsia="宋体"/>
           <w:szCs w:val="21"/>
         </w:rPr>
       </w:pPr>
       <w:r>
         <w:rPr>
-          <w:rFonts w:ascii="Times New Roman" w:eastAsia="宋体" w:hAnsi="Times New Roman" w:cs="Times New Roman"/>
-          <w:strike w:val="0"/>
+          <w:noProof/>
           <w:kern w:val="0"/>
-          <w:sz w:val="21"/>
-          <w:szCs w:val="21"/>
-          <w:u w:val="none"/>
+          <w:szCs w:val="21"/>
         </w:rPr>
         <w:drawing>
-          <wp:inline>
+          <wp:inline distT="0" distB="0" distL="0" distR="0" wp14:anchorId="5B46BDD7" wp14:editId="43EDC609">
             <wp:extent cx="1752600" cy="1790700"/>
-            <wp:docPr id="100063" name="" descr="@@@baf0b9e9-5687-40e9-9d3c-0fcc37e1338b"/>
+            <wp:effectExtent l="0" t="0" r="0" b="0"/>
+            <wp:docPr id="1" name="图片 1" descr="@@@baf0b9e9-5687-40e9-9d3c-0fcc37e1338b"/>
             <wp:cNvGraphicFramePr>
               <a:graphicFrameLocks xmlns:a="http://schemas.openxmlformats.org/drawingml/2006/main" noChangeAspect="1"/>
             </wp:cNvGraphicFramePr>
@@ -1121,7 +961,7 @@
                     </pic:cNvPicPr>
                   </pic:nvPicPr>
                   <pic:blipFill>
-                    <a:blip r:embed="rId36"/>
+                    <a:blip r:embed="rId7"/>
                     <a:stretch>
                       <a:fillRect/>
                     </a:stretch>
@@ -1144,77 +984,78 @@
     </w:p>
     <w:p>
       <w:pPr>
-        <w:rPr>
-          <w:b/>
-          <w:rFonts w:ascii="Times New Roman" w:hAnsi="Times New Roman" w:eastAsia="宋体"/>
-          <w:sz w:val="21"/>
-          <w:szCs w:val="21"/>
-        </w:rPr>
-        <w:spacing w:before="0" w:after="0" w:line="300" w:lineRule="auto"/>
+        <w:spacing w:line="300" w:lineRule="auto"/>
         <w:jc w:val="left"/>
+        <w:rPr>
+          <w:b/>
+          <w:szCs w:val="21"/>
+        </w:rPr>
       </w:pPr>
       <w:r>
         <w:rPr>
-          <w:rFonts w:ascii="Times New Roman" w:hAnsi="Times New Roman" w:eastAsia="宋体"/>
-          <w:b/>
-          <w:sz w:val="21"/>
-          <w:szCs w:val="21"/>
-        </w:rPr>
-        <w:t xml:space="preserve">13.3 电磁感应现象及应用：产生感应电流条件的实验探究与判断</w:t>
+          <w:b/>
+          <w:szCs w:val="21"/>
+        </w:rPr>
+        <w:t xml:space="preserve">13.3 </w:t>
+      </w:r>
+      <w:r>
+        <w:rPr>
+          <w:b/>
+          <w:szCs w:val="21"/>
+        </w:rPr>
+        <w:t>电磁感应现象及应用：产生感应电流条件的实验探究与判断</w:t>
       </w:r>
     </w:p>
     <w:p>
       <w:pPr>
-        <w:shd w:val="clear" w:color="auto" w:fill="auto"/>
-        <w:spacing w:line="300" w:lineRule="auto" w:before="0" w:after="0"/>
+        <w:spacing w:line="300" w:lineRule="auto"/>
         <w:jc w:val="left"/>
         <w:rPr>
-          <w:sz w:val="21"/>
-          <w:rFonts w:ascii="Times New Roman" w:hAnsi="Times New Roman" w:eastAsia="宋体"/>
           <w:szCs w:val="21"/>
         </w:rPr>
       </w:pPr>
       <w:r>
         <w:rPr>
-          <w:rFonts w:ascii="Times New Roman" w:hAnsi="Times New Roman" w:eastAsia="宋体"/>
-          <w:sz w:val="21"/>
-          <w:szCs w:val="21"/>
-        </w:rPr>
-        <w:t>1．实验：探究感应电流产生的条件</w:t>
+          <w:szCs w:val="21"/>
+        </w:rPr>
+        <w:t>1</w:t>
+      </w:r>
+      <w:r>
+        <w:rPr>
+          <w:szCs w:val="21"/>
+        </w:rPr>
+        <w:t>．实验：探究感应电流产生的条件</w:t>
       </w:r>
     </w:p>
     <w:p>
       <w:pPr>
-        <w:shd w:val="clear" w:color="auto" w:fill="auto"/>
-        <w:spacing w:line="300" w:lineRule="auto" w:before="0" w:after="0"/>
+        <w:spacing w:line="300" w:lineRule="auto"/>
         <w:jc w:val="left"/>
         <w:rPr>
-          <w:sz w:val="21"/>
-          <w:rFonts w:ascii="Times New Roman" w:hAnsi="Times New Roman" w:eastAsia="宋体"/>
           <w:szCs w:val="21"/>
         </w:rPr>
       </w:pPr>
       <w:r>
         <w:rPr>
-          <w:rFonts w:ascii="Times New Roman" w:hAnsi="Times New Roman" w:eastAsia="宋体"/>
-          <w:sz w:val="21"/>
-          <w:szCs w:val="21"/>
-        </w:rPr>
-        <w:t>(1)实验一：如图所示，导体棒</w:t>
-      </w:r>
-      <w:r>
-        <w:rPr>
-          <w:rFonts w:ascii="Times New Roman" w:eastAsia="宋体" w:hAnsi="Times New Roman" w:cs="Times New Roman"/>
+          <w:szCs w:val="21"/>
+        </w:rPr>
+        <w:t>(1)</w:t>
+      </w:r>
+      <w:r>
+        <w:rPr>
+          <w:szCs w:val="21"/>
+        </w:rPr>
+        <w:t>实验一：如图所示，导体棒</w:t>
+      </w:r>
+      <w:r>
+        <w:rPr>
           <w:i/>
-          <w:sz w:val="21"/>
           <w:szCs w:val="21"/>
         </w:rPr>
         <w:t>AB</w:t>
       </w:r>
       <w:r>
         <w:rPr>
-          <w:rFonts w:ascii="Times New Roman" w:hAnsi="Times New Roman" w:eastAsia="宋体"/>
-          <w:sz w:val="21"/>
           <w:szCs w:val="21"/>
         </w:rPr>
         <w:t>做切割磁感线运动时，线路中</w:t>
@@ -1222,79 +1063,108 @@
     </w:p>
     <w:p>
       <w:pPr>
-        <w:shd w:val="clear" w:color="auto" w:fill="auto"/>
-        <w:spacing w:line="300" w:lineRule="auto" w:before="0" w:after="0"/>
+        <w:spacing w:line="300" w:lineRule="auto"/>
         <w:jc w:val="left"/>
         <w:rPr>
-          <w:sz w:val="21"/>
-          <w:rFonts w:ascii="Times New Roman" w:hAnsi="Times New Roman" w:eastAsia="宋体"/>
           <w:szCs w:val="21"/>
         </w:rPr>
       </w:pPr>
       <w:r>
         <w:rPr>
-          <w:rFonts w:ascii="Times New Roman" w:eastAsia="宋体" w:hAnsi="Times New Roman" w:cs="Times New Roman"/>
-          <w:b w:val="0"/>
-          <w:sz w:val="21"/>
           <w:szCs w:val="21"/>
         </w:rPr>
         <w:t>_________</w:t>
       </w:r>
       <w:r>
         <w:rPr>
-          <w:rFonts w:ascii="Times New Roman" w:hAnsi="Times New Roman" w:eastAsia="宋体"/>
-          <w:sz w:val="21"/>
           <w:szCs w:val="21"/>
         </w:rPr>
         <w:t>电流产生，而导体棒</w:t>
       </w:r>
       <w:r>
         <w:rPr>
-          <w:rFonts w:ascii="Times New Roman" w:eastAsia="宋体" w:hAnsi="Times New Roman" w:cs="Times New Roman"/>
           <w:i/>
-          <w:sz w:val="21"/>
           <w:szCs w:val="21"/>
         </w:rPr>
         <w:t>AB</w:t>
       </w:r>
       <w:r>
         <w:rPr>
-          <w:rFonts w:ascii="Times New Roman" w:hAnsi="Times New Roman" w:eastAsia="宋体"/>
-          <w:sz w:val="21"/>
           <w:szCs w:val="21"/>
         </w:rPr>
         <w:t>顺着磁感线运动时，线路中</w:t>
       </w:r>
       <w:r>
         <w:rPr>
-          <w:rFonts w:ascii="Times New Roman" w:eastAsia="宋体" w:hAnsi="Times New Roman" w:cs="Times New Roman"/>
-          <w:b w:val="0"/>
-          <w:sz w:val="21"/>
           <w:szCs w:val="21"/>
         </w:rPr>
         <w:t>_______</w:t>
       </w:r>
       <w:r>
         <w:rPr>
-          <w:rFonts w:ascii="Times New Roman" w:hAnsi="Times New Roman" w:eastAsia="宋体"/>
-          <w:sz w:val="21"/>
-          <w:szCs w:val="21"/>
-        </w:rPr>
-        <w:t>电流产生。（均选填“有”或“无”）</w:t>
-      </w:r>
-      <w:r>
-        <w:rPr>
-          <w:rFonts w:ascii="Times New Roman" w:eastAsia="宋体" w:hAnsi="Times New Roman" w:cs="Times New Roman"/>
-          <w:strike w:val="0"/>
+          <w:szCs w:val="21"/>
+        </w:rPr>
+        <w:t>电流产生。（均选填</w:t>
+      </w:r>
+      <w:r>
+        <w:rPr>
+          <w:szCs w:val="21"/>
+        </w:rPr>
+        <w:t>“</w:t>
+      </w:r>
+      <w:r>
+        <w:rPr>
+          <w:szCs w:val="21"/>
+        </w:rPr>
+        <w:t>有</w:t>
+      </w:r>
+      <w:r>
+        <w:rPr>
+          <w:szCs w:val="21"/>
+        </w:rPr>
+        <w:t>”</w:t>
+      </w:r>
+      <w:r>
+        <w:rPr>
+          <w:szCs w:val="21"/>
+        </w:rPr>
+        <w:t>或</w:t>
+      </w:r>
+      <w:r>
+        <w:rPr>
+          <w:szCs w:val="21"/>
+        </w:rPr>
+        <w:t>“</w:t>
+      </w:r>
+      <w:r>
+        <w:rPr>
+          <w:szCs w:val="21"/>
+        </w:rPr>
+        <w:t>无</w:t>
+      </w:r>
+      <w:r>
+        <w:rPr>
+          <w:szCs w:val="21"/>
+        </w:rPr>
+        <w:t>”</w:t>
+      </w:r>
+      <w:r>
+        <w:rPr>
+          <w:szCs w:val="21"/>
+        </w:rPr>
+        <w:t>）</w:t>
+      </w:r>
+      <w:r>
+        <w:rPr>
+          <w:noProof/>
           <w:kern w:val="0"/>
-          <w:sz w:val="21"/>
-          <w:szCs w:val="21"/>
-          <w:u w:val="none"/>
+          <w:szCs w:val="21"/>
         </w:rPr>
         <w:drawing>
-          <wp:inline>
+          <wp:inline distT="0" distB="0" distL="0" distR="0" wp14:anchorId="13D31473" wp14:editId="23C436B4">
             <wp:extent cx="1714500" cy="1257300"/>
-            <wp:docPr id="100061" name="" descr="@@@38616505-7579-4e7b-b6b3-0180a2786d78"/>
+            <wp:effectExtent l="0" t="0" r="0" b="0"/>
+            <wp:docPr id="100061" name="图片 100061" descr="@@@38616505-7579-4e7b-b6b3-0180a2786d78"/>
             <wp:cNvGraphicFramePr>
               <a:graphicFrameLocks xmlns:a="http://schemas.openxmlformats.org/drawingml/2006/main" noChangeAspect="1"/>
             </wp:cNvGraphicFramePr>
@@ -1308,7 +1178,7 @@
                     </pic:cNvPicPr>
                   </pic:nvPicPr>
                   <pic:blipFill>
-                    <a:blip r:embed="rId35"/>
+                    <a:blip r:embed="rId11"/>
                     <a:stretch>
                       <a:fillRect/>
                     </a:stretch>
@@ -1331,82 +1201,116 @@
     </w:p>
     <w:p>
       <w:pPr>
-        <w:shd w:val="clear" w:color="auto" w:fill="auto"/>
-        <w:spacing w:line="300" w:lineRule="auto" w:before="0" w:after="0"/>
+        <w:spacing w:line="300" w:lineRule="auto"/>
         <w:jc w:val="left"/>
         <w:rPr>
-          <w:sz w:val="21"/>
-          <w:rFonts w:ascii="Times New Roman" w:hAnsi="Times New Roman" w:eastAsia="宋体"/>
           <w:szCs w:val="21"/>
         </w:rPr>
       </w:pPr>
       <w:r>
         <w:rPr>
-          <w:rFonts w:ascii="Times New Roman" w:hAnsi="Times New Roman" w:eastAsia="宋体"/>
-          <w:sz w:val="21"/>
-          <w:szCs w:val="21"/>
-        </w:rPr>
-        <w:t>(2)实验二：如图所示，当条形磁体插入或拔出线圈时，线圈中</w:t>
-      </w:r>
-      <w:r>
-        <w:rPr>
-          <w:rFonts w:ascii="Times New Roman" w:eastAsia="宋体" w:hAnsi="Times New Roman" w:cs="Times New Roman"/>
-          <w:b w:val="0"/>
-          <w:sz w:val="21"/>
+          <w:szCs w:val="21"/>
+        </w:rPr>
+        <w:t>(2)</w:t>
+      </w:r>
+      <w:r>
+        <w:rPr>
+          <w:szCs w:val="21"/>
+        </w:rPr>
+        <w:t>实验二：如图所示，当条形磁体插入或拔出线圈时，线圈中</w:t>
+      </w:r>
+      <w:r>
+        <w:rPr>
           <w:szCs w:val="21"/>
         </w:rPr>
         <w:t>________</w:t>
       </w:r>
       <w:r>
         <w:rPr>
-          <w:rFonts w:ascii="Times New Roman" w:hAnsi="Times New Roman" w:eastAsia="宋体"/>
-          <w:sz w:val="21"/>
           <w:szCs w:val="21"/>
         </w:rPr>
         <w:t>电流产生，但条形磁体在线圈中静止不动时，线圈中</w:t>
       </w:r>
       <w:r>
         <w:rPr>
-          <w:rFonts w:ascii="Times New Roman" w:eastAsia="宋体" w:hAnsi="Times New Roman" w:cs="Times New Roman"/>
-          <w:b w:val="0"/>
-          <w:sz w:val="21"/>
           <w:szCs w:val="21"/>
         </w:rPr>
         <w:t>________</w:t>
       </w:r>
       <w:r>
         <w:rPr>
-          <w:rFonts w:ascii="Times New Roman" w:hAnsi="Times New Roman" w:eastAsia="宋体"/>
-          <w:sz w:val="21"/>
-          <w:szCs w:val="21"/>
-        </w:rPr>
-        <w:t>电流产生。（均选填“有”或“无”）</w:t>
+          <w:szCs w:val="21"/>
+        </w:rPr>
+        <w:t>电流产生。（均选填</w:t>
+      </w:r>
+      <w:r>
+        <w:rPr>
+          <w:szCs w:val="21"/>
+        </w:rPr>
+        <w:t>“</w:t>
+      </w:r>
+      <w:r>
+        <w:rPr>
+          <w:szCs w:val="21"/>
+        </w:rPr>
+        <w:t>有</w:t>
+      </w:r>
+      <w:r>
+        <w:rPr>
+          <w:szCs w:val="21"/>
+        </w:rPr>
+        <w:t>”</w:t>
+      </w:r>
+      <w:r>
+        <w:rPr>
+          <w:szCs w:val="21"/>
+        </w:rPr>
+        <w:t>或</w:t>
+      </w:r>
+      <w:r>
+        <w:rPr>
+          <w:szCs w:val="21"/>
+        </w:rPr>
+        <w:t>“</w:t>
+      </w:r>
+      <w:r>
+        <w:rPr>
+          <w:szCs w:val="21"/>
+        </w:rPr>
+        <w:t>无</w:t>
+      </w:r>
+      <w:r>
+        <w:rPr>
+          <w:szCs w:val="21"/>
+        </w:rPr>
+        <w:t>”</w:t>
+      </w:r>
+      <w:r>
+        <w:rPr>
+          <w:szCs w:val="21"/>
+        </w:rPr>
+        <w:t>）</w:t>
       </w:r>
     </w:p>
     <w:p>
       <w:pPr>
-        <w:shd w:val="clear" w:color="auto" w:fill="auto"/>
-        <w:spacing w:line="300" w:lineRule="auto" w:before="0" w:after="0"/>
+        <w:spacing w:line="300" w:lineRule="auto"/>
         <w:jc w:val="left"/>
         <w:rPr>
-          <w:sz w:val="21"/>
-          <w:rFonts w:ascii="Times New Roman" w:hAnsi="Times New Roman" w:eastAsia="宋体"/>
           <w:szCs w:val="21"/>
         </w:rPr>
       </w:pPr>
       <w:r>
         <w:rPr>
-          <w:rFonts w:ascii="Times New Roman" w:eastAsia="宋体" w:hAnsi="Times New Roman" w:cs="Times New Roman"/>
-          <w:strike w:val="0"/>
+          <w:noProof/>
           <w:kern w:val="0"/>
-          <w:sz w:val="21"/>
-          <w:szCs w:val="21"/>
-          <w:u w:val="none"/>
+          <w:szCs w:val="21"/>
         </w:rPr>
         <w:drawing>
-          <wp:inline>
+          <wp:inline distT="0" distB="0" distL="0" distR="0" wp14:anchorId="39735056" wp14:editId="17DDCEE2">
             <wp:extent cx="1752600" cy="1790700"/>
-            <wp:docPr id="100063" name="" descr="@@@baf0b9e9-5687-40e9-9d3c-0fcc37e1338b"/>
+            <wp:effectExtent l="0" t="0" r="0" b="0"/>
+            <wp:docPr id="2" name="图片 2" descr="@@@baf0b9e9-5687-40e9-9d3c-0fcc37e1338b"/>
             <wp:cNvGraphicFramePr>
               <a:graphicFrameLocks xmlns:a="http://schemas.openxmlformats.org/drawingml/2006/main" noChangeAspect="1"/>
             </wp:cNvGraphicFramePr>
@@ -1420,7 +1324,7 @@
                     </pic:cNvPicPr>
                   </pic:nvPicPr>
                   <pic:blipFill>
-                    <a:blip r:embed="rId36"/>
+                    <a:blip r:embed="rId7"/>
                     <a:stretch>
                       <a:fillRect/>
                     </a:stretch>
@@ -1443,82 +1347,164 @@
     </w:p>
     <w:p>
       <w:pPr>
-        <w:shd w:val="clear" w:color="auto" w:fill="auto"/>
-        <w:spacing w:line="300" w:lineRule="auto" w:before="0" w:after="0"/>
+        <w:spacing w:line="300" w:lineRule="auto"/>
         <w:jc w:val="left"/>
         <w:rPr>
-          <w:sz w:val="21"/>
-          <w:rFonts w:ascii="Times New Roman" w:hAnsi="Times New Roman" w:eastAsia="宋体"/>
           <w:szCs w:val="21"/>
         </w:rPr>
       </w:pPr>
       <w:r>
         <w:rPr>
-          <w:rFonts w:ascii="Times New Roman" w:hAnsi="Times New Roman" w:eastAsia="宋体"/>
-          <w:sz w:val="21"/>
-          <w:szCs w:val="21"/>
-        </w:rPr>
-        <w:t>(3)实验三：如图所示，将小线圈A插入大线圈B中不动，当开关S闭合或断开时，电流表中</w:t>
-      </w:r>
-      <w:r>
-        <w:rPr>
-          <w:rFonts w:ascii="Times New Roman" w:eastAsia="宋体" w:hAnsi="Times New Roman" w:cs="Times New Roman"/>
-          <w:b w:val="0"/>
-          <w:sz w:val="21"/>
+          <w:szCs w:val="21"/>
+        </w:rPr>
+        <w:t>(3)</w:t>
+      </w:r>
+      <w:r>
+        <w:rPr>
+          <w:szCs w:val="21"/>
+        </w:rPr>
+        <w:t>实验三：如图所示，将小线圈</w:t>
+      </w:r>
+      <w:r>
+        <w:rPr>
+          <w:szCs w:val="21"/>
+        </w:rPr>
+        <w:t>A</w:t>
+      </w:r>
+      <w:r>
+        <w:rPr>
+          <w:szCs w:val="21"/>
+        </w:rPr>
+        <w:t>插入大线圈</w:t>
+      </w:r>
+      <w:r>
+        <w:rPr>
+          <w:szCs w:val="21"/>
+        </w:rPr>
+        <w:t>B</w:t>
+      </w:r>
+      <w:r>
+        <w:rPr>
+          <w:szCs w:val="21"/>
+        </w:rPr>
+        <w:t>中不动，当开关</w:t>
+      </w:r>
+      <w:r>
+        <w:rPr>
+          <w:szCs w:val="21"/>
+        </w:rPr>
+        <w:t>S</w:t>
+      </w:r>
+      <w:r>
+        <w:rPr>
+          <w:szCs w:val="21"/>
+        </w:rPr>
+        <w:t>闭合或断开时，电流表中</w:t>
+      </w:r>
+      <w:r>
+        <w:rPr>
           <w:szCs w:val="21"/>
         </w:rPr>
         <w:t>_____</w:t>
       </w:r>
       <w:r>
         <w:rPr>
-          <w:rFonts w:ascii="Times New Roman" w:hAnsi="Times New Roman" w:eastAsia="宋体"/>
-          <w:sz w:val="21"/>
-          <w:szCs w:val="21"/>
-        </w:rPr>
-        <w:t>电流通过；若开关S一直闭合，滑动变阻器的滑片不动时，电流表中</w:t>
-      </w:r>
-      <w:r>
-        <w:rPr>
-          <w:rFonts w:ascii="Times New Roman" w:eastAsia="宋体" w:hAnsi="Times New Roman" w:cs="Times New Roman"/>
-          <w:b w:val="0"/>
-          <w:sz w:val="21"/>
+          <w:szCs w:val="21"/>
+        </w:rPr>
+        <w:t>电流通过；若开关</w:t>
+      </w:r>
+      <w:r>
+        <w:rPr>
+          <w:szCs w:val="21"/>
+        </w:rPr>
+        <w:t>S</w:t>
+      </w:r>
+      <w:r>
+        <w:rPr>
+          <w:szCs w:val="21"/>
+        </w:rPr>
+        <w:t>一直闭合，滑动变阻器的滑片不动时，电流表中</w:t>
+      </w:r>
+      <w:r>
+        <w:rPr>
           <w:szCs w:val="21"/>
         </w:rPr>
         <w:t>________</w:t>
       </w:r>
       <w:r>
         <w:rPr>
-          <w:rFonts w:ascii="Times New Roman" w:hAnsi="Times New Roman" w:eastAsia="宋体"/>
-          <w:sz w:val="21"/>
-          <w:szCs w:val="21"/>
-        </w:rPr>
-        <w:t>电流通过。（均选填“有”或“无”）</w:t>
+          <w:szCs w:val="21"/>
+        </w:rPr>
+        <w:t>电流通过。（均选填</w:t>
+      </w:r>
+      <w:r>
+        <w:rPr>
+          <w:szCs w:val="21"/>
+        </w:rPr>
+        <w:t>“</w:t>
+      </w:r>
+      <w:r>
+        <w:rPr>
+          <w:szCs w:val="21"/>
+        </w:rPr>
+        <w:t>有</w:t>
+      </w:r>
+      <w:r>
+        <w:rPr>
+          <w:szCs w:val="21"/>
+        </w:rPr>
+        <w:t>”</w:t>
+      </w:r>
+      <w:r>
+        <w:rPr>
+          <w:szCs w:val="21"/>
+        </w:rPr>
+        <w:t>或</w:t>
+      </w:r>
+      <w:r>
+        <w:rPr>
+          <w:szCs w:val="21"/>
+        </w:rPr>
+        <w:t>“</w:t>
+      </w:r>
+      <w:r>
+        <w:rPr>
+          <w:szCs w:val="21"/>
+        </w:rPr>
+        <w:t>无</w:t>
+      </w:r>
+      <w:r>
+        <w:rPr>
+          <w:szCs w:val="21"/>
+        </w:rPr>
+        <w:t>”</w:t>
+      </w:r>
+      <w:r>
+        <w:rPr>
+          <w:szCs w:val="21"/>
+        </w:rPr>
+        <w:t>）</w:t>
       </w:r>
     </w:p>
     <w:p>
       <w:pPr>
-        <w:shd w:val="clear" w:color="auto" w:fill="auto"/>
-        <w:spacing w:line="300" w:lineRule="auto" w:before="0" w:after="0"/>
+        <w:spacing w:line="300" w:lineRule="auto"/>
         <w:jc w:val="left"/>
         <w:rPr>
-          <w:sz w:val="21"/>
-          <w:rFonts w:ascii="Times New Roman" w:hAnsi="Times New Roman" w:eastAsia="宋体"/>
           <w:szCs w:val="21"/>
         </w:rPr>
       </w:pPr>
       <w:r>
         <w:rPr>
-          <w:rFonts w:ascii="Times New Roman" w:eastAsia="宋体" w:hAnsi="Times New Roman" w:cs="Times New Roman"/>
-          <w:strike w:val="0"/>
+          <w:noProof/>
           <w:kern w:val="0"/>
-          <w:sz w:val="21"/>
-          <w:szCs w:val="21"/>
-          <w:u w:val="none"/>
+          <w:szCs w:val="21"/>
         </w:rPr>
         <w:drawing>
-          <wp:inline>
+          <wp:inline distT="0" distB="0" distL="0" distR="0" wp14:anchorId="33566D33" wp14:editId="15A800BE">
             <wp:extent cx="2305050" cy="1238250"/>
-            <wp:docPr id="100065" name="" descr="@@@8b2b2b94-e20e-4da7-affd-547b7f9acc2a"/>
+            <wp:effectExtent l="0" t="0" r="0" b="0"/>
+            <wp:docPr id="100065" name="图片 100065" descr="@@@8b2b2b94-e20e-4da7-affd-547b7f9acc2a"/>
             <wp:cNvGraphicFramePr>
               <a:graphicFrameLocks xmlns:a="http://schemas.openxmlformats.org/drawingml/2006/main" noChangeAspect="1"/>
             </wp:cNvGraphicFramePr>
@@ -1532,7 +1518,7 @@
                     </pic:cNvPicPr>
                   </pic:nvPicPr>
                   <pic:blipFill>
-                    <a:blip r:embed="rId37"/>
+                    <a:blip r:embed="rId12"/>
                     <a:stretch>
                       <a:fillRect/>
                     </a:stretch>
@@ -1555,109 +1541,196 @@
     </w:p>
     <w:p>
       <w:pPr>
-        <w:shd w:val="clear" w:color="auto" w:fill="auto"/>
-        <w:spacing w:line="300" w:lineRule="auto" w:before="0" w:after="0"/>
+        <w:spacing w:line="300" w:lineRule="auto"/>
         <w:jc w:val="left"/>
         <w:rPr>
-          <w:sz w:val="21"/>
-          <w:rFonts w:ascii="Times New Roman" w:hAnsi="Times New Roman" w:eastAsia="宋体"/>
           <w:szCs w:val="21"/>
         </w:rPr>
       </w:pPr>
       <w:r>
         <w:rPr>
-          <w:rFonts w:ascii="Times New Roman" w:hAnsi="Times New Roman" w:eastAsia="宋体"/>
-          <w:b/>
-          <w:sz w:val="21"/>
-          <w:szCs w:val="21"/>
-        </w:rPr>
-        <w:t>【答案】     有     无     有     无     有     无</w:t>
-      </w:r>
-      <w:r>
-        <w:rPr>
-          <w:rFonts w:ascii="Times New Roman" w:hAnsi="Times New Roman" w:eastAsia="宋体"/>
-          <w:sz w:val="21"/>
+          <w:b/>
+          <w:szCs w:val="21"/>
+        </w:rPr>
+        <w:t>【答案】</w:t>
+      </w:r>
+      <w:r>
+        <w:rPr>
+          <w:b/>
+          <w:szCs w:val="21"/>
+        </w:rPr>
+        <w:t xml:space="preserve">     </w:t>
+      </w:r>
+      <w:r>
+        <w:rPr>
+          <w:b/>
+          <w:szCs w:val="21"/>
+        </w:rPr>
+        <w:t>有</w:t>
+      </w:r>
+      <w:r>
+        <w:rPr>
+          <w:b/>
+          <w:szCs w:val="21"/>
+        </w:rPr>
+        <w:t xml:space="preserve">     </w:t>
+      </w:r>
+      <w:r>
+        <w:rPr>
+          <w:b/>
+          <w:szCs w:val="21"/>
+        </w:rPr>
+        <w:t>无</w:t>
+      </w:r>
+      <w:r>
+        <w:rPr>
+          <w:b/>
+          <w:szCs w:val="21"/>
+        </w:rPr>
+        <w:t xml:space="preserve">     </w:t>
+      </w:r>
+      <w:r>
+        <w:rPr>
+          <w:b/>
+          <w:szCs w:val="21"/>
+        </w:rPr>
+        <w:t>有</w:t>
+      </w:r>
+      <w:r>
+        <w:rPr>
+          <w:b/>
+          <w:szCs w:val="21"/>
+        </w:rPr>
+        <w:t xml:space="preserve">     </w:t>
+      </w:r>
+      <w:r>
+        <w:rPr>
+          <w:b/>
+          <w:szCs w:val="21"/>
+        </w:rPr>
+        <w:t>无</w:t>
+      </w:r>
+      <w:r>
+        <w:rPr>
+          <w:b/>
+          <w:szCs w:val="21"/>
+        </w:rPr>
+        <w:t xml:space="preserve">     </w:t>
+      </w:r>
+      <w:r>
+        <w:rPr>
+          <w:b/>
+          <w:szCs w:val="21"/>
+        </w:rPr>
+        <w:t>有</w:t>
+      </w:r>
+      <w:r>
+        <w:rPr>
+          <w:b/>
+          <w:szCs w:val="21"/>
+        </w:rPr>
+        <w:t xml:space="preserve">     </w:t>
+      </w:r>
+      <w:r>
+        <w:rPr>
+          <w:b/>
+          <w:szCs w:val="21"/>
+        </w:rPr>
+        <w:t>无</w:t>
+      </w:r>
+      <w:r>
+        <w:rPr>
           <w:szCs w:val="21"/>
         </w:rPr>
         <w:t xml:space="preserve">　</w:t>
       </w:r>
       <w:r>
         <w:rPr>
-          <w:rFonts w:ascii="Times New Roman" w:hAnsi="Times New Roman" w:eastAsia="宋体"/>
-          <w:b/>
-          <w:sz w:val="21"/>
-          <w:szCs w:val="21"/>
-        </w:rPr>
-        <w:t>【难度】0.85</w:t>
-      </w:r>
-      <w:r>
-        <w:rPr>
-          <w:rFonts w:ascii="Times New Roman" w:hAnsi="Times New Roman" w:eastAsia="宋体"/>
-          <w:sz w:val="21"/>
+          <w:b/>
+          <w:szCs w:val="21"/>
+        </w:rPr>
+        <w:t>【难度】</w:t>
+      </w:r>
+      <w:r>
+        <w:rPr>
+          <w:b/>
+          <w:szCs w:val="21"/>
+        </w:rPr>
+        <w:t>0.85</w:t>
+      </w:r>
+      <w:r>
+        <w:rPr>
           <w:szCs w:val="21"/>
         </w:rPr>
         <w:t xml:space="preserve">　</w:t>
       </w:r>
       <w:r>
         <w:rPr>
-          <w:rFonts w:ascii="Times New Roman" w:hAnsi="Times New Roman" w:eastAsia="宋体"/>
-          <w:b/>
-          <w:sz w:val="21"/>
-          <w:szCs w:val="21"/>
-        </w:rPr>
-        <w:t>【知识点】导体棒切割磁感线产生感应电流、开关闭合断开的瞬间线圈电流变化、调节滑动变阻器分析电流表变化</w:t>
+          <w:b/>
+          <w:szCs w:val="21"/>
+        </w:rPr>
+        <w:t>【知识点】导体棒切割磁感线产生感应</w:t>
+      </w:r>
+      <w:r>
+        <w:rPr>
+          <w:b/>
+          <w:szCs w:val="21"/>
+        </w:rPr>
+        <w:lastRenderedPageBreak/>
+        <w:t>电流、开关闭合断开的瞬间线圈电流变化、调节滑动变阻器分析电流表变化</w:t>
       </w:r>
     </w:p>
     <w:p>
       <w:pPr>
-        <w:shd w:val="clear" w:color="auto" w:fill="auto"/>
-        <w:spacing w:line="300" w:lineRule="auto" w:before="0" w:after="0"/>
+        <w:spacing w:line="300" w:lineRule="auto"/>
         <w:jc w:val="left"/>
         <w:rPr>
-          <w:sz w:val="21"/>
-          <w:rFonts w:ascii="Times New Roman" w:hAnsi="Times New Roman" w:eastAsia="宋体"/>
           <w:szCs w:val="21"/>
         </w:rPr>
       </w:pPr>
       <w:r>
         <w:rPr>
-          <w:rFonts w:ascii="Times New Roman" w:hAnsi="Times New Roman" w:eastAsia="宋体"/>
-          <w:b/>
-          <w:sz w:val="21"/>
-          <w:szCs w:val="21"/>
-        </w:rPr>
-        <w:t>【详解】(1)[1] [2]由感应电流的产生条件是闭合回路中有磁通量的变化，导体棒</w:t>
-      </w:r>
-      <w:r>
-        <w:rPr>
-          <w:rFonts w:ascii="Times New Roman" w:eastAsia="宋体" w:hAnsi="Times New Roman" w:cs="Times New Roman"/>
+          <w:b/>
+          <w:szCs w:val="21"/>
+        </w:rPr>
+        <w:t>【详解】</w:t>
+      </w:r>
+      <w:r>
+        <w:rPr>
+          <w:b/>
+          <w:szCs w:val="21"/>
+        </w:rPr>
+        <w:t>(1)[1] [2]</w:t>
+      </w:r>
+      <w:r>
+        <w:rPr>
+          <w:b/>
+          <w:szCs w:val="21"/>
+        </w:rPr>
+        <w:t>由感应电流的产生条件是闭合回路中有磁通量的变化，导体棒</w:t>
+      </w:r>
+      <w:r>
+        <w:rPr>
           <w:i/>
-          <w:sz w:val="21"/>
           <w:szCs w:val="21"/>
         </w:rPr>
         <w:t>AB</w:t>
       </w:r>
       <w:r>
         <w:rPr>
-          <w:rFonts w:ascii="Times New Roman" w:hAnsi="Times New Roman" w:eastAsia="宋体"/>
-          <w:sz w:val="21"/>
           <w:szCs w:val="21"/>
         </w:rPr>
         <w:t>做切割磁感线运动时，线路中的磁通量发生变化，故线路中产生感应电流；导体棒</w:t>
       </w:r>
       <w:r>
         <w:rPr>
-          <w:rFonts w:ascii="Times New Roman" w:eastAsia="宋体" w:hAnsi="Times New Roman" w:cs="Times New Roman"/>
           <w:i/>
-          <w:sz w:val="21"/>
           <w:szCs w:val="21"/>
         </w:rPr>
         <w:t>AB</w:t>
       </w:r>
       <w:r>
         <w:rPr>
-          <w:rFonts w:ascii="Times New Roman" w:hAnsi="Times New Roman" w:eastAsia="宋体"/>
-          <w:sz w:val="21"/>
           <w:szCs w:val="21"/>
         </w:rPr>
         <w:t>顺着磁感线运动时，线路中的磁通量没有磁通量的变化，故线路中产生感应电流。</w:t>
@@ -1665,68 +1738,197 @@
     </w:p>
     <w:p>
       <w:pPr>
-        <w:shd w:val="clear" w:color="auto" w:fill="auto"/>
-        <w:spacing w:line="300" w:lineRule="auto" w:before="0" w:after="0"/>
+        <w:spacing w:line="300" w:lineRule="auto"/>
         <w:jc w:val="left"/>
         <w:rPr>
-          <w:sz w:val="21"/>
-          <w:rFonts w:ascii="Times New Roman" w:hAnsi="Times New Roman" w:eastAsia="宋体"/>
           <w:szCs w:val="21"/>
         </w:rPr>
       </w:pPr>
       <w:r>
         <w:rPr>
-          <w:rFonts w:ascii="Times New Roman" w:hAnsi="Times New Roman" w:eastAsia="宋体"/>
-          <w:sz w:val="21"/>
-          <w:szCs w:val="21"/>
-        </w:rPr>
-        <w:t>(2)[3][4] 由感应电流的产生条件可知，当条形磁体插入或拔出线圈时，线圈中有磁通量的变化，故线圈中产生感应电流；条形磁体在线圈中静止不动时，线圈中磁通量没变化，故线圈中没有感应电流产生。</w:t>
+          <w:szCs w:val="21"/>
+        </w:rPr>
+        <w:t xml:space="preserve">(2)[3][4] </w:t>
+      </w:r>
+      <w:r>
+        <w:rPr>
+          <w:szCs w:val="21"/>
+        </w:rPr>
+        <w:t>由感应电流的产生条件可知，当条形磁体插入或拔出线圈时，线圈中有磁通量的变化，故线圈中产生感应电流；条形磁体在线圈中静止不动时，线圈中磁通量没变化，故线圈中没有感应电流产生。</w:t>
       </w:r>
     </w:p>
     <w:p>
       <w:pPr>
-        <w:shd w:val="clear" w:color="auto" w:fill="auto"/>
-        <w:spacing w:line="300" w:lineRule="auto" w:before="0" w:after="0"/>
+        <w:spacing w:line="300" w:lineRule="auto"/>
         <w:jc w:val="left"/>
         <w:rPr>
-          <w:sz w:val="21"/>
-          <w:rFonts w:ascii="Times New Roman" w:hAnsi="Times New Roman" w:eastAsia="宋体"/>
           <w:szCs w:val="21"/>
         </w:rPr>
       </w:pPr>
       <w:r>
         <w:rPr>
-          <w:rFonts w:ascii="Times New Roman" w:hAnsi="Times New Roman" w:eastAsia="宋体"/>
-          <w:sz w:val="21"/>
-          <w:szCs w:val="21"/>
-        </w:rPr>
-        <w:t>(3)[5][6] 将小线圈A插入大线圈B中不动，当开关S闭合或断开时，A线圈中的电流变化，导致磁感应强度发生变化，B线圈中的磁通量随之发生变化，B线圈中产生感应电流，故电流表中有电流通过；若开关S一直闭合，滑动变阻器的滑片不动时，A线圈中的电流没有变化，A线圈的磁感应强度不变，B线圈中的磁通量也不变化，B线圈中不产生感应电流，故电流表中无电流通过。</w:t>
+          <w:szCs w:val="21"/>
+        </w:rPr>
+        <w:t xml:space="preserve">(3)[5][6] </w:t>
+      </w:r>
+      <w:r>
+        <w:rPr>
+          <w:szCs w:val="21"/>
+        </w:rPr>
+        <w:t>将小线圈</w:t>
+      </w:r>
+      <w:r>
+        <w:rPr>
+          <w:szCs w:val="21"/>
+        </w:rPr>
+        <w:t>A</w:t>
+      </w:r>
+      <w:r>
+        <w:rPr>
+          <w:szCs w:val="21"/>
+        </w:rPr>
+        <w:t>插入大线圈</w:t>
+      </w:r>
+      <w:r>
+        <w:rPr>
+          <w:szCs w:val="21"/>
+        </w:rPr>
+        <w:t>B</w:t>
+      </w:r>
+      <w:r>
+        <w:rPr>
+          <w:szCs w:val="21"/>
+        </w:rPr>
+        <w:t>中不动，当开关</w:t>
+      </w:r>
+      <w:r>
+        <w:rPr>
+          <w:szCs w:val="21"/>
+        </w:rPr>
+        <w:t>S</w:t>
+      </w:r>
+      <w:r>
+        <w:rPr>
+          <w:szCs w:val="21"/>
+        </w:rPr>
+        <w:t>闭合或断开时，</w:t>
+      </w:r>
+      <w:r>
+        <w:rPr>
+          <w:szCs w:val="21"/>
+        </w:rPr>
+        <w:t>A</w:t>
+      </w:r>
+      <w:r>
+        <w:rPr>
+          <w:szCs w:val="21"/>
+        </w:rPr>
+        <w:t>线圈中的电流变化，导致磁感应强度发生变化，</w:t>
+      </w:r>
+      <w:r>
+        <w:rPr>
+          <w:szCs w:val="21"/>
+        </w:rPr>
+        <w:t>B</w:t>
+      </w:r>
+      <w:r>
+        <w:rPr>
+          <w:szCs w:val="21"/>
+        </w:rPr>
+        <w:t>线圈中的磁通量随之发生变化，</w:t>
+      </w:r>
+      <w:r>
+        <w:rPr>
+          <w:szCs w:val="21"/>
+        </w:rPr>
+        <w:t>B</w:t>
+      </w:r>
+      <w:r>
+        <w:rPr>
+          <w:szCs w:val="21"/>
+        </w:rPr>
+        <w:t>线圈中产生感应电流，故电流表中有电流通过；若开关</w:t>
+      </w:r>
+      <w:r>
+        <w:rPr>
+          <w:szCs w:val="21"/>
+        </w:rPr>
+        <w:t>S</w:t>
+      </w:r>
+      <w:r>
+        <w:rPr>
+          <w:szCs w:val="21"/>
+        </w:rPr>
+        <w:t>一直闭合，滑动变阻器的滑片不动时，</w:t>
+      </w:r>
+      <w:r>
+        <w:rPr>
+          <w:szCs w:val="21"/>
+        </w:rPr>
+        <w:t>A</w:t>
+      </w:r>
+      <w:r>
+        <w:rPr>
+          <w:szCs w:val="21"/>
+        </w:rPr>
+        <w:t>线圈中的电流没有变化，</w:t>
+      </w:r>
+      <w:r>
+        <w:rPr>
+          <w:szCs w:val="21"/>
+        </w:rPr>
+        <w:t>A</w:t>
+      </w:r>
+      <w:r>
+        <w:rPr>
+          <w:szCs w:val="21"/>
+        </w:rPr>
+        <w:t>线圈的磁感应强度不变，</w:t>
+      </w:r>
+      <w:r>
+        <w:rPr>
+          <w:szCs w:val="21"/>
+        </w:rPr>
+        <w:t>B</w:t>
+      </w:r>
+      <w:r>
+        <w:rPr>
+          <w:szCs w:val="21"/>
+        </w:rPr>
+        <w:t>线圈中的磁通量也不变化，</w:t>
+      </w:r>
+      <w:r>
+        <w:rPr>
+          <w:szCs w:val="21"/>
+        </w:rPr>
+        <w:t>B</w:t>
+      </w:r>
+      <w:r>
+        <w:rPr>
+          <w:szCs w:val="21"/>
+        </w:rPr>
+        <w:t>线圈中不产生感应电流，故电流表中无电流通过。</w:t>
       </w:r>
     </w:p>
     <w:p>
       <w:pPr>
-        <w:shd w:val="clear" w:color="auto" w:fill="auto"/>
-        <w:spacing w:line="300" w:lineRule="auto" w:before="0" w:after="0"/>
+        <w:spacing w:line="300" w:lineRule="auto"/>
         <w:jc w:val="left"/>
         <w:rPr>
-          <w:sz w:val="21"/>
-          <w:rFonts w:ascii="Times New Roman" w:hAnsi="Times New Roman" w:eastAsia="宋体"/>
           <w:szCs w:val="21"/>
         </w:rPr>
       </w:pPr>
       <w:r>
         <w:rPr>
-          <w:rFonts w:ascii="Times New Roman" w:eastAsia="宋体" w:hAnsi="Times New Roman" w:cs="Times New Roman"/>
-          <w:strike w:val="0"/>
+          <w:noProof/>
           <w:kern w:val="0"/>
-          <w:sz w:val="21"/>
-          <w:szCs w:val="21"/>
-          <w:u w:val="none"/>
+          <w:szCs w:val="21"/>
         </w:rPr>
         <w:drawing>
-          <wp:inline>
+          <wp:inline distT="0" distB="0" distL="0" distR="0" wp14:anchorId="693129E0" wp14:editId="1E2060B3">
             <wp:extent cx="1752600" cy="1790700"/>
-            <wp:docPr id="100063" name="" descr="@@@baf0b9e9-5687-40e9-9d3c-0fcc37e1338b"/>
+            <wp:effectExtent l="0" t="0" r="0" b="0"/>
+            <wp:docPr id="3" name="图片 3" descr="@@@baf0b9e9-5687-40e9-9d3c-0fcc37e1338b"/>
             <wp:cNvGraphicFramePr>
               <a:graphicFrameLocks xmlns:a="http://schemas.openxmlformats.org/drawingml/2006/main" noChangeAspect="1"/>
             </wp:cNvGraphicFramePr>
@@ -1740,7 +1942,7 @@
                     </pic:cNvPicPr>
                   </pic:nvPicPr>
                   <pic:blipFill>
-                    <a:blip r:embed="rId36"/>
+                    <a:blip r:embed="rId7"/>
                     <a:stretch>
                       <a:fillRect/>
                     </a:stretch>
@@ -1762,73 +1964,127 @@
       </w:r>
     </w:p>
     <w:sectPr>
-      <w:footerReference w:type="default" r:id="rId49"/>
+      <w:footerReference w:type="default" r:id="rId13"/>
       <w:pgSz w:w="11906" w:h="16838"/>
       <w:pgMar w:top="720" w:right="720" w:bottom="720" w:left="720" w:header="720" w:footer="720" w:gutter="0"/>
       <w:pgNumType w:start="1"/>
-      <w:cols w:num="1" w:sep="1" w:space="425"/>
+      <w:cols w:sep="1" w:space="425"/>
       <w:docGrid w:type="lines" w:linePitch="312"/>
     </w:sectPr>
   </w:body>
 </w:document>
 </file>
 
+<file path=word/endnotes.xml><?xml version="1.0" encoding="utf-8"?>
+<w:endnotes xmlns:wpc="http://schemas.microsoft.com/office/word/2010/wordprocessingCanvas" xmlns:cx="http://schemas.microsoft.com/office/drawing/2014/chartex" xmlns:cx1="http://schemas.microsoft.com/office/drawing/2015/9/8/chartex" xmlns:cx2="http://schemas.microsoft.com/office/drawing/2015/10/21/chartex" xmlns:cx3="http://schemas.microsoft.com/office/drawing/2016/5/9/chartex" xmlns:cx4="http://schemas.microsoft.com/office/drawing/2016/5/10/chartex" xmlns:cx5="http://schemas.microsoft.com/office/drawing/2016/5/11/chartex" xmlns:cx6="http://schemas.microsoft.com/office/drawing/2016/5/12/chartex" xmlns:cx7="http://schemas.microsoft.com/office/drawing/2016/5/13/chartex" xmlns:cx8="http://schemas.microsoft.com/office/drawing/2016/5/14/chartex" xmlns:mc="http://schemas.openxmlformats.org/markup-compatibility/2006" xmlns:aink="http://schemas.microsoft.com/office/drawing/2016/ink" xmlns:am3d="http://schemas.microsoft.com/office/drawing/2017/model3d" xmlns:o="urn:schemas-microsoft-com:office:office" xmlns:oel="http://schemas.microsoft.com/office/2019/extlst" xmlns:r="http://schemas.openxmlformats.org/officeDocument/2006/relationships" xmlns:m="http://schemas.openxmlformats.org/officeDocument/2006/math" xmlns:v="urn:schemas-microsoft-com:vml" xmlns:wp14="http://schemas.microsoft.com/office/word/2010/wordprocessingDrawing" xmlns:wp="http://schemas.openxmlformats.org/drawingml/2006/wordprocessingDrawing" xmlns:w10="urn:schemas-microsoft-com:office:word" xmlns:w="http://schemas.openxmlformats.org/wordprocessingml/2006/main" xmlns:w14="http://schemas.microsoft.com/office/word/2010/wordml" xmlns:w15="http://schemas.microsoft.com/office/word/2012/wordml" xmlns:w16cex="http://schemas.microsoft.com/office/word/2018/wordml/cex" xmlns:w16cid="http://schemas.microsoft.com/office/word/2016/wordml/cid" xmlns:w16="http://schemas.microsoft.com/office/word/2018/wordml" xmlns:w16sdtdh="http://schemas.microsoft.com/office/word/2020/wordml/sdtdatahash" xmlns:w16se="http://schemas.microsoft.com/office/word/2015/wordml/symex" xmlns:wpg="http://schemas.microsoft.com/office/word/2010/wordprocessingGroup" xmlns:wpi="http://schemas.microsoft.com/office/word/2010/wordprocessingInk" xmlns:wne="http://schemas.microsoft.com/office/word/2006/wordml" xmlns:wps="http://schemas.microsoft.com/office/word/2010/wordprocessingShape" mc:Ignorable="w14 w15 w16se w16cid w16 w16cex w16sdtdh wp14">
+  <w:endnote w:type="separator" w:id="-1">
+    <w:p>
+      <w:r>
+        <w:separator/>
+      </w:r>
+    </w:p>
+  </w:endnote>
+  <w:endnote w:type="continuationSeparator" w:id="0">
+    <w:p>
+      <w:r>
+        <w:continuationSeparator/>
+      </w:r>
+    </w:p>
+  </w:endnote>
+</w:endnotes>
+</file>
+
 <file path=word/footer1.xml><?xml version="1.0" encoding="utf-8"?>
-<w:ftr xmlns:w="http://schemas.openxmlformats.org/wordprocessingml/2006/main" xmlns:r="http://schemas.openxmlformats.org/officeDocument/2006/relationships">
+<w:ftr xmlns:wpc="http://schemas.microsoft.com/office/word/2010/wordprocessingCanvas" xmlns:cx="http://schemas.microsoft.com/office/drawing/2014/chartex" xmlns:cx1="http://schemas.microsoft.com/office/drawing/2015/9/8/chartex" xmlns:cx2="http://schemas.microsoft.com/office/drawing/2015/10/21/chartex" xmlns:cx3="http://schemas.microsoft.com/office/drawing/2016/5/9/chartex" xmlns:cx4="http://schemas.microsoft.com/office/drawing/2016/5/10/chartex" xmlns:cx5="http://schemas.microsoft.com/office/drawing/2016/5/11/chartex" xmlns:cx6="http://schemas.microsoft.com/office/drawing/2016/5/12/chartex" xmlns:cx7="http://schemas.microsoft.com/office/drawing/2016/5/13/chartex" xmlns:cx8="http://schemas.microsoft.com/office/drawing/2016/5/14/chartex" xmlns:mc="http://schemas.openxmlformats.org/markup-compatibility/2006" xmlns:aink="http://schemas.microsoft.com/office/drawing/2016/ink" xmlns:am3d="http://schemas.microsoft.com/office/drawing/2017/model3d" xmlns:o="urn:schemas-microsoft-com:office:office" xmlns:oel="http://schemas.microsoft.com/office/2019/extlst" xmlns:r="http://schemas.openxmlformats.org/officeDocument/2006/relationships" xmlns:m="http://schemas.openxmlformats.org/officeDocument/2006/math" xmlns:v="urn:schemas-microsoft-com:vml" xmlns:wp14="http://schemas.microsoft.com/office/word/2010/wordprocessingDrawing" xmlns:wp="http://schemas.openxmlformats.org/drawingml/2006/wordprocessingDrawing" xmlns:w10="urn:schemas-microsoft-com:office:word" xmlns:w="http://schemas.openxmlformats.org/wordprocessingml/2006/main" xmlns:w14="http://schemas.microsoft.com/office/word/2010/wordml" xmlns:w15="http://schemas.microsoft.com/office/word/2012/wordml" xmlns:w16cex="http://schemas.microsoft.com/office/word/2018/wordml/cex" xmlns:w16cid="http://schemas.microsoft.com/office/word/2016/wordml/cid" xmlns:w16="http://schemas.microsoft.com/office/word/2018/wordml" xmlns:w16sdtdh="http://schemas.microsoft.com/office/word/2020/wordml/sdtdatahash" xmlns:w16se="http://schemas.microsoft.com/office/word/2015/wordml/symex" xmlns:wpg="http://schemas.microsoft.com/office/word/2010/wordprocessingGroup" xmlns:wpi="http://schemas.microsoft.com/office/word/2010/wordprocessingInk" xmlns:wne="http://schemas.microsoft.com/office/word/2006/wordml" xmlns:wps="http://schemas.microsoft.com/office/word/2010/wordprocessingShape" mc:Ignorable="w14 w15 w16se w16cid w16 w16cex w16sdtdh wp14">
   <w:p>
     <w:pPr>
       <w:jc w:val="center"/>
     </w:pPr>
     <w:r>
       <w:rPr>
-        <w:rFonts w:ascii="Times New Roman" w:hAnsi="Times New Roman" w:eastAsia="宋体"/>
-        <w:sz w:val="21"/>
         <w:szCs w:val="21"/>
       </w:rPr>
-      <w:t xml:space="preserve">第</w:t>
+      <w:t>第</w:t>
     </w:r>
-    <w:fldSimple w:instr=" PAGE ">
-      <w:r>
-        <w:rPr>
-          <w:rFonts w:ascii="Times New Roman" w:hAnsi="Times New Roman" w:eastAsia="宋体"/>
-          <w:sz w:val="21"/>
-          <w:szCs w:val="21"/>
-        </w:rPr>
-        <w:t xml:space="preserve">1</w:t>
-      </w:r>
-    </w:fldSimple>
+    <w:r>
+      <w:fldChar w:fldCharType="begin"/>
+    </w:r>
+    <w:r>
+      <w:instrText xml:space="preserve"> PAGE </w:instrText>
+    </w:r>
+    <w:r>
+      <w:fldChar w:fldCharType="separate"/>
+    </w:r>
     <w:r>
       <w:rPr>
-        <w:rFonts w:ascii="Times New Roman" w:hAnsi="Times New Roman" w:eastAsia="宋体"/>
-        <w:sz w:val="21"/>
         <w:szCs w:val="21"/>
       </w:rPr>
-      <w:t xml:space="preserve">页（共</w:t>
+      <w:t>1</w:t>
     </w:r>
-    <w:fldSimple w:instr=" NUMPAGES ">
-      <w:r>
-        <w:rPr>
-          <w:rFonts w:ascii="Times New Roman" w:hAnsi="Times New Roman" w:eastAsia="宋体"/>
-          <w:sz w:val="21"/>
-          <w:szCs w:val="21"/>
-        </w:rPr>
-        <w:t xml:space="preserve">1</w:t>
-      </w:r>
-    </w:fldSimple>
     <w:r>
       <w:rPr>
-        <w:rFonts w:ascii="Times New Roman" w:hAnsi="Times New Roman" w:eastAsia="宋体"/>
-        <w:sz w:val="21"/>
         <w:szCs w:val="21"/>
       </w:rPr>
-      <w:t xml:space="preserve">页）</w:t>
+      <w:fldChar w:fldCharType="end"/>
+    </w:r>
+    <w:r>
+      <w:rPr>
+        <w:szCs w:val="21"/>
+      </w:rPr>
+      <w:t>页（共</w:t>
+    </w:r>
+    <w:r>
+      <w:fldChar w:fldCharType="begin"/>
+    </w:r>
+    <w:r>
+      <w:instrText xml:space="preserve"> NUMPAGES </w:instrText>
+    </w:r>
+    <w:r>
+      <w:fldChar w:fldCharType="separate"/>
+    </w:r>
+    <w:r>
+      <w:rPr>
+        <w:szCs w:val="21"/>
+      </w:rPr>
+      <w:t>1</w:t>
+    </w:r>
+    <w:r>
+      <w:rPr>
+        <w:szCs w:val="21"/>
+      </w:rPr>
+      <w:fldChar w:fldCharType="end"/>
+    </w:r>
+    <w:r>
+      <w:rPr>
+        <w:szCs w:val="21"/>
+      </w:rPr>
+      <w:t>页）</w:t>
     </w:r>
   </w:p>
 </w:ftr>
 </file>
 
+<file path=word/footnotes.xml><?xml version="1.0" encoding="utf-8"?>
+<w:footnotes xmlns:wpc="http://schemas.microsoft.com/office/word/2010/wordprocessingCanvas" xmlns:cx="http://schemas.microsoft.com/office/drawing/2014/chartex" xmlns:cx1="http://schemas.microsoft.com/office/drawing/2015/9/8/chartex" xmlns:cx2="http://schemas.microsoft.com/office/drawing/2015/10/21/chartex" xmlns:cx3="http://schemas.microsoft.com/office/drawing/2016/5/9/chartex" xmlns:cx4="http://schemas.microsoft.com/office/drawing/2016/5/10/chartex" xmlns:cx5="http://schemas.microsoft.com/office/drawing/2016/5/11/chartex" xmlns:cx6="http://schemas.microsoft.com/office/drawing/2016/5/12/chartex" xmlns:cx7="http://schemas.microsoft.com/office/drawing/2016/5/13/chartex" xmlns:cx8="http://schemas.microsoft.com/office/drawing/2016/5/14/chartex" xmlns:mc="http://schemas.openxmlformats.org/markup-compatibility/2006" xmlns:aink="http://schemas.microsoft.com/office/drawing/2016/ink" xmlns:am3d="http://schemas.microsoft.com/office/drawing/2017/model3d" xmlns:o="urn:schemas-microsoft-com:office:office" xmlns:oel="http://schemas.microsoft.com/office/2019/extlst" xmlns:r="http://schemas.openxmlformats.org/officeDocument/2006/relationships" xmlns:m="http://schemas.openxmlformats.org/officeDocument/2006/math" xmlns:v="urn:schemas-microsoft-com:vml" xmlns:wp14="http://schemas.microsoft.com/office/word/2010/wordprocessingDrawing" xmlns:wp="http://schemas.openxmlformats.org/drawingml/2006/wordprocessingDrawing" xmlns:w10="urn:schemas-microsoft-com:office:word" xmlns:w="http://schemas.openxmlformats.org/wordprocessingml/2006/main" xmlns:w14="http://schemas.microsoft.com/office/word/2010/wordml" xmlns:w15="http://schemas.microsoft.com/office/word/2012/wordml" xmlns:w16cex="http://schemas.microsoft.com/office/word/2018/wordml/cex" xmlns:w16cid="http://schemas.microsoft.com/office/word/2016/wordml/cid" xmlns:w16="http://schemas.microsoft.com/office/word/2018/wordml" xmlns:w16sdtdh="http://schemas.microsoft.com/office/word/2020/wordml/sdtdatahash" xmlns:w16se="http://schemas.microsoft.com/office/word/2015/wordml/symex" xmlns:wpg="http://schemas.microsoft.com/office/word/2010/wordprocessingGroup" xmlns:wpi="http://schemas.microsoft.com/office/word/2010/wordprocessingInk" xmlns:wne="http://schemas.microsoft.com/office/word/2006/wordml" xmlns:wps="http://schemas.microsoft.com/office/word/2010/wordprocessingShape" mc:Ignorable="w14 w15 w16se w16cid w16 w16cex w16sdtdh wp14">
+  <w:footnote w:type="separator" w:id="-1">
+    <w:p>
+      <w:r>
+        <w:separator/>
+      </w:r>
+    </w:p>
+  </w:footnote>
+  <w:footnote w:type="continuationSeparator" w:id="0">
+    <w:p>
+      <w:r>
+        <w:continuationSeparator/>
+      </w:r>
+    </w:p>
+  </w:footnote>
+</w:footnotes>
+</file>
+
 <file path=word/styles.xml><?xml version="1.0" encoding="utf-8"?>
-<w:styles xmlns:mc="http://schemas.openxmlformats.org/markup-compatibility/2006" xmlns:r="http://schemas.openxmlformats.org/officeDocument/2006/relationships" xmlns:w="http://schemas.openxmlformats.org/wordprocessingml/2006/main" xmlns:w14="http://schemas.microsoft.com/office/word/2010/wordml" xmlns:w15="http://schemas.microsoft.com/office/word/2012/wordml" mc:Ignorable="w14 w15">
+<w:styles xmlns:mc="http://schemas.openxmlformats.org/markup-compatibility/2006" xmlns:r="http://schemas.openxmlformats.org/officeDocument/2006/relationships" xmlns:w="http://schemas.openxmlformats.org/wordprocessingml/2006/main" xmlns:w14="http://schemas.microsoft.com/office/word/2010/wordml" xmlns:w15="http://schemas.microsoft.com/office/word/2012/wordml" xmlns:w16cex="http://schemas.microsoft.com/office/word/2018/wordml/cex" xmlns:w16cid="http://schemas.microsoft.com/office/word/2016/wordml/cid" xmlns:w16="http://schemas.microsoft.com/office/word/2018/wordml" xmlns:w16sdtdh="http://schemas.microsoft.com/office/word/2020/wordml/sdtdatahash" xmlns:w16se="http://schemas.microsoft.com/office/word/2015/wordml/symex" mc:Ignorable="w14 w15 w16se w16cid w16 w16cex w16sdtdh">
   <w:docDefaults>
     <w:rPrDefault>
       <w:rPr>
@@ -1841,146 +2097,385 @@
     </w:rPrDefault>
     <w:pPrDefault/>
   </w:docDefaults>
-  <w:latentStyles w:defLockedState="0" w:defUIPriority="99" w:defSemiHidden="1" w:defUnhideWhenUsed="1" w:defQFormat="0" w:count="267">
-    <w:lsdException w:name="Normal" w:semiHidden="0" w:uiPriority="0" w:unhideWhenUsed="0" w:qFormat="1"/>
-    <w:lsdException w:name="heading 1" w:semiHidden="0" w:uiPriority="9" w:unhideWhenUsed="0" w:qFormat="1"/>
-    <w:lsdException w:name="heading 2" w:uiPriority="9" w:qFormat="1"/>
-    <w:lsdException w:name="heading 3" w:uiPriority="9" w:qFormat="1"/>
-    <w:lsdException w:name="heading 4" w:uiPriority="9" w:qFormat="1"/>
-    <w:lsdException w:name="heading 5" w:uiPriority="9" w:qFormat="1"/>
-    <w:lsdException w:name="heading 6" w:uiPriority="9" w:qFormat="1"/>
-    <w:lsdException w:name="heading 7" w:uiPriority="9" w:qFormat="1"/>
-    <w:lsdException w:name="heading 8" w:uiPriority="9" w:qFormat="1"/>
-    <w:lsdException w:name="heading 9" w:uiPriority="9" w:qFormat="1"/>
-    <w:lsdException w:name="toc 1" w:uiPriority="39"/>
-    <w:lsdException w:name="toc 2" w:uiPriority="39"/>
-    <w:lsdException w:name="toc 3" w:uiPriority="39"/>
-    <w:lsdException w:name="toc 4" w:uiPriority="39"/>
-    <w:lsdException w:name="toc 5" w:uiPriority="39"/>
-    <w:lsdException w:name="toc 6" w:uiPriority="39"/>
-    <w:lsdException w:name="toc 7" w:uiPriority="39"/>
-    <w:lsdException w:name="toc 8" w:uiPriority="39"/>
-    <w:lsdException w:name="toc 9" w:uiPriority="39"/>
-    <w:lsdException w:name="caption" w:uiPriority="35" w:qFormat="1"/>
-    <w:lsdException w:name="Title" w:semiHidden="0" w:uiPriority="10" w:unhideWhenUsed="0" w:qFormat="1"/>
-    <w:lsdException w:name="Default Paragraph Font" w:uiPriority="1"/>
-    <w:lsdException w:name="Subtitle" w:semiHidden="0" w:uiPriority="11" w:unhideWhenUsed="0" w:qFormat="1"/>
-    <w:lsdException w:name="Strong" w:semiHidden="0" w:uiPriority="22" w:unhideWhenUsed="0" w:qFormat="1"/>
-    <w:lsdException w:name="Emphasis" w:semiHidden="0" w:uiPriority="20" w:unhideWhenUsed="0" w:qFormat="1"/>
+  <w:latentStyles w:defLockedState="0" w:defUIPriority="99" w:defSemiHidden="0" w:defUnhideWhenUsed="0" w:defQFormat="0" w:count="376">
+    <w:lsdException w:name="Normal" w:uiPriority="0" w:qFormat="1"/>
+    <w:lsdException w:name="heading 1" w:uiPriority="9" w:qFormat="1"/>
+    <w:lsdException w:name="heading 2" w:semiHidden="1" w:uiPriority="9" w:unhideWhenUsed="1" w:qFormat="1"/>
+    <w:lsdException w:name="heading 3" w:semiHidden="1" w:uiPriority="9" w:unhideWhenUsed="1" w:qFormat="1"/>
+    <w:lsdException w:name="heading 4" w:semiHidden="1" w:uiPriority="9" w:unhideWhenUsed="1" w:qFormat="1"/>
+    <w:lsdException w:name="heading 5" w:semiHidden="1" w:uiPriority="9" w:unhideWhenUsed="1" w:qFormat="1"/>
+    <w:lsdException w:name="heading 6" w:semiHidden="1" w:uiPriority="9" w:unhideWhenUsed="1" w:qFormat="1"/>
+    <w:lsdException w:name="heading 7" w:semiHidden="1" w:uiPriority="9" w:unhideWhenUsed="1" w:qFormat="1"/>
+    <w:lsdException w:name="heading 8" w:semiHidden="1" w:uiPriority="9" w:unhideWhenUsed="1" w:qFormat="1"/>
+    <w:lsdException w:name="heading 9" w:semiHidden="1" w:uiPriority="9" w:unhideWhenUsed="1" w:qFormat="1"/>
+    <w:lsdException w:name="index 1" w:semiHidden="1" w:unhideWhenUsed="1"/>
+    <w:lsdException w:name="index 2" w:semiHidden="1" w:unhideWhenUsed="1"/>
+    <w:lsdException w:name="index 3" w:semiHidden="1" w:unhideWhenUsed="1"/>
+    <w:lsdException w:name="index 4" w:semiHidden="1" w:unhideWhenUsed="1"/>
+    <w:lsdException w:name="index 5" w:semiHidden="1" w:unhideWhenUsed="1"/>
+    <w:lsdException w:name="index 6" w:semiHidden="1" w:unhideWhenUsed="1"/>
+    <w:lsdException w:name="index 7" w:semiHidden="1" w:unhideWhenUsed="1"/>
+    <w:lsdException w:name="index 8" w:semiHidden="1" w:unhideWhenUsed="1"/>
+    <w:lsdException w:name="index 9" w:semiHidden="1" w:unhideWhenUsed="1"/>
+    <w:lsdException w:name="toc 1" w:semiHidden="1" w:uiPriority="39" w:unhideWhenUsed="1"/>
+    <w:lsdException w:name="toc 2" w:semiHidden="1" w:uiPriority="39" w:unhideWhenUsed="1"/>
+    <w:lsdException w:name="toc 3" w:semiHidden="1" w:uiPriority="39" w:unhideWhenUsed="1"/>
+    <w:lsdException w:name="toc 4" w:semiHidden="1" w:uiPriority="39" w:unhideWhenUsed="1"/>
+    <w:lsdException w:name="toc 5" w:semiHidden="1" w:uiPriority="39" w:unhideWhenUsed="1"/>
+    <w:lsdException w:name="toc 6" w:semiHidden="1" w:uiPriority="39" w:unhideWhenUsed="1"/>
+    <w:lsdException w:name="toc 7" w:semiHidden="1" w:uiPriority="39" w:unhideWhenUsed="1"/>
+    <w:lsdException w:name="toc 8" w:semiHidden="1" w:uiPriority="39" w:unhideWhenUsed="1"/>
+    <w:lsdException w:name="toc 9" w:semiHidden="1" w:uiPriority="39" w:unhideWhenUsed="1"/>
+    <w:lsdException w:name="Normal Indent" w:semiHidden="1" w:unhideWhenUsed="1"/>
+    <w:lsdException w:name="footnote text" w:semiHidden="1" w:unhideWhenUsed="1"/>
+    <w:lsdException w:name="annotation text" w:semiHidden="1" w:unhideWhenUsed="1"/>
+    <w:lsdException w:name="header" w:semiHidden="1" w:unhideWhenUsed="1"/>
+    <w:lsdException w:name="footer" w:semiHidden="1" w:unhideWhenUsed="1"/>
+    <w:lsdException w:name="index heading" w:semiHidden="1" w:unhideWhenUsed="1"/>
+    <w:lsdException w:name="caption" w:semiHidden="1" w:uiPriority="35" w:unhideWhenUsed="1" w:qFormat="1"/>
+    <w:lsdException w:name="table of figures" w:semiHidden="1" w:unhideWhenUsed="1"/>
+    <w:lsdException w:name="envelope address" w:semiHidden="1" w:unhideWhenUsed="1"/>
+    <w:lsdException w:name="envelope return" w:semiHidden="1" w:unhideWhenUsed="1"/>
+    <w:lsdException w:name="footnote reference" w:semiHidden="1" w:unhideWhenUsed="1"/>
+    <w:lsdException w:name="annotation reference" w:semiHidden="1" w:unhideWhenUsed="1"/>
+    <w:lsdException w:name="line number" w:semiHidden="1" w:unhideWhenUsed="1"/>
+    <w:lsdException w:name="page number" w:semiHidden="1" w:unhideWhenUsed="1"/>
+    <w:lsdException w:name="endnote reference" w:semiHidden="1" w:unhideWhenUsed="1"/>
+    <w:lsdException w:name="endnote text" w:semiHidden="1" w:unhideWhenUsed="1"/>
+    <w:lsdException w:name="table of authorities" w:semiHidden="1" w:unhideWhenUsed="1"/>
+    <w:lsdException w:name="macro" w:semiHidden="1" w:unhideWhenUsed="1"/>
+    <w:lsdException w:name="toa heading" w:semiHidden="1" w:unhideWhenUsed="1"/>
+    <w:lsdException w:name="List" w:semiHidden="1" w:unhideWhenUsed="1"/>
+    <w:lsdException w:name="List Bullet" w:semiHidden="1" w:unhideWhenUsed="1"/>
+    <w:lsdException w:name="List Number" w:semiHidden="1" w:unhideWhenUsed="1"/>
+    <w:lsdException w:name="List 2" w:semiHidden="1" w:unhideWhenUsed="1"/>
+    <w:lsdException w:name="List 3" w:semiHidden="1" w:unhideWhenUsed="1"/>
+    <w:lsdException w:name="List 4" w:semiHidden="1" w:unhideWhenUsed="1"/>
+    <w:lsdException w:name="List 5" w:semiHidden="1" w:unhideWhenUsed="1"/>
+    <w:lsdException w:name="List Bullet 2" w:semiHidden="1" w:unhideWhenUsed="1"/>
+    <w:lsdException w:name="List Bullet 3" w:semiHidden="1" w:unhideWhenUsed="1"/>
+    <w:lsdException w:name="List Bullet 4" w:semiHidden="1" w:unhideWhenUsed="1"/>
+    <w:lsdException w:name="List Bullet 5" w:semiHidden="1" w:unhideWhenUsed="1"/>
+    <w:lsdException w:name="List Number 2" w:semiHidden="1" w:unhideWhenUsed="1"/>
+    <w:lsdException w:name="List Number 3" w:semiHidden="1" w:unhideWhenUsed="1"/>
+    <w:lsdException w:name="List Number 4" w:semiHidden="1" w:unhideWhenUsed="1"/>
+    <w:lsdException w:name="List Number 5" w:semiHidden="1" w:unhideWhenUsed="1"/>
+    <w:lsdException w:name="Title" w:uiPriority="10" w:qFormat="1"/>
+    <w:lsdException w:name="Closing" w:semiHidden="1" w:unhideWhenUsed="1"/>
+    <w:lsdException w:name="Signature" w:semiHidden="1" w:unhideWhenUsed="1"/>
+    <w:lsdException w:name="Default Paragraph Font" w:semiHidden="1" w:uiPriority="1" w:unhideWhenUsed="1"/>
+    <w:lsdException w:name="Body Text" w:semiHidden="1" w:unhideWhenUsed="1"/>
+    <w:lsdException w:name="Body Text Indent" w:semiHidden="1" w:unhideWhenUsed="1"/>
+    <w:lsdException w:name="List Continue" w:semiHidden="1" w:unhideWhenUsed="1"/>
+    <w:lsdException w:name="List Continue 2" w:semiHidden="1" w:unhideWhenUsed="1"/>
+    <w:lsdException w:name="List Continue 3" w:semiHidden="1" w:unhideWhenUsed="1"/>
+    <w:lsdException w:name="List Continue 4" w:semiHidden="1" w:unhideWhenUsed="1"/>
+    <w:lsdException w:name="List Continue 5" w:semiHidden="1" w:unhideWhenUsed="1"/>
+    <w:lsdException w:name="Message Header" w:semiHidden="1" w:unhideWhenUsed="1"/>
+    <w:lsdException w:name="Subtitle" w:uiPriority="11" w:qFormat="1"/>
+    <w:lsdException w:name="Salutation" w:semiHidden="1" w:unhideWhenUsed="1"/>
+    <w:lsdException w:name="Date" w:semiHidden="1" w:unhideWhenUsed="1"/>
+    <w:lsdException w:name="Body Text First Indent" w:semiHidden="1" w:unhideWhenUsed="1"/>
+    <w:lsdException w:name="Body Text First Indent 2" w:semiHidden="1" w:unhideWhenUsed="1"/>
+    <w:lsdException w:name="Note Heading" w:semiHidden="1" w:unhideWhenUsed="1"/>
+    <w:lsdException w:name="Body Text 2" w:semiHidden="1" w:unhideWhenUsed="1"/>
+    <w:lsdException w:name="Body Text 3" w:semiHidden="1" w:unhideWhenUsed="1"/>
+    <w:lsdException w:name="Body Text Indent 2" w:semiHidden="1" w:unhideWhenUsed="1"/>
+    <w:lsdException w:name="Body Text Indent 3" w:semiHidden="1" w:unhideWhenUsed="1"/>
+    <w:lsdException w:name="Block Text" w:semiHidden="1" w:unhideWhenUsed="1"/>
+    <w:lsdException w:name="Hyperlink" w:semiHidden="1" w:unhideWhenUsed="1"/>
+    <w:lsdException w:name="FollowedHyperlink" w:semiHidden="1" w:unhideWhenUsed="1"/>
+    <w:lsdException w:name="Strong" w:uiPriority="22" w:qFormat="1"/>
+    <w:lsdException w:name="Emphasis" w:uiPriority="20" w:qFormat="1"/>
+    <w:lsdException w:name="Document Map" w:semiHidden="1" w:unhideWhenUsed="1"/>
+    <w:lsdException w:name="Plain Text" w:semiHidden="1" w:unhideWhenUsed="1"/>
+    <w:lsdException w:name="E-mail Signature" w:semiHidden="1" w:unhideWhenUsed="1"/>
+    <w:lsdException w:name="HTML Top of Form" w:semiHidden="1" w:unhideWhenUsed="1"/>
+    <w:lsdException w:name="HTML Bottom of Form" w:semiHidden="1" w:unhideWhenUsed="1"/>
+    <w:lsdException w:name="Normal (Web)" w:semiHidden="1" w:unhideWhenUsed="1"/>
+    <w:lsdException w:name="HTML Acronym" w:semiHidden="1" w:unhideWhenUsed="1"/>
+    <w:lsdException w:name="HTML Address" w:semiHidden="1" w:unhideWhenUsed="1"/>
+    <w:lsdException w:name="HTML Cite" w:semiHidden="1" w:unhideWhenUsed="1"/>
+    <w:lsdException w:name="HTML Code" w:semiHidden="1" w:unhideWhenUsed="1"/>
+    <w:lsdException w:name="HTML Definition" w:semiHidden="1" w:unhideWhenUsed="1"/>
+    <w:lsdException w:name="HTML Keyboard" w:semiHidden="1" w:unhideWhenUsed="1"/>
+    <w:lsdException w:name="HTML Preformatted" w:semiHidden="1" w:unhideWhenUsed="1"/>
+    <w:lsdException w:name="HTML Sample" w:semiHidden="1" w:unhideWhenUsed="1"/>
+    <w:lsdException w:name="HTML Typewriter" w:semiHidden="1" w:unhideWhenUsed="1"/>
+    <w:lsdException w:name="HTML Variable" w:semiHidden="1" w:unhideWhenUsed="1"/>
+    <w:lsdException w:name="Normal Table" w:semiHidden="1" w:unhideWhenUsed="1"/>
+    <w:lsdException w:name="annotation subject" w:semiHidden="1" w:unhideWhenUsed="1"/>
+    <w:lsdException w:name="No List" w:semiHidden="1" w:unhideWhenUsed="1"/>
+    <w:lsdException w:name="Outline List 1" w:semiHidden="1" w:unhideWhenUsed="1"/>
+    <w:lsdException w:name="Outline List 2" w:semiHidden="1" w:unhideWhenUsed="1"/>
+    <w:lsdException w:name="Outline List 3" w:semiHidden="1" w:unhideWhenUsed="1"/>
+    <w:lsdException w:name="Table Simple 1" w:semiHidden="1" w:unhideWhenUsed="1"/>
+    <w:lsdException w:name="Table Simple 2" w:semiHidden="1" w:unhideWhenUsed="1"/>
+    <w:lsdException w:name="Table Simple 3" w:semiHidden="1" w:unhideWhenUsed="1"/>
+    <w:lsdException w:name="Table Classic 1" w:semiHidden="1" w:unhideWhenUsed="1"/>
+    <w:lsdException w:name="Table Classic 2" w:semiHidden="1" w:unhideWhenUsed="1"/>
+    <w:lsdException w:name="Table Classic 3" w:semiHidden="1" w:unhideWhenUsed="1"/>
+    <w:lsdException w:name="Table Classic 4" w:semiHidden="1" w:unhideWhenUsed="1"/>
+    <w:lsdException w:name="Table Colorful 1" w:semiHidden="1" w:unhideWhenUsed="1"/>
+    <w:lsdException w:name="Table Colorful 2" w:semiHidden="1" w:unhideWhenUsed="1"/>
+    <w:lsdException w:name="Table Colorful 3" w:semiHidden="1" w:unhideWhenUsed="1"/>
+    <w:lsdException w:name="Table Columns 1" w:semiHidden="1" w:unhideWhenUsed="1"/>
+    <w:lsdException w:name="Table Columns 2" w:semiHidden="1" w:unhideWhenUsed="1"/>
+    <w:lsdException w:name="Table Columns 3" w:semiHidden="1" w:unhideWhenUsed="1"/>
+    <w:lsdException w:name="Table Columns 4" w:semiHidden="1" w:unhideWhenUsed="1"/>
+    <w:lsdException w:name="Table Columns 5" w:semiHidden="1" w:unhideWhenUsed="1"/>
+    <w:lsdException w:name="Table Grid 1" w:semiHidden="1" w:unhideWhenUsed="1"/>
+    <w:lsdException w:name="Table Grid 2" w:semiHidden="1" w:unhideWhenUsed="1"/>
+    <w:lsdException w:name="Table Grid 3" w:semiHidden="1" w:unhideWhenUsed="1"/>
+    <w:lsdException w:name="Table Grid 4" w:semiHidden="1" w:unhideWhenUsed="1"/>
+    <w:lsdException w:name="Table Grid 5" w:semiHidden="1" w:unhideWhenUsed="1"/>
+    <w:lsdException w:name="Table Grid 6" w:semiHidden="1" w:unhideWhenUsed="1"/>
+    <w:lsdException w:name="Table Grid 7" w:semiHidden="1" w:unhideWhenUsed="1"/>
+    <w:lsdException w:name="Table Grid 8" w:semiHidden="1" w:unhideWhenUsed="1"/>
+    <w:lsdException w:name="Table List 1" w:semiHidden="1" w:unhideWhenUsed="1"/>
+    <w:lsdException w:name="Table List 2" w:semiHidden="1" w:unhideWhenUsed="1"/>
+    <w:lsdException w:name="Table List 3" w:semiHidden="1" w:unhideWhenUsed="1"/>
+    <w:lsdException w:name="Table List 4" w:semiHidden="1" w:unhideWhenUsed="1"/>
+    <w:lsdException w:name="Table List 5" w:semiHidden="1" w:unhideWhenUsed="1"/>
+    <w:lsdException w:name="Table List 6" w:semiHidden="1" w:unhideWhenUsed="1"/>
+    <w:lsdException w:name="Table List 7" w:semiHidden="1" w:unhideWhenUsed="1"/>
+    <w:lsdException w:name="Table List 8" w:semiHidden="1" w:unhideWhenUsed="1"/>
+    <w:lsdException w:name="Table 3D effects 1" w:semiHidden="1" w:unhideWhenUsed="1"/>
+    <w:lsdException w:name="Table 3D effects 2" w:semiHidden="1" w:unhideWhenUsed="1"/>
+    <w:lsdException w:name="Table 3D effects 3" w:semiHidden="1" w:unhideWhenUsed="1"/>
+    <w:lsdException w:name="Table Contemporary" w:semiHidden="1" w:unhideWhenUsed="1"/>
+    <w:lsdException w:name="Table Elegant" w:semiHidden="1" w:unhideWhenUsed="1"/>
+    <w:lsdException w:name="Table Professional" w:semiHidden="1" w:unhideWhenUsed="1"/>
+    <w:lsdException w:name="Table Subtle 1" w:semiHidden="1" w:unhideWhenUsed="1"/>
+    <w:lsdException w:name="Table Subtle 2" w:semiHidden="1" w:unhideWhenUsed="1"/>
+    <w:lsdException w:name="Table Web 1" w:semiHidden="1" w:unhideWhenUsed="1"/>
+    <w:lsdException w:name="Table Web 2" w:semiHidden="1" w:unhideWhenUsed="1"/>
+    <w:lsdException w:name="Table Web 3" w:semiHidden="1" w:unhideWhenUsed="1"/>
+    <w:lsdException w:name="Balloon Text" w:semiHidden="1" w:unhideWhenUsed="1"/>
     <w:lsdException w:name="Table Grid" w:uiPriority="39"/>
-    <w:lsdException w:name="Placeholder Text" w:unhideWhenUsed="0"/>
-    <w:lsdException w:name="No Spacing" w:semiHidden="0" w:uiPriority="1" w:unhideWhenUsed="0" w:qFormat="1"/>
-    <w:lsdException w:name="Light Shading" w:semiHidden="0" w:uiPriority="60" w:unhideWhenUsed="0"/>
-    <w:lsdException w:name="Light List" w:semiHidden="0" w:uiPriority="61" w:unhideWhenUsed="0"/>
-    <w:lsdException w:name="Light Grid" w:semiHidden="0" w:uiPriority="62" w:unhideWhenUsed="0"/>
-    <w:lsdException w:name="Medium Shading 1" w:semiHidden="0" w:uiPriority="63" w:unhideWhenUsed="0"/>
-    <w:lsdException w:name="Medium Shading 2" w:semiHidden="0" w:uiPriority="64" w:unhideWhenUsed="0"/>
-    <w:lsdException w:name="Medium List 1" w:semiHidden="0" w:uiPriority="65" w:unhideWhenUsed="0"/>
-    <w:lsdException w:name="Medium List 2" w:semiHidden="0" w:uiPriority="66" w:unhideWhenUsed="0"/>
-    <w:lsdException w:name="Medium Grid 1" w:semiHidden="0" w:uiPriority="67" w:unhideWhenUsed="0"/>
-    <w:lsdException w:name="Medium Grid 2" w:semiHidden="0" w:uiPriority="68" w:unhideWhenUsed="0"/>
-    <w:lsdException w:name="Medium Grid 3" w:semiHidden="0" w:uiPriority="69" w:unhideWhenUsed="0"/>
-    <w:lsdException w:name="Dark List" w:semiHidden="0" w:uiPriority="70" w:unhideWhenUsed="0"/>
-    <w:lsdException w:name="Colorful Shading" w:semiHidden="0" w:uiPriority="71" w:unhideWhenUsed="0"/>
-    <w:lsdException w:name="Colorful List" w:semiHidden="0" w:uiPriority="72" w:unhideWhenUsed="0"/>
-    <w:lsdException w:name="Colorful Grid" w:semiHidden="0" w:uiPriority="73" w:unhideWhenUsed="0"/>
-    <w:lsdException w:name="Light Shading Accent 1" w:semiHidden="0" w:uiPriority="60" w:unhideWhenUsed="0"/>
-    <w:lsdException w:name="Light List Accent 1" w:semiHidden="0" w:uiPriority="61" w:unhideWhenUsed="0"/>
-    <w:lsdException w:name="Light Grid Accent 1" w:semiHidden="0" w:uiPriority="62" w:unhideWhenUsed="0"/>
-    <w:lsdException w:name="Medium Shading 1 Accent 1" w:semiHidden="0" w:uiPriority="63" w:unhideWhenUsed="0"/>
-    <w:lsdException w:name="Medium Shading 2 Accent 1" w:semiHidden="0" w:uiPriority="64" w:unhideWhenUsed="0"/>
-    <w:lsdException w:name="Medium List 1 Accent 1" w:semiHidden="0" w:uiPriority="65" w:unhideWhenUsed="0"/>
-    <w:lsdException w:name="Revision" w:unhideWhenUsed="0"/>
-    <w:lsdException w:name="List Paragraph" w:semiHidden="0" w:uiPriority="34" w:unhideWhenUsed="0" w:qFormat="1"/>
-    <w:lsdException w:name="Quote" w:semiHidden="0" w:uiPriority="29" w:unhideWhenUsed="0" w:qFormat="1"/>
-    <w:lsdException w:name="Intense Quote" w:semiHidden="0" w:uiPriority="30" w:unhideWhenUsed="0" w:qFormat="1"/>
-    <w:lsdException w:name="Medium List 2 Accent 1" w:semiHidden="0" w:uiPriority="66" w:unhideWhenUsed="0"/>
-    <w:lsdException w:name="Medium Grid 1 Accent 1" w:semiHidden="0" w:uiPriority="67" w:unhideWhenUsed="0"/>
-    <w:lsdException w:name="Medium Grid 2 Accent 1" w:semiHidden="0" w:uiPriority="68" w:unhideWhenUsed="0"/>
-    <w:lsdException w:name="Medium Grid 3 Accent 1" w:semiHidden="0" w:uiPriority="69" w:unhideWhenUsed="0"/>
-    <w:lsdException w:name="Dark List Accent 1" w:semiHidden="0" w:uiPriority="70" w:unhideWhenUsed="0"/>
-    <w:lsdException w:name="Colorful Shading Accent 1" w:semiHidden="0" w:uiPriority="71" w:unhideWhenUsed="0"/>
-    <w:lsdException w:name="Colorful List Accent 1" w:semiHidden="0" w:uiPriority="72" w:unhideWhenUsed="0"/>
-    <w:lsdException w:name="Colorful Grid Accent 1" w:semiHidden="0" w:uiPriority="73" w:unhideWhenUsed="0"/>
-    <w:lsdException w:name="Light Shading Accent 2" w:semiHidden="0" w:uiPriority="60" w:unhideWhenUsed="0"/>
-    <w:lsdException w:name="Light List Accent 2" w:semiHidden="0" w:uiPriority="61" w:unhideWhenUsed="0"/>
-    <w:lsdException w:name="Light Grid Accent 2" w:semiHidden="0" w:uiPriority="62" w:unhideWhenUsed="0"/>
-    <w:lsdException w:name="Medium Shading 1 Accent 2" w:semiHidden="0" w:uiPriority="63" w:unhideWhenUsed="0"/>
-    <w:lsdException w:name="Medium Shading 2 Accent 2" w:semiHidden="0" w:uiPriority="64" w:unhideWhenUsed="0"/>
-    <w:lsdException w:name="Medium List 1 Accent 2" w:semiHidden="0" w:uiPriority="65" w:unhideWhenUsed="0"/>
-    <w:lsdException w:name="Medium List 2 Accent 2" w:semiHidden="0" w:uiPriority="66" w:unhideWhenUsed="0"/>
-    <w:lsdException w:name="Medium Grid 1 Accent 2" w:semiHidden="0" w:uiPriority="67" w:unhideWhenUsed="0"/>
-    <w:lsdException w:name="Medium Grid 2 Accent 2" w:semiHidden="0" w:uiPriority="68" w:unhideWhenUsed="0"/>
-    <w:lsdException w:name="Medium Grid 3 Accent 2" w:semiHidden="0" w:uiPriority="69" w:unhideWhenUsed="0"/>
-    <w:lsdException w:name="Dark List Accent 2" w:semiHidden="0" w:uiPriority="70" w:unhideWhenUsed="0"/>
-    <w:lsdException w:name="Colorful Shading Accent 2" w:semiHidden="0" w:uiPriority="71" w:unhideWhenUsed="0"/>
-    <w:lsdException w:name="Colorful List Accent 2" w:semiHidden="0" w:uiPriority="72" w:unhideWhenUsed="0"/>
-    <w:lsdException w:name="Colorful Grid Accent 2" w:semiHidden="0" w:uiPriority="73" w:unhideWhenUsed="0"/>
-    <w:lsdException w:name="Light Shading Accent 3" w:semiHidden="0" w:uiPriority="60" w:unhideWhenUsed="0"/>
-    <w:lsdException w:name="Light List Accent 3" w:semiHidden="0" w:uiPriority="61" w:unhideWhenUsed="0"/>
-    <w:lsdException w:name="Light Grid Accent 3" w:semiHidden="0" w:uiPriority="62" w:unhideWhenUsed="0"/>
-    <w:lsdException w:name="Medium Shading 1 Accent 3" w:semiHidden="0" w:uiPriority="63" w:unhideWhenUsed="0"/>
-    <w:lsdException w:name="Medium Shading 2 Accent 3" w:semiHidden="0" w:uiPriority="64" w:unhideWhenUsed="0"/>
-    <w:lsdException w:name="Medium List 1 Accent 3" w:semiHidden="0" w:uiPriority="65" w:unhideWhenUsed="0"/>
-    <w:lsdException w:name="Medium List 2 Accent 3" w:semiHidden="0" w:uiPriority="66" w:unhideWhenUsed="0"/>
-    <w:lsdException w:name="Medium Grid 1 Accent 3" w:semiHidden="0" w:uiPriority="67" w:unhideWhenUsed="0"/>
-    <w:lsdException w:name="Medium Grid 2 Accent 3" w:semiHidden="0" w:uiPriority="68" w:unhideWhenUsed="0"/>
-    <w:lsdException w:name="Medium Grid 3 Accent 3" w:semiHidden="0" w:uiPriority="69" w:unhideWhenUsed="0"/>
-    <w:lsdException w:name="Dark List Accent 3" w:semiHidden="0" w:uiPriority="70" w:unhideWhenUsed="0"/>
-    <w:lsdException w:name="Colorful Shading Accent 3" w:semiHidden="0" w:uiPriority="71" w:unhideWhenUsed="0"/>
-    <w:lsdException w:name="Colorful List Accent 3" w:semiHidden="0" w:uiPriority="72" w:unhideWhenUsed="0"/>
-    <w:lsdException w:name="Colorful Grid Accent 3" w:semiHidden="0" w:uiPriority="73" w:unhideWhenUsed="0"/>
-    <w:lsdException w:name="Light Shading Accent 4" w:semiHidden="0" w:uiPriority="60" w:unhideWhenUsed="0"/>
-    <w:lsdException w:name="Light List Accent 4" w:semiHidden="0" w:uiPriority="61" w:unhideWhenUsed="0"/>
-    <w:lsdException w:name="Light Grid Accent 4" w:semiHidden="0" w:uiPriority="62" w:unhideWhenUsed="0"/>
-    <w:lsdException w:name="Medium Shading 1 Accent 4" w:semiHidden="0" w:uiPriority="63" w:unhideWhenUsed="0"/>
-    <w:lsdException w:name="Medium Shading 2 Accent 4" w:semiHidden="0" w:uiPriority="64" w:unhideWhenUsed="0"/>
-    <w:lsdException w:name="Medium List 1 Accent 4" w:semiHidden="0" w:uiPriority="65" w:unhideWhenUsed="0"/>
-    <w:lsdException w:name="Medium List 2 Accent 4" w:semiHidden="0" w:uiPriority="66" w:unhideWhenUsed="0"/>
-    <w:lsdException w:name="Medium Grid 1 Accent 4" w:semiHidden="0" w:uiPriority="67" w:unhideWhenUsed="0"/>
-    <w:lsdException w:name="Medium Grid 2 Accent 4" w:semiHidden="0" w:uiPriority="68" w:unhideWhenUsed="0"/>
-    <w:lsdException w:name="Medium Grid 3 Accent 4" w:semiHidden="0" w:uiPriority="69" w:unhideWhenUsed="0"/>
-    <w:lsdException w:name="Dark List Accent 4" w:semiHidden="0" w:uiPriority="70" w:unhideWhenUsed="0"/>
-    <w:lsdException w:name="Colorful Shading Accent 4" w:semiHidden="0" w:uiPriority="71" w:unhideWhenUsed="0"/>
-    <w:lsdException w:name="Colorful List Accent 4" w:semiHidden="0" w:uiPriority="72" w:unhideWhenUsed="0"/>
-    <w:lsdException w:name="Colorful Grid Accent 4" w:semiHidden="0" w:uiPriority="73" w:unhideWhenUsed="0"/>
-    <w:lsdException w:name="Light Shading Accent 5" w:semiHidden="0" w:uiPriority="60" w:unhideWhenUsed="0"/>
-    <w:lsdException w:name="Light List Accent 5" w:semiHidden="0" w:uiPriority="61" w:unhideWhenUsed="0"/>
-    <w:lsdException w:name="Light Grid Accent 5" w:semiHidden="0" w:uiPriority="62" w:unhideWhenUsed="0"/>
-    <w:lsdException w:name="Medium Shading 1 Accent 5" w:semiHidden="0" w:uiPriority="63" w:unhideWhenUsed="0"/>
-    <w:lsdException w:name="Medium Shading 2 Accent 5" w:semiHidden="0" w:uiPriority="64" w:unhideWhenUsed="0"/>
-    <w:lsdException w:name="Medium List 1 Accent 5" w:semiHidden="0" w:uiPriority="65" w:unhideWhenUsed="0"/>
-    <w:lsdException w:name="Medium List 2 Accent 5" w:semiHidden="0" w:uiPriority="66" w:unhideWhenUsed="0"/>
-    <w:lsdException w:name="Medium Grid 1 Accent 5" w:semiHidden="0" w:uiPriority="67" w:unhideWhenUsed="0"/>
-    <w:lsdException w:name="Medium Grid 2 Accent 5" w:semiHidden="0" w:uiPriority="68" w:unhideWhenUsed="0"/>
-    <w:lsdException w:name="Medium Grid 3 Accent 5" w:semiHidden="0" w:uiPriority="69" w:unhideWhenUsed="0"/>
-    <w:lsdException w:name="Dark List Accent 5" w:semiHidden="0" w:uiPriority="70" w:unhideWhenUsed="0"/>
-    <w:lsdException w:name="Colorful Shading Accent 5" w:semiHidden="0" w:uiPriority="71" w:unhideWhenUsed="0"/>
-    <w:lsdException w:name="Colorful List Accent 5" w:semiHidden="0" w:uiPriority="72" w:unhideWhenUsed="0"/>
-    <w:lsdException w:name="Colorful Grid Accent 5" w:semiHidden="0" w:uiPriority="73" w:unhideWhenUsed="0"/>
-    <w:lsdException w:name="Light Shading Accent 6" w:semiHidden="0" w:uiPriority="60" w:unhideWhenUsed="0"/>
-    <w:lsdException w:name="Light List Accent 6" w:semiHidden="0" w:uiPriority="61" w:unhideWhenUsed="0"/>
-    <w:lsdException w:name="Light Grid Accent 6" w:semiHidden="0" w:uiPriority="62" w:unhideWhenUsed="0"/>
-    <w:lsdException w:name="Medium Shading 1 Accent 6" w:semiHidden="0" w:uiPriority="63" w:unhideWhenUsed="0"/>
-    <w:lsdException w:name="Medium Shading 2 Accent 6" w:semiHidden="0" w:uiPriority="64" w:unhideWhenUsed="0"/>
-    <w:lsdException w:name="Medium List 1 Accent 6" w:semiHidden="0" w:uiPriority="65" w:unhideWhenUsed="0"/>
-    <w:lsdException w:name="Medium List 2 Accent 6" w:semiHidden="0" w:uiPriority="66" w:unhideWhenUsed="0"/>
-    <w:lsdException w:name="Medium Grid 1 Accent 6" w:semiHidden="0" w:uiPriority="67" w:unhideWhenUsed="0"/>
-    <w:lsdException w:name="Medium Grid 2 Accent 6" w:semiHidden="0" w:uiPriority="68" w:unhideWhenUsed="0"/>
-    <w:lsdException w:name="Medium Grid 3 Accent 6" w:semiHidden="0" w:uiPriority="69" w:unhideWhenUsed="0"/>
-    <w:lsdException w:name="Dark List Accent 6" w:semiHidden="0" w:uiPriority="70" w:unhideWhenUsed="0"/>
-    <w:lsdException w:name="Colorful Shading Accent 6" w:semiHidden="0" w:uiPriority="71" w:unhideWhenUsed="0"/>
-    <w:lsdException w:name="Colorful List Accent 6" w:semiHidden="0" w:uiPriority="72" w:unhideWhenUsed="0"/>
-    <w:lsdException w:name="Colorful Grid Accent 6" w:semiHidden="0" w:uiPriority="73" w:unhideWhenUsed="0"/>
-    <w:lsdException w:name="Subtle Emphasis" w:semiHidden="0" w:uiPriority="19" w:unhideWhenUsed="0" w:qFormat="1"/>
-    <w:lsdException w:name="Intense Emphasis" w:semiHidden="0" w:uiPriority="21" w:unhideWhenUsed="0" w:qFormat="1"/>
-    <w:lsdException w:name="Subtle Reference" w:semiHidden="0" w:uiPriority="31" w:unhideWhenUsed="0" w:qFormat="1"/>
-    <w:lsdException w:name="Intense Reference" w:semiHidden="0" w:uiPriority="32" w:unhideWhenUsed="0" w:qFormat="1"/>
-    <w:lsdException w:name="Book Title" w:semiHidden="0" w:uiPriority="33" w:unhideWhenUsed="0" w:qFormat="1"/>
-    <w:lsdException w:name="Bibliography" w:uiPriority="37"/>
-    <w:lsdException w:name="TOC Heading" w:uiPriority="39" w:qFormat="1"/>
+    <w:lsdException w:name="Table Theme" w:semiHidden="1" w:unhideWhenUsed="1"/>
+    <w:lsdException w:name="Placeholder Text" w:semiHidden="1"/>
+    <w:lsdException w:name="No Spacing" w:uiPriority="1" w:qFormat="1"/>
+    <w:lsdException w:name="Light Shading" w:uiPriority="60"/>
+    <w:lsdException w:name="Light List" w:uiPriority="61"/>
+    <w:lsdException w:name="Light Grid" w:uiPriority="62"/>
+    <w:lsdException w:name="Medium Shading 1" w:uiPriority="63"/>
+    <w:lsdException w:name="Medium Shading 2" w:uiPriority="64"/>
+    <w:lsdException w:name="Medium List 1" w:uiPriority="65"/>
+    <w:lsdException w:name="Medium List 2" w:uiPriority="66"/>
+    <w:lsdException w:name="Medium Grid 1" w:uiPriority="67"/>
+    <w:lsdException w:name="Medium Grid 2" w:uiPriority="68"/>
+    <w:lsdException w:name="Medium Grid 3" w:uiPriority="69"/>
+    <w:lsdException w:name="Dark List" w:uiPriority="70"/>
+    <w:lsdException w:name="Colorful Shading" w:uiPriority="71"/>
+    <w:lsdException w:name="Colorful List" w:uiPriority="72"/>
+    <w:lsdException w:name="Colorful Grid" w:uiPriority="73"/>
+    <w:lsdException w:name="Light Shading Accent 1" w:uiPriority="60"/>
+    <w:lsdException w:name="Light List Accent 1" w:uiPriority="61"/>
+    <w:lsdException w:name="Light Grid Accent 1" w:uiPriority="62"/>
+    <w:lsdException w:name="Medium Shading 1 Accent 1" w:uiPriority="63"/>
+    <w:lsdException w:name="Medium Shading 2 Accent 1" w:uiPriority="64"/>
+    <w:lsdException w:name="Medium List 1 Accent 1" w:uiPriority="65"/>
+    <w:lsdException w:name="Revision" w:semiHidden="1"/>
+    <w:lsdException w:name="List Paragraph" w:uiPriority="34" w:qFormat="1"/>
+    <w:lsdException w:name="Quote" w:uiPriority="29" w:qFormat="1"/>
+    <w:lsdException w:name="Intense Quote" w:uiPriority="30" w:qFormat="1"/>
+    <w:lsdException w:name="Medium List 2 Accent 1" w:uiPriority="66"/>
+    <w:lsdException w:name="Medium Grid 1 Accent 1" w:uiPriority="67"/>
+    <w:lsdException w:name="Medium Grid 2 Accent 1" w:uiPriority="68"/>
+    <w:lsdException w:name="Medium Grid 3 Accent 1" w:uiPriority="69"/>
+    <w:lsdException w:name="Dark List Accent 1" w:uiPriority="70"/>
+    <w:lsdException w:name="Colorful Shading Accent 1" w:uiPriority="71"/>
+    <w:lsdException w:name="Colorful List Accent 1" w:uiPriority="72"/>
+    <w:lsdException w:name="Colorful Grid Accent 1" w:uiPriority="73"/>
+    <w:lsdException w:name="Light Shading Accent 2" w:uiPriority="60"/>
+    <w:lsdException w:name="Light List Accent 2" w:uiPriority="61"/>
+    <w:lsdException w:name="Light Grid Accent 2" w:uiPriority="62"/>
+    <w:lsdException w:name="Medium Shading 1 Accent 2" w:uiPriority="63"/>
+    <w:lsdException w:name="Medium Shading 2 Accent 2" w:uiPriority="64"/>
+    <w:lsdException w:name="Medium List 1 Accent 2" w:uiPriority="65"/>
+    <w:lsdException w:name="Medium List 2 Accent 2" w:uiPriority="66"/>
+    <w:lsdException w:name="Medium Grid 1 Accent 2" w:uiPriority="67"/>
+    <w:lsdException w:name="Medium Grid 2 Accent 2" w:uiPriority="68"/>
+    <w:lsdException w:name="Medium Grid 3 Accent 2" w:uiPriority="69"/>
+    <w:lsdException w:name="Dark List Accent 2" w:uiPriority="70"/>
+    <w:lsdException w:name="Colorful Shading Accent 2" w:uiPriority="71"/>
+    <w:lsdException w:name="Colorful List Accent 2" w:uiPriority="72"/>
+    <w:lsdException w:name="Colorful Grid Accent 2" w:uiPriority="73"/>
+    <w:lsdException w:name="Light Shading Accent 3" w:uiPriority="60"/>
+    <w:lsdException w:name="Light List Accent 3" w:uiPriority="61"/>
+    <w:lsdException w:name="Light Grid Accent 3" w:uiPriority="62"/>
+    <w:lsdException w:name="Medium Shading 1 Accent 3" w:uiPriority="63"/>
+    <w:lsdException w:name="Medium Shading 2 Accent 3" w:uiPriority="64"/>
+    <w:lsdException w:name="Medium List 1 Accent 3" w:uiPriority="65"/>
+    <w:lsdException w:name="Medium List 2 Accent 3" w:uiPriority="66"/>
+    <w:lsdException w:name="Medium Grid 1 Accent 3" w:uiPriority="67"/>
+    <w:lsdException w:name="Medium Grid 2 Accent 3" w:uiPriority="68"/>
+    <w:lsdException w:name="Medium Grid 3 Accent 3" w:uiPriority="69"/>
+    <w:lsdException w:name="Dark List Accent 3" w:uiPriority="70"/>
+    <w:lsdException w:name="Colorful Shading Accent 3" w:uiPriority="71"/>
+    <w:lsdException w:name="Colorful List Accent 3" w:uiPriority="72"/>
+    <w:lsdException w:name="Colorful Grid Accent 3" w:uiPriority="73"/>
+    <w:lsdException w:name="Light Shading Accent 4" w:uiPriority="60"/>
+    <w:lsdException w:name="Light List Accent 4" w:uiPriority="61"/>
+    <w:lsdException w:name="Light Grid Accent 4" w:uiPriority="62"/>
+    <w:lsdException w:name="Medium Shading 1 Accent 4" w:uiPriority="63"/>
+    <w:lsdException w:name="Medium Shading 2 Accent 4" w:uiPriority="64"/>
+    <w:lsdException w:name="Medium List 1 Accent 4" w:uiPriority="65"/>
+    <w:lsdException w:name="Medium List 2 Accent 4" w:uiPriority="66"/>
+    <w:lsdException w:name="Medium Grid 1 Accent 4" w:uiPriority="67"/>
+    <w:lsdException w:name="Medium Grid 2 Accent 4" w:uiPriority="68"/>
+    <w:lsdException w:name="Medium Grid 3 Accent 4" w:uiPriority="69"/>
+    <w:lsdException w:name="Dark List Accent 4" w:uiPriority="70"/>
+    <w:lsdException w:name="Colorful Shading Accent 4" w:uiPriority="71"/>
+    <w:lsdException w:name="Colorful List Accent 4" w:uiPriority="72"/>
+    <w:lsdException w:name="Colorful Grid Accent 4" w:uiPriority="73"/>
+    <w:lsdException w:name="Light Shading Accent 5" w:uiPriority="60"/>
+    <w:lsdException w:name="Light List Accent 5" w:uiPriority="61"/>
+    <w:lsdException w:name="Light Grid Accent 5" w:uiPriority="62"/>
+    <w:lsdException w:name="Medium Shading 1 Accent 5" w:uiPriority="63"/>
+    <w:lsdException w:name="Medium Shading 2 Accent 5" w:uiPriority="64"/>
+    <w:lsdException w:name="Medium List 1 Accent 5" w:uiPriority="65"/>
+    <w:lsdException w:name="Medium List 2 Accent 5" w:uiPriority="66"/>
+    <w:lsdException w:name="Medium Grid 1 Accent 5" w:uiPriority="67"/>
+    <w:lsdException w:name="Medium Grid 2 Accent 5" w:uiPriority="68"/>
+    <w:lsdException w:name="Medium Grid 3 Accent 5" w:uiPriority="69"/>
+    <w:lsdException w:name="Dark List Accent 5" w:uiPriority="70"/>
+    <w:lsdException w:name="Colorful Shading Accent 5" w:uiPriority="71"/>
+    <w:lsdException w:name="Colorful List Accent 5" w:uiPriority="72"/>
+    <w:lsdException w:name="Colorful Grid Accent 5" w:uiPriority="73"/>
+    <w:lsdException w:name="Light Shading Accent 6" w:uiPriority="60"/>
+    <w:lsdException w:name="Light List Accent 6" w:uiPriority="61"/>
+    <w:lsdException w:name="Light Grid Accent 6" w:uiPriority="62"/>
+    <w:lsdException w:name="Medium Shading 1 Accent 6" w:uiPriority="63"/>
+    <w:lsdException w:name="Medium Shading 2 Accent 6" w:uiPriority="64"/>
+    <w:lsdException w:name="Medium List 1 Accent 6" w:uiPriority="65"/>
+    <w:lsdException w:name="Medium List 2 Accent 6" w:uiPriority="66"/>
+    <w:lsdException w:name="Medium Grid 1 Accent 6" w:uiPriority="67"/>
+    <w:lsdException w:name="Medium Grid 2 Accent 6" w:uiPriority="68"/>
+    <w:lsdException w:name="Medium Grid 3 Accent 6" w:uiPriority="69"/>
+    <w:lsdException w:name="Dark List Accent 6" w:uiPriority="70"/>
+    <w:lsdException w:name="Colorful Shading Accent 6" w:uiPriority="71"/>
+    <w:lsdException w:name="Colorful List Accent 6" w:uiPriority="72"/>
+    <w:lsdException w:name="Colorful Grid Accent 6" w:uiPriority="73"/>
+    <w:lsdException w:name="Subtle Emphasis" w:uiPriority="19" w:qFormat="1"/>
+    <w:lsdException w:name="Intense Emphasis" w:uiPriority="21" w:qFormat="1"/>
+    <w:lsdException w:name="Subtle Reference" w:uiPriority="31" w:qFormat="1"/>
+    <w:lsdException w:name="Intense Reference" w:uiPriority="32" w:qFormat="1"/>
+    <w:lsdException w:name="Book Title" w:uiPriority="33" w:qFormat="1"/>
+    <w:lsdException w:name="Bibliography" w:semiHidden="1" w:uiPriority="37" w:unhideWhenUsed="1"/>
+    <w:lsdException w:name="TOC Heading" w:semiHidden="1" w:uiPriority="39" w:unhideWhenUsed="1" w:qFormat="1"/>
+    <w:lsdException w:name="Plain Table 1" w:uiPriority="41"/>
+    <w:lsdException w:name="Plain Table 2" w:uiPriority="42"/>
+    <w:lsdException w:name="Plain Table 3" w:uiPriority="43"/>
+    <w:lsdException w:name="Plain Table 4" w:uiPriority="44"/>
+    <w:lsdException w:name="Plain Table 5" w:uiPriority="45"/>
+    <w:lsdException w:name="Grid Table Light" w:uiPriority="40"/>
+    <w:lsdException w:name="Grid Table 1 Light" w:uiPriority="46"/>
+    <w:lsdException w:name="Grid Table 2" w:uiPriority="47"/>
+    <w:lsdException w:name="Grid Table 3" w:uiPriority="48"/>
+    <w:lsdException w:name="Grid Table 4" w:uiPriority="49"/>
+    <w:lsdException w:name="Grid Table 5 Dark" w:uiPriority="50"/>
+    <w:lsdException w:name="Grid Table 6 Colorful" w:uiPriority="51"/>
+    <w:lsdException w:name="Grid Table 7 Colorful" w:uiPriority="52"/>
+    <w:lsdException w:name="Grid Table 1 Light Accent 1" w:uiPriority="46"/>
+    <w:lsdException w:name="Grid Table 2 Accent 1" w:uiPriority="47"/>
+    <w:lsdException w:name="Grid Table 3 Accent 1" w:uiPriority="48"/>
+    <w:lsdException w:name="Grid Table 4 Accent 1" w:uiPriority="49"/>
+    <w:lsdException w:name="Grid Table 5 Dark Accent 1" w:uiPriority="50"/>
+    <w:lsdException w:name="Grid Table 6 Colorful Accent 1" w:uiPriority="51"/>
+    <w:lsdException w:name="Grid Table 7 Colorful Accent 1" w:uiPriority="52"/>
+    <w:lsdException w:name="Grid Table 1 Light Accent 2" w:uiPriority="46"/>
+    <w:lsdException w:name="Grid Table 2 Accent 2" w:uiPriority="47"/>
+    <w:lsdException w:name="Grid Table 3 Accent 2" w:uiPriority="48"/>
+    <w:lsdException w:name="Grid Table 4 Accent 2" w:uiPriority="49"/>
+    <w:lsdException w:name="Grid Table 5 Dark Accent 2" w:uiPriority="50"/>
+    <w:lsdException w:name="Grid Table 6 Colorful Accent 2" w:uiPriority="51"/>
+    <w:lsdException w:name="Grid Table 7 Colorful Accent 2" w:uiPriority="52"/>
+    <w:lsdException w:name="Grid Table 1 Light Accent 3" w:uiPriority="46"/>
+    <w:lsdException w:name="Grid Table 2 Accent 3" w:uiPriority="47"/>
+    <w:lsdException w:name="Grid Table 3 Accent 3" w:uiPriority="48"/>
+    <w:lsdException w:name="Grid Table 4 Accent 3" w:uiPriority="49"/>
+    <w:lsdException w:name="Grid Table 5 Dark Accent 3" w:uiPriority="50"/>
+    <w:lsdException w:name="Grid Table 6 Colorful Accent 3" w:uiPriority="51"/>
+    <w:lsdException w:name="Grid Table 7 Colorful Accent 3" w:uiPriority="52"/>
+    <w:lsdException w:name="Grid Table 1 Light Accent 4" w:uiPriority="46"/>
+    <w:lsdException w:name="Grid Table 2 Accent 4" w:uiPriority="47"/>
+    <w:lsdException w:name="Grid Table 3 Accent 4" w:uiPriority="48"/>
+    <w:lsdException w:name="Grid Table 4 Accent 4" w:uiPriority="49"/>
+    <w:lsdException w:name="Grid Table 5 Dark Accent 4" w:uiPriority="50"/>
+    <w:lsdException w:name="Grid Table 6 Colorful Accent 4" w:uiPriority="51"/>
+    <w:lsdException w:name="Grid Table 7 Colorful Accent 4" w:uiPriority="52"/>
+    <w:lsdException w:name="Grid Table 1 Light Accent 5" w:uiPriority="46"/>
+    <w:lsdException w:name="Grid Table 2 Accent 5" w:uiPriority="47"/>
+    <w:lsdException w:name="Grid Table 3 Accent 5" w:uiPriority="48"/>
+    <w:lsdException w:name="Grid Table 4 Accent 5" w:uiPriority="49"/>
+    <w:lsdException w:name="Grid Table 5 Dark Accent 5" w:uiPriority="50"/>
+    <w:lsdException w:name="Grid Table 6 Colorful Accent 5" w:uiPriority="51"/>
+    <w:lsdException w:name="Grid Table 7 Colorful Accent 5" w:uiPriority="52"/>
+    <w:lsdException w:name="Grid Table 1 Light Accent 6" w:uiPriority="46"/>
+    <w:lsdException w:name="Grid Table 2 Accent 6" w:uiPriority="47"/>
+    <w:lsdException w:name="Grid Table 3 Accent 6" w:uiPriority="48"/>
+    <w:lsdException w:name="Grid Table 4 Accent 6" w:uiPriority="49"/>
+    <w:lsdException w:name="Grid Table 5 Dark Accent 6" w:uiPriority="50"/>
+    <w:lsdException w:name="Grid Table 6 Colorful Accent 6" w:uiPriority="51"/>
+    <w:lsdException w:name="Grid Table 7 Colorful Accent 6" w:uiPriority="52"/>
+    <w:lsdException w:name="List Table 1 Light" w:uiPriority="46"/>
+    <w:lsdException w:name="List Table 2" w:uiPriority="47"/>
+    <w:lsdException w:name="List Table 3" w:uiPriority="48"/>
+    <w:lsdException w:name="List Table 4" w:uiPriority="49"/>
+    <w:lsdException w:name="List Table 5 Dark" w:uiPriority="50"/>
+    <w:lsdException w:name="List Table 6 Colorful" w:uiPriority="51"/>
+    <w:lsdException w:name="List Table 7 Colorful" w:uiPriority="52"/>
+    <w:lsdException w:name="List Table 1 Light Accent 1" w:uiPriority="46"/>
+    <w:lsdException w:name="List Table 2 Accent 1" w:uiPriority="47"/>
+    <w:lsdException w:name="List Table 3 Accent 1" w:uiPriority="48"/>
+    <w:lsdException w:name="List Table 4 Accent 1" w:uiPriority="49"/>
+    <w:lsdException w:name="List Table 5 Dark Accent 1" w:uiPriority="50"/>
+    <w:lsdException w:name="List Table 6 Colorful Accent 1" w:uiPriority="51"/>
+    <w:lsdException w:name="List Table 7 Colorful Accent 1" w:uiPriority="52"/>
+    <w:lsdException w:name="List Table 1 Light Accent 2" w:uiPriority="46"/>
+    <w:lsdException w:name="List Table 2 Accent 2" w:uiPriority="47"/>
+    <w:lsdException w:name="List Table 3 Accent 2" w:uiPriority="48"/>
+    <w:lsdException w:name="List Table 4 Accent 2" w:uiPriority="49"/>
+    <w:lsdException w:name="List Table 5 Dark Accent 2" w:uiPriority="50"/>
+    <w:lsdException w:name="List Table 6 Colorful Accent 2" w:uiPriority="51"/>
+    <w:lsdException w:name="List Table 7 Colorful Accent 2" w:uiPriority="52"/>
+    <w:lsdException w:name="List Table 1 Light Accent 3" w:uiPriority="46"/>
+    <w:lsdException w:name="List Table 2 Accent 3" w:uiPriority="47"/>
+    <w:lsdException w:name="List Table 3 Accent 3" w:uiPriority="48"/>
+    <w:lsdException w:name="List Table 4 Accent 3" w:uiPriority="49"/>
+    <w:lsdException w:name="List Table 5 Dark Accent 3" w:uiPriority="50"/>
+    <w:lsdException w:name="List Table 6 Colorful Accent 3" w:uiPriority="51"/>
+    <w:lsdException w:name="List Table 7 Colorful Accent 3" w:uiPriority="52"/>
+    <w:lsdException w:name="List Table 1 Light Accent 4" w:uiPriority="46"/>
+    <w:lsdException w:name="List Table 2 Accent 4" w:uiPriority="47"/>
+    <w:lsdException w:name="List Table 3 Accent 4" w:uiPriority="48"/>
+    <w:lsdException w:name="List Table 4 Accent 4" w:uiPriority="49"/>
+    <w:lsdException w:name="List Table 5 Dark Accent 4" w:uiPriority="50"/>
+    <w:lsdException w:name="List Table 6 Colorful Accent 4" w:uiPriority="51"/>
+    <w:lsdException w:name="List Table 7 Colorful Accent 4" w:uiPriority="52"/>
+    <w:lsdException w:name="List Table 1 Light Accent 5" w:uiPriority="46"/>
+    <w:lsdException w:name="List Table 2 Accent 5" w:uiPriority="47"/>
+    <w:lsdException w:name="List Table 3 Accent 5" w:uiPriority="48"/>
+    <w:lsdException w:name="List Table 4 Accent 5" w:uiPriority="49"/>
+    <w:lsdException w:name="List Table 5 Dark Accent 5" w:uiPriority="50"/>
+    <w:lsdException w:name="List Table 6 Colorful Accent 5" w:uiPriority="51"/>
+    <w:lsdException w:name="List Table 7 Colorful Accent 5" w:uiPriority="52"/>
+    <w:lsdException w:name="List Table 1 Light Accent 6" w:uiPriority="46"/>
+    <w:lsdException w:name="List Table 2 Accent 6" w:uiPriority="47"/>
+    <w:lsdException w:name="List Table 3 Accent 6" w:uiPriority="48"/>
+    <w:lsdException w:name="List Table 4 Accent 6" w:uiPriority="49"/>
+    <w:lsdException w:name="List Table 5 Dark Accent 6" w:uiPriority="50"/>
+    <w:lsdException w:name="List Table 6 Colorful Accent 6" w:uiPriority="51"/>
+    <w:lsdException w:name="List Table 7 Colorful Accent 6" w:uiPriority="52"/>
+    <w:lsdException w:name="Mention" w:semiHidden="1" w:unhideWhenUsed="1"/>
+    <w:lsdException w:name="Smart Hyperlink" w:semiHidden="1" w:unhideWhenUsed="1"/>
+    <w:lsdException w:name="Hashtag" w:semiHidden="1" w:unhideWhenUsed="1"/>
+    <w:lsdException w:name="Unresolved Mention" w:semiHidden="1" w:unhideWhenUsed="1"/>
+    <w:lsdException w:name="Smart Link" w:semiHidden="1" w:unhideWhenUsed="1"/>
   </w:latentStyles>
-  <w:style w:type="paragraph" w:default="1" w:styleId="Normal">
+  <w:style w:type="paragraph" w:default="1" w:styleId="a">
     <w:name w:val="Normal"/>
     <w:qFormat/>
     <w:pPr>
@@ -1988,13 +2483,13 @@
       <w:jc w:val="both"/>
     </w:pPr>
   </w:style>
-  <w:style w:type="character" w:default="1" w:styleId="DefaultParagraphFont">
+  <w:style w:type="character" w:default="1" w:styleId="a0">
     <w:name w:val="Default Paragraph Font"/>
     <w:uiPriority w:val="1"/>
     <w:semiHidden/>
     <w:unhideWhenUsed/>
   </w:style>
-  <w:style w:type="table" w:default="1" w:styleId="TableNormal">
+  <w:style w:type="table" w:default="1" w:styleId="a1">
     <w:name w:val="Normal Table"/>
     <w:uiPriority w:val="99"/>
     <w:semiHidden/>
@@ -2009,16 +2504,16 @@
       </w:tblCellMar>
     </w:tblPr>
   </w:style>
-  <w:style w:type="numbering" w:default="1" w:styleId="NoList">
+  <w:style w:type="numbering" w:default="1" w:styleId="a2">
     <w:name w:val="No List"/>
     <w:uiPriority w:val="99"/>
     <w:semiHidden/>
     <w:unhideWhenUsed/>
   </w:style>
-  <w:style w:type="paragraph" w:styleId="Header">
+  <w:style w:type="paragraph" w:styleId="a3">
     <w:name w:val="header"/>
-    <w:basedOn w:val="Normal"/>
-    <w:link w:val="Char"/>
+    <w:basedOn w:val="a"/>
+    <w:link w:val="a4"/>
     <w:uiPriority w:val="99"/>
     <w:unhideWhenUsed/>
     <w:rsid w:val="00776133"/>
@@ -2038,10 +2533,10 @@
       <w:szCs w:val="18"/>
     </w:rPr>
   </w:style>
-  <w:style w:type="character" w:customStyle="1" w:styleId="Char">
-    <w:name w:val="页眉 Char"/>
-    <w:basedOn w:val="DefaultParagraphFont"/>
-    <w:link w:val="Header"/>
+  <w:style w:type="character" w:customStyle="1" w:styleId="a4">
+    <w:name w:val="页眉 字符"/>
+    <w:basedOn w:val="a0"/>
+    <w:link w:val="a3"/>
     <w:uiPriority w:val="99"/>
     <w:rsid w:val="00776133"/>
     <w:rPr>
@@ -2049,10 +2544,10 @@
       <w:szCs w:val="18"/>
     </w:rPr>
   </w:style>
-  <w:style w:type="paragraph" w:styleId="Footer">
+  <w:style w:type="paragraph" w:styleId="a5">
     <w:name w:val="footer"/>
-    <w:basedOn w:val="Normal"/>
-    <w:link w:val="Char0"/>
+    <w:basedOn w:val="a"/>
+    <w:link w:val="a6"/>
     <w:uiPriority w:val="99"/>
     <w:unhideWhenUsed/>
     <w:rsid w:val="00776133"/>
@@ -2069,10 +2564,10 @@
       <w:szCs w:val="18"/>
     </w:rPr>
   </w:style>
-  <w:style w:type="character" w:customStyle="1" w:styleId="Char0">
-    <w:name w:val="页脚 Char"/>
-    <w:basedOn w:val="DefaultParagraphFont"/>
-    <w:link w:val="Footer"/>
+  <w:style w:type="character" w:customStyle="1" w:styleId="a6">
+    <w:name w:val="页脚 字符"/>
+    <w:basedOn w:val="a0"/>
+    <w:link w:val="a5"/>
     <w:uiPriority w:val="99"/>
     <w:rsid w:val="00776133"/>
     <w:rPr>
@@ -2338,7 +2833,7 @@
   <a:extraClrSchemeLst/>
   <a:extLst>
     <a:ext uri="{05A4C25C-085E-4340-85A3-A5531E510DB2}">
-      <thm15:themeFamily xmlns="" xmlns:thm15="http://schemas.microsoft.com/office/thememl/2012/main" name="Office Theme" id="{62F939B6-93AF-4DB8-9C6B-D6C7DFDC589F}" vid="{4A3C46E8-61CC-4603-A589-7422A47A8E4A}"/>
+      <thm15:themeFamily xmlns:thm15="http://schemas.microsoft.com/office/thememl/2012/main" name="Office Theme" id="{62F939B6-93AF-4DB8-9C6B-D6C7DFDC589F}" vid="{4A3C46E8-61CC-4603-A589-7422A47A8E4A}"/>
     </a:ext>
   </a:extLst>
 </a:theme>

--- a/高中物理/高中物理同步/人教版必修3 第13章 电磁感应与电磁波初步·实验卷（1题1条）.docx
+++ b/高中物理/高中物理同步/人教版必修3 第13章 电磁感应与电磁波初步·实验卷（1题1条）.docx
@@ -257,10 +257,8 @@
       </w:r>
       <w:r>
         <w:rPr>
-          <w:b/>
-          <w:bCs/>
-          <w:szCs w:val="21"/>
-          <w:u w:val="thick"/>
+          <w:szCs w:val="21"/>
+          <w:bdr w:val="single" w:sz="8" w:space="0" w:color="auto"/>
         </w:rPr>
         <w:t>有</w:t>
       </w:r>
@@ -285,10 +283,8 @@
       </w:r>
       <w:r>
         <w:rPr>
-          <w:b/>
-          <w:bCs/>
-          <w:szCs w:val="21"/>
-          <w:u w:val="thick"/>
+          <w:szCs w:val="21"/>
+          <w:bdr w:val="single" w:sz="8" w:space="0" w:color="auto"/>
         </w:rPr>
         <w:t>无</w:t>
       </w:r>
@@ -482,10 +478,8 @@
       </w:r>
       <w:r>
         <w:rPr>
-          <w:b/>
-          <w:bCs/>
-          <w:szCs w:val="21"/>
-          <w:u w:val="thick"/>
+          <w:szCs w:val="21"/>
+          <w:bdr w:val="single" w:sz="8" w:space="0" w:color="auto"/>
         </w:rPr>
         <w:t>有</w:t>
       </w:r>
@@ -497,10 +491,8 @@
       </w:r>
       <w:r>
         <w:rPr>
-          <w:b/>
-          <w:bCs/>
-          <w:szCs w:val="21"/>
-          <w:u w:val="thick"/>
+          <w:szCs w:val="21"/>
+          <w:bdr w:val="single" w:sz="8" w:space="0" w:color="auto"/>
         </w:rPr>
         <w:t>无</w:t>
       </w:r>
@@ -626,10 +618,8 @@
       </w:r>
       <w:r>
         <w:rPr>
-          <w:b/>
-          <w:bCs/>
-          <w:szCs w:val="21"/>
-          <w:u w:val="thick"/>
+          <w:szCs w:val="21"/>
+          <w:bdr w:val="single" w:sz="8" w:space="0" w:color="auto"/>
         </w:rPr>
         <w:t>有</w:t>
       </w:r>
@@ -653,10 +643,8 @@
       </w:r>
       <w:r>
         <w:rPr>
-          <w:b/>
-          <w:bCs/>
-          <w:szCs w:val="21"/>
-          <w:u w:val="thick"/>
+          <w:szCs w:val="21"/>
+          <w:bdr w:val="single" w:sz="8" w:space="0" w:color="auto"/>
         </w:rPr>
         <w:t>有</w:t>
       </w:r>
@@ -680,10 +668,8 @@
       </w:r>
       <w:r>
         <w:rPr>
-          <w:b/>
-          <w:bCs/>
-          <w:szCs w:val="21"/>
-          <w:u w:val="thick"/>
+          <w:szCs w:val="21"/>
+          <w:bdr w:val="single" w:sz="8" w:space="0" w:color="auto"/>
         </w:rPr>
         <w:t>无</w:t>
       </w:r>
@@ -1966,7 +1952,7 @@
     <w:sectPr>
       <w:footerReference w:type="default" r:id="rId13"/>
       <w:pgSz w:w="11906" w:h="16838"/>
-      <w:pgMar w:top="720" w:right="720" w:bottom="720" w:left="720" w:header="720" w:footer="720" w:gutter="0"/>
+      <w:pgMar w:top="850" w:right="850" w:bottom="850" w:left="850" w:header="850" w:footer="850" w:gutter="0"/>
       <w:pgNumType w:start="1"/>
       <w:cols w:sep="1" w:space="425"/>
       <w:docGrid w:type="lines" w:linePitch="312"/>
@@ -1995,70 +1981,62 @@
 </file>
 
 <file path=word/footer1.xml><?xml version="1.0" encoding="utf-8"?>
-<w:ftr xmlns:wpc="http://schemas.microsoft.com/office/word/2010/wordprocessingCanvas" xmlns:cx="http://schemas.microsoft.com/office/drawing/2014/chartex" xmlns:cx1="http://schemas.microsoft.com/office/drawing/2015/9/8/chartex" xmlns:cx2="http://schemas.microsoft.com/office/drawing/2015/10/21/chartex" xmlns:cx3="http://schemas.microsoft.com/office/drawing/2016/5/9/chartex" xmlns:cx4="http://schemas.microsoft.com/office/drawing/2016/5/10/chartex" xmlns:cx5="http://schemas.microsoft.com/office/drawing/2016/5/11/chartex" xmlns:cx6="http://schemas.microsoft.com/office/drawing/2016/5/12/chartex" xmlns:cx7="http://schemas.microsoft.com/office/drawing/2016/5/13/chartex" xmlns:cx8="http://schemas.microsoft.com/office/drawing/2016/5/14/chartex" xmlns:mc="http://schemas.openxmlformats.org/markup-compatibility/2006" xmlns:aink="http://schemas.microsoft.com/office/drawing/2016/ink" xmlns:am3d="http://schemas.microsoft.com/office/drawing/2017/model3d" xmlns:o="urn:schemas-microsoft-com:office:office" xmlns:oel="http://schemas.microsoft.com/office/2019/extlst" xmlns:r="http://schemas.openxmlformats.org/officeDocument/2006/relationships" xmlns:m="http://schemas.openxmlformats.org/officeDocument/2006/math" xmlns:v="urn:schemas-microsoft-com:vml" xmlns:wp14="http://schemas.microsoft.com/office/word/2010/wordprocessingDrawing" xmlns:wp="http://schemas.openxmlformats.org/drawingml/2006/wordprocessingDrawing" xmlns:w10="urn:schemas-microsoft-com:office:word" xmlns:w="http://schemas.openxmlformats.org/wordprocessingml/2006/main" xmlns:w14="http://schemas.microsoft.com/office/word/2010/wordml" xmlns:w15="http://schemas.microsoft.com/office/word/2012/wordml" xmlns:w16cex="http://schemas.microsoft.com/office/word/2018/wordml/cex" xmlns:w16cid="http://schemas.microsoft.com/office/word/2016/wordml/cid" xmlns:w16="http://schemas.microsoft.com/office/word/2018/wordml" xmlns:w16sdtdh="http://schemas.microsoft.com/office/word/2020/wordml/sdtdatahash" xmlns:w16se="http://schemas.microsoft.com/office/word/2015/wordml/symex" xmlns:wpg="http://schemas.microsoft.com/office/word/2010/wordprocessingGroup" xmlns:wpi="http://schemas.microsoft.com/office/word/2010/wordprocessingInk" xmlns:wne="http://schemas.microsoft.com/office/word/2006/wordml" xmlns:wps="http://schemas.microsoft.com/office/word/2010/wordprocessingShape" mc:Ignorable="w14 w15 w16se w16cid w16 w16cex w16sdtdh wp14">
+<w:ftr xmlns:w="http://schemas.openxmlformats.org/wordprocessingml/2006/main" xmlns:r="http://schemas.openxmlformats.org/officeDocument/2006/relationships">
   <w:p>
     <w:pPr>
       <w:jc w:val="center"/>
     </w:pPr>
     <w:r>
       <w:rPr>
+        <w:rFonts w:ascii="Times New Roman" w:hAnsi="Times New Roman" w:eastAsia="宋体"/>
+        <w:sz w:val="21"/>
         <w:szCs w:val="21"/>
       </w:rPr>
-      <w:t>第</w:t>
-    </w:r>
-    <w:r>
-      <w:fldChar w:fldCharType="begin"/>
-    </w:r>
-    <w:r>
-      <w:instrText xml:space="preserve"> PAGE </w:instrText>
-    </w:r>
-    <w:r>
-      <w:fldChar w:fldCharType="separate"/>
+      <w:t xml:space="preserve">第13章·实验　</w:t>
     </w:r>
     <w:r>
       <w:rPr>
+        <w:rFonts w:ascii="Times New Roman" w:hAnsi="Times New Roman" w:eastAsia="宋体"/>
+        <w:sz w:val="21"/>
         <w:szCs w:val="21"/>
       </w:rPr>
-      <w:t>1</w:t>
+      <w:t xml:space="preserve">第</w:t>
     </w:r>
+    <w:fldSimple w:instr=" PAGE ">
+      <w:r>
+        <w:rPr>
+          <w:rFonts w:ascii="Times New Roman" w:hAnsi="Times New Roman" w:eastAsia="宋体"/>
+          <w:sz w:val="21"/>
+          <w:szCs w:val="21"/>
+        </w:rPr>
+        <w:t xml:space="preserve">1</w:t>
+      </w:r>
+    </w:fldSimple>
     <w:r>
       <w:rPr>
+        <w:rFonts w:ascii="Times New Roman" w:hAnsi="Times New Roman" w:eastAsia="宋体"/>
+        <w:sz w:val="21"/>
         <w:szCs w:val="21"/>
       </w:rPr>
-      <w:fldChar w:fldCharType="end"/>
+      <w:t xml:space="preserve">页（共</w:t>
     </w:r>
+    <w:fldSimple w:instr=" NUMPAGES ">
+      <w:r>
+        <w:rPr>
+          <w:rFonts w:ascii="Times New Roman" w:hAnsi="Times New Roman" w:eastAsia="宋体"/>
+          <w:sz w:val="21"/>
+          <w:szCs w:val="21"/>
+        </w:rPr>
+        <w:t xml:space="preserve">1</w:t>
+      </w:r>
+    </w:fldSimple>
     <w:r>
       <w:rPr>
+        <w:rFonts w:ascii="Times New Roman" w:hAnsi="Times New Roman" w:eastAsia="宋体"/>
+        <w:sz w:val="21"/>
         <w:szCs w:val="21"/>
       </w:rPr>
-      <w:t>页（共</w:t>
-    </w:r>
-    <w:r>
-      <w:fldChar w:fldCharType="begin"/>
-    </w:r>
-    <w:r>
-      <w:instrText xml:space="preserve"> NUMPAGES </w:instrText>
-    </w:r>
-    <w:r>
-      <w:fldChar w:fldCharType="separate"/>
-    </w:r>
-    <w:r>
-      <w:rPr>
-        <w:szCs w:val="21"/>
-      </w:rPr>
-      <w:t>1</w:t>
-    </w:r>
-    <w:r>
-      <w:rPr>
-        <w:szCs w:val="21"/>
-      </w:rPr>
-      <w:fldChar w:fldCharType="end"/>
-    </w:r>
-    <w:r>
-      <w:rPr>
-        <w:szCs w:val="21"/>
-      </w:rPr>
-      <w:t>页）</w:t>
+      <w:t xml:space="preserve">页）</w:t>
     </w:r>
   </w:p>
 </w:ftr>

--- a/高中物理/高中物理同步/人教版必修3 第13章 电磁感应与电磁波初步·实验卷（1题1条）.docx
+++ b/高中物理/高中物理同步/人教版必修3 第13章 电磁感应与电磁波初步·实验卷（1题1条）.docx
@@ -12,36 +12,46 @@
       </w:pPr>
       <w:r>
         <w:rPr>
-          <w:b/>
-          <w:szCs w:val="21"/>
+          <w:rFonts w:ascii="Times New Roman" w:hAnsi="Times New Roman" w:eastAsia="宋体" w:cs="Times New Roman"/>
+          <w:b/>
+          <w:szCs w:val="21"/>
+          <w:sz w:val="21"/>
         </w:rPr>
         <w:t>人教版必修</w:t>
       </w:r>
       <w:r>
         <w:rPr>
-          <w:b/>
-          <w:szCs w:val="21"/>
+          <w:rFonts w:ascii="Times New Roman" w:hAnsi="Times New Roman" w:eastAsia="宋体" w:cs="Times New Roman"/>
+          <w:b/>
+          <w:szCs w:val="21"/>
+          <w:sz w:val="21"/>
         </w:rPr>
         <w:t xml:space="preserve">3 </w:t>
       </w:r>
       <w:r>
         <w:rPr>
-          <w:b/>
-          <w:szCs w:val="21"/>
+          <w:rFonts w:ascii="Times New Roman" w:hAnsi="Times New Roman" w:eastAsia="宋体" w:cs="Times New Roman"/>
+          <w:b/>
+          <w:szCs w:val="21"/>
+          <w:sz w:val="21"/>
         </w:rPr>
         <w:t>第</w:t>
       </w:r>
       <w:r>
         <w:rPr>
-          <w:b/>
-          <w:szCs w:val="21"/>
+          <w:rFonts w:ascii="Times New Roman" w:hAnsi="Times New Roman" w:eastAsia="宋体" w:cs="Times New Roman"/>
+          <w:b/>
+          <w:szCs w:val="21"/>
+          <w:sz w:val="21"/>
         </w:rPr>
         <w:t>13</w:t>
       </w:r>
       <w:r>
         <w:rPr>
-          <w:b/>
-          <w:szCs w:val="21"/>
+          <w:rFonts w:ascii="Times New Roman" w:hAnsi="Times New Roman" w:eastAsia="宋体" w:cs="Times New Roman"/>
+          <w:b/>
+          <w:szCs w:val="21"/>
+          <w:sz w:val="21"/>
         </w:rPr>
         <w:t>章</w:t>
       </w:r>
@@ -54,50 +64,64 @@
       </w:r>
       <w:r>
         <w:rPr>
-          <w:b/>
-          <w:szCs w:val="21"/>
+          <w:rFonts w:ascii="Times New Roman" w:hAnsi="Times New Roman" w:eastAsia="宋体" w:cs="Times New Roman"/>
+          <w:b/>
+          <w:szCs w:val="21"/>
+          <w:sz w:val="21"/>
         </w:rPr>
         <w:t>电磁感应与电磁波初步</w:t>
       </w:r>
       <w:r>
         <w:rPr>
-          <w:b/>
-          <w:szCs w:val="21"/>
+          <w:rFonts w:ascii="Times New Roman" w:hAnsi="Times New Roman" w:eastAsia="宋体" w:cs="Times New Roman"/>
+          <w:b/>
+          <w:szCs w:val="21"/>
+          <w:sz w:val="21"/>
         </w:rPr>
         <w:t>·</w:t>
       </w:r>
       <w:r>
         <w:rPr>
-          <w:b/>
-          <w:szCs w:val="21"/>
+          <w:rFonts w:ascii="Times New Roman" w:hAnsi="Times New Roman" w:eastAsia="宋体" w:cs="Times New Roman"/>
+          <w:b/>
+          <w:szCs w:val="21"/>
+          <w:sz w:val="21"/>
         </w:rPr>
         <w:t>实验卷（</w:t>
       </w:r>
       <w:r>
         <w:rPr>
-          <w:b/>
-          <w:szCs w:val="21"/>
+          <w:rFonts w:ascii="Times New Roman" w:hAnsi="Times New Roman" w:eastAsia="宋体" w:cs="Times New Roman"/>
+          <w:b/>
+          <w:szCs w:val="21"/>
+          <w:sz w:val="21"/>
         </w:rPr>
         <w:t>1</w:t>
       </w:r>
       <w:r>
         <w:rPr>
-          <w:b/>
-          <w:szCs w:val="21"/>
+          <w:rFonts w:ascii="Times New Roman" w:hAnsi="Times New Roman" w:eastAsia="宋体" w:cs="Times New Roman"/>
+          <w:b/>
+          <w:szCs w:val="21"/>
+          <w:sz w:val="21"/>
         </w:rPr>
         <w:t>题</w:t>
       </w:r>
       <w:r>
         <w:rPr>
-          <w:b/>
-          <w:szCs w:val="21"/>
+          <w:rFonts w:ascii="Times New Roman" w:hAnsi="Times New Roman" w:eastAsia="宋体" w:cs="Times New Roman"/>
+          <w:b/>
+          <w:szCs w:val="21"/>
+          <w:sz w:val="21"/>
         </w:rPr>
         <w:t>1</w:t>
       </w:r>
       <w:r>
         <w:rPr>
-          <w:b/>
-          <w:szCs w:val="21"/>
+          <w:rFonts w:ascii="Times New Roman" w:hAnsi="Times New Roman" w:eastAsia="宋体" w:cs="Times New Roman"/>
+          <w:b/>
+          <w:szCs w:val="21"/>
+          <w:sz w:val="21"/>
         </w:rPr>
         <w:t>条）</w:t>
       </w:r>
@@ -166,15 +190,19 @@
       </w:pPr>
       <w:r>
         <w:rPr>
-          <w:b/>
-          <w:szCs w:val="21"/>
+          <w:rFonts w:ascii="Times New Roman" w:hAnsi="Times New Roman" w:eastAsia="宋体" w:cs="Times New Roman"/>
+          <w:b/>
+          <w:szCs w:val="21"/>
+          <w:sz w:val="21"/>
         </w:rPr>
         <w:t xml:space="preserve">13.3 </w:t>
       </w:r>
       <w:r>
         <w:rPr>
-          <w:b/>
-          <w:szCs w:val="21"/>
+          <w:rFonts w:ascii="Times New Roman" w:hAnsi="Times New Roman" w:eastAsia="宋体" w:cs="Times New Roman"/>
+          <w:b/>
+          <w:szCs w:val="21"/>
+          <w:sz w:val="21"/>
         </w:rPr>
         <w:t>电磁感应现象及应用</w:t>
       </w:r>
@@ -190,13 +218,17 @@
       </w:pPr>
       <w:r>
         <w:rPr>
-          <w:szCs w:val="21"/>
+          <w:rFonts w:ascii="Times New Roman" w:hAnsi="Times New Roman" w:eastAsia="宋体" w:cs="Times New Roman"/>
+          <w:szCs w:val="21"/>
+          <w:sz w:val="21"/>
         </w:rPr>
         <w:t>22</w:t>
       </w:r>
       <w:r>
         <w:rPr>
-          <w:szCs w:val="21"/>
+          <w:rFonts w:ascii="Times New Roman" w:hAnsi="Times New Roman" w:eastAsia="宋体" w:cs="Times New Roman"/>
+          <w:szCs w:val="21"/>
+          <w:sz w:val="21"/>
         </w:rPr>
         <w:t>．实验：探究感应电流产生的条件</w:t>
       </w:r>
@@ -212,133 +244,175 @@
       </w:pPr>
       <w:r>
         <w:rPr>
-          <w:szCs w:val="21"/>
+          <w:rFonts w:ascii="Times New Roman" w:hAnsi="Times New Roman" w:eastAsia="宋体" w:cs="Times New Roman"/>
+          <w:szCs w:val="21"/>
+          <w:sz w:val="21"/>
         </w:rPr>
         <w:t>（</w:t>
       </w:r>
       <w:r>
         <w:rPr>
-          <w:szCs w:val="21"/>
+          <w:rFonts w:ascii="Times New Roman" w:hAnsi="Times New Roman" w:eastAsia="宋体" w:cs="Times New Roman"/>
+          <w:szCs w:val="21"/>
+          <w:sz w:val="21"/>
         </w:rPr>
         <w:t>1</w:t>
       </w:r>
       <w:r>
         <w:rPr>
-          <w:szCs w:val="21"/>
+          <w:rFonts w:ascii="Times New Roman" w:hAnsi="Times New Roman" w:eastAsia="宋体" w:cs="Times New Roman"/>
+          <w:szCs w:val="21"/>
+          <w:sz w:val="21"/>
         </w:rPr>
         <w:t>）实验</w:t>
       </w:r>
       <w:proofErr w:type="gramStart"/>
       <w:r>
         <w:rPr>
-          <w:szCs w:val="21"/>
+          <w:rFonts w:ascii="Times New Roman" w:hAnsi="Times New Roman" w:eastAsia="宋体" w:cs="Times New Roman"/>
+          <w:szCs w:val="21"/>
+          <w:sz w:val="21"/>
         </w:rPr>
         <w:t>一</w:t>
       </w:r>
       <w:proofErr w:type="gramEnd"/>
       <w:r>
         <w:rPr>
-          <w:szCs w:val="21"/>
+          <w:rFonts w:ascii="Times New Roman" w:hAnsi="Times New Roman" w:eastAsia="宋体" w:cs="Times New Roman"/>
+          <w:szCs w:val="21"/>
+          <w:sz w:val="21"/>
         </w:rPr>
         <w:t>：如图所示，导体棒</w:t>
       </w:r>
       <w:r>
         <w:rPr>
+          <w:rFonts w:ascii="Times New Roman" w:hAnsi="Times New Roman" w:eastAsia="宋体" w:cs="Times New Roman"/>
           <w:i/>
           <w:szCs w:val="21"/>
+          <w:sz w:val="21"/>
         </w:rPr>
         <w:t>AB</w:t>
       </w:r>
       <w:r>
         <w:rPr>
-          <w:szCs w:val="21"/>
+          <w:rFonts w:ascii="Times New Roman" w:hAnsi="Times New Roman" w:eastAsia="宋体" w:cs="Times New Roman"/>
+          <w:szCs w:val="21"/>
+          <w:sz w:val="21"/>
         </w:rPr>
         <w:t>做切割磁感线运动时，线路中</w:t>
       </w:r>
       <w:r>
         <w:rPr>
-          <w:szCs w:val="21"/>
+          <w:rFonts w:ascii="Times New Roman" w:hAnsi="Times New Roman" w:eastAsia="宋体" w:cs="Times New Roman"/>
+          <w:szCs w:val="21"/>
+          <w:sz w:val="21"/>
           <w:bdr w:val="single" w:sz="8" w:space="0" w:color="auto"/>
         </w:rPr>
         <w:t>有</w:t>
       </w:r>
       <w:r>
         <w:rPr>
-          <w:szCs w:val="21"/>
+          <w:rFonts w:ascii="Times New Roman" w:hAnsi="Times New Roman" w:eastAsia="宋体" w:cs="Times New Roman"/>
+          <w:szCs w:val="21"/>
+          <w:sz w:val="21"/>
         </w:rPr>
         <w:t>电流产生，而导体棒</w:t>
       </w:r>
       <w:r>
         <w:rPr>
+          <w:rFonts w:ascii="Times New Roman" w:hAnsi="Times New Roman" w:eastAsia="宋体" w:cs="Times New Roman"/>
           <w:i/>
           <w:szCs w:val="21"/>
+          <w:sz w:val="21"/>
         </w:rPr>
         <w:t>AB</w:t>
       </w:r>
       <w:r>
         <w:rPr>
-          <w:szCs w:val="21"/>
+          <w:rFonts w:ascii="Times New Roman" w:hAnsi="Times New Roman" w:eastAsia="宋体" w:cs="Times New Roman"/>
+          <w:szCs w:val="21"/>
+          <w:sz w:val="21"/>
         </w:rPr>
         <w:t>顺着磁感线运动时，线路中</w:t>
       </w:r>
       <w:r>
         <w:rPr>
-          <w:szCs w:val="21"/>
+          <w:rFonts w:ascii="Times New Roman" w:hAnsi="Times New Roman" w:eastAsia="宋体" w:cs="Times New Roman"/>
+          <w:szCs w:val="21"/>
+          <w:sz w:val="21"/>
           <w:bdr w:val="single" w:sz="8" w:space="0" w:color="auto"/>
         </w:rPr>
         <w:t>无</w:t>
       </w:r>
       <w:r>
         <w:rPr>
-          <w:szCs w:val="21"/>
+          <w:rFonts w:ascii="Times New Roman" w:hAnsi="Times New Roman" w:eastAsia="宋体" w:cs="Times New Roman"/>
+          <w:szCs w:val="21"/>
+          <w:sz w:val="21"/>
         </w:rPr>
         <w:t>电流产生（均选填</w:t>
       </w:r>
       <w:r>
         <w:rPr>
-          <w:szCs w:val="21"/>
+          <w:rFonts w:ascii="Times New Roman" w:hAnsi="Times New Roman" w:eastAsia="宋体" w:cs="Times New Roman"/>
+          <w:szCs w:val="21"/>
+          <w:sz w:val="21"/>
         </w:rPr>
         <w:t>“</w:t>
       </w:r>
       <w:r>
         <w:rPr>
-          <w:szCs w:val="21"/>
+          <w:rFonts w:ascii="Times New Roman" w:hAnsi="Times New Roman" w:eastAsia="宋体" w:cs="Times New Roman"/>
+          <w:szCs w:val="21"/>
+          <w:sz w:val="21"/>
         </w:rPr>
         <w:t>有</w:t>
       </w:r>
       <w:r>
         <w:rPr>
-          <w:szCs w:val="21"/>
+          <w:rFonts w:ascii="Times New Roman" w:hAnsi="Times New Roman" w:eastAsia="宋体" w:cs="Times New Roman"/>
+          <w:szCs w:val="21"/>
+          <w:sz w:val="21"/>
         </w:rPr>
         <w:t>”</w:t>
       </w:r>
       <w:r>
         <w:rPr>
-          <w:szCs w:val="21"/>
+          <w:rFonts w:ascii="Times New Roman" w:hAnsi="Times New Roman" w:eastAsia="宋体" w:cs="Times New Roman"/>
+          <w:szCs w:val="21"/>
+          <w:sz w:val="21"/>
         </w:rPr>
         <w:t>或</w:t>
       </w:r>
       <w:r>
         <w:rPr>
-          <w:szCs w:val="21"/>
+          <w:rFonts w:ascii="Times New Roman" w:hAnsi="Times New Roman" w:eastAsia="宋体" w:cs="Times New Roman"/>
+          <w:szCs w:val="21"/>
+          <w:sz w:val="21"/>
         </w:rPr>
         <w:t>“</w:t>
       </w:r>
       <w:r>
         <w:rPr>
-          <w:szCs w:val="21"/>
+          <w:rFonts w:ascii="Times New Roman" w:hAnsi="Times New Roman" w:eastAsia="宋体" w:cs="Times New Roman"/>
+          <w:szCs w:val="21"/>
+          <w:sz w:val="21"/>
         </w:rPr>
         <w:t>无</w:t>
       </w:r>
       <w:r>
         <w:rPr>
-          <w:szCs w:val="21"/>
+          <w:rFonts w:ascii="Times New Roman" w:hAnsi="Times New Roman" w:eastAsia="宋体" w:cs="Times New Roman"/>
+          <w:szCs w:val="21"/>
+          <w:sz w:val="21"/>
         </w:rPr>
         <w:t>”</w:t>
       </w:r>
       <w:r>
         <w:rPr>
-          <w:szCs w:val="21"/>
+          <w:rFonts w:ascii="Times New Roman" w:hAnsi="Times New Roman" w:eastAsia="宋体" w:cs="Times New Roman"/>
+          <w:szCs w:val="21"/>
+          <w:sz w:val="21"/>
         </w:rPr>
         <w:t>）</w:t>
       </w:r>
@@ -460,93 +534,123 @@
       </w:pPr>
       <w:r>
         <w:rPr>
-          <w:szCs w:val="21"/>
+          <w:rFonts w:ascii="Times New Roman" w:hAnsi="Times New Roman" w:eastAsia="宋体" w:cs="Times New Roman"/>
+          <w:szCs w:val="21"/>
+          <w:sz w:val="21"/>
         </w:rPr>
         <w:t>（</w:t>
       </w:r>
       <w:r>
         <w:rPr>
-          <w:szCs w:val="21"/>
+          <w:rFonts w:ascii="Times New Roman" w:hAnsi="Times New Roman" w:eastAsia="宋体" w:cs="Times New Roman"/>
+          <w:szCs w:val="21"/>
+          <w:sz w:val="21"/>
         </w:rPr>
         <w:t>2</w:t>
       </w:r>
       <w:r>
         <w:rPr>
-          <w:szCs w:val="21"/>
+          <w:rFonts w:ascii="Times New Roman" w:hAnsi="Times New Roman" w:eastAsia="宋体" w:cs="Times New Roman"/>
+          <w:szCs w:val="21"/>
+          <w:sz w:val="21"/>
         </w:rPr>
         <w:t>）实验二：如图所示，当条形磁铁插入或拔出线圈时，线圈中</w:t>
       </w:r>
       <w:r>
         <w:rPr>
-          <w:szCs w:val="21"/>
+          <w:rFonts w:ascii="Times New Roman" w:hAnsi="Times New Roman" w:eastAsia="宋体" w:cs="Times New Roman"/>
+          <w:szCs w:val="21"/>
+          <w:sz w:val="21"/>
           <w:bdr w:val="single" w:sz="8" w:space="0" w:color="auto"/>
         </w:rPr>
         <w:t>有</w:t>
       </w:r>
       <w:r>
         <w:rPr>
-          <w:szCs w:val="21"/>
+          <w:rFonts w:ascii="Times New Roman" w:hAnsi="Times New Roman" w:eastAsia="宋体" w:cs="Times New Roman"/>
+          <w:szCs w:val="21"/>
+          <w:sz w:val="21"/>
         </w:rPr>
         <w:t>电流产生，但条形磁铁在线圈中静止不动时，线圈中</w:t>
       </w:r>
       <w:r>
         <w:rPr>
-          <w:szCs w:val="21"/>
+          <w:rFonts w:ascii="Times New Roman" w:hAnsi="Times New Roman" w:eastAsia="宋体" w:cs="Times New Roman"/>
+          <w:szCs w:val="21"/>
+          <w:sz w:val="21"/>
           <w:bdr w:val="single" w:sz="8" w:space="0" w:color="auto"/>
         </w:rPr>
         <w:t>无</w:t>
       </w:r>
       <w:r>
         <w:rPr>
-          <w:szCs w:val="21"/>
+          <w:rFonts w:ascii="Times New Roman" w:hAnsi="Times New Roman" w:eastAsia="宋体" w:cs="Times New Roman"/>
+          <w:szCs w:val="21"/>
+          <w:sz w:val="21"/>
         </w:rPr>
         <w:t>电流产生。（均选填</w:t>
       </w:r>
       <w:r>
         <w:rPr>
-          <w:szCs w:val="21"/>
+          <w:rFonts w:ascii="Times New Roman" w:hAnsi="Times New Roman" w:eastAsia="宋体" w:cs="Times New Roman"/>
+          <w:szCs w:val="21"/>
+          <w:sz w:val="21"/>
         </w:rPr>
         <w:t>“</w:t>
       </w:r>
       <w:r>
         <w:rPr>
-          <w:szCs w:val="21"/>
+          <w:rFonts w:ascii="Times New Roman" w:hAnsi="Times New Roman" w:eastAsia="宋体" w:cs="Times New Roman"/>
+          <w:szCs w:val="21"/>
+          <w:sz w:val="21"/>
         </w:rPr>
         <w:t>有</w:t>
       </w:r>
       <w:r>
         <w:rPr>
-          <w:szCs w:val="21"/>
+          <w:rFonts w:ascii="Times New Roman" w:hAnsi="Times New Roman" w:eastAsia="宋体" w:cs="Times New Roman"/>
+          <w:szCs w:val="21"/>
+          <w:sz w:val="21"/>
         </w:rPr>
         <w:t>”</w:t>
       </w:r>
       <w:r>
         <w:rPr>
-          <w:szCs w:val="21"/>
+          <w:rFonts w:ascii="Times New Roman" w:hAnsi="Times New Roman" w:eastAsia="宋体" w:cs="Times New Roman"/>
+          <w:szCs w:val="21"/>
+          <w:sz w:val="21"/>
         </w:rPr>
         <w:t>或</w:t>
       </w:r>
       <w:r>
         <w:rPr>
-          <w:szCs w:val="21"/>
+          <w:rFonts w:ascii="Times New Roman" w:hAnsi="Times New Roman" w:eastAsia="宋体" w:cs="Times New Roman"/>
+          <w:szCs w:val="21"/>
+          <w:sz w:val="21"/>
         </w:rPr>
         <w:t>“</w:t>
       </w:r>
       <w:r>
         <w:rPr>
-          <w:szCs w:val="21"/>
+          <w:rFonts w:ascii="Times New Roman" w:hAnsi="Times New Roman" w:eastAsia="宋体" w:cs="Times New Roman"/>
+          <w:szCs w:val="21"/>
+          <w:sz w:val="21"/>
         </w:rPr>
         <w:t>无</w:t>
       </w:r>
       <w:r>
         <w:rPr>
-          <w:szCs w:val="21"/>
+          <w:rFonts w:ascii="Times New Roman" w:hAnsi="Times New Roman" w:eastAsia="宋体" w:cs="Times New Roman"/>
+          <w:szCs w:val="21"/>
+          <w:sz w:val="21"/>
         </w:rPr>
         <w:t>”</w:t>
       </w:r>
       <w:r>
         <w:rPr>
-          <w:szCs w:val="21"/>
+          <w:rFonts w:ascii="Times New Roman" w:hAnsi="Times New Roman" w:eastAsia="宋体" w:cs="Times New Roman"/>
+          <w:szCs w:val="21"/>
+          <w:sz w:val="21"/>
         </w:rPr>
         <w:t>）</w:t>
       </w:r>
@@ -562,168 +666,222 @@
       </w:pPr>
       <w:r>
         <w:rPr>
-          <w:szCs w:val="21"/>
+          <w:rFonts w:ascii="Times New Roman" w:hAnsi="Times New Roman" w:eastAsia="宋体" w:cs="Times New Roman"/>
+          <w:szCs w:val="21"/>
+          <w:sz w:val="21"/>
         </w:rPr>
         <w:t>（</w:t>
       </w:r>
       <w:r>
         <w:rPr>
-          <w:szCs w:val="21"/>
+          <w:rFonts w:ascii="Times New Roman" w:hAnsi="Times New Roman" w:eastAsia="宋体" w:cs="Times New Roman"/>
+          <w:szCs w:val="21"/>
+          <w:sz w:val="21"/>
         </w:rPr>
         <w:t>3</w:t>
       </w:r>
       <w:r>
         <w:rPr>
-          <w:szCs w:val="21"/>
+          <w:rFonts w:ascii="Times New Roman" w:hAnsi="Times New Roman" w:eastAsia="宋体" w:cs="Times New Roman"/>
+          <w:szCs w:val="21"/>
+          <w:sz w:val="21"/>
         </w:rPr>
         <w:t>）实验三：如图所示，将小螺线管</w:t>
       </w:r>
       <w:r>
         <w:rPr>
+          <w:rFonts w:ascii="Times New Roman" w:hAnsi="Times New Roman" w:eastAsia="宋体" w:cs="Times New Roman"/>
           <w:i/>
           <w:szCs w:val="21"/>
+          <w:sz w:val="21"/>
         </w:rPr>
         <w:t>A</w:t>
       </w:r>
       <w:r>
         <w:rPr>
-          <w:szCs w:val="21"/>
+          <w:rFonts w:ascii="Times New Roman" w:hAnsi="Times New Roman" w:eastAsia="宋体" w:cs="Times New Roman"/>
+          <w:szCs w:val="21"/>
+          <w:sz w:val="21"/>
         </w:rPr>
         <w:t>插入大螺线管</w:t>
       </w:r>
       <w:r>
         <w:rPr>
+          <w:rFonts w:ascii="Times New Roman" w:hAnsi="Times New Roman" w:eastAsia="宋体" w:cs="Times New Roman"/>
           <w:i/>
           <w:szCs w:val="21"/>
+          <w:sz w:val="21"/>
         </w:rPr>
         <w:t>B</w:t>
       </w:r>
       <w:r>
         <w:rPr>
-          <w:szCs w:val="21"/>
+          <w:rFonts w:ascii="Times New Roman" w:hAnsi="Times New Roman" w:eastAsia="宋体" w:cs="Times New Roman"/>
+          <w:szCs w:val="21"/>
+          <w:sz w:val="21"/>
         </w:rPr>
         <w:t>中不动，当开关</w:t>
       </w:r>
       <w:r>
         <w:rPr>
-          <w:szCs w:val="21"/>
+          <w:rFonts w:ascii="Times New Roman" w:hAnsi="Times New Roman" w:eastAsia="宋体" w:cs="Times New Roman"/>
+          <w:szCs w:val="21"/>
+          <w:sz w:val="21"/>
         </w:rPr>
         <w:t>S</w:t>
       </w:r>
       <w:r>
         <w:rPr>
-          <w:szCs w:val="21"/>
+          <w:rFonts w:ascii="Times New Roman" w:hAnsi="Times New Roman" w:eastAsia="宋体" w:cs="Times New Roman"/>
+          <w:szCs w:val="21"/>
+          <w:sz w:val="21"/>
         </w:rPr>
         <w:t>闭合或断开时，电流表中</w:t>
       </w:r>
       <w:r>
         <w:rPr>
-          <w:szCs w:val="21"/>
+          <w:rFonts w:ascii="Times New Roman" w:hAnsi="Times New Roman" w:eastAsia="宋体" w:cs="Times New Roman"/>
+          <w:szCs w:val="21"/>
+          <w:sz w:val="21"/>
           <w:bdr w:val="single" w:sz="8" w:space="0" w:color="auto"/>
         </w:rPr>
         <w:t>有</w:t>
       </w:r>
       <w:r>
         <w:rPr>
-          <w:szCs w:val="21"/>
+          <w:rFonts w:ascii="Times New Roman" w:hAnsi="Times New Roman" w:eastAsia="宋体" w:cs="Times New Roman"/>
+          <w:szCs w:val="21"/>
+          <w:sz w:val="21"/>
         </w:rPr>
         <w:t>电流通过；若开关</w:t>
       </w:r>
       <w:r>
         <w:rPr>
-          <w:szCs w:val="21"/>
+          <w:rFonts w:ascii="Times New Roman" w:hAnsi="Times New Roman" w:eastAsia="宋体" w:cs="Times New Roman"/>
+          <w:szCs w:val="21"/>
+          <w:sz w:val="21"/>
         </w:rPr>
         <w:t>S</w:t>
       </w:r>
       <w:r>
         <w:rPr>
-          <w:szCs w:val="21"/>
+          <w:rFonts w:ascii="Times New Roman" w:hAnsi="Times New Roman" w:eastAsia="宋体" w:cs="Times New Roman"/>
+          <w:szCs w:val="21"/>
+          <w:sz w:val="21"/>
         </w:rPr>
         <w:t>一直闭合，当改变滑动变阻器的阻值时，电流表中</w:t>
       </w:r>
       <w:r>
         <w:rPr>
-          <w:szCs w:val="21"/>
+          <w:rFonts w:ascii="Times New Roman" w:hAnsi="Times New Roman" w:eastAsia="宋体" w:cs="Times New Roman"/>
+          <w:szCs w:val="21"/>
+          <w:sz w:val="21"/>
           <w:bdr w:val="single" w:sz="8" w:space="0" w:color="auto"/>
         </w:rPr>
         <w:t>有</w:t>
       </w:r>
       <w:r>
         <w:rPr>
-          <w:szCs w:val="21"/>
+          <w:rFonts w:ascii="Times New Roman" w:hAnsi="Times New Roman" w:eastAsia="宋体" w:cs="Times New Roman"/>
+          <w:szCs w:val="21"/>
+          <w:sz w:val="21"/>
         </w:rPr>
         <w:t>电流通过；而开关</w:t>
       </w:r>
       <w:r>
         <w:rPr>
-          <w:szCs w:val="21"/>
+          <w:rFonts w:ascii="Times New Roman" w:hAnsi="Times New Roman" w:eastAsia="宋体" w:cs="Times New Roman"/>
+          <w:szCs w:val="21"/>
+          <w:sz w:val="21"/>
         </w:rPr>
         <w:t>S</w:t>
       </w:r>
       <w:r>
         <w:rPr>
-          <w:szCs w:val="21"/>
+          <w:rFonts w:ascii="Times New Roman" w:hAnsi="Times New Roman" w:eastAsia="宋体" w:cs="Times New Roman"/>
+          <w:szCs w:val="21"/>
+          <w:sz w:val="21"/>
         </w:rPr>
         <w:t>一直闭合，滑动变阻器的滑动触头不动时，电流表中</w:t>
       </w:r>
       <w:r>
         <w:rPr>
-          <w:szCs w:val="21"/>
+          <w:rFonts w:ascii="Times New Roman" w:hAnsi="Times New Roman" w:eastAsia="宋体" w:cs="Times New Roman"/>
+          <w:szCs w:val="21"/>
+          <w:sz w:val="21"/>
           <w:bdr w:val="single" w:sz="8" w:space="0" w:color="auto"/>
         </w:rPr>
         <w:t>无</w:t>
       </w:r>
       <w:r>
         <w:rPr>
-          <w:szCs w:val="21"/>
+          <w:rFonts w:ascii="Times New Roman" w:hAnsi="Times New Roman" w:eastAsia="宋体" w:cs="Times New Roman"/>
+          <w:szCs w:val="21"/>
+          <w:sz w:val="21"/>
         </w:rPr>
         <w:t>电流通过。（均选填</w:t>
       </w:r>
       <w:r>
         <w:rPr>
-          <w:szCs w:val="21"/>
+          <w:rFonts w:ascii="Times New Roman" w:hAnsi="Times New Roman" w:eastAsia="宋体" w:cs="Times New Roman"/>
+          <w:szCs w:val="21"/>
+          <w:sz w:val="21"/>
         </w:rPr>
         <w:t>“</w:t>
       </w:r>
       <w:r>
         <w:rPr>
-          <w:szCs w:val="21"/>
+          <w:rFonts w:ascii="Times New Roman" w:hAnsi="Times New Roman" w:eastAsia="宋体" w:cs="Times New Roman"/>
+          <w:szCs w:val="21"/>
+          <w:sz w:val="21"/>
         </w:rPr>
         <w:t>有</w:t>
       </w:r>
       <w:r>
         <w:rPr>
-          <w:szCs w:val="21"/>
+          <w:rFonts w:ascii="Times New Roman" w:hAnsi="Times New Roman" w:eastAsia="宋体" w:cs="Times New Roman"/>
+          <w:szCs w:val="21"/>
+          <w:sz w:val="21"/>
         </w:rPr>
         <w:t>”</w:t>
       </w:r>
       <w:r>
         <w:rPr>
-          <w:szCs w:val="21"/>
+          <w:rFonts w:ascii="Times New Roman" w:hAnsi="Times New Roman" w:eastAsia="宋体" w:cs="Times New Roman"/>
+          <w:szCs w:val="21"/>
+          <w:sz w:val="21"/>
         </w:rPr>
         <w:t>或</w:t>
       </w:r>
       <w:r>
         <w:rPr>
-          <w:szCs w:val="21"/>
+          <w:rFonts w:ascii="Times New Roman" w:hAnsi="Times New Roman" w:eastAsia="宋体" w:cs="Times New Roman"/>
+          <w:szCs w:val="21"/>
+          <w:sz w:val="21"/>
         </w:rPr>
         <w:t>“</w:t>
       </w:r>
       <w:r>
         <w:rPr>
-          <w:szCs w:val="21"/>
+          <w:rFonts w:ascii="Times New Roman" w:hAnsi="Times New Roman" w:eastAsia="宋体" w:cs="Times New Roman"/>
+          <w:szCs w:val="21"/>
+          <w:sz w:val="21"/>
         </w:rPr>
         <w:t>无</w:t>
       </w:r>
       <w:r>
         <w:rPr>
-          <w:szCs w:val="21"/>
+          <w:rFonts w:ascii="Times New Roman" w:hAnsi="Times New Roman" w:eastAsia="宋体" w:cs="Times New Roman"/>
+          <w:szCs w:val="21"/>
+          <w:sz w:val="21"/>
         </w:rPr>
         <w:t>”</w:t>
       </w:r>
       <w:r>
         <w:rPr>
-          <w:szCs w:val="21"/>
+          <w:rFonts w:ascii="Times New Roman" w:hAnsi="Times New Roman" w:eastAsia="宋体" w:cs="Times New Roman"/>
+          <w:szCs w:val="21"/>
+          <w:sz w:val="21"/>
         </w:rPr>
         <w:t>）</w:t>
       </w:r>
@@ -793,19 +951,25 @@
       </w:pPr>
       <w:r>
         <w:rPr>
-          <w:szCs w:val="21"/>
+          <w:rFonts w:ascii="Times New Roman" w:hAnsi="Times New Roman" w:eastAsia="宋体" w:cs="Times New Roman"/>
+          <w:szCs w:val="21"/>
+          <w:sz w:val="21"/>
         </w:rPr>
         <w:t>（</w:t>
       </w:r>
       <w:r>
         <w:rPr>
-          <w:szCs w:val="21"/>
+          <w:rFonts w:ascii="Times New Roman" w:hAnsi="Times New Roman" w:eastAsia="宋体" w:cs="Times New Roman"/>
+          <w:szCs w:val="21"/>
+          <w:sz w:val="21"/>
         </w:rPr>
         <w:t>4</w:t>
       </w:r>
       <w:r>
         <w:rPr>
-          <w:szCs w:val="21"/>
+          <w:rFonts w:ascii="Times New Roman" w:hAnsi="Times New Roman" w:eastAsia="宋体" w:cs="Times New Roman"/>
+          <w:szCs w:val="21"/>
+          <w:sz w:val="21"/>
         </w:rPr>
         <w:t>）归纳总结：</w:t>
       </w:r>
@@ -821,7 +985,9 @@
       </w:pPr>
       <w:r>
         <w:rPr>
-          <w:szCs w:val="21"/>
+          <w:rFonts w:ascii="Times New Roman" w:hAnsi="Times New Roman" w:eastAsia="宋体" w:cs="Times New Roman"/>
+          <w:szCs w:val="21"/>
+          <w:sz w:val="21"/>
         </w:rPr>
         <w:t>实验一中：导体棒做切割磁感线运动，回路的有效面积发生变化，从而引起了磁通量的变化，产生了感应电流</w:t>
       </w:r>
@@ -837,7 +1003,9 @@
       </w:pPr>
       <w:r>
         <w:rPr>
-          <w:szCs w:val="21"/>
+          <w:rFonts w:ascii="Times New Roman" w:hAnsi="Times New Roman" w:eastAsia="宋体" w:cs="Times New Roman"/>
+          <w:szCs w:val="21"/>
+          <w:sz w:val="21"/>
         </w:rPr>
         <w:t>实验二中：磁铁插入或拔出线圈时，线圈中的磁场发生变化，从而引起了磁通量的变化，产生了感应电流</w:t>
       </w:r>
@@ -853,34 +1021,44 @@
       </w:pPr>
       <w:r>
         <w:rPr>
-          <w:szCs w:val="21"/>
+          <w:rFonts w:ascii="Times New Roman" w:hAnsi="Times New Roman" w:eastAsia="宋体" w:cs="Times New Roman"/>
+          <w:szCs w:val="21"/>
+          <w:sz w:val="21"/>
         </w:rPr>
         <w:lastRenderedPageBreak/>
         <w:t>实验三中：开关闭合、断开或滑动变阻器的滑动触头移动时，小螺线管</w:t>
       </w:r>
       <w:r>
         <w:rPr>
+          <w:rFonts w:ascii="Times New Roman" w:hAnsi="Times New Roman" w:eastAsia="宋体" w:cs="Times New Roman"/>
           <w:i/>
           <w:szCs w:val="21"/>
+          <w:sz w:val="21"/>
         </w:rPr>
         <w:t>A</w:t>
       </w:r>
       <w:r>
         <w:rPr>
-          <w:szCs w:val="21"/>
+          <w:rFonts w:ascii="Times New Roman" w:hAnsi="Times New Roman" w:eastAsia="宋体" w:cs="Times New Roman"/>
+          <w:szCs w:val="21"/>
+          <w:sz w:val="21"/>
         </w:rPr>
         <w:t>中电流变化，从而引起穿过大螺线管</w:t>
       </w:r>
       <w:r>
         <w:rPr>
+          <w:rFonts w:ascii="Times New Roman" w:hAnsi="Times New Roman" w:eastAsia="宋体" w:cs="Times New Roman"/>
           <w:i/>
           <w:szCs w:val="21"/>
+          <w:sz w:val="21"/>
         </w:rPr>
         <w:t>B</w:t>
       </w:r>
       <w:r>
         <w:rPr>
-          <w:szCs w:val="21"/>
+          <w:rFonts w:ascii="Times New Roman" w:hAnsi="Times New Roman" w:eastAsia="宋体" w:cs="Times New Roman"/>
+          <w:szCs w:val="21"/>
+          <w:sz w:val="21"/>
         </w:rPr>
         <w:t>的磁通量变化，产生了感应电流</w:t>
       </w:r>
@@ -896,21 +1074,27 @@
       </w:pPr>
       <w:r>
         <w:rPr>
-          <w:szCs w:val="21"/>
+          <w:rFonts w:ascii="Times New Roman" w:hAnsi="Times New Roman" w:eastAsia="宋体" w:cs="Times New Roman"/>
+          <w:szCs w:val="21"/>
+          <w:sz w:val="21"/>
         </w:rPr>
         <w:t>三个实验共同特点是：产生感应电流时闭合回路的</w:t>
       </w:r>
       <w:r>
         <w:rPr>
+          <w:rFonts w:ascii="Times New Roman" w:hAnsi="Times New Roman" w:eastAsia="宋体" w:cs="Times New Roman"/>
           <w:b/>
           <w:bCs/>
           <w:szCs w:val="21"/>
+          <w:sz w:val="21"/>
         </w:rPr>
         <w:t>磁通量</w:t>
       </w:r>
       <w:r>
         <w:rPr>
-          <w:szCs w:val="21"/>
+          <w:rFonts w:ascii="Times New Roman" w:hAnsi="Times New Roman" w:eastAsia="宋体" w:cs="Times New Roman"/>
+          <w:szCs w:val="21"/>
+          <w:sz w:val="21"/>
         </w:rPr>
         <w:t>都发生了变化</w:t>
       </w:r>
@@ -979,15 +1163,19 @@
       </w:pPr>
       <w:r>
         <w:rPr>
-          <w:b/>
-          <w:szCs w:val="21"/>
+          <w:rFonts w:ascii="Times New Roman" w:hAnsi="Times New Roman" w:eastAsia="宋体" w:cs="Times New Roman"/>
+          <w:b/>
+          <w:szCs w:val="21"/>
+          <w:sz w:val="21"/>
         </w:rPr>
         <w:t xml:space="preserve">13.3 </w:t>
       </w:r>
       <w:r>
         <w:rPr>
-          <w:b/>
-          <w:szCs w:val="21"/>
+          <w:rFonts w:ascii="Times New Roman" w:hAnsi="Times New Roman" w:eastAsia="宋体" w:cs="Times New Roman"/>
+          <w:b/>
+          <w:szCs w:val="21"/>
+          <w:sz w:val="21"/>
         </w:rPr>
         <w:t>电磁感应现象及应用：产生感应电流条件的实验探究与判断</w:t>
       </w:r>
@@ -1002,13 +1190,17 @@
       </w:pPr>
       <w:r>
         <w:rPr>
-          <w:szCs w:val="21"/>
+          <w:rFonts w:ascii="Times New Roman" w:hAnsi="Times New Roman" w:eastAsia="宋体" w:cs="Times New Roman"/>
+          <w:szCs w:val="21"/>
+          <w:sz w:val="21"/>
         </w:rPr>
         <w:t>1</w:t>
       </w:r>
       <w:r>
         <w:rPr>
-          <w:szCs w:val="21"/>
+          <w:rFonts w:ascii="Times New Roman" w:hAnsi="Times New Roman" w:eastAsia="宋体" w:cs="Times New Roman"/>
+          <w:szCs w:val="21"/>
+          <w:sz w:val="21"/>
         </w:rPr>
         <w:t>．实验：探究感应电流产生的条件</w:t>
       </w:r>
@@ -1023,26 +1215,34 @@
       </w:pPr>
       <w:r>
         <w:rPr>
-          <w:szCs w:val="21"/>
+          <w:rFonts w:ascii="Times New Roman" w:hAnsi="Times New Roman" w:eastAsia="宋体" w:cs="Times New Roman"/>
+          <w:szCs w:val="21"/>
+          <w:sz w:val="21"/>
         </w:rPr>
         <w:t>(1)</w:t>
       </w:r>
       <w:r>
         <w:rPr>
-          <w:szCs w:val="21"/>
+          <w:rFonts w:ascii="Times New Roman" w:hAnsi="Times New Roman" w:eastAsia="宋体" w:cs="Times New Roman"/>
+          <w:szCs w:val="21"/>
+          <w:sz w:val="21"/>
         </w:rPr>
         <w:t>实验一：如图所示，导体棒</w:t>
       </w:r>
       <w:r>
         <w:rPr>
+          <w:rFonts w:ascii="Times New Roman" w:hAnsi="Times New Roman" w:eastAsia="宋体" w:cs="Times New Roman"/>
           <w:i/>
           <w:szCs w:val="21"/>
+          <w:sz w:val="21"/>
         </w:rPr>
         <w:t>AB</w:t>
       </w:r>
       <w:r>
         <w:rPr>
-          <w:szCs w:val="21"/>
+          <w:rFonts w:ascii="Times New Roman" w:hAnsi="Times New Roman" w:eastAsia="宋体" w:cs="Times New Roman"/>
+          <w:szCs w:val="21"/>
+          <w:sz w:val="21"/>
         </w:rPr>
         <w:t>做切割磁感线运动时，线路中</w:t>
       </w:r>
@@ -1057,86 +1257,114 @@
       </w:pPr>
       <w:r>
         <w:rPr>
-          <w:szCs w:val="21"/>
+          <w:rFonts w:ascii="Times New Roman" w:hAnsi="Times New Roman" w:eastAsia="宋体" w:cs="Times New Roman"/>
+          <w:szCs w:val="21"/>
+          <w:sz w:val="21"/>
         </w:rPr>
         <w:t>_________</w:t>
       </w:r>
       <w:r>
         <w:rPr>
-          <w:szCs w:val="21"/>
+          <w:rFonts w:ascii="Times New Roman" w:hAnsi="Times New Roman" w:eastAsia="宋体" w:cs="Times New Roman"/>
+          <w:szCs w:val="21"/>
+          <w:sz w:val="21"/>
         </w:rPr>
         <w:t>电流产生，而导体棒</w:t>
       </w:r>
       <w:r>
         <w:rPr>
+          <w:rFonts w:ascii="Times New Roman" w:hAnsi="Times New Roman" w:eastAsia="宋体" w:cs="Times New Roman"/>
           <w:i/>
           <w:szCs w:val="21"/>
+          <w:sz w:val="21"/>
         </w:rPr>
         <w:t>AB</w:t>
       </w:r>
       <w:r>
         <w:rPr>
-          <w:szCs w:val="21"/>
+          <w:rFonts w:ascii="Times New Roman" w:hAnsi="Times New Roman" w:eastAsia="宋体" w:cs="Times New Roman"/>
+          <w:szCs w:val="21"/>
+          <w:sz w:val="21"/>
         </w:rPr>
         <w:t>顺着磁感线运动时，线路中</w:t>
       </w:r>
       <w:r>
         <w:rPr>
-          <w:szCs w:val="21"/>
+          <w:rFonts w:ascii="Times New Roman" w:hAnsi="Times New Roman" w:eastAsia="宋体" w:cs="Times New Roman"/>
+          <w:szCs w:val="21"/>
+          <w:sz w:val="21"/>
         </w:rPr>
         <w:t>_______</w:t>
       </w:r>
       <w:r>
         <w:rPr>
-          <w:szCs w:val="21"/>
+          <w:rFonts w:ascii="Times New Roman" w:hAnsi="Times New Roman" w:eastAsia="宋体" w:cs="Times New Roman"/>
+          <w:szCs w:val="21"/>
+          <w:sz w:val="21"/>
         </w:rPr>
         <w:t>电流产生。（均选填</w:t>
       </w:r>
       <w:r>
         <w:rPr>
-          <w:szCs w:val="21"/>
+          <w:rFonts w:ascii="Times New Roman" w:hAnsi="Times New Roman" w:eastAsia="宋体" w:cs="Times New Roman"/>
+          <w:szCs w:val="21"/>
+          <w:sz w:val="21"/>
         </w:rPr>
         <w:t>“</w:t>
       </w:r>
       <w:r>
         <w:rPr>
-          <w:szCs w:val="21"/>
+          <w:rFonts w:ascii="Times New Roman" w:hAnsi="Times New Roman" w:eastAsia="宋体" w:cs="Times New Roman"/>
+          <w:szCs w:val="21"/>
+          <w:sz w:val="21"/>
         </w:rPr>
         <w:t>有</w:t>
       </w:r>
       <w:r>
         <w:rPr>
-          <w:szCs w:val="21"/>
+          <w:rFonts w:ascii="Times New Roman" w:hAnsi="Times New Roman" w:eastAsia="宋体" w:cs="Times New Roman"/>
+          <w:szCs w:val="21"/>
+          <w:sz w:val="21"/>
         </w:rPr>
         <w:t>”</w:t>
       </w:r>
       <w:r>
         <w:rPr>
-          <w:szCs w:val="21"/>
+          <w:rFonts w:ascii="Times New Roman" w:hAnsi="Times New Roman" w:eastAsia="宋体" w:cs="Times New Roman"/>
+          <w:szCs w:val="21"/>
+          <w:sz w:val="21"/>
         </w:rPr>
         <w:t>或</w:t>
       </w:r>
       <w:r>
         <w:rPr>
-          <w:szCs w:val="21"/>
+          <w:rFonts w:ascii="Times New Roman" w:hAnsi="Times New Roman" w:eastAsia="宋体" w:cs="Times New Roman"/>
+          <w:szCs w:val="21"/>
+          <w:sz w:val="21"/>
         </w:rPr>
         <w:t>“</w:t>
       </w:r>
       <w:r>
         <w:rPr>
-          <w:szCs w:val="21"/>
+          <w:rFonts w:ascii="Times New Roman" w:hAnsi="Times New Roman" w:eastAsia="宋体" w:cs="Times New Roman"/>
+          <w:szCs w:val="21"/>
+          <w:sz w:val="21"/>
         </w:rPr>
         <w:t>无</w:t>
       </w:r>
       <w:r>
         <w:rPr>
-          <w:szCs w:val="21"/>
+          <w:rFonts w:ascii="Times New Roman" w:hAnsi="Times New Roman" w:eastAsia="宋体" w:cs="Times New Roman"/>
+          <w:szCs w:val="21"/>
+          <w:sz w:val="21"/>
         </w:rPr>
         <w:t>”</w:t>
       </w:r>
       <w:r>
         <w:rPr>
-          <w:szCs w:val="21"/>
+          <w:rFonts w:ascii="Times New Roman" w:hAnsi="Times New Roman" w:eastAsia="宋体" w:cs="Times New Roman"/>
+          <w:szCs w:val="21"/>
+          <w:sz w:val="21"/>
         </w:rPr>
         <w:t>）</w:t>
       </w:r>
@@ -1195,85 +1423,113 @@
       </w:pPr>
       <w:r>
         <w:rPr>
-          <w:szCs w:val="21"/>
+          <w:rFonts w:ascii="Times New Roman" w:hAnsi="Times New Roman" w:eastAsia="宋体" w:cs="Times New Roman"/>
+          <w:szCs w:val="21"/>
+          <w:sz w:val="21"/>
         </w:rPr>
         <w:t>(2)</w:t>
       </w:r>
       <w:r>
         <w:rPr>
-          <w:szCs w:val="21"/>
+          <w:rFonts w:ascii="Times New Roman" w:hAnsi="Times New Roman" w:eastAsia="宋体" w:cs="Times New Roman"/>
+          <w:szCs w:val="21"/>
+          <w:sz w:val="21"/>
         </w:rPr>
         <w:t>实验二：如图所示，当条形磁体插入或拔出线圈时，线圈中</w:t>
       </w:r>
       <w:r>
         <w:rPr>
-          <w:szCs w:val="21"/>
+          <w:rFonts w:ascii="Times New Roman" w:hAnsi="Times New Roman" w:eastAsia="宋体" w:cs="Times New Roman"/>
+          <w:szCs w:val="21"/>
+          <w:sz w:val="21"/>
         </w:rPr>
         <w:t>________</w:t>
       </w:r>
       <w:r>
         <w:rPr>
-          <w:szCs w:val="21"/>
+          <w:rFonts w:ascii="Times New Roman" w:hAnsi="Times New Roman" w:eastAsia="宋体" w:cs="Times New Roman"/>
+          <w:szCs w:val="21"/>
+          <w:sz w:val="21"/>
         </w:rPr>
         <w:t>电流产生，但条形磁体在线圈中静止不动时，线圈中</w:t>
       </w:r>
       <w:r>
         <w:rPr>
-          <w:szCs w:val="21"/>
+          <w:rFonts w:ascii="Times New Roman" w:hAnsi="Times New Roman" w:eastAsia="宋体" w:cs="Times New Roman"/>
+          <w:szCs w:val="21"/>
+          <w:sz w:val="21"/>
         </w:rPr>
         <w:t>________</w:t>
       </w:r>
       <w:r>
         <w:rPr>
-          <w:szCs w:val="21"/>
+          <w:rFonts w:ascii="Times New Roman" w:hAnsi="Times New Roman" w:eastAsia="宋体" w:cs="Times New Roman"/>
+          <w:szCs w:val="21"/>
+          <w:sz w:val="21"/>
         </w:rPr>
         <w:t>电流产生。（均选填</w:t>
       </w:r>
       <w:r>
         <w:rPr>
-          <w:szCs w:val="21"/>
+          <w:rFonts w:ascii="Times New Roman" w:hAnsi="Times New Roman" w:eastAsia="宋体" w:cs="Times New Roman"/>
+          <w:szCs w:val="21"/>
+          <w:sz w:val="21"/>
         </w:rPr>
         <w:t>“</w:t>
       </w:r>
       <w:r>
         <w:rPr>
-          <w:szCs w:val="21"/>
+          <w:rFonts w:ascii="Times New Roman" w:hAnsi="Times New Roman" w:eastAsia="宋体" w:cs="Times New Roman"/>
+          <w:szCs w:val="21"/>
+          <w:sz w:val="21"/>
         </w:rPr>
         <w:t>有</w:t>
       </w:r>
       <w:r>
         <w:rPr>
-          <w:szCs w:val="21"/>
+          <w:rFonts w:ascii="Times New Roman" w:hAnsi="Times New Roman" w:eastAsia="宋体" w:cs="Times New Roman"/>
+          <w:szCs w:val="21"/>
+          <w:sz w:val="21"/>
         </w:rPr>
         <w:t>”</w:t>
       </w:r>
       <w:r>
         <w:rPr>
-          <w:szCs w:val="21"/>
+          <w:rFonts w:ascii="Times New Roman" w:hAnsi="Times New Roman" w:eastAsia="宋体" w:cs="Times New Roman"/>
+          <w:szCs w:val="21"/>
+          <w:sz w:val="21"/>
         </w:rPr>
         <w:t>或</w:t>
       </w:r>
       <w:r>
         <w:rPr>
-          <w:szCs w:val="21"/>
+          <w:rFonts w:ascii="Times New Roman" w:hAnsi="Times New Roman" w:eastAsia="宋体" w:cs="Times New Roman"/>
+          <w:szCs w:val="21"/>
+          <w:sz w:val="21"/>
         </w:rPr>
         <w:t>“</w:t>
       </w:r>
       <w:r>
         <w:rPr>
-          <w:szCs w:val="21"/>
+          <w:rFonts w:ascii="Times New Roman" w:hAnsi="Times New Roman" w:eastAsia="宋体" w:cs="Times New Roman"/>
+          <w:szCs w:val="21"/>
+          <w:sz w:val="21"/>
         </w:rPr>
         <w:t>无</w:t>
       </w:r>
       <w:r>
         <w:rPr>
-          <w:szCs w:val="21"/>
+          <w:rFonts w:ascii="Times New Roman" w:hAnsi="Times New Roman" w:eastAsia="宋体" w:cs="Times New Roman"/>
+          <w:szCs w:val="21"/>
+          <w:sz w:val="21"/>
         </w:rPr>
         <w:t>”</w:t>
       </w:r>
       <w:r>
         <w:rPr>
-          <w:szCs w:val="21"/>
+          <w:rFonts w:ascii="Times New Roman" w:hAnsi="Times New Roman" w:eastAsia="宋体" w:cs="Times New Roman"/>
+          <w:szCs w:val="21"/>
+          <w:sz w:val="21"/>
         </w:rPr>
         <w:t>）</w:t>
       </w:r>
@@ -1341,133 +1597,177 @@
       </w:pPr>
       <w:r>
         <w:rPr>
-          <w:szCs w:val="21"/>
+          <w:rFonts w:ascii="Times New Roman" w:hAnsi="Times New Roman" w:eastAsia="宋体" w:cs="Times New Roman"/>
+          <w:szCs w:val="21"/>
+          <w:sz w:val="21"/>
         </w:rPr>
         <w:t>(3)</w:t>
       </w:r>
       <w:r>
         <w:rPr>
-          <w:szCs w:val="21"/>
+          <w:rFonts w:ascii="Times New Roman" w:hAnsi="Times New Roman" w:eastAsia="宋体" w:cs="Times New Roman"/>
+          <w:szCs w:val="21"/>
+          <w:sz w:val="21"/>
         </w:rPr>
         <w:t>实验三：如图所示，将小线圈</w:t>
       </w:r>
       <w:r>
         <w:rPr>
-          <w:szCs w:val="21"/>
+          <w:rFonts w:ascii="Times New Roman" w:hAnsi="Times New Roman" w:eastAsia="宋体" w:cs="Times New Roman"/>
+          <w:szCs w:val="21"/>
+          <w:sz w:val="21"/>
         </w:rPr>
         <w:t>A</w:t>
       </w:r>
       <w:r>
         <w:rPr>
-          <w:szCs w:val="21"/>
+          <w:rFonts w:ascii="Times New Roman" w:hAnsi="Times New Roman" w:eastAsia="宋体" w:cs="Times New Roman"/>
+          <w:szCs w:val="21"/>
+          <w:sz w:val="21"/>
         </w:rPr>
         <w:t>插入大线圈</w:t>
       </w:r>
       <w:r>
         <w:rPr>
-          <w:szCs w:val="21"/>
+          <w:rFonts w:ascii="Times New Roman" w:hAnsi="Times New Roman" w:eastAsia="宋体" w:cs="Times New Roman"/>
+          <w:szCs w:val="21"/>
+          <w:sz w:val="21"/>
         </w:rPr>
         <w:t>B</w:t>
       </w:r>
       <w:r>
         <w:rPr>
-          <w:szCs w:val="21"/>
+          <w:rFonts w:ascii="Times New Roman" w:hAnsi="Times New Roman" w:eastAsia="宋体" w:cs="Times New Roman"/>
+          <w:szCs w:val="21"/>
+          <w:sz w:val="21"/>
         </w:rPr>
         <w:t>中不动，当开关</w:t>
       </w:r>
       <w:r>
         <w:rPr>
-          <w:szCs w:val="21"/>
+          <w:rFonts w:ascii="Times New Roman" w:hAnsi="Times New Roman" w:eastAsia="宋体" w:cs="Times New Roman"/>
+          <w:szCs w:val="21"/>
+          <w:sz w:val="21"/>
         </w:rPr>
         <w:t>S</w:t>
       </w:r>
       <w:r>
         <w:rPr>
-          <w:szCs w:val="21"/>
+          <w:rFonts w:ascii="Times New Roman" w:hAnsi="Times New Roman" w:eastAsia="宋体" w:cs="Times New Roman"/>
+          <w:szCs w:val="21"/>
+          <w:sz w:val="21"/>
         </w:rPr>
         <w:t>闭合或断开时，电流表中</w:t>
       </w:r>
       <w:r>
         <w:rPr>
-          <w:szCs w:val="21"/>
+          <w:rFonts w:ascii="Times New Roman" w:hAnsi="Times New Roman" w:eastAsia="宋体" w:cs="Times New Roman"/>
+          <w:szCs w:val="21"/>
+          <w:sz w:val="21"/>
         </w:rPr>
         <w:t>_____</w:t>
       </w:r>
       <w:r>
         <w:rPr>
-          <w:szCs w:val="21"/>
+          <w:rFonts w:ascii="Times New Roman" w:hAnsi="Times New Roman" w:eastAsia="宋体" w:cs="Times New Roman"/>
+          <w:szCs w:val="21"/>
+          <w:sz w:val="21"/>
         </w:rPr>
         <w:t>电流通过；若开关</w:t>
       </w:r>
       <w:r>
         <w:rPr>
-          <w:szCs w:val="21"/>
+          <w:rFonts w:ascii="Times New Roman" w:hAnsi="Times New Roman" w:eastAsia="宋体" w:cs="Times New Roman"/>
+          <w:szCs w:val="21"/>
+          <w:sz w:val="21"/>
         </w:rPr>
         <w:t>S</w:t>
       </w:r>
       <w:r>
         <w:rPr>
-          <w:szCs w:val="21"/>
+          <w:rFonts w:ascii="Times New Roman" w:hAnsi="Times New Roman" w:eastAsia="宋体" w:cs="Times New Roman"/>
+          <w:szCs w:val="21"/>
+          <w:sz w:val="21"/>
         </w:rPr>
         <w:t>一直闭合，滑动变阻器的滑片不动时，电流表中</w:t>
       </w:r>
       <w:r>
         <w:rPr>
-          <w:szCs w:val="21"/>
+          <w:rFonts w:ascii="Times New Roman" w:hAnsi="Times New Roman" w:eastAsia="宋体" w:cs="Times New Roman"/>
+          <w:szCs w:val="21"/>
+          <w:sz w:val="21"/>
         </w:rPr>
         <w:t>________</w:t>
       </w:r>
       <w:r>
         <w:rPr>
-          <w:szCs w:val="21"/>
+          <w:rFonts w:ascii="Times New Roman" w:hAnsi="Times New Roman" w:eastAsia="宋体" w:cs="Times New Roman"/>
+          <w:szCs w:val="21"/>
+          <w:sz w:val="21"/>
         </w:rPr>
         <w:t>电流通过。（均选填</w:t>
       </w:r>
       <w:r>
         <w:rPr>
-          <w:szCs w:val="21"/>
+          <w:rFonts w:ascii="Times New Roman" w:hAnsi="Times New Roman" w:eastAsia="宋体" w:cs="Times New Roman"/>
+          <w:szCs w:val="21"/>
+          <w:sz w:val="21"/>
         </w:rPr>
         <w:t>“</w:t>
       </w:r>
       <w:r>
         <w:rPr>
-          <w:szCs w:val="21"/>
+          <w:rFonts w:ascii="Times New Roman" w:hAnsi="Times New Roman" w:eastAsia="宋体" w:cs="Times New Roman"/>
+          <w:szCs w:val="21"/>
+          <w:sz w:val="21"/>
         </w:rPr>
         <w:t>有</w:t>
       </w:r>
       <w:r>
         <w:rPr>
-          <w:szCs w:val="21"/>
+          <w:rFonts w:ascii="Times New Roman" w:hAnsi="Times New Roman" w:eastAsia="宋体" w:cs="Times New Roman"/>
+          <w:szCs w:val="21"/>
+          <w:sz w:val="21"/>
         </w:rPr>
         <w:t>”</w:t>
       </w:r>
       <w:r>
         <w:rPr>
-          <w:szCs w:val="21"/>
+          <w:rFonts w:ascii="Times New Roman" w:hAnsi="Times New Roman" w:eastAsia="宋体" w:cs="Times New Roman"/>
+          <w:szCs w:val="21"/>
+          <w:sz w:val="21"/>
         </w:rPr>
         <w:t>或</w:t>
       </w:r>
       <w:r>
         <w:rPr>
-          <w:szCs w:val="21"/>
+          <w:rFonts w:ascii="Times New Roman" w:hAnsi="Times New Roman" w:eastAsia="宋体" w:cs="Times New Roman"/>
+          <w:szCs w:val="21"/>
+          <w:sz w:val="21"/>
         </w:rPr>
         <w:t>“</w:t>
       </w:r>
       <w:r>
         <w:rPr>
-          <w:szCs w:val="21"/>
+          <w:rFonts w:ascii="Times New Roman" w:hAnsi="Times New Roman" w:eastAsia="宋体" w:cs="Times New Roman"/>
+          <w:szCs w:val="21"/>
+          <w:sz w:val="21"/>
         </w:rPr>
         <w:t>无</w:t>
       </w:r>
       <w:r>
         <w:rPr>
-          <w:szCs w:val="21"/>
+          <w:rFonts w:ascii="Times New Roman" w:hAnsi="Times New Roman" w:eastAsia="宋体" w:cs="Times New Roman"/>
+          <w:szCs w:val="21"/>
+          <w:sz w:val="21"/>
         </w:rPr>
         <w:t>”</w:t>
       </w:r>
       <w:r>
         <w:rPr>
-          <w:szCs w:val="21"/>
+          <w:rFonts w:ascii="Times New Roman" w:hAnsi="Times New Roman" w:eastAsia="宋体" w:cs="Times New Roman"/>
+          <w:szCs w:val="21"/>
+          <w:sz w:val="21"/>
         </w:rPr>
         <w:t>）</w:t>
       </w:r>
@@ -1535,8 +1835,10 @@
       </w:pPr>
       <w:r>
         <w:rPr>
-          <w:b/>
-          <w:szCs w:val="21"/>
+          <w:rFonts w:ascii="Times New Roman" w:hAnsi="Times New Roman" w:eastAsia="宋体" w:cs="Times New Roman"/>
+          <w:b/>
+          <w:szCs w:val="21"/>
+          <w:sz w:val="21"/>
         </w:rPr>
         <w:t>【答案】</w:t>
       </w:r>
@@ -1549,8 +1851,10 @@
       </w:r>
       <w:r>
         <w:rPr>
-          <w:b/>
-          <w:szCs w:val="21"/>
+          <w:rFonts w:ascii="Times New Roman" w:hAnsi="Times New Roman" w:eastAsia="宋体" w:cs="Times New Roman"/>
+          <w:b/>
+          <w:szCs w:val="21"/>
+          <w:sz w:val="21"/>
         </w:rPr>
         <w:t>有</w:t>
       </w:r>
@@ -1563,8 +1867,10 @@
       </w:r>
       <w:r>
         <w:rPr>
-          <w:b/>
-          <w:szCs w:val="21"/>
+          <w:rFonts w:ascii="Times New Roman" w:hAnsi="Times New Roman" w:eastAsia="宋体" w:cs="Times New Roman"/>
+          <w:b/>
+          <w:szCs w:val="21"/>
+          <w:sz w:val="21"/>
         </w:rPr>
         <w:t>无</w:t>
       </w:r>
@@ -1577,8 +1883,10 @@
       </w:r>
       <w:r>
         <w:rPr>
-          <w:b/>
-          <w:szCs w:val="21"/>
+          <w:rFonts w:ascii="Times New Roman" w:hAnsi="Times New Roman" w:eastAsia="宋体" w:cs="Times New Roman"/>
+          <w:b/>
+          <w:szCs w:val="21"/>
+          <w:sz w:val="21"/>
         </w:rPr>
         <w:t>有</w:t>
       </w:r>
@@ -1591,8 +1899,10 @@
       </w:r>
       <w:r>
         <w:rPr>
-          <w:b/>
-          <w:szCs w:val="21"/>
+          <w:rFonts w:ascii="Times New Roman" w:hAnsi="Times New Roman" w:eastAsia="宋体" w:cs="Times New Roman"/>
+          <w:b/>
+          <w:szCs w:val="21"/>
+          <w:sz w:val="21"/>
         </w:rPr>
         <w:t>无</w:t>
       </w:r>
@@ -1605,8 +1915,10 @@
       </w:r>
       <w:r>
         <w:rPr>
-          <w:b/>
-          <w:szCs w:val="21"/>
+          <w:rFonts w:ascii="Times New Roman" w:hAnsi="Times New Roman" w:eastAsia="宋体" w:cs="Times New Roman"/>
+          <w:b/>
+          <w:szCs w:val="21"/>
+          <w:sz w:val="21"/>
         </w:rPr>
         <w:t>有</w:t>
       </w:r>
@@ -1619,8 +1931,10 @@
       </w:r>
       <w:r>
         <w:rPr>
-          <w:b/>
-          <w:szCs w:val="21"/>
+          <w:rFonts w:ascii="Times New Roman" w:hAnsi="Times New Roman" w:eastAsia="宋体" w:cs="Times New Roman"/>
+          <w:b/>
+          <w:szCs w:val="21"/>
+          <w:sz w:val="21"/>
         </w:rPr>
         <w:t>无</w:t>
       </w:r>
@@ -1632,15 +1946,19 @@
       </w:r>
       <w:r>
         <w:rPr>
-          <w:b/>
-          <w:szCs w:val="21"/>
+          <w:rFonts w:ascii="Times New Roman" w:hAnsi="Times New Roman" w:eastAsia="宋体" w:cs="Times New Roman"/>
+          <w:b/>
+          <w:szCs w:val="21"/>
+          <w:sz w:val="21"/>
         </w:rPr>
         <w:t>【难度】</w:t>
       </w:r>
       <w:r>
         <w:rPr>
-          <w:b/>
-          <w:szCs w:val="21"/>
+          <w:rFonts w:ascii="Times New Roman" w:hAnsi="Times New Roman" w:eastAsia="宋体" w:cs="Times New Roman"/>
+          <w:b/>
+          <w:szCs w:val="21"/>
+          <w:sz w:val="21"/>
         </w:rPr>
         <w:t>0.85</w:t>
       </w:r>
@@ -1652,15 +1970,19 @@
       </w:r>
       <w:r>
         <w:rPr>
-          <w:b/>
-          <w:szCs w:val="21"/>
+          <w:rFonts w:ascii="Times New Roman" w:hAnsi="Times New Roman" w:eastAsia="宋体" w:cs="Times New Roman"/>
+          <w:b/>
+          <w:szCs w:val="21"/>
+          <w:sz w:val="21"/>
         </w:rPr>
         <w:t>【知识点】导体棒切割磁感线产生感应</w:t>
       </w:r>
       <w:r>
         <w:rPr>
-          <w:b/>
-          <w:szCs w:val="21"/>
+          <w:rFonts w:ascii="Times New Roman" w:hAnsi="Times New Roman" w:eastAsia="宋体" w:cs="Times New Roman"/>
+          <w:b/>
+          <w:szCs w:val="21"/>
+          <w:sz w:val="21"/>
         </w:rPr>
         <w:lastRenderedPageBreak/>
         <w:t>电流、开关闭合断开的瞬间线圈电流变化、调节滑动变阻器分析电流表变化</w:t>
@@ -1676,48 +1998,62 @@
       </w:pPr>
       <w:r>
         <w:rPr>
-          <w:b/>
-          <w:szCs w:val="21"/>
+          <w:rFonts w:ascii="Times New Roman" w:hAnsi="Times New Roman" w:eastAsia="宋体" w:cs="Times New Roman"/>
+          <w:b/>
+          <w:szCs w:val="21"/>
+          <w:sz w:val="21"/>
         </w:rPr>
         <w:t>【详解】</w:t>
       </w:r>
       <w:r>
         <w:rPr>
-          <w:b/>
-          <w:szCs w:val="21"/>
+          <w:rFonts w:ascii="Times New Roman" w:hAnsi="Times New Roman" w:eastAsia="宋体" w:cs="Times New Roman"/>
+          <w:b/>
+          <w:szCs w:val="21"/>
+          <w:sz w:val="21"/>
         </w:rPr>
         <w:t>(1)[1] [2]</w:t>
       </w:r>
       <w:r>
         <w:rPr>
-          <w:b/>
-          <w:szCs w:val="21"/>
+          <w:rFonts w:ascii="Times New Roman" w:hAnsi="Times New Roman" w:eastAsia="宋体" w:cs="Times New Roman"/>
+          <w:b/>
+          <w:szCs w:val="21"/>
+          <w:sz w:val="21"/>
         </w:rPr>
         <w:t>由感应电流的产生条件是闭合回路中有磁通量的变化，导体棒</w:t>
       </w:r>
       <w:r>
         <w:rPr>
+          <w:rFonts w:ascii="Times New Roman" w:hAnsi="Times New Roman" w:eastAsia="宋体" w:cs="Times New Roman"/>
           <w:i/>
           <w:szCs w:val="21"/>
+          <w:sz w:val="21"/>
         </w:rPr>
         <w:t>AB</w:t>
       </w:r>
       <w:r>
         <w:rPr>
-          <w:szCs w:val="21"/>
+          <w:rFonts w:ascii="Times New Roman" w:hAnsi="Times New Roman" w:eastAsia="宋体" w:cs="Times New Roman"/>
+          <w:szCs w:val="21"/>
+          <w:sz w:val="21"/>
         </w:rPr>
         <w:t>做切割磁感线运动时，线路中的磁通量发生变化，故线路中产生感应电流；导体棒</w:t>
       </w:r>
       <w:r>
         <w:rPr>
+          <w:rFonts w:ascii="Times New Roman" w:hAnsi="Times New Roman" w:eastAsia="宋体" w:cs="Times New Roman"/>
           <w:i/>
           <w:szCs w:val="21"/>
+          <w:sz w:val="21"/>
         </w:rPr>
         <w:t>AB</w:t>
       </w:r>
       <w:r>
         <w:rPr>
-          <w:szCs w:val="21"/>
+          <w:rFonts w:ascii="Times New Roman" w:hAnsi="Times New Roman" w:eastAsia="宋体" w:cs="Times New Roman"/>
+          <w:szCs w:val="21"/>
+          <w:sz w:val="21"/>
         </w:rPr>
         <w:t>顺着磁感线运动时，线路中的磁通量没有磁通量的变化，故线路中产生感应电流。</w:t>
       </w:r>
@@ -1732,13 +2068,17 @@
       </w:pPr>
       <w:r>
         <w:rPr>
-          <w:szCs w:val="21"/>
+          <w:rFonts w:ascii="Times New Roman" w:hAnsi="Times New Roman" w:eastAsia="宋体" w:cs="Times New Roman"/>
+          <w:szCs w:val="21"/>
+          <w:sz w:val="21"/>
         </w:rPr>
         <w:t xml:space="preserve">(2)[3][4] </w:t>
       </w:r>
       <w:r>
         <w:rPr>
-          <w:szCs w:val="21"/>
+          <w:rFonts w:ascii="Times New Roman" w:hAnsi="Times New Roman" w:eastAsia="宋体" w:cs="Times New Roman"/>
+          <w:szCs w:val="21"/>
+          <w:sz w:val="21"/>
         </w:rPr>
         <w:t>由感应电流的产生条件可知，当条形磁体插入或拔出线圈时，线圈中有磁通量的变化，故线圈中产生感应电流；条形磁体在线圈中静止不动时，线圈中磁通量没变化，故线圈中没有感应电流产生。</w:t>
       </w:r>
@@ -1753,145 +2093,193 @@
       </w:pPr>
       <w:r>
         <w:rPr>
-          <w:szCs w:val="21"/>
+          <w:rFonts w:ascii="Times New Roman" w:hAnsi="Times New Roman" w:eastAsia="宋体" w:cs="Times New Roman"/>
+          <w:szCs w:val="21"/>
+          <w:sz w:val="21"/>
         </w:rPr>
         <w:t xml:space="preserve">(3)[5][6] </w:t>
       </w:r>
       <w:r>
         <w:rPr>
-          <w:szCs w:val="21"/>
+          <w:rFonts w:ascii="Times New Roman" w:hAnsi="Times New Roman" w:eastAsia="宋体" w:cs="Times New Roman"/>
+          <w:szCs w:val="21"/>
+          <w:sz w:val="21"/>
         </w:rPr>
         <w:t>将小线圈</w:t>
       </w:r>
       <w:r>
         <w:rPr>
-          <w:szCs w:val="21"/>
+          <w:rFonts w:ascii="Times New Roman" w:hAnsi="Times New Roman" w:eastAsia="宋体" w:cs="Times New Roman"/>
+          <w:szCs w:val="21"/>
+          <w:sz w:val="21"/>
         </w:rPr>
         <w:t>A</w:t>
       </w:r>
       <w:r>
         <w:rPr>
-          <w:szCs w:val="21"/>
+          <w:rFonts w:ascii="Times New Roman" w:hAnsi="Times New Roman" w:eastAsia="宋体" w:cs="Times New Roman"/>
+          <w:szCs w:val="21"/>
+          <w:sz w:val="21"/>
         </w:rPr>
         <w:t>插入大线圈</w:t>
       </w:r>
       <w:r>
         <w:rPr>
-          <w:szCs w:val="21"/>
+          <w:rFonts w:ascii="Times New Roman" w:hAnsi="Times New Roman" w:eastAsia="宋体" w:cs="Times New Roman"/>
+          <w:szCs w:val="21"/>
+          <w:sz w:val="21"/>
         </w:rPr>
         <w:t>B</w:t>
       </w:r>
       <w:r>
         <w:rPr>
-          <w:szCs w:val="21"/>
+          <w:rFonts w:ascii="Times New Roman" w:hAnsi="Times New Roman" w:eastAsia="宋体" w:cs="Times New Roman"/>
+          <w:szCs w:val="21"/>
+          <w:sz w:val="21"/>
         </w:rPr>
         <w:t>中不动，当开关</w:t>
       </w:r>
       <w:r>
         <w:rPr>
-          <w:szCs w:val="21"/>
+          <w:rFonts w:ascii="Times New Roman" w:hAnsi="Times New Roman" w:eastAsia="宋体" w:cs="Times New Roman"/>
+          <w:szCs w:val="21"/>
+          <w:sz w:val="21"/>
         </w:rPr>
         <w:t>S</w:t>
       </w:r>
       <w:r>
         <w:rPr>
-          <w:szCs w:val="21"/>
+          <w:rFonts w:ascii="Times New Roman" w:hAnsi="Times New Roman" w:eastAsia="宋体" w:cs="Times New Roman"/>
+          <w:szCs w:val="21"/>
+          <w:sz w:val="21"/>
         </w:rPr>
         <w:t>闭合或断开时，</w:t>
       </w:r>
       <w:r>
         <w:rPr>
-          <w:szCs w:val="21"/>
+          <w:rFonts w:ascii="Times New Roman" w:hAnsi="Times New Roman" w:eastAsia="宋体" w:cs="Times New Roman"/>
+          <w:szCs w:val="21"/>
+          <w:sz w:val="21"/>
         </w:rPr>
         <w:t>A</w:t>
       </w:r>
       <w:r>
         <w:rPr>
-          <w:szCs w:val="21"/>
+          <w:rFonts w:ascii="Times New Roman" w:hAnsi="Times New Roman" w:eastAsia="宋体" w:cs="Times New Roman"/>
+          <w:szCs w:val="21"/>
+          <w:sz w:val="21"/>
         </w:rPr>
         <w:t>线圈中的电流变化，导致磁感应强度发生变化，</w:t>
       </w:r>
       <w:r>
         <w:rPr>
-          <w:szCs w:val="21"/>
+          <w:rFonts w:ascii="Times New Roman" w:hAnsi="Times New Roman" w:eastAsia="宋体" w:cs="Times New Roman"/>
+          <w:szCs w:val="21"/>
+          <w:sz w:val="21"/>
         </w:rPr>
         <w:t>B</w:t>
       </w:r>
       <w:r>
         <w:rPr>
-          <w:szCs w:val="21"/>
+          <w:rFonts w:ascii="Times New Roman" w:hAnsi="Times New Roman" w:eastAsia="宋体" w:cs="Times New Roman"/>
+          <w:szCs w:val="21"/>
+          <w:sz w:val="21"/>
         </w:rPr>
         <w:t>线圈中的磁通量随之发生变化，</w:t>
       </w:r>
       <w:r>
         <w:rPr>
-          <w:szCs w:val="21"/>
+          <w:rFonts w:ascii="Times New Roman" w:hAnsi="Times New Roman" w:eastAsia="宋体" w:cs="Times New Roman"/>
+          <w:szCs w:val="21"/>
+          <w:sz w:val="21"/>
         </w:rPr>
         <w:t>B</w:t>
       </w:r>
       <w:r>
         <w:rPr>
-          <w:szCs w:val="21"/>
+          <w:rFonts w:ascii="Times New Roman" w:hAnsi="Times New Roman" w:eastAsia="宋体" w:cs="Times New Roman"/>
+          <w:szCs w:val="21"/>
+          <w:sz w:val="21"/>
         </w:rPr>
         <w:t>线圈中产生感应电流，故电流表中有电流通过；若开关</w:t>
       </w:r>
       <w:r>
         <w:rPr>
-          <w:szCs w:val="21"/>
+          <w:rFonts w:ascii="Times New Roman" w:hAnsi="Times New Roman" w:eastAsia="宋体" w:cs="Times New Roman"/>
+          <w:szCs w:val="21"/>
+          <w:sz w:val="21"/>
         </w:rPr>
         <w:t>S</w:t>
       </w:r>
       <w:r>
         <w:rPr>
-          <w:szCs w:val="21"/>
+          <w:rFonts w:ascii="Times New Roman" w:hAnsi="Times New Roman" w:eastAsia="宋体" w:cs="Times New Roman"/>
+          <w:szCs w:val="21"/>
+          <w:sz w:val="21"/>
         </w:rPr>
         <w:t>一直闭合，滑动变阻器的滑片不动时，</w:t>
       </w:r>
       <w:r>
         <w:rPr>
-          <w:szCs w:val="21"/>
+          <w:rFonts w:ascii="Times New Roman" w:hAnsi="Times New Roman" w:eastAsia="宋体" w:cs="Times New Roman"/>
+          <w:szCs w:val="21"/>
+          <w:sz w:val="21"/>
         </w:rPr>
         <w:t>A</w:t>
       </w:r>
       <w:r>
         <w:rPr>
-          <w:szCs w:val="21"/>
+          <w:rFonts w:ascii="Times New Roman" w:hAnsi="Times New Roman" w:eastAsia="宋体" w:cs="Times New Roman"/>
+          <w:szCs w:val="21"/>
+          <w:sz w:val="21"/>
         </w:rPr>
         <w:t>线圈中的电流没有变化，</w:t>
       </w:r>
       <w:r>
         <w:rPr>
-          <w:szCs w:val="21"/>
+          <w:rFonts w:ascii="Times New Roman" w:hAnsi="Times New Roman" w:eastAsia="宋体" w:cs="Times New Roman"/>
+          <w:szCs w:val="21"/>
+          <w:sz w:val="21"/>
         </w:rPr>
         <w:t>A</w:t>
       </w:r>
       <w:r>
         <w:rPr>
-          <w:szCs w:val="21"/>
+          <w:rFonts w:ascii="Times New Roman" w:hAnsi="Times New Roman" w:eastAsia="宋体" w:cs="Times New Roman"/>
+          <w:szCs w:val="21"/>
+          <w:sz w:val="21"/>
         </w:rPr>
         <w:t>线圈的磁感应强度不变，</w:t>
       </w:r>
       <w:r>
         <w:rPr>
-          <w:szCs w:val="21"/>
+          <w:rFonts w:ascii="Times New Roman" w:hAnsi="Times New Roman" w:eastAsia="宋体" w:cs="Times New Roman"/>
+          <w:szCs w:val="21"/>
+          <w:sz w:val="21"/>
         </w:rPr>
         <w:t>B</w:t>
       </w:r>
       <w:r>
         <w:rPr>
-          <w:szCs w:val="21"/>
+          <w:rFonts w:ascii="Times New Roman" w:hAnsi="Times New Roman" w:eastAsia="宋体" w:cs="Times New Roman"/>
+          <w:szCs w:val="21"/>
+          <w:sz w:val="21"/>
         </w:rPr>
         <w:t>线圈中的磁通量也不变化，</w:t>
       </w:r>
       <w:r>
         <w:rPr>
-          <w:szCs w:val="21"/>
+          <w:rFonts w:ascii="Times New Roman" w:hAnsi="Times New Roman" w:eastAsia="宋体" w:cs="Times New Roman"/>
+          <w:szCs w:val="21"/>
+          <w:sz w:val="21"/>
         </w:rPr>
         <w:t>B</w:t>
       </w:r>
       <w:r>
         <w:rPr>
-          <w:szCs w:val="21"/>
+          <w:rFonts w:ascii="Times New Roman" w:hAnsi="Times New Roman" w:eastAsia="宋体" w:cs="Times New Roman"/>
+          <w:szCs w:val="21"/>
+          <w:sz w:val="21"/>
         </w:rPr>
         <w:t>线圈中不产生感应电流，故电流表中无电流通过。</w:t>
       </w:r>
@@ -2069,7 +2457,7 @@
         <w:rFonts w:ascii="Times New Roman" w:eastAsia="宋体" w:hAnsi="Times New Roman" w:cs="Times New Roman"/>
         <w:kern w:val="2"/>
         <w:sz w:val="21"/>
-        <w:szCs w:val="22"/>
+        <w:szCs w:val="21"/>
         <w:lang w:val="en-US" w:eastAsia="zh-CN" w:bidi="ar-SA"/>
       </w:rPr>
     </w:rPrDefault>

--- a/高中物理/高中物理同步/人教版必修3 第13章 电磁感应与电磁波初步·实验卷（1题1条）.docx
+++ b/高中物理/高中物理同步/人教版必修3 第13章 电磁感应与电磁波初步·实验卷（1题1条）.docx
@@ -4,7 +4,7 @@
   <w:body>
     <w:p>
       <w:pPr>
-        <w:spacing w:line="300" w:lineRule="auto"/>
+        <w:spacing w:line="300" w:lineRule="auto" w:before="0" w:after="0"/>
         <w:jc w:val="left"/>
         <w:rPr>
           <w:szCs w:val="21"/>
@@ -128,7 +128,7 @@
     </w:p>
     <w:p>
       <w:pPr>
-        <w:spacing w:line="300" w:lineRule="auto"/>
+        <w:spacing w:line="300" w:lineRule="auto" w:before="0" w:after="0"/>
         <w:jc w:val="left"/>
         <w:rPr>
           <w:szCs w:val="21"/>
@@ -181,7 +181,7 @@
     </w:p>
     <w:p>
       <w:pPr>
-        <w:spacing w:line="300" w:lineRule="auto"/>
+        <w:spacing w:line="300" w:lineRule="auto" w:before="0" w:after="0"/>
         <w:jc w:val="left"/>
         <w:rPr>
           <w:b/>
@@ -210,7 +210,7 @@
     <w:p>
       <w:pPr>
         <w:snapToGrid w:val="0"/>
-        <w:spacing w:line="300" w:lineRule="auto"/>
+        <w:spacing w:line="300" w:lineRule="auto" w:before="0" w:after="0"/>
         <w:jc w:val="left"/>
         <w:rPr>
           <w:szCs w:val="21"/>
@@ -236,7 +236,7 @@
     <w:p>
       <w:pPr>
         <w:snapToGrid w:val="0"/>
-        <w:spacing w:line="300" w:lineRule="auto"/>
+        <w:spacing w:line="300" w:lineRule="auto" w:before="0" w:after="0"/>
         <w:jc w:val="left"/>
         <w:rPr>
           <w:szCs w:val="21"/>
@@ -420,7 +420,7 @@
     <w:p>
       <w:pPr>
         <w:snapToGrid w:val="0"/>
-        <w:spacing w:line="300" w:lineRule="auto"/>
+        <w:spacing w:line="300" w:lineRule="auto" w:before="0" w:after="0"/>
         <w:jc w:val="left"/>
         <w:rPr>
           <w:szCs w:val="21"/>
@@ -526,7 +526,7 @@
     <w:p>
       <w:pPr>
         <w:snapToGrid w:val="0"/>
-        <w:spacing w:line="300" w:lineRule="auto"/>
+        <w:spacing w:line="300" w:lineRule="auto" w:before="0" w:after="0"/>
         <w:jc w:val="left"/>
         <w:rPr>
           <w:szCs w:val="21"/>
@@ -658,7 +658,7 @@
     <w:p>
       <w:pPr>
         <w:snapToGrid w:val="0"/>
-        <w:spacing w:line="300" w:lineRule="auto"/>
+        <w:spacing w:line="300" w:lineRule="auto" w:before="0" w:after="0"/>
         <w:jc w:val="left"/>
         <w:rPr>
           <w:szCs w:val="21"/>
@@ -889,7 +889,7 @@
     <w:p>
       <w:pPr>
         <w:snapToGrid w:val="0"/>
-        <w:spacing w:line="300" w:lineRule="auto"/>
+        <w:spacing w:line="300" w:lineRule="auto" w:before="0" w:after="0"/>
         <w:jc w:val="left"/>
         <w:rPr>
           <w:szCs w:val="21"/>
@@ -943,7 +943,7 @@
     <w:p>
       <w:pPr>
         <w:snapToGrid w:val="0"/>
-        <w:spacing w:line="300" w:lineRule="auto"/>
+        <w:spacing w:line="300" w:lineRule="auto" w:before="0" w:after="0"/>
         <w:jc w:val="left"/>
         <w:rPr>
           <w:szCs w:val="21"/>
@@ -977,7 +977,7 @@
     <w:p>
       <w:pPr>
         <w:snapToGrid w:val="0"/>
-        <w:spacing w:line="300" w:lineRule="auto"/>
+        <w:spacing w:line="300" w:lineRule="auto" w:before="0" w:after="0"/>
         <w:jc w:val="left"/>
         <w:rPr>
           <w:szCs w:val="21"/>
@@ -995,7 +995,7 @@
     <w:p>
       <w:pPr>
         <w:snapToGrid w:val="0"/>
-        <w:spacing w:line="300" w:lineRule="auto"/>
+        <w:spacing w:line="300" w:lineRule="auto" w:before="0" w:after="0"/>
         <w:jc w:val="left"/>
         <w:rPr>
           <w:szCs w:val="21"/>
@@ -1013,7 +1013,7 @@
     <w:p>
       <w:pPr>
         <w:snapToGrid w:val="0"/>
-        <w:spacing w:line="300" w:lineRule="auto"/>
+        <w:spacing w:line="300" w:lineRule="auto" w:before="0" w:after="0"/>
         <w:jc w:val="left"/>
         <w:rPr>
           <w:szCs w:val="21"/>
@@ -1066,7 +1066,7 @@
     <w:p>
       <w:pPr>
         <w:snapToGrid w:val="0"/>
-        <w:spacing w:line="300" w:lineRule="auto"/>
+        <w:spacing w:line="300" w:lineRule="auto" w:before="0" w:after="0"/>
         <w:jc w:val="left"/>
         <w:rPr>
           <w:szCs w:val="21"/>
@@ -1101,7 +1101,7 @@
     </w:p>
     <w:p>
       <w:pPr>
-        <w:spacing w:line="300" w:lineRule="auto"/>
+        <w:spacing w:line="300" w:lineRule="auto" w:before="0" w:after="0"/>
         <w:jc w:val="left"/>
         <w:rPr>
           <w:szCs w:val="21"/>
@@ -1154,7 +1154,7 @@
     </w:p>
     <w:p>
       <w:pPr>
-        <w:spacing w:line="300" w:lineRule="auto"/>
+        <w:spacing w:line="300" w:lineRule="auto" w:before="0" w:after="0"/>
         <w:jc w:val="left"/>
         <w:rPr>
           <w:b/>
@@ -1182,7 +1182,7 @@
     </w:p>
     <w:p>
       <w:pPr>
-        <w:spacing w:line="300" w:lineRule="auto"/>
+        <w:spacing w:line="300" w:lineRule="auto" w:before="0" w:after="0"/>
         <w:jc w:val="left"/>
         <w:rPr>
           <w:szCs w:val="21"/>
@@ -1207,7 +1207,7 @@
     </w:p>
     <w:p>
       <w:pPr>
-        <w:spacing w:line="300" w:lineRule="auto"/>
+        <w:spacing w:line="300" w:lineRule="auto" w:before="0" w:after="0"/>
         <w:jc w:val="left"/>
         <w:rPr>
           <w:szCs w:val="21"/>
@@ -1249,7 +1249,7 @@
     </w:p>
     <w:p>
       <w:pPr>
-        <w:spacing w:line="300" w:lineRule="auto"/>
+        <w:spacing w:line="300" w:lineRule="auto" w:before="0" w:after="0"/>
         <w:jc w:val="left"/>
         <w:rPr>
           <w:szCs w:val="21"/>
@@ -1415,7 +1415,7 @@
     </w:p>
     <w:p>
       <w:pPr>
-        <w:spacing w:line="300" w:lineRule="auto"/>
+        <w:spacing w:line="300" w:lineRule="auto" w:before="0" w:after="0"/>
         <w:jc w:val="left"/>
         <w:rPr>
           <w:szCs w:val="21"/>
@@ -1536,7 +1536,7 @@
     </w:p>
     <w:p>
       <w:pPr>
-        <w:spacing w:line="300" w:lineRule="auto"/>
+        <w:spacing w:line="300" w:lineRule="auto" w:before="0" w:after="0"/>
         <w:jc w:val="left"/>
         <w:rPr>
           <w:szCs w:val="21"/>
@@ -1589,7 +1589,7 @@
     </w:p>
     <w:p>
       <w:pPr>
-        <w:spacing w:line="300" w:lineRule="auto"/>
+        <w:spacing w:line="300" w:lineRule="auto" w:before="0" w:after="0"/>
         <w:jc w:val="left"/>
         <w:rPr>
           <w:szCs w:val="21"/>
@@ -1774,7 +1774,7 @@
     </w:p>
     <w:p>
       <w:pPr>
-        <w:spacing w:line="300" w:lineRule="auto"/>
+        <w:spacing w:line="300" w:lineRule="auto" w:before="0" w:after="0"/>
         <w:jc w:val="left"/>
         <w:rPr>
           <w:szCs w:val="21"/>
@@ -1827,7 +1827,7 @@
     </w:p>
     <w:p>
       <w:pPr>
-        <w:spacing w:line="300" w:lineRule="auto"/>
+        <w:spacing w:line="300" w:lineRule="auto" w:before="0" w:after="0"/>
         <w:jc w:val="left"/>
         <w:rPr>
           <w:szCs w:val="21"/>
@@ -1990,7 +1990,7 @@
     </w:p>
     <w:p>
       <w:pPr>
-        <w:spacing w:line="300" w:lineRule="auto"/>
+        <w:spacing w:line="300" w:lineRule="auto" w:before="0" w:after="0"/>
         <w:jc w:val="left"/>
         <w:rPr>
           <w:szCs w:val="21"/>
@@ -2060,7 +2060,7 @@
     </w:p>
     <w:p>
       <w:pPr>
-        <w:spacing w:line="300" w:lineRule="auto"/>
+        <w:spacing w:line="300" w:lineRule="auto" w:before="0" w:after="0"/>
         <w:jc w:val="left"/>
         <w:rPr>
           <w:szCs w:val="21"/>
@@ -2085,7 +2085,7 @@
     </w:p>
     <w:p>
       <w:pPr>
-        <w:spacing w:line="300" w:lineRule="auto"/>
+        <w:spacing w:line="300" w:lineRule="auto" w:before="0" w:after="0"/>
         <w:jc w:val="left"/>
         <w:rPr>
           <w:szCs w:val="21"/>
@@ -2286,7 +2286,7 @@
     </w:p>
     <w:p>
       <w:pPr>
-        <w:spacing w:line="300" w:lineRule="auto"/>
+        <w:spacing w:line="300" w:lineRule="auto" w:before="0" w:after="0"/>
         <w:jc w:val="left"/>
         <w:rPr>
           <w:szCs w:val="21"/>
@@ -2369,14 +2369,14 @@
 </file>
 
 <file path=word/footer1.xml><?xml version="1.0" encoding="utf-8"?>
-<w:ftr xmlns:w="http://schemas.openxmlformats.org/wordprocessingml/2006/main" xmlns:r="http://schemas.openxmlformats.org/officeDocument/2006/relationships">
-  <w:p>
+<w:ftr xmlns:w="http://schemas.openxmlformats.org/wordprocessingml/2006/main">
+  <w:p xmlns:w="http://schemas.openxmlformats.org/wordprocessingml/2006/main">
     <w:pPr>
       <w:jc w:val="center"/>
     </w:pPr>
     <w:r>
       <w:rPr>
-        <w:rFonts w:ascii="Times New Roman" w:hAnsi="Times New Roman" w:eastAsia="宋体"/>
+        <w:rFonts w:ascii="Times New Roman" w:hAnsi="Times New Roman" w:eastAsia="宋体" w:cs="Times New Roman"/>
         <w:sz w:val="21"/>
         <w:szCs w:val="21"/>
       </w:rPr>
@@ -2384,47 +2384,107 @@
     </w:r>
     <w:r>
       <w:rPr>
-        <w:rFonts w:ascii="Times New Roman" w:hAnsi="Times New Roman" w:eastAsia="宋体"/>
+        <w:rFonts w:ascii="Times New Roman" w:hAnsi="Times New Roman" w:eastAsia="宋体" w:cs="Times New Roman"/>
         <w:sz w:val="21"/>
         <w:szCs w:val="21"/>
       </w:rPr>
-      <w:t xml:space="preserve">第</w:t>
+      <w:t>第</w:t>
     </w:r>
-    <w:fldSimple w:instr=" PAGE ">
-      <w:r>
-        <w:rPr>
-          <w:rFonts w:ascii="Times New Roman" w:hAnsi="Times New Roman" w:eastAsia="宋体"/>
-          <w:sz w:val="21"/>
-          <w:szCs w:val="21"/>
-        </w:rPr>
-        <w:t xml:space="preserve">1</w:t>
-      </w:r>
-    </w:fldSimple>
     <w:r>
       <w:rPr>
-        <w:rFonts w:ascii="Times New Roman" w:hAnsi="Times New Roman" w:eastAsia="宋体"/>
+        <w:rFonts w:ascii="Times New Roman" w:hAnsi="Times New Roman" w:eastAsia="宋体" w:cs="Times New Roman"/>
         <w:sz w:val="21"/>
         <w:szCs w:val="21"/>
       </w:rPr>
-      <w:t xml:space="preserve">页（共</w:t>
+      <w:fldChar w:fldCharType="begin"/>
     </w:r>
-    <w:fldSimple w:instr=" NUMPAGES ">
-      <w:r>
-        <w:rPr>
-          <w:rFonts w:ascii="Times New Roman" w:hAnsi="Times New Roman" w:eastAsia="宋体"/>
-          <w:sz w:val="21"/>
-          <w:szCs w:val="21"/>
-        </w:rPr>
-        <w:t xml:space="preserve">1</w:t>
-      </w:r>
-    </w:fldSimple>
     <w:r>
       <w:rPr>
-        <w:rFonts w:ascii="Times New Roman" w:hAnsi="Times New Roman" w:eastAsia="宋体"/>
+        <w:rFonts w:ascii="Times New Roman" w:hAnsi="Times New Roman" w:eastAsia="宋体" w:cs="Times New Roman"/>
         <w:sz w:val="21"/>
         <w:szCs w:val="21"/>
       </w:rPr>
-      <w:t xml:space="preserve">页）</w:t>
+      <w:instrText xml:space="preserve"> PAGE </w:instrText>
+    </w:r>
+    <w:r>
+      <w:rPr>
+        <w:rFonts w:ascii="Times New Roman" w:hAnsi="Times New Roman" w:eastAsia="宋体" w:cs="Times New Roman"/>
+        <w:sz w:val="21"/>
+        <w:szCs w:val="21"/>
+      </w:rPr>
+      <w:fldChar w:fldCharType="separate"/>
+    </w:r>
+    <w:r>
+      <w:rPr>
+        <w:rFonts w:ascii="Times New Roman" w:hAnsi="Times New Roman" w:eastAsia="宋体" w:cs="Times New Roman"/>
+        <w:sz w:val="21"/>
+        <w:szCs w:val="21"/>
+      </w:rPr>
+      <w:t>1</w:t>
+    </w:r>
+    <w:r>
+      <w:rPr>
+        <w:rFonts w:ascii="Times New Roman" w:hAnsi="Times New Roman" w:eastAsia="宋体" w:cs="Times New Roman"/>
+        <w:sz w:val="21"/>
+        <w:szCs w:val="21"/>
+      </w:rPr>
+      <w:fldChar w:fldCharType="end"/>
+    </w:r>
+    <w:r>
+      <w:rPr>
+        <w:rFonts w:ascii="Times New Roman" w:hAnsi="Times New Roman" w:eastAsia="宋体" w:cs="Times New Roman"/>
+        <w:sz w:val="21"/>
+        <w:szCs w:val="21"/>
+      </w:rPr>
+      <w:t>页（共</w:t>
+    </w:r>
+    <w:r>
+      <w:rPr>
+        <w:rFonts w:ascii="Times New Roman" w:hAnsi="Times New Roman" w:eastAsia="宋体" w:cs="Times New Roman"/>
+        <w:sz w:val="21"/>
+        <w:szCs w:val="21"/>
+      </w:rPr>
+      <w:fldChar w:fldCharType="begin"/>
+    </w:r>
+    <w:r>
+      <w:rPr>
+        <w:rFonts w:ascii="Times New Roman" w:hAnsi="Times New Roman" w:eastAsia="宋体" w:cs="Times New Roman"/>
+        <w:sz w:val="21"/>
+        <w:szCs w:val="21"/>
+      </w:rPr>
+      <w:instrText xml:space="preserve"> NUMPAGES </w:instrText>
+    </w:r>
+    <w:r>
+      <w:rPr>
+        <w:rFonts w:ascii="Times New Roman" w:hAnsi="Times New Roman" w:eastAsia="宋体" w:cs="Times New Roman"/>
+        <w:sz w:val="21"/>
+        <w:szCs w:val="21"/>
+      </w:rPr>
+      <w:fldChar w:fldCharType="separate"/>
+    </w:r>
+    <w:r>
+      <w:rPr>
+        <w:rFonts w:ascii="Times New Roman" w:hAnsi="Times New Roman" w:eastAsia="宋体" w:cs="Times New Roman"/>
+        <w:sz w:val="21"/>
+        <w:szCs w:val="21"/>
+      </w:rPr>
+      <w:t>3</w:t>
+    </w:r>
+    <w:r>
+      <w:rPr>
+        <w:rFonts w:ascii="Times New Roman" w:hAnsi="Times New Roman" w:eastAsia="宋体" w:cs="Times New Roman"/>
+        <w:sz w:val="21"/>
+        <w:szCs w:val="21"/>
+      </w:rPr>
+      <w:fldChar w:fldCharType="end"/>
+    </w:r>
+    <w:r>
+      <w:rPr>
+        <w:rFonts w:ascii="Times New Roman" w:hAnsi="Times New Roman" w:eastAsia="宋体" w:cs="Times New Roman"/>
+        <w:sz w:val="21"/>
+        <w:szCs w:val="21"/>
+      </w:rPr>
+      <w:t>页）</w:t>
     </w:r>
   </w:p>
 </w:ftr>
@@ -2454,14 +2514,16 @@
   <w:docDefaults>
     <w:rPrDefault>
       <w:rPr>
-        <w:rFonts w:ascii="Times New Roman" w:eastAsia="宋体" w:hAnsi="Times New Roman" w:cs="Times New Roman"/>
-        <w:kern w:val="2"/>
+        <w:rFonts w:ascii="Times New Roman" w:hAnsi="Times New Roman" w:eastAsia="宋体" w:cs="Times New Roman"/>
         <w:sz w:val="21"/>
         <w:szCs w:val="21"/>
-        <w:lang w:val="en-US" w:eastAsia="zh-CN" w:bidi="ar-SA"/>
       </w:rPr>
     </w:rPrDefault>
-    <w:pPrDefault/>
+    <w:pPrDefault>
+      <w:pPr>
+        <w:spacing w:before="0" w:after="0" w:line="300" w:lineRule="auto"/>
+      </w:pPr>
+    </w:pPrDefault>
   </w:docDefaults>
   <w:latentStyles w:defLockedState="0" w:defUIPriority="99" w:defSemiHidden="0" w:defUnhideWhenUsed="0" w:defQFormat="0" w:count="376">
     <w:lsdException w:name="Normal" w:uiPriority="0" w:qFormat="1"/>

--- a/高中物理/高中物理同步/人教版必修3 第13章 电磁感应与电磁波初步·实验卷（1题1条）.docx
+++ b/高中物理/高中物理同步/人教版必修3 第13章 电磁感应与电磁波初步·实验卷（1题1条）.docx
@@ -306,7 +306,7 @@
           <w:rFonts w:ascii="Times New Roman" w:hAnsi="Times New Roman" w:eastAsia="宋体" w:cs="Times New Roman"/>
           <w:szCs w:val="21"/>
           <w:sz w:val="21"/>
-          <w:bdr w:val="single" w:sz="8" w:space="0" w:color="auto"/>
+          <w:shd w:val="clear" w:color="auto" w:fill="D9D9D9"/>
         </w:rPr>
         <w:t>有</w:t>
       </w:r>
@@ -340,7 +340,7 @@
           <w:rFonts w:ascii="Times New Roman" w:hAnsi="Times New Roman" w:eastAsia="宋体" w:cs="Times New Roman"/>
           <w:szCs w:val="21"/>
           <w:sz w:val="21"/>
-          <w:bdr w:val="single" w:sz="8" w:space="0" w:color="auto"/>
+          <w:shd w:val="clear" w:color="auto" w:fill="D9D9D9"/>
         </w:rPr>
         <w:t>无</w:t>
       </w:r>
@@ -561,7 +561,7 @@
           <w:rFonts w:ascii="Times New Roman" w:hAnsi="Times New Roman" w:eastAsia="宋体" w:cs="Times New Roman"/>
           <w:szCs w:val="21"/>
           <w:sz w:val="21"/>
-          <w:bdr w:val="single" w:sz="8" w:space="0" w:color="auto"/>
+          <w:shd w:val="clear" w:color="auto" w:fill="D9D9D9"/>
         </w:rPr>
         <w:t>有</w:t>
       </w:r>
@@ -578,7 +578,7 @@
           <w:rFonts w:ascii="Times New Roman" w:hAnsi="Times New Roman" w:eastAsia="宋体" w:cs="Times New Roman"/>
           <w:szCs w:val="21"/>
           <w:sz w:val="21"/>
-          <w:bdr w:val="single" w:sz="8" w:space="0" w:color="auto"/>
+          <w:shd w:val="clear" w:color="auto" w:fill="D9D9D9"/>
         </w:rPr>
         <w:t>无</w:t>
       </w:r>
@@ -743,7 +743,7 @@
           <w:rFonts w:ascii="Times New Roman" w:hAnsi="Times New Roman" w:eastAsia="宋体" w:cs="Times New Roman"/>
           <w:szCs w:val="21"/>
           <w:sz w:val="21"/>
-          <w:bdr w:val="single" w:sz="8" w:space="0" w:color="auto"/>
+          <w:shd w:val="clear" w:color="auto" w:fill="D9D9D9"/>
         </w:rPr>
         <w:t>有</w:t>
       </w:r>
@@ -776,7 +776,7 @@
           <w:rFonts w:ascii="Times New Roman" w:hAnsi="Times New Roman" w:eastAsia="宋体" w:cs="Times New Roman"/>
           <w:szCs w:val="21"/>
           <w:sz w:val="21"/>
-          <w:bdr w:val="single" w:sz="8" w:space="0" w:color="auto"/>
+          <w:shd w:val="clear" w:color="auto" w:fill="D9D9D9"/>
         </w:rPr>
         <w:t>有</w:t>
       </w:r>
@@ -809,7 +809,7 @@
           <w:rFonts w:ascii="Times New Roman" w:hAnsi="Times New Roman" w:eastAsia="宋体" w:cs="Times New Roman"/>
           <w:szCs w:val="21"/>
           <w:sz w:val="21"/>
-          <w:bdr w:val="single" w:sz="8" w:space="0" w:color="auto"/>
+          <w:shd w:val="clear" w:color="auto" w:fill="D9D9D9"/>
         </w:rPr>
         <w:t>无</w:t>
       </w:r>

--- a/高中物理/高中物理同步/人教版必修3 第13章 电磁感应与电磁波初步·实验卷（1题1条）.docx
+++ b/高中物理/高中物理同步/人教版必修3 第13章 电磁感应与电磁波初步·实验卷（1题1条）.docx
@@ -306,7 +306,7 @@
           <w:rFonts w:ascii="Times New Roman" w:hAnsi="Times New Roman" w:eastAsia="宋体" w:cs="Times New Roman"/>
           <w:szCs w:val="21"/>
           <w:sz w:val="21"/>
-          <w:shd w:val="clear" w:color="auto" w:fill="D9D9D9"/>
+          <w:shd w:val="clear" w:color="auto" w:fill="A6A6A6"/>
         </w:rPr>
         <w:t>有</w:t>
       </w:r>
@@ -340,7 +340,7 @@
           <w:rFonts w:ascii="Times New Roman" w:hAnsi="Times New Roman" w:eastAsia="宋体" w:cs="Times New Roman"/>
           <w:szCs w:val="21"/>
           <w:sz w:val="21"/>
-          <w:shd w:val="clear" w:color="auto" w:fill="D9D9D9"/>
+          <w:shd w:val="clear" w:color="auto" w:fill="A6A6A6"/>
         </w:rPr>
         <w:t>无</w:t>
       </w:r>
@@ -561,7 +561,7 @@
           <w:rFonts w:ascii="Times New Roman" w:hAnsi="Times New Roman" w:eastAsia="宋体" w:cs="Times New Roman"/>
           <w:szCs w:val="21"/>
           <w:sz w:val="21"/>
-          <w:shd w:val="clear" w:color="auto" w:fill="D9D9D9"/>
+          <w:shd w:val="clear" w:color="auto" w:fill="A6A6A6"/>
         </w:rPr>
         <w:t>有</w:t>
       </w:r>
@@ -578,7 +578,7 @@
           <w:rFonts w:ascii="Times New Roman" w:hAnsi="Times New Roman" w:eastAsia="宋体" w:cs="Times New Roman"/>
           <w:szCs w:val="21"/>
           <w:sz w:val="21"/>
-          <w:shd w:val="clear" w:color="auto" w:fill="D9D9D9"/>
+          <w:shd w:val="clear" w:color="auto" w:fill="A6A6A6"/>
         </w:rPr>
         <w:t>无</w:t>
       </w:r>
@@ -743,7 +743,7 @@
           <w:rFonts w:ascii="Times New Roman" w:hAnsi="Times New Roman" w:eastAsia="宋体" w:cs="Times New Roman"/>
           <w:szCs w:val="21"/>
           <w:sz w:val="21"/>
-          <w:shd w:val="clear" w:color="auto" w:fill="D9D9D9"/>
+          <w:shd w:val="clear" w:color="auto" w:fill="A6A6A6"/>
         </w:rPr>
         <w:t>有</w:t>
       </w:r>
@@ -776,7 +776,7 @@
           <w:rFonts w:ascii="Times New Roman" w:hAnsi="Times New Roman" w:eastAsia="宋体" w:cs="Times New Roman"/>
           <w:szCs w:val="21"/>
           <w:sz w:val="21"/>
-          <w:shd w:val="clear" w:color="auto" w:fill="D9D9D9"/>
+          <w:shd w:val="clear" w:color="auto" w:fill="A6A6A6"/>
         </w:rPr>
         <w:t>有</w:t>
       </w:r>
@@ -809,7 +809,7 @@
           <w:rFonts w:ascii="Times New Roman" w:hAnsi="Times New Roman" w:eastAsia="宋体" w:cs="Times New Roman"/>
           <w:szCs w:val="21"/>
           <w:sz w:val="21"/>
-          <w:shd w:val="clear" w:color="auto" w:fill="D9D9D9"/>
+          <w:shd w:val="clear" w:color="auto" w:fill="A6A6A6"/>
         </w:rPr>
         <w:t>无</w:t>
       </w:r>

--- a/高中物理/高中物理同步/人教版必修3 第13章 电磁感应与电磁波初步·实验卷（1题1条）.docx
+++ b/高中物理/高中物理同步/人教版必修3 第13章 电磁感应与电磁波初步·实验卷（1题1条）.docx
@@ -1,147 +1,100 @@
 
 <file path=word/document.xml><?xml version="1.0" encoding="utf-8"?>
-<w:document xmlns:wpc="http://schemas.microsoft.com/office/word/2010/wordprocessingCanvas" xmlns:cx="http://schemas.microsoft.com/office/drawing/2014/chartex" xmlns:cx1="http://schemas.microsoft.com/office/drawing/2015/9/8/chartex" xmlns:cx2="http://schemas.microsoft.com/office/drawing/2015/10/21/chartex" xmlns:cx3="http://schemas.microsoft.com/office/drawing/2016/5/9/chartex" xmlns:cx4="http://schemas.microsoft.com/office/drawing/2016/5/10/chartex" xmlns:cx5="http://schemas.microsoft.com/office/drawing/2016/5/11/chartex" xmlns:cx6="http://schemas.microsoft.com/office/drawing/2016/5/12/chartex" xmlns:cx7="http://schemas.microsoft.com/office/drawing/2016/5/13/chartex" xmlns:cx8="http://schemas.microsoft.com/office/drawing/2016/5/14/chartex" xmlns:mc="http://schemas.openxmlformats.org/markup-compatibility/2006" xmlns:aink="http://schemas.microsoft.com/office/drawing/2016/ink" xmlns:am3d="http://schemas.microsoft.com/office/drawing/2017/model3d" xmlns:o="urn:schemas-microsoft-com:office:office" xmlns:oel="http://schemas.microsoft.com/office/2019/extlst" xmlns:r="http://schemas.openxmlformats.org/officeDocument/2006/relationships" xmlns:m="http://schemas.openxmlformats.org/officeDocument/2006/math" xmlns:v="urn:schemas-microsoft-com:vml" xmlns:wp14="http://schemas.microsoft.com/office/word/2010/wordprocessingDrawing" xmlns:wp="http://schemas.openxmlformats.org/drawingml/2006/wordprocessingDrawing" xmlns:w10="urn:schemas-microsoft-com:office:word" xmlns:w="http://schemas.openxmlformats.org/wordprocessingml/2006/main" xmlns:w14="http://schemas.microsoft.com/office/word/2010/wordml" xmlns:w15="http://schemas.microsoft.com/office/word/2012/wordml" xmlns:w16cex="http://schemas.microsoft.com/office/word/2018/wordml/cex" xmlns:w16cid="http://schemas.microsoft.com/office/word/2016/wordml/cid" xmlns:w16="http://schemas.microsoft.com/office/word/2018/wordml" xmlns:w16sdtdh="http://schemas.microsoft.com/office/word/2020/wordml/sdtdatahash" xmlns:w16se="http://schemas.microsoft.com/office/word/2015/wordml/symex" xmlns:wpg="http://schemas.microsoft.com/office/word/2010/wordprocessingGroup" xmlns:wpi="http://schemas.microsoft.com/office/word/2010/wordprocessingInk" xmlns:wne="http://schemas.microsoft.com/office/word/2006/wordml" xmlns:wps="http://schemas.microsoft.com/office/word/2010/wordprocessingShape" mc:Ignorable="w14 w15 w16se w16cid w16 w16cex w16sdtdh wp14">
+<w:document xmlns:wpc="http://schemas.microsoft.com/office/word/2010/wordprocessingCanvas" xmlns:cx="http://schemas.microsoft.com/office/drawing/2014/chartex" xmlns:cx1="http://schemas.microsoft.com/office/drawing/2015/9/8/chartex" xmlns:cx2="http://schemas.microsoft.com/office/drawing/2015/10/21/chartex" xmlns:cx3="http://schemas.microsoft.com/office/drawing/2016/5/9/chartex" xmlns:cx4="http://schemas.microsoft.com/office/drawing/2016/5/10/chartex" xmlns:cx5="http://schemas.microsoft.com/office/drawing/2016/5/11/chartex" xmlns:cx6="http://schemas.microsoft.com/office/drawing/2016/5/12/chartex" xmlns:cx7="http://schemas.microsoft.com/office/drawing/2016/5/13/chartex" xmlns:cx8="http://schemas.microsoft.com/office/drawing/2016/5/14/chartex" xmlns:mc="http://schemas.openxmlformats.org/markup-compatibility/2006" xmlns:aink="http://schemas.microsoft.com/office/drawing/2016/ink" xmlns:am3d="http://schemas.microsoft.com/office/drawing/2017/model3d" xmlns:o="urn:schemas-microsoft-com:office:office" xmlns:r="http://schemas.openxmlformats.org/officeDocument/2006/relationships" xmlns:m="http://schemas.openxmlformats.org/officeDocument/2006/math" xmlns:v="urn:schemas-microsoft-com:vml" xmlns:wp14="http://schemas.microsoft.com/office/word/2010/wordprocessingDrawing" xmlns:wp="http://schemas.openxmlformats.org/drawingml/2006/wordprocessingDrawing" xmlns:w10="urn:schemas-microsoft-com:office:word" xmlns:w="http://schemas.openxmlformats.org/wordprocessingml/2006/main" xmlns:w14="http://schemas.microsoft.com/office/word/2010/wordml" xmlns:w15="http://schemas.microsoft.com/office/word/2012/wordml" xmlns:w16cex="http://schemas.microsoft.com/office/word/2018/wordml/cex" xmlns:w16cid="http://schemas.microsoft.com/office/word/2016/wordml/cid" xmlns:w16="http://schemas.microsoft.com/office/word/2018/wordml" xmlns:w16sdtdh="http://schemas.microsoft.com/office/word/2020/wordml/sdtdatahash" xmlns:w16se="http://schemas.microsoft.com/office/word/2015/wordml/symex" xmlns:wpg="http://schemas.microsoft.com/office/word/2010/wordprocessingGroup" xmlns:wpi="http://schemas.microsoft.com/office/word/2010/wordprocessingInk" xmlns:wne="http://schemas.microsoft.com/office/word/2006/wordml" xmlns:wps="http://schemas.microsoft.com/office/word/2010/wordprocessingShape" mc:Ignorable="w14 w15 w16se w16cid w16 w16cex w16sdtdh wp14">
   <w:body>
     <w:p>
       <w:pPr>
-        <w:spacing w:line="300" w:lineRule="auto" w:before="0" w:after="0"/>
-        <w:jc w:val="left"/>
-        <w:rPr>
-          <w:szCs w:val="21"/>
-        </w:rPr>
-      </w:pPr>
-      <w:r>
-        <w:rPr>
-          <w:rFonts w:ascii="Times New Roman" w:hAnsi="Times New Roman" w:eastAsia="宋体" w:cs="Times New Roman"/>
-          <w:b/>
-          <w:szCs w:val="21"/>
-          <w:sz w:val="21"/>
+        <w:jc w:val="left"/>
+      </w:pPr>
+      <w:r>
+        <w:rPr>
+          <w:b/>
         </w:rPr>
         <w:t>人教版必修</w:t>
       </w:r>
       <w:r>
         <w:rPr>
-          <w:rFonts w:ascii="Times New Roman" w:hAnsi="Times New Roman" w:eastAsia="宋体" w:cs="Times New Roman"/>
-          <w:b/>
-          <w:szCs w:val="21"/>
-          <w:sz w:val="21"/>
+          <w:b/>
         </w:rPr>
         <w:t xml:space="preserve">3 </w:t>
       </w:r>
       <w:r>
         <w:rPr>
-          <w:rFonts w:ascii="Times New Roman" w:hAnsi="Times New Roman" w:eastAsia="宋体" w:cs="Times New Roman"/>
-          <w:b/>
-          <w:szCs w:val="21"/>
-          <w:sz w:val="21"/>
+          <w:b/>
         </w:rPr>
         <w:t>第</w:t>
       </w:r>
       <w:r>
         <w:rPr>
-          <w:rFonts w:ascii="Times New Roman" w:hAnsi="Times New Roman" w:eastAsia="宋体" w:cs="Times New Roman"/>
-          <w:b/>
-          <w:szCs w:val="21"/>
-          <w:sz w:val="21"/>
+          <w:b/>
         </w:rPr>
         <w:t>13</w:t>
       </w:r>
       <w:r>
         <w:rPr>
-          <w:rFonts w:ascii="Times New Roman" w:hAnsi="Times New Roman" w:eastAsia="宋体" w:cs="Times New Roman"/>
-          <w:b/>
-          <w:szCs w:val="21"/>
-          <w:sz w:val="21"/>
+          <w:b/>
         </w:rPr>
         <w:t>章</w:t>
       </w:r>
       <w:r>
         <w:rPr>
           <w:b/>
-          <w:szCs w:val="21"/>
         </w:rPr>
         <w:t xml:space="preserve"> </w:t>
       </w:r>
       <w:r>
         <w:rPr>
-          <w:rFonts w:ascii="Times New Roman" w:hAnsi="Times New Roman" w:eastAsia="宋体" w:cs="Times New Roman"/>
-          <w:b/>
-          <w:szCs w:val="21"/>
-          <w:sz w:val="21"/>
+          <w:b/>
         </w:rPr>
         <w:t>电磁感应与电磁波初步</w:t>
       </w:r>
       <w:r>
         <w:rPr>
-          <w:rFonts w:ascii="Times New Roman" w:hAnsi="Times New Roman" w:eastAsia="宋体" w:cs="Times New Roman"/>
-          <w:b/>
-          <w:szCs w:val="21"/>
-          <w:sz w:val="21"/>
+          <w:b/>
         </w:rPr>
         <w:t>·</w:t>
       </w:r>
       <w:r>
         <w:rPr>
-          <w:rFonts w:ascii="Times New Roman" w:hAnsi="Times New Roman" w:eastAsia="宋体" w:cs="Times New Roman"/>
-          <w:b/>
-          <w:szCs w:val="21"/>
-          <w:sz w:val="21"/>
+          <w:b/>
         </w:rPr>
         <w:t>实验卷（</w:t>
       </w:r>
       <w:r>
         <w:rPr>
-          <w:rFonts w:ascii="Times New Roman" w:hAnsi="Times New Roman" w:eastAsia="宋体" w:cs="Times New Roman"/>
-          <w:b/>
-          <w:szCs w:val="21"/>
-          <w:sz w:val="21"/>
+          <w:b/>
         </w:rPr>
         <w:t>1</w:t>
       </w:r>
       <w:r>
         <w:rPr>
-          <w:rFonts w:ascii="Times New Roman" w:hAnsi="Times New Roman" w:eastAsia="宋体" w:cs="Times New Roman"/>
-          <w:b/>
-          <w:szCs w:val="21"/>
-          <w:sz w:val="21"/>
+          <w:b/>
         </w:rPr>
         <w:t>题</w:t>
       </w:r>
       <w:r>
         <w:rPr>
-          <w:rFonts w:ascii="Times New Roman" w:hAnsi="Times New Roman" w:eastAsia="宋体" w:cs="Times New Roman"/>
-          <w:b/>
-          <w:szCs w:val="21"/>
-          <w:sz w:val="21"/>
+          <w:b/>
         </w:rPr>
         <w:t>1</w:t>
       </w:r>
       <w:r>
         <w:rPr>
-          <w:rFonts w:ascii="Times New Roman" w:hAnsi="Times New Roman" w:eastAsia="宋体" w:cs="Times New Roman"/>
-          <w:b/>
-          <w:szCs w:val="21"/>
-          <w:sz w:val="21"/>
+          <w:b/>
         </w:rPr>
         <w:t>条）</w:t>
       </w:r>
     </w:p>
     <w:p>
       <w:pPr>
-        <w:spacing w:line="300" w:lineRule="auto" w:before="0" w:after="0"/>
-        <w:jc w:val="left"/>
-        <w:rPr>
-          <w:szCs w:val="21"/>
-        </w:rPr>
+        <w:jc w:val="left"/>
       </w:pPr>
       <w:r>
         <w:rPr>
           <w:noProof/>
-          <w:kern w:val="0"/>
-          <w:szCs w:val="21"/>
         </w:rPr>
         <w:drawing>
-          <wp:inline distT="0" distB="0" distL="0" distR="0" wp14:anchorId="18048E0B" wp14:editId="01C9EC67">
+          <wp:inline distT="0" distB="0" distL="0" distR="0" wp14:anchorId="5D2A61E6" wp14:editId="3DFAAD7D">
             <wp:extent cx="1752600" cy="1790700"/>
             <wp:effectExtent l="0" t="0" r="0" b="0"/>
             <wp:docPr id="100063" name="图片 100063" descr="@@@baf0b9e9-5687-40e9-9d3c-0fcc37e1338b"/>
@@ -181,28 +134,20 @@
     </w:p>
     <w:p>
       <w:pPr>
-        <w:spacing w:line="300" w:lineRule="auto" w:before="0" w:after="0"/>
-        <w:jc w:val="left"/>
-        <w:rPr>
-          <w:b/>
-          <w:szCs w:val="21"/>
-        </w:rPr>
-      </w:pPr>
-      <w:r>
-        <w:rPr>
-          <w:rFonts w:ascii="Times New Roman" w:hAnsi="Times New Roman" w:eastAsia="宋体" w:cs="Times New Roman"/>
-          <w:b/>
-          <w:szCs w:val="21"/>
-          <w:sz w:val="21"/>
+        <w:jc w:val="left"/>
+        <w:rPr>
+          <w:b/>
+        </w:rPr>
+      </w:pPr>
+      <w:r>
+        <w:rPr>
+          <w:b/>
         </w:rPr>
         <w:t xml:space="preserve">13.3 </w:t>
       </w:r>
       <w:r>
         <w:rPr>
-          <w:rFonts w:ascii="Times New Roman" w:hAnsi="Times New Roman" w:eastAsia="宋体" w:cs="Times New Roman"/>
-          <w:b/>
-          <w:szCs w:val="21"/>
-          <w:sz w:val="21"/>
+          <w:b/>
         </w:rPr>
         <w:t>电磁感应现象及应用</w:t>
       </w:r>
@@ -210,230 +155,101 @@
     <w:p>
       <w:pPr>
         <w:snapToGrid w:val="0"/>
-        <w:spacing w:line="300" w:lineRule="auto" w:before="0" w:after="0"/>
-        <w:jc w:val="left"/>
-        <w:rPr>
-          <w:szCs w:val="21"/>
-        </w:rPr>
-      </w:pPr>
-      <w:r>
-        <w:rPr>
-          <w:rFonts w:ascii="Times New Roman" w:hAnsi="Times New Roman" w:eastAsia="宋体" w:cs="Times New Roman"/>
-          <w:szCs w:val="21"/>
-          <w:sz w:val="21"/>
-        </w:rPr>
+        <w:jc w:val="left"/>
+      </w:pPr>
+      <w:r>
         <w:t>22</w:t>
       </w:r>
       <w:r>
-        <w:rPr>
-          <w:rFonts w:ascii="Times New Roman" w:hAnsi="Times New Roman" w:eastAsia="宋体" w:cs="Times New Roman"/>
-          <w:szCs w:val="21"/>
-          <w:sz w:val="21"/>
-        </w:rPr>
         <w:t>．实验：探究感应电流产生的条件</w:t>
       </w:r>
     </w:p>
     <w:p>
       <w:pPr>
         <w:snapToGrid w:val="0"/>
-        <w:spacing w:line="300" w:lineRule="auto" w:before="0" w:after="0"/>
-        <w:jc w:val="left"/>
-        <w:rPr>
-          <w:szCs w:val="21"/>
-        </w:rPr>
-      </w:pPr>
-      <w:r>
-        <w:rPr>
-          <w:rFonts w:ascii="Times New Roman" w:hAnsi="Times New Roman" w:eastAsia="宋体" w:cs="Times New Roman"/>
-          <w:szCs w:val="21"/>
-          <w:sz w:val="21"/>
-        </w:rPr>
+        <w:jc w:val="left"/>
+      </w:pPr>
+      <w:r>
         <w:t>（</w:t>
       </w:r>
       <w:r>
-        <w:rPr>
-          <w:rFonts w:ascii="Times New Roman" w:hAnsi="Times New Roman" w:eastAsia="宋体" w:cs="Times New Roman"/>
-          <w:szCs w:val="21"/>
-          <w:sz w:val="21"/>
-        </w:rPr>
         <w:t>1</w:t>
       </w:r>
       <w:r>
-        <w:rPr>
-          <w:rFonts w:ascii="Times New Roman" w:hAnsi="Times New Roman" w:eastAsia="宋体" w:cs="Times New Roman"/>
-          <w:szCs w:val="21"/>
-          <w:sz w:val="21"/>
-        </w:rPr>
-        <w:t>）实验</w:t>
-      </w:r>
-      <w:proofErr w:type="gramStart"/>
-      <w:r>
-        <w:rPr>
-          <w:rFonts w:ascii="Times New Roman" w:hAnsi="Times New Roman" w:eastAsia="宋体" w:cs="Times New Roman"/>
-          <w:szCs w:val="21"/>
-          <w:sz w:val="21"/>
-        </w:rPr>
-        <w:t>一</w:t>
-      </w:r>
-      <w:proofErr w:type="gramEnd"/>
-      <w:r>
-        <w:rPr>
-          <w:rFonts w:ascii="Times New Roman" w:hAnsi="Times New Roman" w:eastAsia="宋体" w:cs="Times New Roman"/>
-          <w:szCs w:val="21"/>
-          <w:sz w:val="21"/>
-        </w:rPr>
-        <w:t>：如图所示，导体棒</w:t>
-      </w:r>
-      <w:r>
-        <w:rPr>
-          <w:rFonts w:ascii="Times New Roman" w:hAnsi="Times New Roman" w:eastAsia="宋体" w:cs="Times New Roman"/>
+        <w:t>）实验一：如图所示，导体棒</w:t>
+      </w:r>
+      <w:r>
+        <w:rPr>
           <w:i/>
-          <w:szCs w:val="21"/>
-          <w:sz w:val="21"/>
         </w:rPr>
         <w:t>AB</w:t>
       </w:r>
       <w:r>
-        <w:rPr>
-          <w:rFonts w:ascii="Times New Roman" w:hAnsi="Times New Roman" w:eastAsia="宋体" w:cs="Times New Roman"/>
-          <w:szCs w:val="21"/>
-          <w:sz w:val="21"/>
-        </w:rPr>
         <w:t>做切割磁感线运动时，线路中</w:t>
       </w:r>
       <w:r>
         <w:rPr>
-          <w:rFonts w:ascii="Times New Roman" w:hAnsi="Times New Roman" w:eastAsia="宋体" w:cs="Times New Roman"/>
-          <w:szCs w:val="21"/>
-          <w:sz w:val="21"/>
           <w:shd w:val="clear" w:color="auto" w:fill="A6A6A6"/>
         </w:rPr>
         <w:t>有</w:t>
       </w:r>
       <w:r>
-        <w:rPr>
-          <w:rFonts w:ascii="Times New Roman" w:hAnsi="Times New Roman" w:eastAsia="宋体" w:cs="Times New Roman"/>
-          <w:szCs w:val="21"/>
-          <w:sz w:val="21"/>
-        </w:rPr>
         <w:t>电流产生，而导体棒</w:t>
       </w:r>
       <w:r>
         <w:rPr>
-          <w:rFonts w:ascii="Times New Roman" w:hAnsi="Times New Roman" w:eastAsia="宋体" w:cs="Times New Roman"/>
           <w:i/>
-          <w:szCs w:val="21"/>
-          <w:sz w:val="21"/>
         </w:rPr>
         <w:t>AB</w:t>
       </w:r>
       <w:r>
-        <w:rPr>
-          <w:rFonts w:ascii="Times New Roman" w:hAnsi="Times New Roman" w:eastAsia="宋体" w:cs="Times New Roman"/>
-          <w:szCs w:val="21"/>
-          <w:sz w:val="21"/>
-        </w:rPr>
         <w:t>顺着磁感线运动时，线路中</w:t>
       </w:r>
       <w:r>
         <w:rPr>
-          <w:rFonts w:ascii="Times New Roman" w:hAnsi="Times New Roman" w:eastAsia="宋体" w:cs="Times New Roman"/>
-          <w:szCs w:val="21"/>
-          <w:sz w:val="21"/>
           <w:shd w:val="clear" w:color="auto" w:fill="A6A6A6"/>
         </w:rPr>
         <w:t>无</w:t>
       </w:r>
       <w:r>
-        <w:rPr>
-          <w:rFonts w:ascii="Times New Roman" w:hAnsi="Times New Roman" w:eastAsia="宋体" w:cs="Times New Roman"/>
-          <w:szCs w:val="21"/>
-          <w:sz w:val="21"/>
-        </w:rPr>
         <w:t>电流产生（均选填</w:t>
       </w:r>
       <w:r>
-        <w:rPr>
-          <w:rFonts w:ascii="Times New Roman" w:hAnsi="Times New Roman" w:eastAsia="宋体" w:cs="Times New Roman"/>
-          <w:szCs w:val="21"/>
-          <w:sz w:val="21"/>
-        </w:rPr>
         <w:t>“</w:t>
       </w:r>
       <w:r>
-        <w:rPr>
-          <w:rFonts w:ascii="Times New Roman" w:hAnsi="Times New Roman" w:eastAsia="宋体" w:cs="Times New Roman"/>
-          <w:szCs w:val="21"/>
-          <w:sz w:val="21"/>
-        </w:rPr>
         <w:t>有</w:t>
       </w:r>
       <w:r>
-        <w:rPr>
-          <w:rFonts w:ascii="Times New Roman" w:hAnsi="Times New Roman" w:eastAsia="宋体" w:cs="Times New Roman"/>
-          <w:szCs w:val="21"/>
-          <w:sz w:val="21"/>
-        </w:rPr>
         <w:t>”</w:t>
       </w:r>
       <w:r>
-        <w:rPr>
-          <w:rFonts w:ascii="Times New Roman" w:hAnsi="Times New Roman" w:eastAsia="宋体" w:cs="Times New Roman"/>
-          <w:szCs w:val="21"/>
-          <w:sz w:val="21"/>
-        </w:rPr>
         <w:t>或</w:t>
       </w:r>
       <w:r>
-        <w:rPr>
-          <w:rFonts w:ascii="Times New Roman" w:hAnsi="Times New Roman" w:eastAsia="宋体" w:cs="Times New Roman"/>
-          <w:szCs w:val="21"/>
-          <w:sz w:val="21"/>
-        </w:rPr>
         <w:t>“</w:t>
       </w:r>
       <w:r>
-        <w:rPr>
-          <w:rFonts w:ascii="Times New Roman" w:hAnsi="Times New Roman" w:eastAsia="宋体" w:cs="Times New Roman"/>
-          <w:szCs w:val="21"/>
-          <w:sz w:val="21"/>
-        </w:rPr>
         <w:t>无</w:t>
       </w:r>
       <w:r>
-        <w:rPr>
-          <w:rFonts w:ascii="Times New Roman" w:hAnsi="Times New Roman" w:eastAsia="宋体" w:cs="Times New Roman"/>
-          <w:szCs w:val="21"/>
-          <w:sz w:val="21"/>
-        </w:rPr>
         <w:t>”</w:t>
       </w:r>
       <w:r>
-        <w:rPr>
-          <w:rFonts w:ascii="Times New Roman" w:hAnsi="Times New Roman" w:eastAsia="宋体" w:cs="Times New Roman"/>
-          <w:szCs w:val="21"/>
-          <w:sz w:val="21"/>
-        </w:rPr>
         <w:t>）</w:t>
       </w:r>
     </w:p>
     <w:p>
       <w:pPr>
         <w:snapToGrid w:val="0"/>
-        <w:spacing w:line="300" w:lineRule="auto" w:before="0" w:after="0"/>
-        <w:jc w:val="left"/>
-        <w:rPr>
-          <w:szCs w:val="21"/>
-        </w:rPr>
+        <w:jc w:val="left"/>
       </w:pPr>
       <w:r>
         <w:rPr>
           <w:noProof/>
-          <w:kern w:val="0"/>
-          <w:szCs w:val="21"/>
         </w:rPr>
         <w:drawing>
-          <wp:inline distT="0" distB="0" distL="0" distR="0" wp14:anchorId="3A7EEBEF" wp14:editId="322DF25D">
+          <wp:inline distT="0" distB="0" distL="0" distR="0" wp14:anchorId="54DE74B1" wp14:editId="752F93CC">
             <wp:extent cx="3291840" cy="1706880"/>
             <wp:effectExtent l="0" t="0" r="3810" b="7620"/>
             <wp:docPr id="100015" name="图片 100015" descr="@@@bd556c39caeb4e2b80056851611f7a89"/>
@@ -473,19 +289,15 @@
       <w:r>
         <w:rPr>
           <w:noProof/>
-          <w:kern w:val="0"/>
-          <w:szCs w:val="21"/>
         </w:rPr>
         <w:t xml:space="preserve"> </w:t>
       </w:r>
       <w:r>
         <w:rPr>
           <w:noProof/>
-          <w:kern w:val="0"/>
-          <w:szCs w:val="21"/>
         </w:rPr>
         <w:drawing>
-          <wp:inline distT="0" distB="0" distL="0" distR="0" wp14:anchorId="27B7AFA8" wp14:editId="4CDA79A7">
+          <wp:inline distT="0" distB="0" distL="0" distR="0" wp14:anchorId="3D45EFB9" wp14:editId="3F0A545D">
             <wp:extent cx="2828925" cy="1847850"/>
             <wp:effectExtent l="0" t="0" r="0" b="0"/>
             <wp:docPr id="100017" name="图片 100017" descr="@@@a9bff9e6adb94b33996da8eb361ddf0c"/>
@@ -526,383 +338,173 @@
     <w:p>
       <w:pPr>
         <w:snapToGrid w:val="0"/>
-        <w:spacing w:line="300" w:lineRule="auto" w:before="0" w:after="0"/>
-        <w:jc w:val="left"/>
-        <w:rPr>
-          <w:szCs w:val="21"/>
-        </w:rPr>
-      </w:pPr>
-      <w:r>
-        <w:rPr>
-          <w:rFonts w:ascii="Times New Roman" w:hAnsi="Times New Roman" w:eastAsia="宋体" w:cs="Times New Roman"/>
-          <w:szCs w:val="21"/>
-          <w:sz w:val="21"/>
-        </w:rPr>
+        <w:jc w:val="left"/>
+      </w:pPr>
+      <w:r>
         <w:t>（</w:t>
       </w:r>
       <w:r>
-        <w:rPr>
-          <w:rFonts w:ascii="Times New Roman" w:hAnsi="Times New Roman" w:eastAsia="宋体" w:cs="Times New Roman"/>
-          <w:szCs w:val="21"/>
-          <w:sz w:val="21"/>
-        </w:rPr>
         <w:t>2</w:t>
       </w:r>
       <w:r>
-        <w:rPr>
-          <w:rFonts w:ascii="Times New Roman" w:hAnsi="Times New Roman" w:eastAsia="宋体" w:cs="Times New Roman"/>
-          <w:szCs w:val="21"/>
-          <w:sz w:val="21"/>
-        </w:rPr>
         <w:t>）实验二：如图所示，当条形磁铁插入或拔出线圈时，线圈中</w:t>
       </w:r>
       <w:r>
         <w:rPr>
-          <w:rFonts w:ascii="Times New Roman" w:hAnsi="Times New Roman" w:eastAsia="宋体" w:cs="Times New Roman"/>
-          <w:szCs w:val="21"/>
-          <w:sz w:val="21"/>
           <w:shd w:val="clear" w:color="auto" w:fill="A6A6A6"/>
         </w:rPr>
         <w:t>有</w:t>
       </w:r>
       <w:r>
-        <w:rPr>
-          <w:rFonts w:ascii="Times New Roman" w:hAnsi="Times New Roman" w:eastAsia="宋体" w:cs="Times New Roman"/>
-          <w:szCs w:val="21"/>
-          <w:sz w:val="21"/>
-        </w:rPr>
         <w:t>电流产生，但条形磁铁在线圈中静止不动时，线圈中</w:t>
       </w:r>
       <w:r>
         <w:rPr>
-          <w:rFonts w:ascii="Times New Roman" w:hAnsi="Times New Roman" w:eastAsia="宋体" w:cs="Times New Roman"/>
-          <w:szCs w:val="21"/>
-          <w:sz w:val="21"/>
           <w:shd w:val="clear" w:color="auto" w:fill="A6A6A6"/>
         </w:rPr>
         <w:t>无</w:t>
       </w:r>
       <w:r>
-        <w:rPr>
-          <w:rFonts w:ascii="Times New Roman" w:hAnsi="Times New Roman" w:eastAsia="宋体" w:cs="Times New Roman"/>
-          <w:szCs w:val="21"/>
-          <w:sz w:val="21"/>
-        </w:rPr>
         <w:t>电流产生。（均选填</w:t>
       </w:r>
       <w:r>
-        <w:rPr>
-          <w:rFonts w:ascii="Times New Roman" w:hAnsi="Times New Roman" w:eastAsia="宋体" w:cs="Times New Roman"/>
-          <w:szCs w:val="21"/>
-          <w:sz w:val="21"/>
-        </w:rPr>
         <w:t>“</w:t>
       </w:r>
       <w:r>
-        <w:rPr>
-          <w:rFonts w:ascii="Times New Roman" w:hAnsi="Times New Roman" w:eastAsia="宋体" w:cs="Times New Roman"/>
-          <w:szCs w:val="21"/>
-          <w:sz w:val="21"/>
-        </w:rPr>
         <w:t>有</w:t>
       </w:r>
       <w:r>
-        <w:rPr>
-          <w:rFonts w:ascii="Times New Roman" w:hAnsi="Times New Roman" w:eastAsia="宋体" w:cs="Times New Roman"/>
-          <w:szCs w:val="21"/>
-          <w:sz w:val="21"/>
-        </w:rPr>
         <w:t>”</w:t>
       </w:r>
       <w:r>
-        <w:rPr>
-          <w:rFonts w:ascii="Times New Roman" w:hAnsi="Times New Roman" w:eastAsia="宋体" w:cs="Times New Roman"/>
-          <w:szCs w:val="21"/>
-          <w:sz w:val="21"/>
-        </w:rPr>
         <w:t>或</w:t>
       </w:r>
       <w:r>
-        <w:rPr>
-          <w:rFonts w:ascii="Times New Roman" w:hAnsi="Times New Roman" w:eastAsia="宋体" w:cs="Times New Roman"/>
-          <w:szCs w:val="21"/>
-          <w:sz w:val="21"/>
-        </w:rPr>
         <w:t>“</w:t>
       </w:r>
       <w:r>
-        <w:rPr>
-          <w:rFonts w:ascii="Times New Roman" w:hAnsi="Times New Roman" w:eastAsia="宋体" w:cs="Times New Roman"/>
-          <w:szCs w:val="21"/>
-          <w:sz w:val="21"/>
-        </w:rPr>
         <w:t>无</w:t>
       </w:r>
       <w:r>
-        <w:rPr>
-          <w:rFonts w:ascii="Times New Roman" w:hAnsi="Times New Roman" w:eastAsia="宋体" w:cs="Times New Roman"/>
-          <w:szCs w:val="21"/>
-          <w:sz w:val="21"/>
-        </w:rPr>
         <w:t>”</w:t>
       </w:r>
       <w:r>
-        <w:rPr>
-          <w:rFonts w:ascii="Times New Roman" w:hAnsi="Times New Roman" w:eastAsia="宋体" w:cs="Times New Roman"/>
-          <w:szCs w:val="21"/>
-          <w:sz w:val="21"/>
-        </w:rPr>
         <w:t>）</w:t>
       </w:r>
     </w:p>
     <w:p>
       <w:pPr>
         <w:snapToGrid w:val="0"/>
-        <w:spacing w:line="300" w:lineRule="auto" w:before="0" w:after="0"/>
-        <w:jc w:val="left"/>
-        <w:rPr>
-          <w:szCs w:val="21"/>
-        </w:rPr>
-      </w:pPr>
-      <w:r>
-        <w:rPr>
-          <w:rFonts w:ascii="Times New Roman" w:hAnsi="Times New Roman" w:eastAsia="宋体" w:cs="Times New Roman"/>
-          <w:szCs w:val="21"/>
-          <w:sz w:val="21"/>
-        </w:rPr>
+        <w:jc w:val="left"/>
+      </w:pPr>
+      <w:r>
         <w:t>（</w:t>
       </w:r>
       <w:r>
-        <w:rPr>
-          <w:rFonts w:ascii="Times New Roman" w:hAnsi="Times New Roman" w:eastAsia="宋体" w:cs="Times New Roman"/>
-          <w:szCs w:val="21"/>
-          <w:sz w:val="21"/>
-        </w:rPr>
         <w:t>3</w:t>
       </w:r>
       <w:r>
-        <w:rPr>
-          <w:rFonts w:ascii="Times New Roman" w:hAnsi="Times New Roman" w:eastAsia="宋体" w:cs="Times New Roman"/>
-          <w:szCs w:val="21"/>
-          <w:sz w:val="21"/>
-        </w:rPr>
         <w:t>）实验三：如图所示，将小螺线管</w:t>
       </w:r>
       <w:r>
         <w:rPr>
-          <w:rFonts w:ascii="Times New Roman" w:hAnsi="Times New Roman" w:eastAsia="宋体" w:cs="Times New Roman"/>
           <w:i/>
-          <w:szCs w:val="21"/>
-          <w:sz w:val="21"/>
         </w:rPr>
         <w:t>A</w:t>
       </w:r>
       <w:r>
-        <w:rPr>
-          <w:rFonts w:ascii="Times New Roman" w:hAnsi="Times New Roman" w:eastAsia="宋体" w:cs="Times New Roman"/>
-          <w:szCs w:val="21"/>
-          <w:sz w:val="21"/>
-        </w:rPr>
         <w:t>插入大螺线管</w:t>
       </w:r>
       <w:r>
         <w:rPr>
-          <w:rFonts w:ascii="Times New Roman" w:hAnsi="Times New Roman" w:eastAsia="宋体" w:cs="Times New Roman"/>
           <w:i/>
-          <w:szCs w:val="21"/>
-          <w:sz w:val="21"/>
         </w:rPr>
         <w:t>B</w:t>
       </w:r>
       <w:r>
-        <w:rPr>
-          <w:rFonts w:ascii="Times New Roman" w:hAnsi="Times New Roman" w:eastAsia="宋体" w:cs="Times New Roman"/>
-          <w:szCs w:val="21"/>
-          <w:sz w:val="21"/>
-        </w:rPr>
         <w:t>中不动，当开关</w:t>
       </w:r>
       <w:r>
-        <w:rPr>
-          <w:rFonts w:ascii="Times New Roman" w:hAnsi="Times New Roman" w:eastAsia="宋体" w:cs="Times New Roman"/>
-          <w:szCs w:val="21"/>
-          <w:sz w:val="21"/>
-        </w:rPr>
         <w:t>S</w:t>
       </w:r>
       <w:r>
-        <w:rPr>
-          <w:rFonts w:ascii="Times New Roman" w:hAnsi="Times New Roman" w:eastAsia="宋体" w:cs="Times New Roman"/>
-          <w:szCs w:val="21"/>
-          <w:sz w:val="21"/>
-        </w:rPr>
         <w:t>闭合或断开时，电流表中</w:t>
       </w:r>
       <w:r>
         <w:rPr>
-          <w:rFonts w:ascii="Times New Roman" w:hAnsi="Times New Roman" w:eastAsia="宋体" w:cs="Times New Roman"/>
-          <w:szCs w:val="21"/>
-          <w:sz w:val="21"/>
           <w:shd w:val="clear" w:color="auto" w:fill="A6A6A6"/>
         </w:rPr>
         <w:t>有</w:t>
       </w:r>
       <w:r>
-        <w:rPr>
-          <w:rFonts w:ascii="Times New Roman" w:hAnsi="Times New Roman" w:eastAsia="宋体" w:cs="Times New Roman"/>
-          <w:szCs w:val="21"/>
-          <w:sz w:val="21"/>
-        </w:rPr>
         <w:t>电流通过；若开关</w:t>
       </w:r>
       <w:r>
-        <w:rPr>
-          <w:rFonts w:ascii="Times New Roman" w:hAnsi="Times New Roman" w:eastAsia="宋体" w:cs="Times New Roman"/>
-          <w:szCs w:val="21"/>
-          <w:sz w:val="21"/>
-        </w:rPr>
         <w:t>S</w:t>
       </w:r>
       <w:r>
-        <w:rPr>
-          <w:rFonts w:ascii="Times New Roman" w:hAnsi="Times New Roman" w:eastAsia="宋体" w:cs="Times New Roman"/>
-          <w:szCs w:val="21"/>
-          <w:sz w:val="21"/>
-        </w:rPr>
         <w:t>一直闭合，当改变滑动变阻器的阻值时，电流表中</w:t>
       </w:r>
       <w:r>
         <w:rPr>
-          <w:rFonts w:ascii="Times New Roman" w:hAnsi="Times New Roman" w:eastAsia="宋体" w:cs="Times New Roman"/>
-          <w:szCs w:val="21"/>
-          <w:sz w:val="21"/>
           <w:shd w:val="clear" w:color="auto" w:fill="A6A6A6"/>
         </w:rPr>
         <w:t>有</w:t>
       </w:r>
       <w:r>
-        <w:rPr>
-          <w:rFonts w:ascii="Times New Roman" w:hAnsi="Times New Roman" w:eastAsia="宋体" w:cs="Times New Roman"/>
-          <w:szCs w:val="21"/>
-          <w:sz w:val="21"/>
-        </w:rPr>
         <w:t>电流通过；而开关</w:t>
       </w:r>
       <w:r>
-        <w:rPr>
-          <w:rFonts w:ascii="Times New Roman" w:hAnsi="Times New Roman" w:eastAsia="宋体" w:cs="Times New Roman"/>
-          <w:szCs w:val="21"/>
-          <w:sz w:val="21"/>
-        </w:rPr>
         <w:t>S</w:t>
       </w:r>
       <w:r>
-        <w:rPr>
-          <w:rFonts w:ascii="Times New Roman" w:hAnsi="Times New Roman" w:eastAsia="宋体" w:cs="Times New Roman"/>
-          <w:szCs w:val="21"/>
-          <w:sz w:val="21"/>
-        </w:rPr>
         <w:t>一直闭合，滑动变阻器的滑动触头不动时，电流表中</w:t>
       </w:r>
       <w:r>
         <w:rPr>
-          <w:rFonts w:ascii="Times New Roman" w:hAnsi="Times New Roman" w:eastAsia="宋体" w:cs="Times New Roman"/>
-          <w:szCs w:val="21"/>
-          <w:sz w:val="21"/>
           <w:shd w:val="clear" w:color="auto" w:fill="A6A6A6"/>
         </w:rPr>
         <w:t>无</w:t>
       </w:r>
       <w:r>
-        <w:rPr>
-          <w:rFonts w:ascii="Times New Roman" w:hAnsi="Times New Roman" w:eastAsia="宋体" w:cs="Times New Roman"/>
-          <w:szCs w:val="21"/>
-          <w:sz w:val="21"/>
-        </w:rPr>
         <w:t>电流通过。（均选填</w:t>
       </w:r>
       <w:r>
-        <w:rPr>
-          <w:rFonts w:ascii="Times New Roman" w:hAnsi="Times New Roman" w:eastAsia="宋体" w:cs="Times New Roman"/>
-          <w:szCs w:val="21"/>
-          <w:sz w:val="21"/>
-        </w:rPr>
         <w:t>“</w:t>
       </w:r>
       <w:r>
-        <w:rPr>
-          <w:rFonts w:ascii="Times New Roman" w:hAnsi="Times New Roman" w:eastAsia="宋体" w:cs="Times New Roman"/>
-          <w:szCs w:val="21"/>
-          <w:sz w:val="21"/>
-        </w:rPr>
         <w:t>有</w:t>
       </w:r>
       <w:r>
-        <w:rPr>
-          <w:rFonts w:ascii="Times New Roman" w:hAnsi="Times New Roman" w:eastAsia="宋体" w:cs="Times New Roman"/>
-          <w:szCs w:val="21"/>
-          <w:sz w:val="21"/>
-        </w:rPr>
         <w:t>”</w:t>
       </w:r>
       <w:r>
-        <w:rPr>
-          <w:rFonts w:ascii="Times New Roman" w:hAnsi="Times New Roman" w:eastAsia="宋体" w:cs="Times New Roman"/>
-          <w:szCs w:val="21"/>
-          <w:sz w:val="21"/>
-        </w:rPr>
         <w:t>或</w:t>
       </w:r>
       <w:r>
-        <w:rPr>
-          <w:rFonts w:ascii="Times New Roman" w:hAnsi="Times New Roman" w:eastAsia="宋体" w:cs="Times New Roman"/>
-          <w:szCs w:val="21"/>
-          <w:sz w:val="21"/>
-        </w:rPr>
         <w:t>“</w:t>
       </w:r>
       <w:r>
-        <w:rPr>
-          <w:rFonts w:ascii="Times New Roman" w:hAnsi="Times New Roman" w:eastAsia="宋体" w:cs="Times New Roman"/>
-          <w:szCs w:val="21"/>
-          <w:sz w:val="21"/>
-        </w:rPr>
         <w:t>无</w:t>
       </w:r>
       <w:r>
-        <w:rPr>
-          <w:rFonts w:ascii="Times New Roman" w:hAnsi="Times New Roman" w:eastAsia="宋体" w:cs="Times New Roman"/>
-          <w:szCs w:val="21"/>
-          <w:sz w:val="21"/>
-        </w:rPr>
         <w:t>”</w:t>
       </w:r>
       <w:r>
-        <w:rPr>
-          <w:rFonts w:ascii="Times New Roman" w:hAnsi="Times New Roman" w:eastAsia="宋体" w:cs="Times New Roman"/>
-          <w:szCs w:val="21"/>
-          <w:sz w:val="21"/>
-        </w:rPr>
         <w:t>）</w:t>
       </w:r>
     </w:p>
     <w:p>
       <w:pPr>
         <w:snapToGrid w:val="0"/>
-        <w:spacing w:line="300" w:lineRule="auto" w:before="0" w:after="0"/>
-        <w:jc w:val="left"/>
-        <w:rPr>
-          <w:szCs w:val="21"/>
-        </w:rPr>
+        <w:jc w:val="left"/>
       </w:pPr>
       <w:r>
         <w:rPr>
           <w:noProof/>
-          <w:kern w:val="0"/>
-          <w:szCs w:val="21"/>
         </w:rPr>
         <w:drawing>
-          <wp:inline distT="0" distB="0" distL="0" distR="0" wp14:anchorId="7479C94A" wp14:editId="7F2C22FA">
+          <wp:inline distT="0" distB="0" distL="0" distR="0" wp14:anchorId="0A534A8E" wp14:editId="385FEA1A">
             <wp:extent cx="5276800" cy="2825878"/>
             <wp:effectExtent l="0" t="0" r="0" b="0"/>
             <wp:docPr id="100019" name="图片 100019" descr="@@@9935783c0f9b4d9e918229b4c9eff8d0"/>
@@ -943,178 +545,96 @@
     <w:p>
       <w:pPr>
         <w:snapToGrid w:val="0"/>
-        <w:spacing w:line="300" w:lineRule="auto" w:before="0" w:after="0"/>
-        <w:jc w:val="left"/>
-        <w:rPr>
-          <w:szCs w:val="21"/>
-        </w:rPr>
-      </w:pPr>
-      <w:r>
-        <w:rPr>
-          <w:rFonts w:ascii="Times New Roman" w:hAnsi="Times New Roman" w:eastAsia="宋体" w:cs="Times New Roman"/>
-          <w:szCs w:val="21"/>
-          <w:sz w:val="21"/>
-        </w:rPr>
+        <w:jc w:val="left"/>
+      </w:pPr>
+      <w:r>
         <w:t>（</w:t>
       </w:r>
       <w:r>
-        <w:rPr>
-          <w:rFonts w:ascii="Times New Roman" w:hAnsi="Times New Roman" w:eastAsia="宋体" w:cs="Times New Roman"/>
-          <w:szCs w:val="21"/>
-          <w:sz w:val="21"/>
-        </w:rPr>
         <w:t>4</w:t>
       </w:r>
       <w:r>
-        <w:rPr>
-          <w:rFonts w:ascii="Times New Roman" w:hAnsi="Times New Roman" w:eastAsia="宋体" w:cs="Times New Roman"/>
-          <w:szCs w:val="21"/>
-          <w:sz w:val="21"/>
-        </w:rPr>
         <w:t>）归纳总结：</w:t>
       </w:r>
     </w:p>
     <w:p>
       <w:pPr>
         <w:snapToGrid w:val="0"/>
-        <w:spacing w:line="300" w:lineRule="auto" w:before="0" w:after="0"/>
-        <w:jc w:val="left"/>
-        <w:rPr>
-          <w:szCs w:val="21"/>
-        </w:rPr>
-      </w:pPr>
-      <w:r>
-        <w:rPr>
-          <w:rFonts w:ascii="Times New Roman" w:hAnsi="Times New Roman" w:eastAsia="宋体" w:cs="Times New Roman"/>
-          <w:szCs w:val="21"/>
-          <w:sz w:val="21"/>
-        </w:rPr>
+        <w:jc w:val="left"/>
+      </w:pPr>
+      <w:r>
         <w:t>实验一中：导体棒做切割磁感线运动，回路的有效面积发生变化，从而引起了磁通量的变化，产生了感应电流</w:t>
       </w:r>
     </w:p>
     <w:p>
       <w:pPr>
         <w:snapToGrid w:val="0"/>
-        <w:spacing w:line="300" w:lineRule="auto" w:before="0" w:after="0"/>
-        <w:jc w:val="left"/>
-        <w:rPr>
-          <w:szCs w:val="21"/>
-        </w:rPr>
-      </w:pPr>
-      <w:r>
-        <w:rPr>
-          <w:rFonts w:ascii="Times New Roman" w:hAnsi="Times New Roman" w:eastAsia="宋体" w:cs="Times New Roman"/>
-          <w:szCs w:val="21"/>
-          <w:sz w:val="21"/>
-        </w:rPr>
+        <w:jc w:val="left"/>
+      </w:pPr>
+      <w:r>
+        <w:lastRenderedPageBreak/>
         <w:t>实验二中：磁铁插入或拔出线圈时，线圈中的磁场发生变化，从而引起了磁通量的变化，产生了感应电流</w:t>
       </w:r>
     </w:p>
     <w:p>
       <w:pPr>
         <w:snapToGrid w:val="0"/>
-        <w:spacing w:line="300" w:lineRule="auto" w:before="0" w:after="0"/>
-        <w:jc w:val="left"/>
-        <w:rPr>
-          <w:szCs w:val="21"/>
-        </w:rPr>
-      </w:pPr>
-      <w:r>
-        <w:rPr>
-          <w:rFonts w:ascii="Times New Roman" w:hAnsi="Times New Roman" w:eastAsia="宋体" w:cs="Times New Roman"/>
-          <w:szCs w:val="21"/>
-          <w:sz w:val="21"/>
-        </w:rPr>
-        <w:lastRenderedPageBreak/>
+        <w:jc w:val="left"/>
+      </w:pPr>
+      <w:r>
         <w:t>实验三中：开关闭合、断开或滑动变阻器的滑动触头移动时，小螺线管</w:t>
       </w:r>
       <w:r>
         <w:rPr>
-          <w:rFonts w:ascii="Times New Roman" w:hAnsi="Times New Roman" w:eastAsia="宋体" w:cs="Times New Roman"/>
           <w:i/>
-          <w:szCs w:val="21"/>
-          <w:sz w:val="21"/>
         </w:rPr>
         <w:t>A</w:t>
       </w:r>
       <w:r>
-        <w:rPr>
-          <w:rFonts w:ascii="Times New Roman" w:hAnsi="Times New Roman" w:eastAsia="宋体" w:cs="Times New Roman"/>
-          <w:szCs w:val="21"/>
-          <w:sz w:val="21"/>
-        </w:rPr>
         <w:t>中电流变化，从而引起穿过大螺线管</w:t>
       </w:r>
       <w:r>
         <w:rPr>
-          <w:rFonts w:ascii="Times New Roman" w:hAnsi="Times New Roman" w:eastAsia="宋体" w:cs="Times New Roman"/>
           <w:i/>
-          <w:szCs w:val="21"/>
-          <w:sz w:val="21"/>
         </w:rPr>
         <w:t>B</w:t>
       </w:r>
       <w:r>
-        <w:rPr>
-          <w:rFonts w:ascii="Times New Roman" w:hAnsi="Times New Roman" w:eastAsia="宋体" w:cs="Times New Roman"/>
-          <w:szCs w:val="21"/>
-          <w:sz w:val="21"/>
-        </w:rPr>
-        <w:t>的磁通量变化，产生了感应电流</w:t>
+        <w:t>的磁通量变</w:t>
+      </w:r>
+      <w:r>
+        <w:t>化，产生了感应电流</w:t>
       </w:r>
     </w:p>
     <w:p>
       <w:pPr>
         <w:snapToGrid w:val="0"/>
-        <w:spacing w:line="300" w:lineRule="auto" w:before="0" w:after="0"/>
-        <w:jc w:val="left"/>
-        <w:rPr>
-          <w:szCs w:val="21"/>
-        </w:rPr>
-      </w:pPr>
-      <w:r>
-        <w:rPr>
-          <w:rFonts w:ascii="Times New Roman" w:hAnsi="Times New Roman" w:eastAsia="宋体" w:cs="Times New Roman"/>
-          <w:szCs w:val="21"/>
-          <w:sz w:val="21"/>
-        </w:rPr>
+        <w:jc w:val="left"/>
+      </w:pPr>
+      <w:r>
         <w:t>三个实验共同特点是：产生感应电流时闭合回路的</w:t>
       </w:r>
       <w:r>
         <w:rPr>
-          <w:rFonts w:ascii="Times New Roman" w:hAnsi="Times New Roman" w:eastAsia="宋体" w:cs="Times New Roman"/>
           <w:b/>
           <w:bCs/>
-          <w:szCs w:val="21"/>
-          <w:sz w:val="21"/>
         </w:rPr>
         <w:t>磁通量</w:t>
       </w:r>
       <w:r>
-        <w:rPr>
-          <w:rFonts w:ascii="Times New Roman" w:hAnsi="Times New Roman" w:eastAsia="宋体" w:cs="Times New Roman"/>
-          <w:szCs w:val="21"/>
-          <w:sz w:val="21"/>
-        </w:rPr>
         <w:t>都发生了变化</w:t>
       </w:r>
     </w:p>
     <w:p>
       <w:pPr>
-        <w:spacing w:line="300" w:lineRule="auto" w:before="0" w:after="0"/>
-        <w:jc w:val="left"/>
-        <w:rPr>
-          <w:szCs w:val="21"/>
-        </w:rPr>
+        <w:jc w:val="left"/>
       </w:pPr>
       <w:r>
         <w:rPr>
           <w:noProof/>
-          <w:kern w:val="0"/>
-          <w:szCs w:val="21"/>
         </w:rPr>
         <w:drawing>
-          <wp:inline distT="0" distB="0" distL="0" distR="0" wp14:anchorId="5B46BDD7" wp14:editId="43EDC609">
+          <wp:inline distT="0" distB="0" distL="0" distR="0" wp14:anchorId="52A4A9FB" wp14:editId="1219E76A">
             <wp:extent cx="1752600" cy="1790700"/>
             <wp:effectExtent l="0" t="0" r="0" b="0"/>
             <wp:docPr id="1" name="图片 1" descr="@@@baf0b9e9-5687-40e9-9d3c-0fcc37e1338b"/>
@@ -1154,228 +674,110 @@
     </w:p>
     <w:p>
       <w:pPr>
-        <w:spacing w:line="300" w:lineRule="auto" w:before="0" w:after="0"/>
-        <w:jc w:val="left"/>
-        <w:rPr>
-          <w:b/>
-          <w:szCs w:val="21"/>
-        </w:rPr>
-      </w:pPr>
-      <w:r>
-        <w:rPr>
-          <w:rFonts w:ascii="Times New Roman" w:hAnsi="Times New Roman" w:eastAsia="宋体" w:cs="Times New Roman"/>
-          <w:b/>
-          <w:szCs w:val="21"/>
-          <w:sz w:val="21"/>
+        <w:jc w:val="left"/>
+        <w:rPr>
+          <w:b/>
+        </w:rPr>
+      </w:pPr>
+      <w:r>
+        <w:rPr>
+          <w:b/>
         </w:rPr>
         <w:t xml:space="preserve">13.3 </w:t>
       </w:r>
       <w:r>
         <w:rPr>
-          <w:rFonts w:ascii="Times New Roman" w:hAnsi="Times New Roman" w:eastAsia="宋体" w:cs="Times New Roman"/>
-          <w:b/>
-          <w:szCs w:val="21"/>
-          <w:sz w:val="21"/>
+          <w:b/>
         </w:rPr>
         <w:t>电磁感应现象及应用：产生感应电流条件的实验探究与判断</w:t>
       </w:r>
     </w:p>
     <w:p>
       <w:pPr>
-        <w:spacing w:line="300" w:lineRule="auto" w:before="0" w:after="0"/>
-        <w:jc w:val="left"/>
-        <w:rPr>
-          <w:szCs w:val="21"/>
-        </w:rPr>
-      </w:pPr>
-      <w:r>
-        <w:rPr>
-          <w:rFonts w:ascii="Times New Roman" w:hAnsi="Times New Roman" w:eastAsia="宋体" w:cs="Times New Roman"/>
-          <w:szCs w:val="21"/>
-          <w:sz w:val="21"/>
-        </w:rPr>
+        <w:jc w:val="left"/>
+      </w:pPr>
+      <w:r>
         <w:t>1</w:t>
       </w:r>
       <w:r>
-        <w:rPr>
-          <w:rFonts w:ascii="Times New Roman" w:hAnsi="Times New Roman" w:eastAsia="宋体" w:cs="Times New Roman"/>
-          <w:szCs w:val="21"/>
-          <w:sz w:val="21"/>
-        </w:rPr>
         <w:t>．实验：探究感应电流产生的条件</w:t>
       </w:r>
     </w:p>
     <w:p>
       <w:pPr>
-        <w:spacing w:line="300" w:lineRule="auto" w:before="0" w:after="0"/>
-        <w:jc w:val="left"/>
-        <w:rPr>
-          <w:szCs w:val="21"/>
-        </w:rPr>
-      </w:pPr>
-      <w:r>
-        <w:rPr>
-          <w:rFonts w:ascii="Times New Roman" w:hAnsi="Times New Roman" w:eastAsia="宋体" w:cs="Times New Roman"/>
-          <w:szCs w:val="21"/>
-          <w:sz w:val="21"/>
-        </w:rPr>
+        <w:jc w:val="left"/>
+      </w:pPr>
+      <w:r>
         <w:t>(1)</w:t>
       </w:r>
       <w:r>
-        <w:rPr>
-          <w:rFonts w:ascii="Times New Roman" w:hAnsi="Times New Roman" w:eastAsia="宋体" w:cs="Times New Roman"/>
-          <w:szCs w:val="21"/>
-          <w:sz w:val="21"/>
-        </w:rPr>
         <w:t>实验一：如图所示，导体棒</w:t>
       </w:r>
       <w:r>
         <w:rPr>
-          <w:rFonts w:ascii="Times New Roman" w:hAnsi="Times New Roman" w:eastAsia="宋体" w:cs="Times New Roman"/>
           <w:i/>
-          <w:szCs w:val="21"/>
-          <w:sz w:val="21"/>
         </w:rPr>
         <w:t>AB</w:t>
       </w:r>
       <w:r>
-        <w:rPr>
-          <w:rFonts w:ascii="Times New Roman" w:hAnsi="Times New Roman" w:eastAsia="宋体" w:cs="Times New Roman"/>
-          <w:szCs w:val="21"/>
-          <w:sz w:val="21"/>
-        </w:rPr>
         <w:t>做切割磁感线运动时，线路中</w:t>
       </w:r>
     </w:p>
     <w:p>
       <w:pPr>
-        <w:spacing w:line="300" w:lineRule="auto" w:before="0" w:after="0"/>
-        <w:jc w:val="left"/>
-        <w:rPr>
-          <w:szCs w:val="21"/>
-        </w:rPr>
-      </w:pPr>
-      <w:r>
-        <w:rPr>
-          <w:rFonts w:ascii="Times New Roman" w:hAnsi="Times New Roman" w:eastAsia="宋体" w:cs="Times New Roman"/>
-          <w:szCs w:val="21"/>
-          <w:sz w:val="21"/>
-        </w:rPr>
+        <w:jc w:val="left"/>
+      </w:pPr>
+      <w:r>
         <w:t>_________</w:t>
       </w:r>
       <w:r>
-        <w:rPr>
-          <w:rFonts w:ascii="Times New Roman" w:hAnsi="Times New Roman" w:eastAsia="宋体" w:cs="Times New Roman"/>
-          <w:szCs w:val="21"/>
-          <w:sz w:val="21"/>
-        </w:rPr>
         <w:t>电流产生，而导体棒</w:t>
       </w:r>
       <w:r>
         <w:rPr>
-          <w:rFonts w:ascii="Times New Roman" w:hAnsi="Times New Roman" w:eastAsia="宋体" w:cs="Times New Roman"/>
           <w:i/>
-          <w:szCs w:val="21"/>
-          <w:sz w:val="21"/>
         </w:rPr>
         <w:t>AB</w:t>
       </w:r>
       <w:r>
-        <w:rPr>
-          <w:rFonts w:ascii="Times New Roman" w:hAnsi="Times New Roman" w:eastAsia="宋体" w:cs="Times New Roman"/>
-          <w:szCs w:val="21"/>
-          <w:sz w:val="21"/>
-        </w:rPr>
         <w:t>顺着磁感线运动时，线路中</w:t>
       </w:r>
       <w:r>
-        <w:rPr>
-          <w:rFonts w:ascii="Times New Roman" w:hAnsi="Times New Roman" w:eastAsia="宋体" w:cs="Times New Roman"/>
-          <w:szCs w:val="21"/>
-          <w:sz w:val="21"/>
-        </w:rPr>
         <w:t>_______</w:t>
       </w:r>
       <w:r>
-        <w:rPr>
-          <w:rFonts w:ascii="Times New Roman" w:hAnsi="Times New Roman" w:eastAsia="宋体" w:cs="Times New Roman"/>
-          <w:szCs w:val="21"/>
-          <w:sz w:val="21"/>
-        </w:rPr>
         <w:t>电流产生。（均选填</w:t>
       </w:r>
       <w:r>
-        <w:rPr>
-          <w:rFonts w:ascii="Times New Roman" w:hAnsi="Times New Roman" w:eastAsia="宋体" w:cs="Times New Roman"/>
-          <w:szCs w:val="21"/>
-          <w:sz w:val="21"/>
-        </w:rPr>
         <w:t>“</w:t>
       </w:r>
       <w:r>
-        <w:rPr>
-          <w:rFonts w:ascii="Times New Roman" w:hAnsi="Times New Roman" w:eastAsia="宋体" w:cs="Times New Roman"/>
-          <w:szCs w:val="21"/>
-          <w:sz w:val="21"/>
-        </w:rPr>
         <w:t>有</w:t>
       </w:r>
       <w:r>
-        <w:rPr>
-          <w:rFonts w:ascii="Times New Roman" w:hAnsi="Times New Roman" w:eastAsia="宋体" w:cs="Times New Roman"/>
-          <w:szCs w:val="21"/>
-          <w:sz w:val="21"/>
-        </w:rPr>
         <w:t>”</w:t>
       </w:r>
       <w:r>
-        <w:rPr>
-          <w:rFonts w:ascii="Times New Roman" w:hAnsi="Times New Roman" w:eastAsia="宋体" w:cs="Times New Roman"/>
-          <w:szCs w:val="21"/>
-          <w:sz w:val="21"/>
-        </w:rPr>
         <w:t>或</w:t>
       </w:r>
       <w:r>
-        <w:rPr>
-          <w:rFonts w:ascii="Times New Roman" w:hAnsi="Times New Roman" w:eastAsia="宋体" w:cs="Times New Roman"/>
-          <w:szCs w:val="21"/>
-          <w:sz w:val="21"/>
-        </w:rPr>
         <w:t>“</w:t>
       </w:r>
       <w:r>
-        <w:rPr>
-          <w:rFonts w:ascii="Times New Roman" w:hAnsi="Times New Roman" w:eastAsia="宋体" w:cs="Times New Roman"/>
-          <w:szCs w:val="21"/>
-          <w:sz w:val="21"/>
-        </w:rPr>
         <w:t>无</w:t>
       </w:r>
       <w:r>
-        <w:rPr>
-          <w:rFonts w:ascii="Times New Roman" w:hAnsi="Times New Roman" w:eastAsia="宋体" w:cs="Times New Roman"/>
-          <w:szCs w:val="21"/>
-          <w:sz w:val="21"/>
-        </w:rPr>
         <w:t>”</w:t>
       </w:r>
       <w:r>
-        <w:rPr>
-          <w:rFonts w:ascii="Times New Roman" w:hAnsi="Times New Roman" w:eastAsia="宋体" w:cs="Times New Roman"/>
-          <w:szCs w:val="21"/>
-          <w:sz w:val="21"/>
-        </w:rPr>
         <w:t>）</w:t>
       </w:r>
       <w:r>
         <w:rPr>
           <w:noProof/>
-          <w:kern w:val="0"/>
-          <w:szCs w:val="21"/>
         </w:rPr>
         <w:drawing>
-          <wp:inline distT="0" distB="0" distL="0" distR="0" wp14:anchorId="13D31473" wp14:editId="23C436B4">
+          <wp:inline distT="0" distB="0" distL="0" distR="0" wp14:anchorId="06CF9033" wp14:editId="63DB9AF7">
             <wp:extent cx="1714500" cy="1257300"/>
             <wp:effectExtent l="0" t="0" r="0" b="0"/>
             <wp:docPr id="100061" name="图片 100061" descr="@@@38616505-7579-4e7b-b6b3-0180a2786d78"/>
@@ -1415,141 +817,61 @@
     </w:p>
     <w:p>
       <w:pPr>
-        <w:spacing w:line="300" w:lineRule="auto" w:before="0" w:after="0"/>
-        <w:jc w:val="left"/>
-        <w:rPr>
-          <w:szCs w:val="21"/>
-        </w:rPr>
-      </w:pPr>
-      <w:r>
-        <w:rPr>
-          <w:rFonts w:ascii="Times New Roman" w:hAnsi="Times New Roman" w:eastAsia="宋体" w:cs="Times New Roman"/>
-          <w:szCs w:val="21"/>
-          <w:sz w:val="21"/>
-        </w:rPr>
+        <w:jc w:val="left"/>
+      </w:pPr>
+      <w:r>
         <w:t>(2)</w:t>
       </w:r>
       <w:r>
-        <w:rPr>
-          <w:rFonts w:ascii="Times New Roman" w:hAnsi="Times New Roman" w:eastAsia="宋体" w:cs="Times New Roman"/>
-          <w:szCs w:val="21"/>
-          <w:sz w:val="21"/>
-        </w:rPr>
         <w:t>实验二：如图所示，当条形磁体插入或拔出线圈时，线圈中</w:t>
       </w:r>
       <w:r>
-        <w:rPr>
-          <w:rFonts w:ascii="Times New Roman" w:hAnsi="Times New Roman" w:eastAsia="宋体" w:cs="Times New Roman"/>
-          <w:szCs w:val="21"/>
-          <w:sz w:val="21"/>
-        </w:rPr>
         <w:t>________</w:t>
       </w:r>
       <w:r>
-        <w:rPr>
-          <w:rFonts w:ascii="Times New Roman" w:hAnsi="Times New Roman" w:eastAsia="宋体" w:cs="Times New Roman"/>
-          <w:szCs w:val="21"/>
-          <w:sz w:val="21"/>
-        </w:rPr>
         <w:t>电流产生，但条形磁体在线圈中静止不动时，线圈中</w:t>
       </w:r>
       <w:r>
-        <w:rPr>
-          <w:rFonts w:ascii="Times New Roman" w:hAnsi="Times New Roman" w:eastAsia="宋体" w:cs="Times New Roman"/>
-          <w:szCs w:val="21"/>
-          <w:sz w:val="21"/>
-        </w:rPr>
         <w:t>________</w:t>
       </w:r>
       <w:r>
-        <w:rPr>
-          <w:rFonts w:ascii="Times New Roman" w:hAnsi="Times New Roman" w:eastAsia="宋体" w:cs="Times New Roman"/>
-          <w:szCs w:val="21"/>
-          <w:sz w:val="21"/>
-        </w:rPr>
         <w:t>电流产生。（均选填</w:t>
       </w:r>
       <w:r>
-        <w:rPr>
-          <w:rFonts w:ascii="Times New Roman" w:hAnsi="Times New Roman" w:eastAsia="宋体" w:cs="Times New Roman"/>
-          <w:szCs w:val="21"/>
-          <w:sz w:val="21"/>
-        </w:rPr>
         <w:t>“</w:t>
       </w:r>
       <w:r>
-        <w:rPr>
-          <w:rFonts w:ascii="Times New Roman" w:hAnsi="Times New Roman" w:eastAsia="宋体" w:cs="Times New Roman"/>
-          <w:szCs w:val="21"/>
-          <w:sz w:val="21"/>
-        </w:rPr>
         <w:t>有</w:t>
       </w:r>
       <w:r>
-        <w:rPr>
-          <w:rFonts w:ascii="Times New Roman" w:hAnsi="Times New Roman" w:eastAsia="宋体" w:cs="Times New Roman"/>
-          <w:szCs w:val="21"/>
-          <w:sz w:val="21"/>
-        </w:rPr>
         <w:t>”</w:t>
       </w:r>
       <w:r>
-        <w:rPr>
-          <w:rFonts w:ascii="Times New Roman" w:hAnsi="Times New Roman" w:eastAsia="宋体" w:cs="Times New Roman"/>
-          <w:szCs w:val="21"/>
-          <w:sz w:val="21"/>
-        </w:rPr>
         <w:t>或</w:t>
       </w:r>
       <w:r>
-        <w:rPr>
-          <w:rFonts w:ascii="Times New Roman" w:hAnsi="Times New Roman" w:eastAsia="宋体" w:cs="Times New Roman"/>
-          <w:szCs w:val="21"/>
-          <w:sz w:val="21"/>
-        </w:rPr>
         <w:t>“</w:t>
       </w:r>
       <w:r>
-        <w:rPr>
-          <w:rFonts w:ascii="Times New Roman" w:hAnsi="Times New Roman" w:eastAsia="宋体" w:cs="Times New Roman"/>
-          <w:szCs w:val="21"/>
-          <w:sz w:val="21"/>
-        </w:rPr>
         <w:t>无</w:t>
       </w:r>
       <w:r>
-        <w:rPr>
-          <w:rFonts w:ascii="Times New Roman" w:hAnsi="Times New Roman" w:eastAsia="宋体" w:cs="Times New Roman"/>
-          <w:szCs w:val="21"/>
-          <w:sz w:val="21"/>
-        </w:rPr>
         <w:t>”</w:t>
       </w:r>
       <w:r>
-        <w:rPr>
-          <w:rFonts w:ascii="Times New Roman" w:hAnsi="Times New Roman" w:eastAsia="宋体" w:cs="Times New Roman"/>
-          <w:szCs w:val="21"/>
-          <w:sz w:val="21"/>
-        </w:rPr>
         <w:t>）</w:t>
       </w:r>
     </w:p>
     <w:p>
       <w:pPr>
-        <w:spacing w:line="300" w:lineRule="auto" w:before="0" w:after="0"/>
-        <w:jc w:val="left"/>
-        <w:rPr>
-          <w:szCs w:val="21"/>
-        </w:rPr>
+        <w:jc w:val="left"/>
       </w:pPr>
       <w:r>
         <w:rPr>
           <w:noProof/>
-          <w:kern w:val="0"/>
-          <w:szCs w:val="21"/>
         </w:rPr>
         <w:drawing>
-          <wp:inline distT="0" distB="0" distL="0" distR="0" wp14:anchorId="39735056" wp14:editId="17DDCEE2">
+          <wp:inline distT="0" distB="0" distL="0" distR="0" wp14:anchorId="7AD4D689" wp14:editId="523739AF">
             <wp:extent cx="1752600" cy="1790700"/>
             <wp:effectExtent l="0" t="0" r="0" b="0"/>
             <wp:docPr id="2" name="图片 2" descr="@@@baf0b9e9-5687-40e9-9d3c-0fcc37e1338b"/>
@@ -1589,205 +911,86 @@
     </w:p>
     <w:p>
       <w:pPr>
-        <w:spacing w:line="300" w:lineRule="auto" w:before="0" w:after="0"/>
-        <w:jc w:val="left"/>
-        <w:rPr>
-          <w:szCs w:val="21"/>
-        </w:rPr>
-      </w:pPr>
-      <w:r>
-        <w:rPr>
-          <w:rFonts w:ascii="Times New Roman" w:hAnsi="Times New Roman" w:eastAsia="宋体" w:cs="Times New Roman"/>
-          <w:szCs w:val="21"/>
-          <w:sz w:val="21"/>
-        </w:rPr>
+        <w:jc w:val="left"/>
+      </w:pPr>
+      <w:r>
         <w:t>(3)</w:t>
       </w:r>
       <w:r>
-        <w:rPr>
-          <w:rFonts w:ascii="Times New Roman" w:hAnsi="Times New Roman" w:eastAsia="宋体" w:cs="Times New Roman"/>
-          <w:szCs w:val="21"/>
-          <w:sz w:val="21"/>
-        </w:rPr>
         <w:t>实验三：如图所示，将小线圈</w:t>
       </w:r>
       <w:r>
-        <w:rPr>
-          <w:rFonts w:ascii="Times New Roman" w:hAnsi="Times New Roman" w:eastAsia="宋体" w:cs="Times New Roman"/>
-          <w:szCs w:val="21"/>
-          <w:sz w:val="21"/>
-        </w:rPr>
         <w:t>A</w:t>
       </w:r>
       <w:r>
-        <w:rPr>
-          <w:rFonts w:ascii="Times New Roman" w:hAnsi="Times New Roman" w:eastAsia="宋体" w:cs="Times New Roman"/>
-          <w:szCs w:val="21"/>
-          <w:sz w:val="21"/>
-        </w:rPr>
         <w:t>插入大线圈</w:t>
       </w:r>
       <w:r>
-        <w:rPr>
-          <w:rFonts w:ascii="Times New Roman" w:hAnsi="Times New Roman" w:eastAsia="宋体" w:cs="Times New Roman"/>
-          <w:szCs w:val="21"/>
-          <w:sz w:val="21"/>
-        </w:rPr>
         <w:t>B</w:t>
       </w:r>
       <w:r>
-        <w:rPr>
-          <w:rFonts w:ascii="Times New Roman" w:hAnsi="Times New Roman" w:eastAsia="宋体" w:cs="Times New Roman"/>
-          <w:szCs w:val="21"/>
-          <w:sz w:val="21"/>
-        </w:rPr>
         <w:t>中不动，当开关</w:t>
       </w:r>
       <w:r>
-        <w:rPr>
-          <w:rFonts w:ascii="Times New Roman" w:hAnsi="Times New Roman" w:eastAsia="宋体" w:cs="Times New Roman"/>
-          <w:szCs w:val="21"/>
-          <w:sz w:val="21"/>
-        </w:rPr>
         <w:t>S</w:t>
       </w:r>
       <w:r>
-        <w:rPr>
-          <w:rFonts w:ascii="Times New Roman" w:hAnsi="Times New Roman" w:eastAsia="宋体" w:cs="Times New Roman"/>
-          <w:szCs w:val="21"/>
-          <w:sz w:val="21"/>
-        </w:rPr>
         <w:t>闭合或断开时，电流表中</w:t>
       </w:r>
       <w:r>
-        <w:rPr>
-          <w:rFonts w:ascii="Times New Roman" w:hAnsi="Times New Roman" w:eastAsia="宋体" w:cs="Times New Roman"/>
-          <w:szCs w:val="21"/>
-          <w:sz w:val="21"/>
-        </w:rPr>
         <w:t>_____</w:t>
       </w:r>
       <w:r>
-        <w:rPr>
-          <w:rFonts w:ascii="Times New Roman" w:hAnsi="Times New Roman" w:eastAsia="宋体" w:cs="Times New Roman"/>
-          <w:szCs w:val="21"/>
-          <w:sz w:val="21"/>
-        </w:rPr>
         <w:t>电流通过；若开关</w:t>
       </w:r>
       <w:r>
-        <w:rPr>
-          <w:rFonts w:ascii="Times New Roman" w:hAnsi="Times New Roman" w:eastAsia="宋体" w:cs="Times New Roman"/>
-          <w:szCs w:val="21"/>
-          <w:sz w:val="21"/>
-        </w:rPr>
         <w:t>S</w:t>
       </w:r>
       <w:r>
-        <w:rPr>
-          <w:rFonts w:ascii="Times New Roman" w:hAnsi="Times New Roman" w:eastAsia="宋体" w:cs="Times New Roman"/>
-          <w:szCs w:val="21"/>
-          <w:sz w:val="21"/>
-        </w:rPr>
         <w:t>一直闭合，滑动变阻器的滑片不动时，电流表中</w:t>
       </w:r>
       <w:r>
-        <w:rPr>
-          <w:rFonts w:ascii="Times New Roman" w:hAnsi="Times New Roman" w:eastAsia="宋体" w:cs="Times New Roman"/>
-          <w:szCs w:val="21"/>
-          <w:sz w:val="21"/>
-        </w:rPr>
         <w:t>________</w:t>
       </w:r>
       <w:r>
-        <w:rPr>
-          <w:rFonts w:ascii="Times New Roman" w:hAnsi="Times New Roman" w:eastAsia="宋体" w:cs="Times New Roman"/>
-          <w:szCs w:val="21"/>
-          <w:sz w:val="21"/>
-        </w:rPr>
         <w:t>电流通过。（均选填</w:t>
       </w:r>
       <w:r>
-        <w:rPr>
-          <w:rFonts w:ascii="Times New Roman" w:hAnsi="Times New Roman" w:eastAsia="宋体" w:cs="Times New Roman"/>
-          <w:szCs w:val="21"/>
-          <w:sz w:val="21"/>
-        </w:rPr>
         <w:t>“</w:t>
       </w:r>
       <w:r>
-        <w:rPr>
-          <w:rFonts w:ascii="Times New Roman" w:hAnsi="Times New Roman" w:eastAsia="宋体" w:cs="Times New Roman"/>
-          <w:szCs w:val="21"/>
-          <w:sz w:val="21"/>
-        </w:rPr>
         <w:t>有</w:t>
       </w:r>
       <w:r>
-        <w:rPr>
-          <w:rFonts w:ascii="Times New Roman" w:hAnsi="Times New Roman" w:eastAsia="宋体" w:cs="Times New Roman"/>
-          <w:szCs w:val="21"/>
-          <w:sz w:val="21"/>
-        </w:rPr>
         <w:t>”</w:t>
       </w:r>
       <w:r>
-        <w:rPr>
-          <w:rFonts w:ascii="Times New Roman" w:hAnsi="Times New Roman" w:eastAsia="宋体" w:cs="Times New Roman"/>
-          <w:szCs w:val="21"/>
-          <w:sz w:val="21"/>
-        </w:rPr>
         <w:t>或</w:t>
       </w:r>
       <w:r>
-        <w:rPr>
-          <w:rFonts w:ascii="Times New Roman" w:hAnsi="Times New Roman" w:eastAsia="宋体" w:cs="Times New Roman"/>
-          <w:szCs w:val="21"/>
-          <w:sz w:val="21"/>
-        </w:rPr>
         <w:t>“</w:t>
       </w:r>
       <w:r>
-        <w:rPr>
-          <w:rFonts w:ascii="Times New Roman" w:hAnsi="Times New Roman" w:eastAsia="宋体" w:cs="Times New Roman"/>
-          <w:szCs w:val="21"/>
-          <w:sz w:val="21"/>
-        </w:rPr>
         <w:t>无</w:t>
       </w:r>
       <w:r>
-        <w:rPr>
-          <w:rFonts w:ascii="Times New Roman" w:hAnsi="Times New Roman" w:eastAsia="宋体" w:cs="Times New Roman"/>
-          <w:szCs w:val="21"/>
-          <w:sz w:val="21"/>
-        </w:rPr>
         <w:t>”</w:t>
       </w:r>
       <w:r>
-        <w:rPr>
-          <w:rFonts w:ascii="Times New Roman" w:hAnsi="Times New Roman" w:eastAsia="宋体" w:cs="Times New Roman"/>
-          <w:szCs w:val="21"/>
-          <w:sz w:val="21"/>
-        </w:rPr>
         <w:t>）</w:t>
       </w:r>
     </w:p>
     <w:p>
       <w:pPr>
-        <w:spacing w:line="300" w:lineRule="auto" w:before="0" w:after="0"/>
-        <w:jc w:val="left"/>
-        <w:rPr>
-          <w:szCs w:val="21"/>
-        </w:rPr>
+        <w:jc w:val="left"/>
       </w:pPr>
       <w:r>
         <w:rPr>
           <w:noProof/>
-          <w:kern w:val="0"/>
-          <w:szCs w:val="21"/>
-        </w:rPr>
+        </w:rPr>
+        <w:lastRenderedPageBreak/>
         <w:drawing>
-          <wp:inline distT="0" distB="0" distL="0" distR="0" wp14:anchorId="33566D33" wp14:editId="15A800BE">
+          <wp:inline distT="0" distB="0" distL="0" distR="0" wp14:anchorId="2BACC86A" wp14:editId="1E915C2F">
             <wp:extent cx="2305050" cy="1238250"/>
             <wp:effectExtent l="0" t="0" r="0" b="0"/>
             <wp:docPr id="100065" name="图片 100065" descr="@@@8b2b2b94-e20e-4da7-affd-547b7f9acc2a"/>
@@ -1827,479 +1030,253 @@
     </w:p>
     <w:p>
       <w:pPr>
-        <w:spacing w:line="300" w:lineRule="auto" w:before="0" w:after="0"/>
-        <w:jc w:val="left"/>
-        <w:rPr>
-          <w:szCs w:val="21"/>
-        </w:rPr>
-      </w:pPr>
-      <w:r>
-        <w:rPr>
-          <w:rFonts w:ascii="Times New Roman" w:hAnsi="Times New Roman" w:eastAsia="宋体" w:cs="Times New Roman"/>
-          <w:b/>
-          <w:szCs w:val="21"/>
-          <w:sz w:val="21"/>
+        <w:jc w:val="left"/>
+      </w:pPr>
+      <w:r>
+        <w:rPr>
+          <w:b/>
         </w:rPr>
         <w:t>【答案】</w:t>
       </w:r>
       <w:r>
         <w:rPr>
           <w:b/>
-          <w:szCs w:val="21"/>
         </w:rPr>
         <w:t xml:space="preserve">     </w:t>
       </w:r>
       <w:r>
         <w:rPr>
-          <w:rFonts w:ascii="Times New Roman" w:hAnsi="Times New Roman" w:eastAsia="宋体" w:cs="Times New Roman"/>
-          <w:b/>
-          <w:szCs w:val="21"/>
-          <w:sz w:val="21"/>
+          <w:b/>
         </w:rPr>
         <w:t>有</w:t>
       </w:r>
       <w:r>
         <w:rPr>
           <w:b/>
-          <w:szCs w:val="21"/>
         </w:rPr>
         <w:t xml:space="preserve">     </w:t>
       </w:r>
       <w:r>
         <w:rPr>
-          <w:rFonts w:ascii="Times New Roman" w:hAnsi="Times New Roman" w:eastAsia="宋体" w:cs="Times New Roman"/>
-          <w:b/>
-          <w:szCs w:val="21"/>
-          <w:sz w:val="21"/>
+          <w:b/>
         </w:rPr>
         <w:t>无</w:t>
       </w:r>
       <w:r>
         <w:rPr>
           <w:b/>
-          <w:szCs w:val="21"/>
         </w:rPr>
         <w:t xml:space="preserve">     </w:t>
       </w:r>
       <w:r>
         <w:rPr>
-          <w:rFonts w:ascii="Times New Roman" w:hAnsi="Times New Roman" w:eastAsia="宋体" w:cs="Times New Roman"/>
-          <w:b/>
-          <w:szCs w:val="21"/>
-          <w:sz w:val="21"/>
+          <w:b/>
         </w:rPr>
         <w:t>有</w:t>
       </w:r>
       <w:r>
         <w:rPr>
           <w:b/>
-          <w:szCs w:val="21"/>
         </w:rPr>
         <w:t xml:space="preserve">     </w:t>
       </w:r>
       <w:r>
         <w:rPr>
-          <w:rFonts w:ascii="Times New Roman" w:hAnsi="Times New Roman" w:eastAsia="宋体" w:cs="Times New Roman"/>
-          <w:b/>
-          <w:szCs w:val="21"/>
-          <w:sz w:val="21"/>
+          <w:b/>
         </w:rPr>
         <w:t>无</w:t>
       </w:r>
       <w:r>
         <w:rPr>
           <w:b/>
-          <w:szCs w:val="21"/>
         </w:rPr>
         <w:t xml:space="preserve">     </w:t>
       </w:r>
       <w:r>
         <w:rPr>
-          <w:rFonts w:ascii="Times New Roman" w:hAnsi="Times New Roman" w:eastAsia="宋体" w:cs="Times New Roman"/>
-          <w:b/>
-          <w:szCs w:val="21"/>
-          <w:sz w:val="21"/>
+          <w:b/>
         </w:rPr>
         <w:t>有</w:t>
       </w:r>
       <w:r>
         <w:rPr>
           <w:b/>
-          <w:szCs w:val="21"/>
         </w:rPr>
         <w:t xml:space="preserve">     </w:t>
       </w:r>
       <w:r>
         <w:rPr>
-          <w:rFonts w:ascii="Times New Roman" w:hAnsi="Times New Roman" w:eastAsia="宋体" w:cs="Times New Roman"/>
-          <w:b/>
-          <w:szCs w:val="21"/>
-          <w:sz w:val="21"/>
+          <w:b/>
         </w:rPr>
         <w:t>无</w:t>
       </w:r>
       <w:r>
-        <w:rPr>
-          <w:szCs w:val="21"/>
-        </w:rPr>
         <w:t xml:space="preserve">　</w:t>
       </w:r>
       <w:r>
         <w:rPr>
-          <w:rFonts w:ascii="Times New Roman" w:hAnsi="Times New Roman" w:eastAsia="宋体" w:cs="Times New Roman"/>
-          <w:b/>
-          <w:szCs w:val="21"/>
-          <w:sz w:val="21"/>
+          <w:b/>
         </w:rPr>
         <w:t>【难度】</w:t>
       </w:r>
       <w:r>
         <w:rPr>
-          <w:rFonts w:ascii="Times New Roman" w:hAnsi="Times New Roman" w:eastAsia="宋体" w:cs="Times New Roman"/>
-          <w:b/>
-          <w:szCs w:val="21"/>
-          <w:sz w:val="21"/>
+          <w:b/>
         </w:rPr>
         <w:t>0.85</w:t>
       </w:r>
       <w:r>
-        <w:rPr>
-          <w:szCs w:val="21"/>
-        </w:rPr>
         <w:t xml:space="preserve">　</w:t>
       </w:r>
       <w:r>
         <w:rPr>
-          <w:rFonts w:ascii="Times New Roman" w:hAnsi="Times New Roman" w:eastAsia="宋体" w:cs="Times New Roman"/>
-          <w:b/>
-          <w:szCs w:val="21"/>
-          <w:sz w:val="21"/>
-        </w:rPr>
-        <w:t>【知识点】导体棒切割磁感线产生感应</w:t>
-      </w:r>
-      <w:r>
-        <w:rPr>
-          <w:rFonts w:ascii="Times New Roman" w:hAnsi="Times New Roman" w:eastAsia="宋体" w:cs="Times New Roman"/>
-          <w:b/>
-          <w:szCs w:val="21"/>
-          <w:sz w:val="21"/>
-        </w:rPr>
-        <w:lastRenderedPageBreak/>
-        <w:t>电流、开关闭合断开的瞬间线圈电流变化、调节滑动变阻器分析电流表变化</w:t>
-      </w:r>
-    </w:p>
-    <w:p>
-      <w:pPr>
-        <w:spacing w:line="300" w:lineRule="auto" w:before="0" w:after="0"/>
-        <w:jc w:val="left"/>
-        <w:rPr>
-          <w:szCs w:val="21"/>
-        </w:rPr>
-      </w:pPr>
-      <w:r>
-        <w:rPr>
-          <w:rFonts w:ascii="Times New Roman" w:hAnsi="Times New Roman" w:eastAsia="宋体" w:cs="Times New Roman"/>
-          <w:b/>
-          <w:szCs w:val="21"/>
-          <w:sz w:val="21"/>
+          <w:b/>
+        </w:rPr>
+        <w:t>【知识点】导体棒切割磁感线产生感应电流、开关闭合断开的瞬间线圈电流变化、调节滑动变阻器分析电流表变化</w:t>
+      </w:r>
+    </w:p>
+    <w:p>
+      <w:pPr>
+        <w:jc w:val="left"/>
+      </w:pPr>
+      <w:r>
+        <w:rPr>
+          <w:b/>
         </w:rPr>
         <w:t>【详解】</w:t>
       </w:r>
       <w:r>
         <w:rPr>
-          <w:rFonts w:ascii="Times New Roman" w:hAnsi="Times New Roman" w:eastAsia="宋体" w:cs="Times New Roman"/>
-          <w:b/>
-          <w:szCs w:val="21"/>
-          <w:sz w:val="21"/>
+          <w:b/>
         </w:rPr>
         <w:t>(1)[1] [2]</w:t>
       </w:r>
       <w:r>
         <w:rPr>
-          <w:rFonts w:ascii="Times New Roman" w:hAnsi="Times New Roman" w:eastAsia="宋体" w:cs="Times New Roman"/>
-          <w:b/>
-          <w:szCs w:val="21"/>
-          <w:sz w:val="21"/>
+          <w:b/>
         </w:rPr>
         <w:t>由感应电流的产生条件是闭合回路中有磁通量的变化，导体棒</w:t>
       </w:r>
       <w:r>
         <w:rPr>
-          <w:rFonts w:ascii="Times New Roman" w:hAnsi="Times New Roman" w:eastAsia="宋体" w:cs="Times New Roman"/>
           <w:i/>
-          <w:szCs w:val="21"/>
-          <w:sz w:val="21"/>
         </w:rPr>
         <w:t>AB</w:t>
       </w:r>
       <w:r>
-        <w:rPr>
-          <w:rFonts w:ascii="Times New Roman" w:hAnsi="Times New Roman" w:eastAsia="宋体" w:cs="Times New Roman"/>
-          <w:szCs w:val="21"/>
-          <w:sz w:val="21"/>
-        </w:rPr>
         <w:t>做切割磁感线运动时，线路中的磁通量发生变化，故线路中产生感应电流；导体棒</w:t>
       </w:r>
       <w:r>
         <w:rPr>
-          <w:rFonts w:ascii="Times New Roman" w:hAnsi="Times New Roman" w:eastAsia="宋体" w:cs="Times New Roman"/>
           <w:i/>
-          <w:szCs w:val="21"/>
-          <w:sz w:val="21"/>
         </w:rPr>
         <w:t>AB</w:t>
       </w:r>
       <w:r>
-        <w:rPr>
-          <w:rFonts w:ascii="Times New Roman" w:hAnsi="Times New Roman" w:eastAsia="宋体" w:cs="Times New Roman"/>
-          <w:szCs w:val="21"/>
-          <w:sz w:val="21"/>
-        </w:rPr>
         <w:t>顺着磁感线运动时，线路中的磁通量没有磁通量的变化，故线路中产生感应电流。</w:t>
       </w:r>
     </w:p>
     <w:p>
       <w:pPr>
-        <w:spacing w:line="300" w:lineRule="auto" w:before="0" w:after="0"/>
-        <w:jc w:val="left"/>
-        <w:rPr>
-          <w:szCs w:val="21"/>
-        </w:rPr>
-      </w:pPr>
-      <w:r>
-        <w:rPr>
-          <w:rFonts w:ascii="Times New Roman" w:hAnsi="Times New Roman" w:eastAsia="宋体" w:cs="Times New Roman"/>
-          <w:szCs w:val="21"/>
-          <w:sz w:val="21"/>
-        </w:rPr>
+        <w:jc w:val="left"/>
+      </w:pPr>
+      <w:r>
         <w:t xml:space="preserve">(2)[3][4] </w:t>
       </w:r>
       <w:r>
-        <w:rPr>
-          <w:rFonts w:ascii="Times New Roman" w:hAnsi="Times New Roman" w:eastAsia="宋体" w:cs="Times New Roman"/>
-          <w:szCs w:val="21"/>
-          <w:sz w:val="21"/>
-        </w:rPr>
         <w:t>由感应电流的产生条件可知，当条形磁体插入或拔出线圈时，线圈中有磁通量的变化，故线圈中产生感应电流；条形磁体在线圈中静止不动时，线圈中磁通量没变化，故线圈中没有感应电流产生。</w:t>
       </w:r>
     </w:p>
     <w:p>
       <w:pPr>
-        <w:spacing w:line="300" w:lineRule="auto" w:before="0" w:after="0"/>
-        <w:jc w:val="left"/>
-        <w:rPr>
-          <w:szCs w:val="21"/>
-        </w:rPr>
-      </w:pPr>
-      <w:r>
-        <w:rPr>
-          <w:rFonts w:ascii="Times New Roman" w:hAnsi="Times New Roman" w:eastAsia="宋体" w:cs="Times New Roman"/>
-          <w:szCs w:val="21"/>
-          <w:sz w:val="21"/>
-        </w:rPr>
+        <w:jc w:val="left"/>
+      </w:pPr>
+      <w:r>
         <w:t xml:space="preserve">(3)[5][6] </w:t>
       </w:r>
       <w:r>
-        <w:rPr>
-          <w:rFonts w:ascii="Times New Roman" w:hAnsi="Times New Roman" w:eastAsia="宋体" w:cs="Times New Roman"/>
-          <w:szCs w:val="21"/>
-          <w:sz w:val="21"/>
-        </w:rPr>
         <w:t>将小线圈</w:t>
       </w:r>
       <w:r>
-        <w:rPr>
-          <w:rFonts w:ascii="Times New Roman" w:hAnsi="Times New Roman" w:eastAsia="宋体" w:cs="Times New Roman"/>
-          <w:szCs w:val="21"/>
-          <w:sz w:val="21"/>
-        </w:rPr>
         <w:t>A</w:t>
       </w:r>
       <w:r>
-        <w:rPr>
-          <w:rFonts w:ascii="Times New Roman" w:hAnsi="Times New Roman" w:eastAsia="宋体" w:cs="Times New Roman"/>
-          <w:szCs w:val="21"/>
-          <w:sz w:val="21"/>
-        </w:rPr>
         <w:t>插入大线圈</w:t>
       </w:r>
       <w:r>
-        <w:rPr>
-          <w:rFonts w:ascii="Times New Roman" w:hAnsi="Times New Roman" w:eastAsia="宋体" w:cs="Times New Roman"/>
-          <w:szCs w:val="21"/>
-          <w:sz w:val="21"/>
-        </w:rPr>
         <w:t>B</w:t>
       </w:r>
       <w:r>
-        <w:rPr>
-          <w:rFonts w:ascii="Times New Roman" w:hAnsi="Times New Roman" w:eastAsia="宋体" w:cs="Times New Roman"/>
-          <w:szCs w:val="21"/>
-          <w:sz w:val="21"/>
-        </w:rPr>
         <w:t>中不动，当开关</w:t>
       </w:r>
       <w:r>
-        <w:rPr>
-          <w:rFonts w:ascii="Times New Roman" w:hAnsi="Times New Roman" w:eastAsia="宋体" w:cs="Times New Roman"/>
-          <w:szCs w:val="21"/>
-          <w:sz w:val="21"/>
-        </w:rPr>
         <w:t>S</w:t>
       </w:r>
       <w:r>
-        <w:rPr>
-          <w:rFonts w:ascii="Times New Roman" w:hAnsi="Times New Roman" w:eastAsia="宋体" w:cs="Times New Roman"/>
-          <w:szCs w:val="21"/>
-          <w:sz w:val="21"/>
-        </w:rPr>
         <w:t>闭合或断开时，</w:t>
       </w:r>
       <w:r>
-        <w:rPr>
-          <w:rFonts w:ascii="Times New Roman" w:hAnsi="Times New Roman" w:eastAsia="宋体" w:cs="Times New Roman"/>
-          <w:szCs w:val="21"/>
-          <w:sz w:val="21"/>
-        </w:rPr>
         <w:t>A</w:t>
       </w:r>
       <w:r>
-        <w:rPr>
-          <w:rFonts w:ascii="Times New Roman" w:hAnsi="Times New Roman" w:eastAsia="宋体" w:cs="Times New Roman"/>
-          <w:szCs w:val="21"/>
-          <w:sz w:val="21"/>
-        </w:rPr>
-        <w:t>线圈中的电流变化，导致磁感应强度发生变化，</w:t>
-      </w:r>
-      <w:r>
-        <w:rPr>
-          <w:rFonts w:ascii="Times New Roman" w:hAnsi="Times New Roman" w:eastAsia="宋体" w:cs="Times New Roman"/>
-          <w:szCs w:val="21"/>
-          <w:sz w:val="21"/>
-        </w:rPr>
+        <w:t>线圈中</w:t>
+      </w:r>
+      <w:r>
+        <w:t>的电流变化，导致磁感应强度发生变化，</w:t>
+      </w:r>
+      <w:r>
         <w:t>B</w:t>
       </w:r>
       <w:r>
-        <w:rPr>
-          <w:rFonts w:ascii="Times New Roman" w:hAnsi="Times New Roman" w:eastAsia="宋体" w:cs="Times New Roman"/>
-          <w:szCs w:val="21"/>
-          <w:sz w:val="21"/>
-        </w:rPr>
         <w:t>线圈中的磁通量随之发生变化，</w:t>
       </w:r>
       <w:r>
-        <w:rPr>
-          <w:rFonts w:ascii="Times New Roman" w:hAnsi="Times New Roman" w:eastAsia="宋体" w:cs="Times New Roman"/>
-          <w:szCs w:val="21"/>
-          <w:sz w:val="21"/>
-        </w:rPr>
         <w:t>B</w:t>
       </w:r>
       <w:r>
-        <w:rPr>
-          <w:rFonts w:ascii="Times New Roman" w:hAnsi="Times New Roman" w:eastAsia="宋体" w:cs="Times New Roman"/>
-          <w:szCs w:val="21"/>
-          <w:sz w:val="21"/>
-        </w:rPr>
         <w:t>线圈中产生感应电流，故电流表中有电流通过；若开关</w:t>
       </w:r>
       <w:r>
-        <w:rPr>
-          <w:rFonts w:ascii="Times New Roman" w:hAnsi="Times New Roman" w:eastAsia="宋体" w:cs="Times New Roman"/>
-          <w:szCs w:val="21"/>
-          <w:sz w:val="21"/>
-        </w:rPr>
         <w:t>S</w:t>
       </w:r>
       <w:r>
-        <w:rPr>
-          <w:rFonts w:ascii="Times New Roman" w:hAnsi="Times New Roman" w:eastAsia="宋体" w:cs="Times New Roman"/>
-          <w:szCs w:val="21"/>
-          <w:sz w:val="21"/>
-        </w:rPr>
         <w:t>一直闭合，滑动变阻器的滑片不动时，</w:t>
       </w:r>
       <w:r>
-        <w:rPr>
-          <w:rFonts w:ascii="Times New Roman" w:hAnsi="Times New Roman" w:eastAsia="宋体" w:cs="Times New Roman"/>
-          <w:szCs w:val="21"/>
-          <w:sz w:val="21"/>
-        </w:rPr>
         <w:t>A</w:t>
       </w:r>
       <w:r>
-        <w:rPr>
-          <w:rFonts w:ascii="Times New Roman" w:hAnsi="Times New Roman" w:eastAsia="宋体" w:cs="Times New Roman"/>
-          <w:szCs w:val="21"/>
-          <w:sz w:val="21"/>
-        </w:rPr>
         <w:t>线圈中的电流没有变化，</w:t>
       </w:r>
       <w:r>
-        <w:rPr>
-          <w:rFonts w:ascii="Times New Roman" w:hAnsi="Times New Roman" w:eastAsia="宋体" w:cs="Times New Roman"/>
-          <w:szCs w:val="21"/>
-          <w:sz w:val="21"/>
-        </w:rPr>
         <w:t>A</w:t>
       </w:r>
       <w:r>
-        <w:rPr>
-          <w:rFonts w:ascii="Times New Roman" w:hAnsi="Times New Roman" w:eastAsia="宋体" w:cs="Times New Roman"/>
-          <w:szCs w:val="21"/>
-          <w:sz w:val="21"/>
-        </w:rPr>
         <w:t>线圈的磁感应强度不变，</w:t>
       </w:r>
       <w:r>
-        <w:rPr>
-          <w:rFonts w:ascii="Times New Roman" w:hAnsi="Times New Roman" w:eastAsia="宋体" w:cs="Times New Roman"/>
-          <w:szCs w:val="21"/>
-          <w:sz w:val="21"/>
-        </w:rPr>
         <w:t>B</w:t>
       </w:r>
       <w:r>
-        <w:rPr>
-          <w:rFonts w:ascii="Times New Roman" w:hAnsi="Times New Roman" w:eastAsia="宋体" w:cs="Times New Roman"/>
-          <w:szCs w:val="21"/>
-          <w:sz w:val="21"/>
-        </w:rPr>
         <w:t>线圈中的磁通量也不变化，</w:t>
       </w:r>
       <w:r>
-        <w:rPr>
-          <w:rFonts w:ascii="Times New Roman" w:hAnsi="Times New Roman" w:eastAsia="宋体" w:cs="Times New Roman"/>
-          <w:szCs w:val="21"/>
-          <w:sz w:val="21"/>
-        </w:rPr>
         <w:t>B</w:t>
       </w:r>
       <w:r>
-        <w:rPr>
-          <w:rFonts w:ascii="Times New Roman" w:hAnsi="Times New Roman" w:eastAsia="宋体" w:cs="Times New Roman"/>
-          <w:szCs w:val="21"/>
-          <w:sz w:val="21"/>
-        </w:rPr>
         <w:t>线圈中不产生感应电流，故电流表中无电流通过。</w:t>
       </w:r>
     </w:p>
     <w:p>
       <w:pPr>
-        <w:spacing w:line="300" w:lineRule="auto" w:before="0" w:after="0"/>
-        <w:jc w:val="left"/>
-        <w:rPr>
-          <w:szCs w:val="21"/>
-        </w:rPr>
+        <w:jc w:val="left"/>
       </w:pPr>
       <w:r>
         <w:rPr>
           <w:noProof/>
-          <w:kern w:val="0"/>
-          <w:szCs w:val="21"/>
         </w:rPr>
         <w:drawing>
-          <wp:inline distT="0" distB="0" distL="0" distR="0" wp14:anchorId="693129E0" wp14:editId="1E2060B3">
+          <wp:inline distT="0" distB="0" distL="0" distR="0" wp14:anchorId="498A2A1A" wp14:editId="547DF5AB">
             <wp:extent cx="1752600" cy="1790700"/>
             <wp:effectExtent l="0" t="0" r="0" b="0"/>
             <wp:docPr id="3" name="图片 3" descr="@@@baf0b9e9-5687-40e9-9d3c-0fcc37e1338b"/>
@@ -2350,7 +1327,7 @@
 </file>
 
 <file path=word/endnotes.xml><?xml version="1.0" encoding="utf-8"?>
-<w:endnotes xmlns:wpc="http://schemas.microsoft.com/office/word/2010/wordprocessingCanvas" xmlns:cx="http://schemas.microsoft.com/office/drawing/2014/chartex" xmlns:cx1="http://schemas.microsoft.com/office/drawing/2015/9/8/chartex" xmlns:cx2="http://schemas.microsoft.com/office/drawing/2015/10/21/chartex" xmlns:cx3="http://schemas.microsoft.com/office/drawing/2016/5/9/chartex" xmlns:cx4="http://schemas.microsoft.com/office/drawing/2016/5/10/chartex" xmlns:cx5="http://schemas.microsoft.com/office/drawing/2016/5/11/chartex" xmlns:cx6="http://schemas.microsoft.com/office/drawing/2016/5/12/chartex" xmlns:cx7="http://schemas.microsoft.com/office/drawing/2016/5/13/chartex" xmlns:cx8="http://schemas.microsoft.com/office/drawing/2016/5/14/chartex" xmlns:mc="http://schemas.openxmlformats.org/markup-compatibility/2006" xmlns:aink="http://schemas.microsoft.com/office/drawing/2016/ink" xmlns:am3d="http://schemas.microsoft.com/office/drawing/2017/model3d" xmlns:o="urn:schemas-microsoft-com:office:office" xmlns:oel="http://schemas.microsoft.com/office/2019/extlst" xmlns:r="http://schemas.openxmlformats.org/officeDocument/2006/relationships" xmlns:m="http://schemas.openxmlformats.org/officeDocument/2006/math" xmlns:v="urn:schemas-microsoft-com:vml" xmlns:wp14="http://schemas.microsoft.com/office/word/2010/wordprocessingDrawing" xmlns:wp="http://schemas.openxmlformats.org/drawingml/2006/wordprocessingDrawing" xmlns:w10="urn:schemas-microsoft-com:office:word" xmlns:w="http://schemas.openxmlformats.org/wordprocessingml/2006/main" xmlns:w14="http://schemas.microsoft.com/office/word/2010/wordml" xmlns:w15="http://schemas.microsoft.com/office/word/2012/wordml" xmlns:w16cex="http://schemas.microsoft.com/office/word/2018/wordml/cex" xmlns:w16cid="http://schemas.microsoft.com/office/word/2016/wordml/cid" xmlns:w16="http://schemas.microsoft.com/office/word/2018/wordml" xmlns:w16sdtdh="http://schemas.microsoft.com/office/word/2020/wordml/sdtdatahash" xmlns:w16se="http://schemas.microsoft.com/office/word/2015/wordml/symex" xmlns:wpg="http://schemas.microsoft.com/office/word/2010/wordprocessingGroup" xmlns:wpi="http://schemas.microsoft.com/office/word/2010/wordprocessingInk" xmlns:wne="http://schemas.microsoft.com/office/word/2006/wordml" xmlns:wps="http://schemas.microsoft.com/office/word/2010/wordprocessingShape" mc:Ignorable="w14 w15 w16se w16cid w16 w16cex w16sdtdh wp14">
+<w:endnotes xmlns:wpc="http://schemas.microsoft.com/office/word/2010/wordprocessingCanvas" xmlns:cx="http://schemas.microsoft.com/office/drawing/2014/chartex" xmlns:cx1="http://schemas.microsoft.com/office/drawing/2015/9/8/chartex" xmlns:cx2="http://schemas.microsoft.com/office/drawing/2015/10/21/chartex" xmlns:cx3="http://schemas.microsoft.com/office/drawing/2016/5/9/chartex" xmlns:cx4="http://schemas.microsoft.com/office/drawing/2016/5/10/chartex" xmlns:cx5="http://schemas.microsoft.com/office/drawing/2016/5/11/chartex" xmlns:cx6="http://schemas.microsoft.com/office/drawing/2016/5/12/chartex" xmlns:cx7="http://schemas.microsoft.com/office/drawing/2016/5/13/chartex" xmlns:cx8="http://schemas.microsoft.com/office/drawing/2016/5/14/chartex" xmlns:mc="http://schemas.openxmlformats.org/markup-compatibility/2006" xmlns:aink="http://schemas.microsoft.com/office/drawing/2016/ink" xmlns:am3d="http://schemas.microsoft.com/office/drawing/2017/model3d" xmlns:o="urn:schemas-microsoft-com:office:office" xmlns:r="http://schemas.openxmlformats.org/officeDocument/2006/relationships" xmlns:m="http://schemas.openxmlformats.org/officeDocument/2006/math" xmlns:v="urn:schemas-microsoft-com:vml" xmlns:wp14="http://schemas.microsoft.com/office/word/2010/wordprocessingDrawing" xmlns:wp="http://schemas.openxmlformats.org/drawingml/2006/wordprocessingDrawing" xmlns:w10="urn:schemas-microsoft-com:office:word" xmlns:w="http://schemas.openxmlformats.org/wordprocessingml/2006/main" xmlns:w14="http://schemas.microsoft.com/office/word/2010/wordml" xmlns:w15="http://schemas.microsoft.com/office/word/2012/wordml" xmlns:w16cex="http://schemas.microsoft.com/office/word/2018/wordml/cex" xmlns:w16cid="http://schemas.microsoft.com/office/word/2016/wordml/cid" xmlns:w16="http://schemas.microsoft.com/office/word/2018/wordml" xmlns:w16sdtdh="http://schemas.microsoft.com/office/word/2020/wordml/sdtdatahash" xmlns:w16se="http://schemas.microsoft.com/office/word/2015/wordml/symex" xmlns:wpg="http://schemas.microsoft.com/office/word/2010/wordprocessingGroup" xmlns:wpi="http://schemas.microsoft.com/office/word/2010/wordprocessingInk" xmlns:wne="http://schemas.microsoft.com/office/word/2006/wordml" xmlns:wps="http://schemas.microsoft.com/office/word/2010/wordprocessingShape" mc:Ignorable="w14 w15 w16se w16cid w16 w16cex w16sdtdh wp14">
   <w:endnote w:type="separator" w:id="-1">
     <w:p>
       <w:r>
@@ -2369,121 +1346,60 @@
 </file>
 
 <file path=word/footer1.xml><?xml version="1.0" encoding="utf-8"?>
-<w:ftr xmlns:w="http://schemas.openxmlformats.org/wordprocessingml/2006/main">
-  <w:p xmlns:w="http://schemas.openxmlformats.org/wordprocessingml/2006/main">
+<w:ftr xmlns:wpc="http://schemas.microsoft.com/office/word/2010/wordprocessingCanvas" xmlns:cx="http://schemas.microsoft.com/office/drawing/2014/chartex" xmlns:cx1="http://schemas.microsoft.com/office/drawing/2015/9/8/chartex" xmlns:cx2="http://schemas.microsoft.com/office/drawing/2015/10/21/chartex" xmlns:cx3="http://schemas.microsoft.com/office/drawing/2016/5/9/chartex" xmlns:cx4="http://schemas.microsoft.com/office/drawing/2016/5/10/chartex" xmlns:cx5="http://schemas.microsoft.com/office/drawing/2016/5/11/chartex" xmlns:cx6="http://schemas.microsoft.com/office/drawing/2016/5/12/chartex" xmlns:cx7="http://schemas.microsoft.com/office/drawing/2016/5/13/chartex" xmlns:cx8="http://schemas.microsoft.com/office/drawing/2016/5/14/chartex" xmlns:mc="http://schemas.openxmlformats.org/markup-compatibility/2006" xmlns:aink="http://schemas.microsoft.com/office/drawing/2016/ink" xmlns:am3d="http://schemas.microsoft.com/office/drawing/2017/model3d" xmlns:o="urn:schemas-microsoft-com:office:office" xmlns:r="http://schemas.openxmlformats.org/officeDocument/2006/relationships" xmlns:m="http://schemas.openxmlformats.org/officeDocument/2006/math" xmlns:v="urn:schemas-microsoft-com:vml" xmlns:wp14="http://schemas.microsoft.com/office/word/2010/wordprocessingDrawing" xmlns:wp="http://schemas.openxmlformats.org/drawingml/2006/wordprocessingDrawing" xmlns:w10="urn:schemas-microsoft-com:office:word" xmlns:w="http://schemas.openxmlformats.org/wordprocessingml/2006/main" xmlns:w14="http://schemas.microsoft.com/office/word/2010/wordml" xmlns:w15="http://schemas.microsoft.com/office/word/2012/wordml" xmlns:w16cex="http://schemas.microsoft.com/office/word/2018/wordml/cex" xmlns:w16cid="http://schemas.microsoft.com/office/word/2016/wordml/cid" xmlns:w16="http://schemas.microsoft.com/office/word/2018/wordml" xmlns:w16sdtdh="http://schemas.microsoft.com/office/word/2020/wordml/sdtdatahash" xmlns:w16se="http://schemas.microsoft.com/office/word/2015/wordml/symex" xmlns:wpg="http://schemas.microsoft.com/office/word/2010/wordprocessingGroup" xmlns:wpi="http://schemas.microsoft.com/office/word/2010/wordprocessingInk" xmlns:wne="http://schemas.microsoft.com/office/word/2006/wordml" xmlns:wps="http://schemas.microsoft.com/office/word/2010/wordprocessingShape" mc:Ignorable="w14 w15 w16se w16cid w16 w16cex w16sdtdh wp14">
+  <w:p>
     <w:pPr>
       <w:jc w:val="center"/>
     </w:pPr>
     <w:r>
-      <w:rPr>
-        <w:rFonts w:ascii="Times New Roman" w:hAnsi="Times New Roman" w:eastAsia="宋体" w:cs="Times New Roman"/>
-        <w:sz w:val="21"/>
-        <w:szCs w:val="21"/>
-      </w:rPr>
-      <w:t xml:space="preserve">第13章·实验　</w:t>
-    </w:r>
-    <w:r>
-      <w:rPr>
-        <w:rFonts w:ascii="Times New Roman" w:hAnsi="Times New Roman" w:eastAsia="宋体" w:cs="Times New Roman"/>
-        <w:sz w:val="21"/>
-        <w:szCs w:val="21"/>
-      </w:rPr>
       <w:t>第</w:t>
     </w:r>
     <w:r>
-      <w:rPr>
-        <w:rFonts w:ascii="Times New Roman" w:hAnsi="Times New Roman" w:eastAsia="宋体" w:cs="Times New Roman"/>
-        <w:sz w:val="21"/>
-        <w:szCs w:val="21"/>
-      </w:rPr>
+      <w:t>13</w:t>
+    </w:r>
+    <w:r>
+      <w:t>章</w:t>
+    </w:r>
+    <w:r>
+      <w:t>·</w:t>
+    </w:r>
+    <w:r>
+      <w:t>实验　第</w:t>
+    </w:r>
+    <w:r>
       <w:fldChar w:fldCharType="begin"/>
     </w:r>
     <w:r>
-      <w:rPr>
-        <w:rFonts w:ascii="Times New Roman" w:hAnsi="Times New Roman" w:eastAsia="宋体" w:cs="Times New Roman"/>
-        <w:sz w:val="21"/>
-        <w:szCs w:val="21"/>
-      </w:rPr>
       <w:instrText xml:space="preserve"> PAGE </w:instrText>
     </w:r>
     <w:r>
-      <w:rPr>
-        <w:rFonts w:ascii="Times New Roman" w:hAnsi="Times New Roman" w:eastAsia="宋体" w:cs="Times New Roman"/>
-        <w:sz w:val="21"/>
-        <w:szCs w:val="21"/>
-      </w:rPr>
       <w:fldChar w:fldCharType="separate"/>
     </w:r>
     <w:r>
-      <w:rPr>
-        <w:rFonts w:ascii="Times New Roman" w:hAnsi="Times New Roman" w:eastAsia="宋体" w:cs="Times New Roman"/>
-        <w:sz w:val="21"/>
-        <w:szCs w:val="21"/>
-      </w:rPr>
       <w:t>1</w:t>
     </w:r>
     <w:r>
-      <w:rPr>
-        <w:rFonts w:ascii="Times New Roman" w:hAnsi="Times New Roman" w:eastAsia="宋体" w:cs="Times New Roman"/>
-        <w:sz w:val="21"/>
-        <w:szCs w:val="21"/>
-      </w:rPr>
       <w:fldChar w:fldCharType="end"/>
     </w:r>
     <w:r>
-      <w:rPr>
-        <w:rFonts w:ascii="Times New Roman" w:hAnsi="Times New Roman" w:eastAsia="宋体" w:cs="Times New Roman"/>
-        <w:sz w:val="21"/>
-        <w:szCs w:val="21"/>
-      </w:rPr>
       <w:t>页（共</w:t>
     </w:r>
     <w:r>
-      <w:rPr>
-        <w:rFonts w:ascii="Times New Roman" w:hAnsi="Times New Roman" w:eastAsia="宋体" w:cs="Times New Roman"/>
-        <w:sz w:val="21"/>
-        <w:szCs w:val="21"/>
-      </w:rPr>
       <w:fldChar w:fldCharType="begin"/>
     </w:r>
     <w:r>
-      <w:rPr>
-        <w:rFonts w:ascii="Times New Roman" w:hAnsi="Times New Roman" w:eastAsia="宋体" w:cs="Times New Roman"/>
-        <w:sz w:val="21"/>
-        <w:szCs w:val="21"/>
-      </w:rPr>
       <w:instrText xml:space="preserve"> NUMPAGES </w:instrText>
     </w:r>
     <w:r>
-      <w:rPr>
-        <w:rFonts w:ascii="Times New Roman" w:hAnsi="Times New Roman" w:eastAsia="宋体" w:cs="Times New Roman"/>
-        <w:sz w:val="21"/>
-        <w:szCs w:val="21"/>
-      </w:rPr>
       <w:fldChar w:fldCharType="separate"/>
     </w:r>
     <w:r>
-      <w:rPr>
-        <w:rFonts w:ascii="Times New Roman" w:hAnsi="Times New Roman" w:eastAsia="宋体" w:cs="Times New Roman"/>
-        <w:sz w:val="21"/>
-        <w:szCs w:val="21"/>
-      </w:rPr>
       <w:t>3</w:t>
     </w:r>
     <w:r>
-      <w:rPr>
-        <w:rFonts w:ascii="Times New Roman" w:hAnsi="Times New Roman" w:eastAsia="宋体" w:cs="Times New Roman"/>
-        <w:sz w:val="21"/>
-        <w:szCs w:val="21"/>
-      </w:rPr>
       <w:fldChar w:fldCharType="end"/>
     </w:r>
     <w:r>
-      <w:rPr>
-        <w:rFonts w:ascii="Times New Roman" w:hAnsi="Times New Roman" w:eastAsia="宋体" w:cs="Times New Roman"/>
-        <w:sz w:val="21"/>
-        <w:szCs w:val="21"/>
-      </w:rPr>
       <w:t>页）</w:t>
     </w:r>
   </w:p>
@@ -2491,7 +1407,7 @@
 </file>
 
 <file path=word/footnotes.xml><?xml version="1.0" encoding="utf-8"?>
-<w:footnotes xmlns:wpc="http://schemas.microsoft.com/office/word/2010/wordprocessingCanvas" xmlns:cx="http://schemas.microsoft.com/office/drawing/2014/chartex" xmlns:cx1="http://schemas.microsoft.com/office/drawing/2015/9/8/chartex" xmlns:cx2="http://schemas.microsoft.com/office/drawing/2015/10/21/chartex" xmlns:cx3="http://schemas.microsoft.com/office/drawing/2016/5/9/chartex" xmlns:cx4="http://schemas.microsoft.com/office/drawing/2016/5/10/chartex" xmlns:cx5="http://schemas.microsoft.com/office/drawing/2016/5/11/chartex" xmlns:cx6="http://schemas.microsoft.com/office/drawing/2016/5/12/chartex" xmlns:cx7="http://schemas.microsoft.com/office/drawing/2016/5/13/chartex" xmlns:cx8="http://schemas.microsoft.com/office/drawing/2016/5/14/chartex" xmlns:mc="http://schemas.openxmlformats.org/markup-compatibility/2006" xmlns:aink="http://schemas.microsoft.com/office/drawing/2016/ink" xmlns:am3d="http://schemas.microsoft.com/office/drawing/2017/model3d" xmlns:o="urn:schemas-microsoft-com:office:office" xmlns:oel="http://schemas.microsoft.com/office/2019/extlst" xmlns:r="http://schemas.openxmlformats.org/officeDocument/2006/relationships" xmlns:m="http://schemas.openxmlformats.org/officeDocument/2006/math" xmlns:v="urn:schemas-microsoft-com:vml" xmlns:wp14="http://schemas.microsoft.com/office/word/2010/wordprocessingDrawing" xmlns:wp="http://schemas.openxmlformats.org/drawingml/2006/wordprocessingDrawing" xmlns:w10="urn:schemas-microsoft-com:office:word" xmlns:w="http://schemas.openxmlformats.org/wordprocessingml/2006/main" xmlns:w14="http://schemas.microsoft.com/office/word/2010/wordml" xmlns:w15="http://schemas.microsoft.com/office/word/2012/wordml" xmlns:w16cex="http://schemas.microsoft.com/office/word/2018/wordml/cex" xmlns:w16cid="http://schemas.microsoft.com/office/word/2016/wordml/cid" xmlns:w16="http://schemas.microsoft.com/office/word/2018/wordml" xmlns:w16sdtdh="http://schemas.microsoft.com/office/word/2020/wordml/sdtdatahash" xmlns:w16se="http://schemas.microsoft.com/office/word/2015/wordml/symex" xmlns:wpg="http://schemas.microsoft.com/office/word/2010/wordprocessingGroup" xmlns:wpi="http://schemas.microsoft.com/office/word/2010/wordprocessingInk" xmlns:wne="http://schemas.microsoft.com/office/word/2006/wordml" xmlns:wps="http://schemas.microsoft.com/office/word/2010/wordprocessingShape" mc:Ignorable="w14 w15 w16se w16cid w16 w16cex w16sdtdh wp14">
+<w:footnotes xmlns:wpc="http://schemas.microsoft.com/office/word/2010/wordprocessingCanvas" xmlns:cx="http://schemas.microsoft.com/office/drawing/2014/chartex" xmlns:cx1="http://schemas.microsoft.com/office/drawing/2015/9/8/chartex" xmlns:cx2="http://schemas.microsoft.com/office/drawing/2015/10/21/chartex" xmlns:cx3="http://schemas.microsoft.com/office/drawing/2016/5/9/chartex" xmlns:cx4="http://schemas.microsoft.com/office/drawing/2016/5/10/chartex" xmlns:cx5="http://schemas.microsoft.com/office/drawing/2016/5/11/chartex" xmlns:cx6="http://schemas.microsoft.com/office/drawing/2016/5/12/chartex" xmlns:cx7="http://schemas.microsoft.com/office/drawing/2016/5/13/chartex" xmlns:cx8="http://schemas.microsoft.com/office/drawing/2016/5/14/chartex" xmlns:mc="http://schemas.openxmlformats.org/markup-compatibility/2006" xmlns:aink="http://schemas.microsoft.com/office/drawing/2016/ink" xmlns:am3d="http://schemas.microsoft.com/office/drawing/2017/model3d" xmlns:o="urn:schemas-microsoft-com:office:office" xmlns:r="http://schemas.openxmlformats.org/officeDocument/2006/relationships" xmlns:m="http://schemas.openxmlformats.org/officeDocument/2006/math" xmlns:v="urn:schemas-microsoft-com:vml" xmlns:wp14="http://schemas.microsoft.com/office/word/2010/wordprocessingDrawing" xmlns:wp="http://schemas.openxmlformats.org/drawingml/2006/wordprocessingDrawing" xmlns:w10="urn:schemas-microsoft-com:office:word" xmlns:w="http://schemas.openxmlformats.org/wordprocessingml/2006/main" xmlns:w14="http://schemas.microsoft.com/office/word/2010/wordml" xmlns:w15="http://schemas.microsoft.com/office/word/2012/wordml" xmlns:w16cex="http://schemas.microsoft.com/office/word/2018/wordml/cex" xmlns:w16cid="http://schemas.microsoft.com/office/word/2016/wordml/cid" xmlns:w16="http://schemas.microsoft.com/office/word/2018/wordml" xmlns:w16sdtdh="http://schemas.microsoft.com/office/word/2020/wordml/sdtdatahash" xmlns:w16se="http://schemas.microsoft.com/office/word/2015/wordml/symex" xmlns:wpg="http://schemas.microsoft.com/office/word/2010/wordprocessingGroup" xmlns:wpi="http://schemas.microsoft.com/office/word/2010/wordprocessingInk" xmlns:wne="http://schemas.microsoft.com/office/word/2006/wordml" xmlns:wps="http://schemas.microsoft.com/office/word/2010/wordprocessingShape" mc:Ignorable="w14 w15 w16se w16cid w16 w16cex w16sdtdh wp14">
   <w:footnote w:type="separator" w:id="-1">
     <w:p>
       <w:r>
@@ -2514,14 +1430,15 @@
   <w:docDefaults>
     <w:rPrDefault>
       <w:rPr>
-        <w:rFonts w:ascii="Times New Roman" w:hAnsi="Times New Roman" w:eastAsia="宋体" w:cs="Times New Roman"/>
+        <w:rFonts w:ascii="Times New Roman" w:eastAsia="宋体" w:hAnsi="Times New Roman" w:cs="Times New Roman"/>
         <w:sz w:val="21"/>
         <w:szCs w:val="21"/>
+        <w:lang w:val="en-US" w:eastAsia="zh-CN" w:bidi="ar-SA"/>
       </w:rPr>
     </w:rPrDefault>
     <w:pPrDefault>
       <w:pPr>
-        <w:spacing w:before="0" w:after="0" w:line="300" w:lineRule="auto"/>
+        <w:spacing w:line="300" w:lineRule="auto"/>
       </w:pPr>
     </w:pPrDefault>
   </w:docDefaults>

--- a/高中物理/高中物理同步/人教版必修3 第13章 电磁感应与电磁波初步·实验卷（1题1条）.docx
+++ b/高中物理/高中物理同步/人教版必修3 第13章 电磁感应与电磁波初步·实验卷（1题1条）.docx
@@ -1349,7 +1349,7 @@
 <w:ftr xmlns:wpc="http://schemas.microsoft.com/office/word/2010/wordprocessingCanvas" xmlns:cx="http://schemas.microsoft.com/office/drawing/2014/chartex" xmlns:cx1="http://schemas.microsoft.com/office/drawing/2015/9/8/chartex" xmlns:cx2="http://schemas.microsoft.com/office/drawing/2015/10/21/chartex" xmlns:cx3="http://schemas.microsoft.com/office/drawing/2016/5/9/chartex" xmlns:cx4="http://schemas.microsoft.com/office/drawing/2016/5/10/chartex" xmlns:cx5="http://schemas.microsoft.com/office/drawing/2016/5/11/chartex" xmlns:cx6="http://schemas.microsoft.com/office/drawing/2016/5/12/chartex" xmlns:cx7="http://schemas.microsoft.com/office/drawing/2016/5/13/chartex" xmlns:cx8="http://schemas.microsoft.com/office/drawing/2016/5/14/chartex" xmlns:mc="http://schemas.openxmlformats.org/markup-compatibility/2006" xmlns:aink="http://schemas.microsoft.com/office/drawing/2016/ink" xmlns:am3d="http://schemas.microsoft.com/office/drawing/2017/model3d" xmlns:o="urn:schemas-microsoft-com:office:office" xmlns:r="http://schemas.openxmlformats.org/officeDocument/2006/relationships" xmlns:m="http://schemas.openxmlformats.org/officeDocument/2006/math" xmlns:v="urn:schemas-microsoft-com:vml" xmlns:wp14="http://schemas.microsoft.com/office/word/2010/wordprocessingDrawing" xmlns:wp="http://schemas.openxmlformats.org/drawingml/2006/wordprocessingDrawing" xmlns:w10="urn:schemas-microsoft-com:office:word" xmlns:w="http://schemas.openxmlformats.org/wordprocessingml/2006/main" xmlns:w14="http://schemas.microsoft.com/office/word/2010/wordml" xmlns:w15="http://schemas.microsoft.com/office/word/2012/wordml" xmlns:w16cex="http://schemas.microsoft.com/office/word/2018/wordml/cex" xmlns:w16cid="http://schemas.microsoft.com/office/word/2016/wordml/cid" xmlns:w16="http://schemas.microsoft.com/office/word/2018/wordml" xmlns:w16sdtdh="http://schemas.microsoft.com/office/word/2020/wordml/sdtdatahash" xmlns:w16se="http://schemas.microsoft.com/office/word/2015/wordml/symex" xmlns:wpg="http://schemas.microsoft.com/office/word/2010/wordprocessingGroup" xmlns:wpi="http://schemas.microsoft.com/office/word/2010/wordprocessingInk" xmlns:wne="http://schemas.microsoft.com/office/word/2006/wordml" xmlns:wps="http://schemas.microsoft.com/office/word/2010/wordprocessingShape" mc:Ignorable="w14 w15 w16se w16cid w16 w16cex w16sdtdh wp14">
   <w:p>
     <w:pPr>
-      <w:jc w:val="center"/>
+      <w:jc w:val="left"/>
     </w:pPr>
     <w:r>
       <w:t>第</w:t>

--- a/高中物理/高中物理同步/人教版必修3 第13章 电磁感应与电磁波初步·实验卷（1题1条）.docx
+++ b/高中物理/高中物理同步/人教版必修3 第13章 电磁感应与电磁波初步·实验卷（1题1条）.docx
@@ -89,48 +89,6 @@
       <w:pPr>
         <w:jc w:val="left"/>
       </w:pPr>
-      <w:r>
-        <w:rPr>
-          <w:noProof/>
-        </w:rPr>
-        <w:drawing>
-          <wp:inline distT="0" distB="0" distL="0" distR="0" wp14:anchorId="5D2A61E6" wp14:editId="3DFAAD7D">
-            <wp:extent cx="1752600" cy="1790700"/>
-            <wp:effectExtent l="0" t="0" r="0" b="0"/>
-            <wp:docPr id="100063" name="图片 100063" descr="@@@baf0b9e9-5687-40e9-9d3c-0fcc37e1338b"/>
-            <wp:cNvGraphicFramePr>
-              <a:graphicFrameLocks xmlns:a="http://schemas.openxmlformats.org/drawingml/2006/main" noChangeAspect="1"/>
-            </wp:cNvGraphicFramePr>
-            <a:graphic xmlns:a="http://schemas.openxmlformats.org/drawingml/2006/main">
-              <a:graphicData uri="http://schemas.openxmlformats.org/drawingml/2006/picture">
-                <pic:pic xmlns:pic="http://schemas.openxmlformats.org/drawingml/2006/picture">
-                  <pic:nvPicPr>
-                    <pic:cNvPr id="100063" name=""/>
-                    <pic:cNvPicPr>
-                      <a:picLocks noChangeAspect="1"/>
-                    </pic:cNvPicPr>
-                  </pic:nvPicPr>
-                  <pic:blipFill>
-                    <a:blip r:embed="rId7"/>
-                    <a:stretch>
-                      <a:fillRect/>
-                    </a:stretch>
-                  </pic:blipFill>
-                  <pic:spPr>
-                    <a:xfrm>
-                      <a:off x="0" y="0"/>
-                      <a:ext cx="1752600" cy="1790700"/>
-                    </a:xfrm>
-                    <a:prstGeom prst="rect">
-                      <a:avLst/>
-                    </a:prstGeom>
-                  </pic:spPr>
-                </pic:pic>
-              </a:graphicData>
-            </a:graphic>
-          </wp:inline>
-        </w:drawing>
-      </w:r>
     </w:p>
     <w:p>
       <w:pPr>
@@ -629,48 +587,6 @@
       <w:pPr>
         <w:jc w:val="left"/>
       </w:pPr>
-      <w:r>
-        <w:rPr>
-          <w:noProof/>
-        </w:rPr>
-        <w:drawing>
-          <wp:inline distT="0" distB="0" distL="0" distR="0" wp14:anchorId="52A4A9FB" wp14:editId="1219E76A">
-            <wp:extent cx="1752600" cy="1790700"/>
-            <wp:effectExtent l="0" t="0" r="0" b="0"/>
-            <wp:docPr id="1" name="图片 1" descr="@@@baf0b9e9-5687-40e9-9d3c-0fcc37e1338b"/>
-            <wp:cNvGraphicFramePr>
-              <a:graphicFrameLocks xmlns:a="http://schemas.openxmlformats.org/drawingml/2006/main" noChangeAspect="1"/>
-            </wp:cNvGraphicFramePr>
-            <a:graphic xmlns:a="http://schemas.openxmlformats.org/drawingml/2006/main">
-              <a:graphicData uri="http://schemas.openxmlformats.org/drawingml/2006/picture">
-                <pic:pic xmlns:pic="http://schemas.openxmlformats.org/drawingml/2006/picture">
-                  <pic:nvPicPr>
-                    <pic:cNvPr id="100063" name=""/>
-                    <pic:cNvPicPr>
-                      <a:picLocks noChangeAspect="1"/>
-                    </pic:cNvPicPr>
-                  </pic:nvPicPr>
-                  <pic:blipFill>
-                    <a:blip r:embed="rId7"/>
-                    <a:stretch>
-                      <a:fillRect/>
-                    </a:stretch>
-                  </pic:blipFill>
-                  <pic:spPr>
-                    <a:xfrm>
-                      <a:off x="0" y="0"/>
-                      <a:ext cx="1752600" cy="1790700"/>
-                    </a:xfrm>
-                    <a:prstGeom prst="rect">
-                      <a:avLst/>
-                    </a:prstGeom>
-                  </pic:spPr>
-                </pic:pic>
-              </a:graphicData>
-            </a:graphic>
-          </wp:inline>
-        </w:drawing>
-      </w:r>
     </w:p>
     <w:p>
       <w:pPr>
@@ -1271,48 +1187,6 @@
       <w:pPr>
         <w:jc w:val="left"/>
       </w:pPr>
-      <w:r>
-        <w:rPr>
-          <w:noProof/>
-        </w:rPr>
-        <w:drawing>
-          <wp:inline distT="0" distB="0" distL="0" distR="0" wp14:anchorId="498A2A1A" wp14:editId="547DF5AB">
-            <wp:extent cx="1752600" cy="1790700"/>
-            <wp:effectExtent l="0" t="0" r="0" b="0"/>
-            <wp:docPr id="3" name="图片 3" descr="@@@baf0b9e9-5687-40e9-9d3c-0fcc37e1338b"/>
-            <wp:cNvGraphicFramePr>
-              <a:graphicFrameLocks xmlns:a="http://schemas.openxmlformats.org/drawingml/2006/main" noChangeAspect="1"/>
-            </wp:cNvGraphicFramePr>
-            <a:graphic xmlns:a="http://schemas.openxmlformats.org/drawingml/2006/main">
-              <a:graphicData uri="http://schemas.openxmlformats.org/drawingml/2006/picture">
-                <pic:pic xmlns:pic="http://schemas.openxmlformats.org/drawingml/2006/picture">
-                  <pic:nvPicPr>
-                    <pic:cNvPr id="100063" name=""/>
-                    <pic:cNvPicPr>
-                      <a:picLocks noChangeAspect="1"/>
-                    </pic:cNvPicPr>
-                  </pic:nvPicPr>
-                  <pic:blipFill>
-                    <a:blip r:embed="rId7"/>
-                    <a:stretch>
-                      <a:fillRect/>
-                    </a:stretch>
-                  </pic:blipFill>
-                  <pic:spPr>
-                    <a:xfrm>
-                      <a:off x="0" y="0"/>
-                      <a:ext cx="1752600" cy="1790700"/>
-                    </a:xfrm>
-                    <a:prstGeom prst="rect">
-                      <a:avLst/>
-                    </a:prstGeom>
-                  </pic:spPr>
-                </pic:pic>
-              </a:graphicData>
-            </a:graphic>
-          </wp:inline>
-        </w:drawing>
-      </w:r>
     </w:p>
     <w:sectPr>
       <w:footerReference w:type="default" r:id="rId13"/>
@@ -1352,54 +1226,115 @@
       <w:jc w:val="left"/>
     </w:pPr>
     <w:r>
+      <w:rPr>
+        <w:rFonts w:ascii="Times New Roman" w:hAnsi="Times New Roman" w:eastAsia="宋体"/>
+        <w:sz w:val="21"/>
+        <w:szCs w:val="21"/>
+      </w:rPr>
       <w:t>第</w:t>
     </w:r>
     <w:r>
+      <w:rPr>
+        <w:rFonts w:ascii="Times New Roman" w:hAnsi="Times New Roman" w:eastAsia="宋体"/>
+        <w:sz w:val="21"/>
+        <w:szCs w:val="21"/>
+      </w:rPr>
       <w:t>13</w:t>
     </w:r>
     <w:r>
+      <w:rPr>
+        <w:rFonts w:ascii="Times New Roman" w:hAnsi="Times New Roman" w:eastAsia="宋体"/>
+        <w:sz w:val="21"/>
+        <w:szCs w:val="21"/>
+      </w:rPr>
       <w:t>章</w:t>
     </w:r>
     <w:r>
+      <w:rPr>
+        <w:rFonts w:ascii="Times New Roman" w:hAnsi="Times New Roman" w:eastAsia="宋体"/>
+        <w:sz w:val="21"/>
+        <w:szCs w:val="21"/>
+      </w:rPr>
       <w:t>·</w:t>
     </w:r>
     <w:r>
+      <w:rPr>
+        <w:rFonts w:ascii="Times New Roman" w:hAnsi="Times New Roman" w:eastAsia="宋体"/>
+        <w:sz w:val="21"/>
+        <w:szCs w:val="21"/>
+      </w:rPr>
       <w:t>实验　第</w:t>
     </w:r>
     <w:r>
+      <w:rPr>
+        <w:rFonts w:ascii="Times New Roman" w:hAnsi="Times New Roman" w:eastAsia="宋体"/>
+        <w:sz w:val="21"/>
+        <w:szCs w:val="21"/>
+      </w:rPr>
       <w:fldChar w:fldCharType="begin"/>
     </w:r>
     <w:r>
+      <w:rPr>
+        <w:rFonts w:ascii="Times New Roman" w:hAnsi="Times New Roman" w:eastAsia="宋体"/>
+        <w:sz w:val="21"/>
+        <w:szCs w:val="21"/>
+      </w:rPr>
       <w:instrText xml:space="preserve"> PAGE </w:instrText>
     </w:r>
     <w:r>
+      <w:rPr>
+        <w:rFonts w:ascii="Times New Roman" w:hAnsi="Times New Roman" w:eastAsia="宋体"/>
+        <w:sz w:val="21"/>
+        <w:szCs w:val="21"/>
+      </w:rPr>
       <w:fldChar w:fldCharType="separate"/>
     </w:r>
     <w:r>
+      <w:rPr>
+        <w:rFonts w:ascii="Times New Roman" w:hAnsi="Times New Roman" w:eastAsia="宋体"/>
+        <w:sz w:val="21"/>
+        <w:szCs w:val="21"/>
+      </w:rPr>
       <w:t>1</w:t>
     </w:r>
     <w:r>
+      <w:rPr>
+        <w:rFonts w:ascii="Times New Roman" w:hAnsi="Times New Roman" w:eastAsia="宋体"/>
+        <w:sz w:val="21"/>
+        <w:szCs w:val="21"/>
+      </w:rPr>
       <w:fldChar w:fldCharType="end"/>
     </w:r>
     <w:r>
+      <w:rPr>
+        <w:rFonts w:ascii="Times New Roman" w:hAnsi="Times New Roman" w:eastAsia="宋体"/>
+        <w:sz w:val="21"/>
+        <w:szCs w:val="21"/>
+      </w:rPr>
       <w:t>页（共</w:t>
     </w:r>
     <w:r>
+      <w:rPr>
+        <w:rFonts w:ascii="Times New Roman" w:hAnsi="Times New Roman" w:eastAsia="宋体"/>
+        <w:sz w:val="21"/>
+        <w:szCs w:val="21"/>
+      </w:rPr>
       <w:fldChar w:fldCharType="begin"/>
     </w:r>
     <w:r>
-      <w:instrText xml:space="preserve"> NUMPAGES </w:instrText>
+      <w:rPr>
+        <w:rFonts w:ascii="Times New Roman" w:hAnsi="Times New Roman" w:eastAsia="宋体"/>
+        <w:sz w:val="21"/>
+        <w:szCs w:val="21"/>
+      </w:rPr>
+      <w:t>2</w:t>
     </w:r>
     <w:r>
-      <w:fldChar w:fldCharType="separate"/>
-    </w:r>
-    <w:r>
-      <w:t>3</w:t>
-    </w:r>
-    <w:r>
-      <w:fldChar w:fldCharType="end"/>
-    </w:r>
-    <w:r>
+      <w:rPr>
+        <w:rFonts w:ascii="Times New Roman" w:hAnsi="Times New Roman" w:eastAsia="宋体"/>
+        <w:sz w:val="21"/>
+        <w:szCs w:val="21"/>
+      </w:rPr>
       <w:t>页）</w:t>
     </w:r>
   </w:p>
@@ -1438,7 +1373,7 @@
     </w:rPrDefault>
     <w:pPrDefault>
       <w:pPr>
-        <w:spacing w:line="300" w:lineRule="auto"/>
+        <w:spacing w:line="300" w:lineRule="auto" w:before="0" w:after="0"/>
       </w:pPr>
     </w:pPrDefault>
   </w:docDefaults>

--- a/高中物理/高中物理同步/人教版必修3 第13章 电磁感应与电磁波初步·实验卷（1题1条）.docx
+++ b/高中物理/高中物理同步/人教版必修3 第13章 电磁感应与电磁波初步·实验卷（1题1条）.docx
@@ -147,7 +147,7 @@
       </w:r>
       <w:r>
         <w:rPr>
-          <w:shd w:val="clear" w:color="auto" w:fill="A6A6A6"/>
+          <w:shd w:val="clear" w:color="auto" w:fill="C9C9C9"/>
         </w:rPr>
         <w:t>有</w:t>
       </w:r>
@@ -165,7 +165,7 @@
       </w:r>
       <w:r>
         <w:rPr>
-          <w:shd w:val="clear" w:color="auto" w:fill="A6A6A6"/>
+          <w:shd w:val="clear" w:color="auto" w:fill="C9C9C9"/>
         </w:rPr>
         <w:t>无</w:t>
       </w:r>
@@ -309,7 +309,7 @@
       </w:r>
       <w:r>
         <w:rPr>
-          <w:shd w:val="clear" w:color="auto" w:fill="A6A6A6"/>
+          <w:shd w:val="clear" w:color="auto" w:fill="C9C9C9"/>
         </w:rPr>
         <w:t>有</w:t>
       </w:r>
@@ -318,7 +318,7 @@
       </w:r>
       <w:r>
         <w:rPr>
-          <w:shd w:val="clear" w:color="auto" w:fill="A6A6A6"/>
+          <w:shd w:val="clear" w:color="auto" w:fill="C9C9C9"/>
         </w:rPr>
         <w:t>无</w:t>
       </w:r>
@@ -390,7 +390,7 @@
       </w:r>
       <w:r>
         <w:rPr>
-          <w:shd w:val="clear" w:color="auto" w:fill="A6A6A6"/>
+          <w:shd w:val="clear" w:color="auto" w:fill="C9C9C9"/>
         </w:rPr>
         <w:t>有</w:t>
       </w:r>
@@ -405,7 +405,7 @@
       </w:r>
       <w:r>
         <w:rPr>
-          <w:shd w:val="clear" w:color="auto" w:fill="A6A6A6"/>
+          <w:shd w:val="clear" w:color="auto" w:fill="C9C9C9"/>
         </w:rPr>
         <w:t>有</w:t>
       </w:r>
@@ -420,7 +420,7 @@
       </w:r>
       <w:r>
         <w:rPr>
-          <w:shd w:val="clear" w:color="auto" w:fill="A6A6A6"/>
+          <w:shd w:val="clear" w:color="auto" w:fill="C9C9C9"/>
         </w:rPr>
         <w:t>无</w:t>
       </w:r>
